--- a/doc.docx
+++ b/doc.docx
@@ -13,7 +13,9 @@
           <w:lang w:val="en-IN"/>
         </w:rPr>
       </w:pPr>
-      <w:r>
+    </w:p>
+    <w:p>
+      <w:pPr>
         <w:rPr>
           <w:rFonts w:ascii="Times New Roman" w:hAnsi="Times New Roman" w:cs="Times New Roman"/>
           <w:b/>
@@ -22,9 +24,7 @@
           <w:szCs w:val="28"/>
           <w:lang w:val="en-IN"/>
         </w:rPr>
-        <w:t xml:space="preserve">SOURCE </w:t>
-      </w:r>
-      <w:proofErr w:type="gramStart"/>
+      </w:pPr>
       <w:r>
         <w:rPr>
           <w:rFonts w:ascii="Times New Roman" w:hAnsi="Times New Roman" w:cs="Times New Roman"/>
@@ -34,6 +34,18 @@
           <w:szCs w:val="28"/>
           <w:lang w:val="en-IN"/>
         </w:rPr>
+        <w:t xml:space="preserve">SOURCE </w:t>
+      </w:r>
+      <w:proofErr w:type="gramStart"/>
+      <w:r>
+        <w:rPr>
+          <w:rFonts w:ascii="Times New Roman" w:hAnsi="Times New Roman" w:cs="Times New Roman"/>
+          <w:b/>
+          <w:bCs/>
+          <w:sz w:val="28"/>
+          <w:szCs w:val="28"/>
+          <w:lang w:val="en-IN"/>
+        </w:rPr>
         <w:t>CODE :</w:t>
       </w:r>
       <w:proofErr w:type="gramEnd"/>
@@ -517,16 +529,6 @@
         </w:rPr>
         <w:tab/>
       </w:r>
-    </w:p>
-    <w:p>
-      <w:pPr>
-        <w:rPr>
-          <w:rFonts w:ascii="Times New Roman" w:hAnsi="Times New Roman" w:cs="Times New Roman"/>
-          <w:sz w:val="24"/>
-          <w:szCs w:val="24"/>
-          <w:lang w:val="en-IN"/>
-        </w:rPr>
-      </w:pPr>
     </w:p>
     <w:p>
       <w:pPr>
@@ -691,9 +693,9 @@
               <wp:align>center</wp:align>
             </wp:positionH>
             <wp:positionV relativeFrom="paragraph">
-              <wp:posOffset>84617</wp:posOffset>
+              <wp:posOffset>337820</wp:posOffset>
             </wp:positionV>
-            <wp:extent cx="2862374" cy="4072270"/>
+            <wp:extent cx="2857500" cy="4076700"/>
             <wp:effectExtent l="19050" t="0" r="0" b="0"/>
             <wp:wrapNone/>
             <wp:docPr id="4" name="Picture 4"/>
@@ -710,7 +712,7 @@
                     </pic:cNvPicPr>
                   </pic:nvPicPr>
                   <pic:blipFill>
-                    <a:blip r:embed="rId4" cstate="print"/>
+                    <a:blip r:embed="rId6" cstate="print"/>
                     <a:srcRect/>
                     <a:stretch>
                       <a:fillRect/>
@@ -719,7 +721,7 @@
                   <pic:spPr bwMode="auto">
                     <a:xfrm>
                       <a:off x="0" y="0"/>
-                      <a:ext cx="2862374" cy="4072270"/>
+                      <a:ext cx="2857500" cy="4076700"/>
                     </a:xfrm>
                     <a:prstGeom prst="rect">
                       <a:avLst/>
@@ -750,11 +752,119 @@
           <w:lang w:val="en-IN"/>
         </w:rPr>
       </w:pPr>
-      <w:r>
-        <w:rPr>
-          <w:rFonts w:ascii="Times New Roman" w:hAnsi="Times New Roman" w:cs="Times New Roman"/>
-          <w:b/>
-          <w:bCs/>
+    </w:p>
+    <w:p>
+      <w:pPr>
+        <w:rPr>
+          <w:rFonts w:ascii="Times New Roman" w:hAnsi="Times New Roman" w:cs="Times New Roman"/>
+          <w:sz w:val="28"/>
+          <w:szCs w:val="28"/>
+          <w:lang w:val="en-IN"/>
+        </w:rPr>
+      </w:pPr>
+    </w:p>
+    <w:p>
+      <w:pPr>
+        <w:rPr>
+          <w:rFonts w:ascii="Times New Roman" w:hAnsi="Times New Roman" w:cs="Times New Roman"/>
+          <w:sz w:val="28"/>
+          <w:szCs w:val="28"/>
+          <w:lang w:val="en-IN"/>
+        </w:rPr>
+      </w:pPr>
+    </w:p>
+    <w:p>
+      <w:pPr>
+        <w:rPr>
+          <w:rFonts w:ascii="Times New Roman" w:hAnsi="Times New Roman" w:cs="Times New Roman"/>
+          <w:sz w:val="28"/>
+          <w:szCs w:val="28"/>
+          <w:lang w:val="en-IN"/>
+        </w:rPr>
+      </w:pPr>
+    </w:p>
+    <w:p>
+      <w:pPr>
+        <w:rPr>
+          <w:rFonts w:ascii="Times New Roman" w:hAnsi="Times New Roman" w:cs="Times New Roman"/>
+          <w:sz w:val="28"/>
+          <w:szCs w:val="28"/>
+          <w:lang w:val="en-IN"/>
+        </w:rPr>
+      </w:pPr>
+    </w:p>
+    <w:p>
+      <w:pPr>
+        <w:rPr>
+          <w:rFonts w:ascii="Times New Roman" w:hAnsi="Times New Roman" w:cs="Times New Roman"/>
+          <w:sz w:val="28"/>
+          <w:szCs w:val="28"/>
+          <w:lang w:val="en-IN"/>
+        </w:rPr>
+      </w:pPr>
+    </w:p>
+    <w:p>
+      <w:pPr>
+        <w:rPr>
+          <w:rFonts w:ascii="Times New Roman" w:hAnsi="Times New Roman" w:cs="Times New Roman"/>
+          <w:sz w:val="28"/>
+          <w:szCs w:val="28"/>
+          <w:lang w:val="en-IN"/>
+        </w:rPr>
+      </w:pPr>
+    </w:p>
+    <w:p>
+      <w:pPr>
+        <w:rPr>
+          <w:rFonts w:ascii="Times New Roman" w:hAnsi="Times New Roman" w:cs="Times New Roman"/>
+          <w:sz w:val="28"/>
+          <w:szCs w:val="28"/>
+          <w:lang w:val="en-IN"/>
+        </w:rPr>
+      </w:pPr>
+    </w:p>
+    <w:p>
+      <w:pPr>
+        <w:rPr>
+          <w:rFonts w:ascii="Times New Roman" w:hAnsi="Times New Roman" w:cs="Times New Roman"/>
+          <w:sz w:val="28"/>
+          <w:szCs w:val="28"/>
+          <w:lang w:val="en-IN"/>
+        </w:rPr>
+      </w:pPr>
+    </w:p>
+    <w:p>
+      <w:pPr>
+        <w:rPr>
+          <w:rFonts w:ascii="Times New Roman" w:hAnsi="Times New Roman" w:cs="Times New Roman"/>
+          <w:sz w:val="28"/>
+          <w:szCs w:val="28"/>
+          <w:lang w:val="en-IN"/>
+        </w:rPr>
+      </w:pPr>
+    </w:p>
+    <w:p>
+      <w:pPr>
+        <w:rPr>
+          <w:rFonts w:ascii="Times New Roman" w:hAnsi="Times New Roman" w:cs="Times New Roman"/>
+          <w:sz w:val="28"/>
+          <w:szCs w:val="28"/>
+          <w:lang w:val="en-IN"/>
+        </w:rPr>
+      </w:pPr>
+    </w:p>
+    <w:p>
+      <w:pPr>
+        <w:rPr>
+          <w:rFonts w:ascii="Times New Roman" w:hAnsi="Times New Roman" w:cs="Times New Roman"/>
+          <w:sz w:val="28"/>
+          <w:szCs w:val="28"/>
+          <w:lang w:val="en-IN"/>
+        </w:rPr>
+      </w:pPr>
+      <w:r>
+        <w:rPr>
+          <w:rFonts w:ascii="Times New Roman" w:hAnsi="Times New Roman" w:cs="Times New Roman"/>
           <w:noProof/>
           <w:sz w:val="28"/>
           <w:szCs w:val="28"/>
@@ -767,9 +877,9 @@
               <wp:align>center</wp:align>
             </wp:positionH>
             <wp:positionV relativeFrom="paragraph">
-              <wp:posOffset>4070749</wp:posOffset>
+              <wp:posOffset>335915</wp:posOffset>
             </wp:positionV>
-            <wp:extent cx="3851201" cy="3327990"/>
+            <wp:extent cx="3848100" cy="3333750"/>
             <wp:effectExtent l="19050" t="0" r="0" b="0"/>
             <wp:wrapNone/>
             <wp:docPr id="1" name="Picture 1"/>
@@ -786,7 +896,7 @@
                     </pic:cNvPicPr>
                   </pic:nvPicPr>
                   <pic:blipFill>
-                    <a:blip r:embed="rId5" cstate="print"/>
+                    <a:blip r:embed="rId7" cstate="print"/>
                     <a:srcRect/>
                     <a:stretch>
                       <a:fillRect/>
@@ -795,7 +905,7 @@
                   <pic:spPr bwMode="auto">
                     <a:xfrm>
                       <a:off x="0" y="0"/>
-                      <a:ext cx="3851201" cy="3327990"/>
+                      <a:ext cx="3848100" cy="3333750"/>
                     </a:xfrm>
                     <a:prstGeom prst="rect">
                       <a:avLst/>
@@ -817,116 +927,6 @@
     </w:p>
     <w:p>
       <w:pPr>
-        <w:rPr>
-          <w:rFonts w:ascii="Times New Roman" w:hAnsi="Times New Roman" w:cs="Times New Roman"/>
-          <w:sz w:val="28"/>
-          <w:szCs w:val="28"/>
-          <w:lang w:val="en-IN"/>
-        </w:rPr>
-      </w:pPr>
-    </w:p>
-    <w:p>
-      <w:pPr>
-        <w:rPr>
-          <w:rFonts w:ascii="Times New Roman" w:hAnsi="Times New Roman" w:cs="Times New Roman"/>
-          <w:sz w:val="28"/>
-          <w:szCs w:val="28"/>
-          <w:lang w:val="en-IN"/>
-        </w:rPr>
-      </w:pPr>
-    </w:p>
-    <w:p>
-      <w:pPr>
-        <w:rPr>
-          <w:rFonts w:ascii="Times New Roman" w:hAnsi="Times New Roman" w:cs="Times New Roman"/>
-          <w:sz w:val="28"/>
-          <w:szCs w:val="28"/>
-          <w:lang w:val="en-IN"/>
-        </w:rPr>
-      </w:pPr>
-    </w:p>
-    <w:p>
-      <w:pPr>
-        <w:rPr>
-          <w:rFonts w:ascii="Times New Roman" w:hAnsi="Times New Roman" w:cs="Times New Roman"/>
-          <w:sz w:val="28"/>
-          <w:szCs w:val="28"/>
-          <w:lang w:val="en-IN"/>
-        </w:rPr>
-      </w:pPr>
-    </w:p>
-    <w:p>
-      <w:pPr>
-        <w:rPr>
-          <w:rFonts w:ascii="Times New Roman" w:hAnsi="Times New Roman" w:cs="Times New Roman"/>
-          <w:sz w:val="28"/>
-          <w:szCs w:val="28"/>
-          <w:lang w:val="en-IN"/>
-        </w:rPr>
-      </w:pPr>
-    </w:p>
-    <w:p>
-      <w:pPr>
-        <w:rPr>
-          <w:rFonts w:ascii="Times New Roman" w:hAnsi="Times New Roman" w:cs="Times New Roman"/>
-          <w:sz w:val="28"/>
-          <w:szCs w:val="28"/>
-          <w:lang w:val="en-IN"/>
-        </w:rPr>
-      </w:pPr>
-    </w:p>
-    <w:p>
-      <w:pPr>
-        <w:rPr>
-          <w:rFonts w:ascii="Times New Roman" w:hAnsi="Times New Roman" w:cs="Times New Roman"/>
-          <w:sz w:val="28"/>
-          <w:szCs w:val="28"/>
-          <w:lang w:val="en-IN"/>
-        </w:rPr>
-      </w:pPr>
-    </w:p>
-    <w:p>
-      <w:pPr>
-        <w:rPr>
-          <w:rFonts w:ascii="Times New Roman" w:hAnsi="Times New Roman" w:cs="Times New Roman"/>
-          <w:sz w:val="28"/>
-          <w:szCs w:val="28"/>
-          <w:lang w:val="en-IN"/>
-        </w:rPr>
-      </w:pPr>
-    </w:p>
-    <w:p>
-      <w:pPr>
-        <w:rPr>
-          <w:rFonts w:ascii="Times New Roman" w:hAnsi="Times New Roman" w:cs="Times New Roman"/>
-          <w:sz w:val="28"/>
-          <w:szCs w:val="28"/>
-          <w:lang w:val="en-IN"/>
-        </w:rPr>
-      </w:pPr>
-    </w:p>
-    <w:p>
-      <w:pPr>
-        <w:rPr>
-          <w:rFonts w:ascii="Times New Roman" w:hAnsi="Times New Roman" w:cs="Times New Roman"/>
-          <w:sz w:val="28"/>
-          <w:szCs w:val="28"/>
-          <w:lang w:val="en-IN"/>
-        </w:rPr>
-      </w:pPr>
-    </w:p>
-    <w:p>
-      <w:pPr>
-        <w:rPr>
-          <w:rFonts w:ascii="Times New Roman" w:hAnsi="Times New Roman" w:cs="Times New Roman"/>
-          <w:sz w:val="28"/>
-          <w:szCs w:val="28"/>
-          <w:lang w:val="en-IN"/>
-        </w:rPr>
-      </w:pPr>
-    </w:p>
-    <w:p>
-      <w:pPr>
         <w:tabs>
           <w:tab w:val="left" w:pos="8004"/>
         </w:tabs>
@@ -946,19 +946,6 @@
         </w:rPr>
         <w:tab/>
       </w:r>
-    </w:p>
-    <w:p>
-      <w:pPr>
-        <w:tabs>
-          <w:tab w:val="left" w:pos="8004"/>
-        </w:tabs>
-        <w:rPr>
-          <w:rFonts w:ascii="Times New Roman" w:hAnsi="Times New Roman" w:cs="Times New Roman"/>
-          <w:sz w:val="28"/>
-          <w:szCs w:val="28"/>
-          <w:lang w:val="en-IN"/>
-        </w:rPr>
-      </w:pPr>
     </w:p>
     <w:p>
       <w:pPr>
@@ -1078,7 +1065,12 @@
           <w:lang w:val="en-IN"/>
         </w:rPr>
       </w:pPr>
-      <w:r>
+    </w:p>
+    <w:p>
+      <w:pPr>
+        <w:tabs>
+          <w:tab w:val="left" w:pos="8004"/>
+        </w:tabs>
         <w:rPr>
           <w:rFonts w:ascii="Times New Roman" w:hAnsi="Times New Roman" w:cs="Times New Roman"/>
           <w:b/>
@@ -1087,11 +1079,13 @@
           <w:szCs w:val="28"/>
           <w:lang w:val="en-IN"/>
         </w:rPr>
-        <w:lastRenderedPageBreak/>
-        <w:t xml:space="preserve">SOURCE </w:t>
-      </w:r>
-      <w:proofErr w:type="gramStart"/>
-      <w:r>
+      </w:pPr>
+    </w:p>
+    <w:p>
+      <w:pPr>
+        <w:tabs>
+          <w:tab w:val="left" w:pos="8004"/>
+        </w:tabs>
         <w:rPr>
           <w:rFonts w:ascii="Times New Roman" w:hAnsi="Times New Roman" w:cs="Times New Roman"/>
           <w:b/>
@@ -1100,8 +1094,7 @@
           <w:szCs w:val="28"/>
           <w:lang w:val="en-IN"/>
         </w:rPr>
-        <w:t>CODE</w:t>
-      </w:r>
+      </w:pPr>
       <w:r>
         <w:rPr>
           <w:rFonts w:ascii="Times New Roman" w:hAnsi="Times New Roman" w:cs="Times New Roman"/>
@@ -1111,8 +1104,9 @@
           <w:szCs w:val="28"/>
           <w:lang w:val="en-IN"/>
         </w:rPr>
-        <w:t xml:space="preserve"> </w:t>
-      </w:r>
+        <w:t xml:space="preserve">SOURCE </w:t>
+      </w:r>
+      <w:proofErr w:type="gramStart"/>
       <w:r>
         <w:rPr>
           <w:rFonts w:ascii="Times New Roman" w:hAnsi="Times New Roman" w:cs="Times New Roman"/>
@@ -1122,685 +1116,9 @@
           <w:szCs w:val="28"/>
           <w:lang w:val="en-IN"/>
         </w:rPr>
-        <w:t>:</w:t>
-      </w:r>
-      <w:proofErr w:type="gramEnd"/>
-    </w:p>
-    <w:p>
-      <w:pPr>
-        <w:tabs>
-          <w:tab w:val="left" w:pos="8004"/>
-        </w:tabs>
-        <w:rPr>
-          <w:rFonts w:ascii="Times New Roman" w:hAnsi="Times New Roman" w:cs="Times New Roman"/>
-          <w:sz w:val="28"/>
-          <w:szCs w:val="28"/>
-          <w:lang w:val="en-IN"/>
-        </w:rPr>
-      </w:pPr>
-      <w:proofErr w:type="gramStart"/>
-      <w:r>
-        <w:rPr>
-          <w:rFonts w:ascii="Times New Roman" w:hAnsi="Times New Roman" w:cs="Times New Roman"/>
-          <w:sz w:val="28"/>
-          <w:szCs w:val="28"/>
-          <w:lang w:val="en-IN"/>
-        </w:rPr>
-        <w:t>import</w:t>
-      </w:r>
-      <w:proofErr w:type="gramEnd"/>
-      <w:r>
-        <w:rPr>
-          <w:rFonts w:ascii="Times New Roman" w:hAnsi="Times New Roman" w:cs="Times New Roman"/>
-          <w:sz w:val="28"/>
-          <w:szCs w:val="28"/>
-          <w:lang w:val="en-IN"/>
-        </w:rPr>
-        <w:t xml:space="preserve"> cv2</w:t>
-      </w:r>
-    </w:p>
-    <w:p>
-      <w:pPr>
-        <w:tabs>
-          <w:tab w:val="left" w:pos="8004"/>
-        </w:tabs>
-        <w:rPr>
-          <w:rFonts w:ascii="Times New Roman" w:hAnsi="Times New Roman" w:cs="Times New Roman"/>
-          <w:sz w:val="28"/>
-          <w:szCs w:val="28"/>
-          <w:lang w:val="en-IN"/>
-        </w:rPr>
-      </w:pPr>
-      <w:proofErr w:type="spellStart"/>
-      <w:proofErr w:type="gramStart"/>
-      <w:r>
-        <w:rPr>
-          <w:rFonts w:ascii="Times New Roman" w:hAnsi="Times New Roman" w:cs="Times New Roman"/>
-          <w:sz w:val="28"/>
-          <w:szCs w:val="28"/>
-          <w:lang w:val="en-IN"/>
-        </w:rPr>
-        <w:t>img</w:t>
-      </w:r>
-      <w:proofErr w:type="spellEnd"/>
-      <w:r>
-        <w:rPr>
-          <w:rFonts w:ascii="Times New Roman" w:hAnsi="Times New Roman" w:cs="Times New Roman"/>
-          <w:sz w:val="28"/>
-          <w:szCs w:val="28"/>
-          <w:lang w:val="en-IN"/>
-        </w:rPr>
-        <w:t>=</w:t>
-      </w:r>
-      <w:proofErr w:type="gramEnd"/>
-      <w:r>
-        <w:rPr>
-          <w:rFonts w:ascii="Times New Roman" w:hAnsi="Times New Roman" w:cs="Times New Roman"/>
-          <w:sz w:val="28"/>
-          <w:szCs w:val="28"/>
-          <w:lang w:val="en-IN"/>
-        </w:rPr>
-        <w:t>cv2.imread('black.jpg',cv2.IMREAD_COLOR)</w:t>
-      </w:r>
-    </w:p>
-    <w:p>
-      <w:pPr>
-        <w:tabs>
-          <w:tab w:val="left" w:pos="8004"/>
-        </w:tabs>
-        <w:rPr>
-          <w:rFonts w:ascii="Times New Roman" w:hAnsi="Times New Roman" w:cs="Times New Roman"/>
-          <w:sz w:val="28"/>
-          <w:szCs w:val="28"/>
-          <w:lang w:val="en-IN"/>
-        </w:rPr>
-      </w:pPr>
-      <w:r>
-        <w:rPr>
-          <w:rFonts w:ascii="Times New Roman" w:hAnsi="Times New Roman" w:cs="Times New Roman"/>
-          <w:sz w:val="28"/>
-          <w:szCs w:val="28"/>
-          <w:lang w:val="en-IN"/>
-        </w:rPr>
-        <w:t>Value=</w:t>
-      </w:r>
-      <w:proofErr w:type="spellStart"/>
-      <w:proofErr w:type="gramStart"/>
-      <w:r>
-        <w:rPr>
-          <w:rFonts w:ascii="Times New Roman" w:hAnsi="Times New Roman" w:cs="Times New Roman"/>
-          <w:sz w:val="28"/>
-          <w:szCs w:val="28"/>
-          <w:lang w:val="en-IN"/>
-        </w:rPr>
-        <w:t>img</w:t>
-      </w:r>
-      <w:proofErr w:type="spellEnd"/>
-      <w:r>
-        <w:rPr>
-          <w:rFonts w:ascii="Times New Roman" w:hAnsi="Times New Roman" w:cs="Times New Roman"/>
-          <w:sz w:val="28"/>
-          <w:szCs w:val="28"/>
-          <w:lang w:val="en-IN"/>
-        </w:rPr>
-        <w:t>[</w:t>
-      </w:r>
-      <w:proofErr w:type="gramEnd"/>
-      <w:r>
-        <w:rPr>
-          <w:rFonts w:ascii="Times New Roman" w:hAnsi="Times New Roman" w:cs="Times New Roman"/>
-          <w:sz w:val="28"/>
-          <w:szCs w:val="28"/>
-          <w:lang w:val="en-IN"/>
-        </w:rPr>
-        <w:t>10,10,:]</w:t>
-      </w:r>
-    </w:p>
-    <w:p>
-      <w:pPr>
-        <w:tabs>
-          <w:tab w:val="left" w:pos="8004"/>
-        </w:tabs>
-        <w:rPr>
-          <w:rFonts w:ascii="Times New Roman" w:hAnsi="Times New Roman" w:cs="Times New Roman"/>
-          <w:sz w:val="28"/>
-          <w:szCs w:val="28"/>
-          <w:lang w:val="en-IN"/>
-        </w:rPr>
-      </w:pPr>
-      <w:proofErr w:type="gramStart"/>
-      <w:r>
-        <w:rPr>
-          <w:rFonts w:ascii="Times New Roman" w:hAnsi="Times New Roman" w:cs="Times New Roman"/>
-          <w:sz w:val="28"/>
-          <w:szCs w:val="28"/>
-          <w:lang w:val="en-IN"/>
-        </w:rPr>
-        <w:t>print(</w:t>
-      </w:r>
-      <w:proofErr w:type="gramEnd"/>
-      <w:r>
-        <w:rPr>
-          <w:rFonts w:ascii="Times New Roman" w:hAnsi="Times New Roman" w:cs="Times New Roman"/>
-          <w:sz w:val="28"/>
-          <w:szCs w:val="28"/>
-          <w:lang w:val="en-IN"/>
-        </w:rPr>
-        <w:t>"Accessing Pixel Values :",Value)</w:t>
-      </w:r>
-    </w:p>
-    <w:p>
-      <w:pPr>
-        <w:tabs>
-          <w:tab w:val="left" w:pos="8004"/>
-        </w:tabs>
-        <w:rPr>
-          <w:rFonts w:ascii="Times New Roman" w:hAnsi="Times New Roman" w:cs="Times New Roman"/>
-          <w:sz w:val="28"/>
-          <w:szCs w:val="28"/>
-          <w:lang w:val="en-IN"/>
-        </w:rPr>
-      </w:pPr>
-      <w:proofErr w:type="gramStart"/>
-      <w:r>
-        <w:rPr>
-          <w:rFonts w:ascii="Times New Roman" w:hAnsi="Times New Roman" w:cs="Times New Roman"/>
-          <w:sz w:val="28"/>
-          <w:szCs w:val="28"/>
-          <w:lang w:val="en-IN"/>
-        </w:rPr>
-        <w:t>for</w:t>
-      </w:r>
-      <w:proofErr w:type="gramEnd"/>
-      <w:r>
-        <w:rPr>
-          <w:rFonts w:ascii="Times New Roman" w:hAnsi="Times New Roman" w:cs="Times New Roman"/>
-          <w:sz w:val="28"/>
-          <w:szCs w:val="28"/>
-          <w:lang w:val="en-IN"/>
-        </w:rPr>
-        <w:t xml:space="preserve"> j in range (10,50):</w:t>
-      </w:r>
-    </w:p>
-    <w:p>
-      <w:pPr>
-        <w:tabs>
-          <w:tab w:val="left" w:pos="8004"/>
-        </w:tabs>
-        <w:rPr>
-          <w:rFonts w:ascii="Times New Roman" w:hAnsi="Times New Roman" w:cs="Times New Roman"/>
-          <w:sz w:val="28"/>
-          <w:szCs w:val="28"/>
-          <w:lang w:val="en-IN"/>
-        </w:rPr>
-      </w:pPr>
-      <w:r>
-        <w:rPr>
-          <w:rFonts w:ascii="Times New Roman" w:hAnsi="Times New Roman" w:cs="Times New Roman"/>
-          <w:sz w:val="28"/>
-          <w:szCs w:val="28"/>
-          <w:lang w:val="en-IN"/>
-        </w:rPr>
-        <w:t xml:space="preserve">    </w:t>
-      </w:r>
-      <w:proofErr w:type="gramStart"/>
-      <w:r>
-        <w:rPr>
-          <w:rFonts w:ascii="Times New Roman" w:hAnsi="Times New Roman" w:cs="Times New Roman"/>
-          <w:sz w:val="28"/>
-          <w:szCs w:val="28"/>
-          <w:lang w:val="en-IN"/>
-        </w:rPr>
-        <w:t>for</w:t>
-      </w:r>
-      <w:proofErr w:type="gramEnd"/>
-      <w:r>
-        <w:rPr>
-          <w:rFonts w:ascii="Times New Roman" w:hAnsi="Times New Roman" w:cs="Times New Roman"/>
-          <w:sz w:val="28"/>
-          <w:szCs w:val="28"/>
-          <w:lang w:val="en-IN"/>
-        </w:rPr>
-        <w:t xml:space="preserve"> </w:t>
-      </w:r>
-      <w:proofErr w:type="spellStart"/>
-      <w:r>
-        <w:rPr>
-          <w:rFonts w:ascii="Times New Roman" w:hAnsi="Times New Roman" w:cs="Times New Roman"/>
-          <w:sz w:val="28"/>
-          <w:szCs w:val="28"/>
-          <w:lang w:val="en-IN"/>
-        </w:rPr>
-        <w:t>i</w:t>
-      </w:r>
-      <w:proofErr w:type="spellEnd"/>
-      <w:r>
-        <w:rPr>
-          <w:rFonts w:ascii="Times New Roman" w:hAnsi="Times New Roman" w:cs="Times New Roman"/>
-          <w:sz w:val="28"/>
-          <w:szCs w:val="28"/>
-          <w:lang w:val="en-IN"/>
-        </w:rPr>
-        <w:t xml:space="preserve"> in range(11,55):</w:t>
-      </w:r>
-    </w:p>
-    <w:p>
-      <w:pPr>
-        <w:tabs>
-          <w:tab w:val="left" w:pos="8004"/>
-        </w:tabs>
-        <w:rPr>
-          <w:rFonts w:ascii="Times New Roman" w:hAnsi="Times New Roman" w:cs="Times New Roman"/>
-          <w:sz w:val="28"/>
-          <w:szCs w:val="28"/>
-          <w:lang w:val="en-IN"/>
-        </w:rPr>
-      </w:pPr>
-      <w:r>
-        <w:rPr>
-          <w:rFonts w:ascii="Times New Roman" w:hAnsi="Times New Roman" w:cs="Times New Roman"/>
-          <w:sz w:val="28"/>
-          <w:szCs w:val="28"/>
-          <w:lang w:val="en-IN"/>
-        </w:rPr>
-        <w:t xml:space="preserve">        </w:t>
-      </w:r>
-      <w:proofErr w:type="spellStart"/>
-      <w:proofErr w:type="gramStart"/>
-      <w:r>
-        <w:rPr>
-          <w:rFonts w:ascii="Times New Roman" w:hAnsi="Times New Roman" w:cs="Times New Roman"/>
-          <w:sz w:val="28"/>
-          <w:szCs w:val="28"/>
-          <w:lang w:val="en-IN"/>
-        </w:rPr>
-        <w:t>img</w:t>
-      </w:r>
-      <w:proofErr w:type="spellEnd"/>
-      <w:r>
-        <w:rPr>
-          <w:rFonts w:ascii="Times New Roman" w:hAnsi="Times New Roman" w:cs="Times New Roman"/>
-          <w:sz w:val="28"/>
-          <w:szCs w:val="28"/>
-          <w:lang w:val="en-IN"/>
-        </w:rPr>
-        <w:t>[</w:t>
-      </w:r>
-      <w:proofErr w:type="gramEnd"/>
-      <w:r>
-        <w:rPr>
-          <w:rFonts w:ascii="Times New Roman" w:hAnsi="Times New Roman" w:cs="Times New Roman"/>
-          <w:sz w:val="28"/>
-          <w:szCs w:val="28"/>
-          <w:lang w:val="en-IN"/>
-        </w:rPr>
-        <w:t>j,i,0]=255</w:t>
-      </w:r>
-    </w:p>
-    <w:p>
-      <w:pPr>
-        <w:tabs>
-          <w:tab w:val="left" w:pos="8004"/>
-        </w:tabs>
-        <w:rPr>
-          <w:rFonts w:ascii="Times New Roman" w:hAnsi="Times New Roman" w:cs="Times New Roman"/>
-          <w:sz w:val="28"/>
-          <w:szCs w:val="28"/>
-          <w:lang w:val="en-IN"/>
-        </w:rPr>
-      </w:pPr>
-      <w:r>
-        <w:rPr>
-          <w:rFonts w:ascii="Times New Roman" w:hAnsi="Times New Roman" w:cs="Times New Roman"/>
-          <w:sz w:val="28"/>
-          <w:szCs w:val="28"/>
-          <w:lang w:val="en-IN"/>
-        </w:rPr>
-        <w:t>Value=</w:t>
-      </w:r>
-      <w:proofErr w:type="spellStart"/>
-      <w:proofErr w:type="gramStart"/>
-      <w:r>
-        <w:rPr>
-          <w:rFonts w:ascii="Times New Roman" w:hAnsi="Times New Roman" w:cs="Times New Roman"/>
-          <w:sz w:val="28"/>
-          <w:szCs w:val="28"/>
-          <w:lang w:val="en-IN"/>
-        </w:rPr>
-        <w:t>img</w:t>
-      </w:r>
-      <w:proofErr w:type="spellEnd"/>
-      <w:r>
-        <w:rPr>
-          <w:rFonts w:ascii="Times New Roman" w:hAnsi="Times New Roman" w:cs="Times New Roman"/>
-          <w:sz w:val="28"/>
-          <w:szCs w:val="28"/>
-          <w:lang w:val="en-IN"/>
-        </w:rPr>
-        <w:t>[</w:t>
-      </w:r>
-      <w:proofErr w:type="gramEnd"/>
-      <w:r>
-        <w:rPr>
-          <w:rFonts w:ascii="Times New Roman" w:hAnsi="Times New Roman" w:cs="Times New Roman"/>
-          <w:sz w:val="28"/>
-          <w:szCs w:val="28"/>
-          <w:lang w:val="en-IN"/>
-        </w:rPr>
-        <w:t>10,11,:]</w:t>
-      </w:r>
-    </w:p>
-    <w:p>
-      <w:pPr>
-        <w:tabs>
-          <w:tab w:val="left" w:pos="8004"/>
-        </w:tabs>
-        <w:rPr>
-          <w:rFonts w:ascii="Times New Roman" w:hAnsi="Times New Roman" w:cs="Times New Roman"/>
-          <w:sz w:val="28"/>
-          <w:szCs w:val="28"/>
-          <w:lang w:val="en-IN"/>
-        </w:rPr>
-      </w:pPr>
-      <w:proofErr w:type="gramStart"/>
-      <w:r>
-        <w:rPr>
-          <w:rFonts w:ascii="Times New Roman" w:hAnsi="Times New Roman" w:cs="Times New Roman"/>
-          <w:sz w:val="28"/>
-          <w:szCs w:val="28"/>
-          <w:lang w:val="en-IN"/>
-        </w:rPr>
-        <w:t>print(</w:t>
-      </w:r>
-      <w:proofErr w:type="gramEnd"/>
-      <w:r>
-        <w:rPr>
-          <w:rFonts w:ascii="Times New Roman" w:hAnsi="Times New Roman" w:cs="Times New Roman"/>
-          <w:sz w:val="28"/>
-          <w:szCs w:val="28"/>
-          <w:lang w:val="en-IN"/>
-        </w:rPr>
-        <w:t xml:space="preserve">"Modifying </w:t>
-      </w:r>
-      <w:proofErr w:type="spellStart"/>
-      <w:r>
-        <w:rPr>
-          <w:rFonts w:ascii="Times New Roman" w:hAnsi="Times New Roman" w:cs="Times New Roman"/>
-          <w:sz w:val="28"/>
-          <w:szCs w:val="28"/>
-          <w:lang w:val="en-IN"/>
-        </w:rPr>
-        <w:t>Pixel",Value</w:t>
-      </w:r>
-      <w:proofErr w:type="spellEnd"/>
-      <w:r>
-        <w:rPr>
-          <w:rFonts w:ascii="Times New Roman" w:hAnsi="Times New Roman" w:cs="Times New Roman"/>
-          <w:sz w:val="28"/>
-          <w:szCs w:val="28"/>
-          <w:lang w:val="en-IN"/>
-        </w:rPr>
-        <w:t>)</w:t>
-      </w:r>
-    </w:p>
-    <w:p>
-      <w:pPr>
-        <w:tabs>
-          <w:tab w:val="left" w:pos="8004"/>
-        </w:tabs>
-        <w:rPr>
-          <w:rFonts w:ascii="Times New Roman" w:hAnsi="Times New Roman" w:cs="Times New Roman"/>
-          <w:sz w:val="28"/>
-          <w:szCs w:val="28"/>
-          <w:lang w:val="en-IN"/>
-        </w:rPr>
-      </w:pPr>
-      <w:proofErr w:type="gramStart"/>
-      <w:r>
-        <w:rPr>
-          <w:rFonts w:ascii="Times New Roman" w:hAnsi="Times New Roman" w:cs="Times New Roman"/>
-          <w:sz w:val="28"/>
-          <w:szCs w:val="28"/>
-          <w:lang w:val="en-IN"/>
-        </w:rPr>
-        <w:t>cv2.imshow(</w:t>
-      </w:r>
-      <w:proofErr w:type="gramEnd"/>
-      <w:r>
-        <w:rPr>
-          <w:rFonts w:ascii="Times New Roman" w:hAnsi="Times New Roman" w:cs="Times New Roman"/>
-          <w:sz w:val="28"/>
-          <w:szCs w:val="28"/>
-          <w:lang w:val="en-IN"/>
-        </w:rPr>
-        <w:t>"</w:t>
-      </w:r>
-      <w:proofErr w:type="spellStart"/>
-      <w:r>
-        <w:rPr>
-          <w:rFonts w:ascii="Times New Roman" w:hAnsi="Times New Roman" w:cs="Times New Roman"/>
-          <w:sz w:val="28"/>
-          <w:szCs w:val="28"/>
-          <w:lang w:val="en-IN"/>
-        </w:rPr>
-        <w:t>image",img</w:t>
-      </w:r>
-      <w:proofErr w:type="spellEnd"/>
-      <w:r>
-        <w:rPr>
-          <w:rFonts w:ascii="Times New Roman" w:hAnsi="Times New Roman" w:cs="Times New Roman"/>
-          <w:sz w:val="28"/>
-          <w:szCs w:val="28"/>
-          <w:lang w:val="en-IN"/>
-        </w:rPr>
-        <w:t>)</w:t>
-      </w:r>
-    </w:p>
-    <w:p>
-      <w:pPr>
-        <w:tabs>
-          <w:tab w:val="left" w:pos="8004"/>
-        </w:tabs>
-        <w:rPr>
-          <w:rFonts w:ascii="Times New Roman" w:hAnsi="Times New Roman" w:cs="Times New Roman"/>
-          <w:sz w:val="28"/>
-          <w:szCs w:val="28"/>
-          <w:lang w:val="en-IN"/>
-        </w:rPr>
-      </w:pPr>
-      <w:proofErr w:type="gramStart"/>
-      <w:r>
-        <w:rPr>
-          <w:rFonts w:ascii="Times New Roman" w:hAnsi="Times New Roman" w:cs="Times New Roman"/>
-          <w:sz w:val="28"/>
-          <w:szCs w:val="28"/>
-          <w:lang w:val="en-IN"/>
-        </w:rPr>
-        <w:t>cv2.waitKey(</w:t>
-      </w:r>
-      <w:proofErr w:type="gramEnd"/>
-      <w:r>
-        <w:rPr>
-          <w:rFonts w:ascii="Times New Roman" w:hAnsi="Times New Roman" w:cs="Times New Roman"/>
-          <w:sz w:val="28"/>
-          <w:szCs w:val="28"/>
-          <w:lang w:val="en-IN"/>
-        </w:rPr>
-        <w:t>0)</w:t>
-      </w:r>
-    </w:p>
-    <w:p>
-      <w:pPr>
-        <w:tabs>
-          <w:tab w:val="left" w:pos="8004"/>
-        </w:tabs>
-        <w:rPr>
-          <w:rFonts w:ascii="Times New Roman" w:hAnsi="Times New Roman" w:cs="Times New Roman"/>
-          <w:sz w:val="28"/>
-          <w:szCs w:val="28"/>
-          <w:lang w:val="en-IN"/>
-        </w:rPr>
-      </w:pPr>
-      <w:proofErr w:type="gramStart"/>
-      <w:r>
-        <w:rPr>
-          <w:rFonts w:ascii="Times New Roman" w:hAnsi="Times New Roman" w:cs="Times New Roman"/>
-          <w:sz w:val="28"/>
-          <w:szCs w:val="28"/>
-          <w:lang w:val="en-IN"/>
-        </w:rPr>
-        <w:t>cv2.destroyAllWindows()</w:t>
-      </w:r>
-      <w:proofErr w:type="gramEnd"/>
-    </w:p>
-    <w:p>
-      <w:pPr>
-        <w:tabs>
-          <w:tab w:val="left" w:pos="8004"/>
-        </w:tabs>
-        <w:rPr>
-          <w:rFonts w:ascii="Times New Roman" w:hAnsi="Times New Roman" w:cs="Times New Roman"/>
-          <w:sz w:val="28"/>
-          <w:szCs w:val="28"/>
-          <w:lang w:val="en-IN"/>
-        </w:rPr>
-      </w:pPr>
-    </w:p>
-    <w:p>
-      <w:pPr>
-        <w:tabs>
-          <w:tab w:val="left" w:pos="8004"/>
-        </w:tabs>
-        <w:rPr>
-          <w:rFonts w:ascii="Times New Roman" w:hAnsi="Times New Roman" w:cs="Times New Roman"/>
-          <w:sz w:val="28"/>
-          <w:szCs w:val="28"/>
-          <w:lang w:val="en-IN"/>
-        </w:rPr>
-      </w:pPr>
-    </w:p>
-    <w:p>
-      <w:pPr>
-        <w:tabs>
-          <w:tab w:val="left" w:pos="8004"/>
-        </w:tabs>
-        <w:rPr>
-          <w:rFonts w:ascii="Times New Roman" w:hAnsi="Times New Roman" w:cs="Times New Roman"/>
-          <w:sz w:val="28"/>
-          <w:szCs w:val="28"/>
-          <w:lang w:val="en-IN"/>
-        </w:rPr>
-      </w:pPr>
-    </w:p>
-    <w:p>
-      <w:pPr>
-        <w:tabs>
-          <w:tab w:val="left" w:pos="8004"/>
-        </w:tabs>
-        <w:rPr>
-          <w:rFonts w:ascii="Times New Roman" w:hAnsi="Times New Roman" w:cs="Times New Roman"/>
-          <w:sz w:val="28"/>
-          <w:szCs w:val="28"/>
-          <w:lang w:val="en-IN"/>
-        </w:rPr>
-      </w:pPr>
-    </w:p>
-    <w:p>
-      <w:pPr>
-        <w:tabs>
-          <w:tab w:val="left" w:pos="8004"/>
-        </w:tabs>
-        <w:rPr>
-          <w:rFonts w:ascii="Times New Roman" w:hAnsi="Times New Roman" w:cs="Times New Roman"/>
-          <w:sz w:val="28"/>
-          <w:szCs w:val="28"/>
-          <w:lang w:val="en-IN"/>
-        </w:rPr>
-      </w:pPr>
-    </w:p>
-    <w:p>
-      <w:pPr>
-        <w:tabs>
-          <w:tab w:val="left" w:pos="8004"/>
-        </w:tabs>
-        <w:rPr>
-          <w:rFonts w:ascii="Times New Roman" w:hAnsi="Times New Roman" w:cs="Times New Roman"/>
-          <w:sz w:val="28"/>
-          <w:szCs w:val="28"/>
-          <w:lang w:val="en-IN"/>
-        </w:rPr>
-      </w:pPr>
-    </w:p>
-    <w:p>
-      <w:pPr>
-        <w:tabs>
-          <w:tab w:val="left" w:pos="8004"/>
-        </w:tabs>
-        <w:rPr>
-          <w:rFonts w:ascii="Times New Roman" w:hAnsi="Times New Roman" w:cs="Times New Roman"/>
-          <w:sz w:val="28"/>
-          <w:szCs w:val="28"/>
-          <w:lang w:val="en-IN"/>
-        </w:rPr>
-      </w:pPr>
-    </w:p>
-    <w:p>
-      <w:pPr>
-        <w:tabs>
-          <w:tab w:val="left" w:pos="8004"/>
-        </w:tabs>
-        <w:rPr>
-          <w:rFonts w:ascii="Times New Roman" w:hAnsi="Times New Roman" w:cs="Times New Roman"/>
-          <w:sz w:val="28"/>
-          <w:szCs w:val="28"/>
-          <w:lang w:val="en-IN"/>
-        </w:rPr>
-      </w:pPr>
-    </w:p>
-    <w:p>
-      <w:pPr>
-        <w:tabs>
-          <w:tab w:val="left" w:pos="8004"/>
-        </w:tabs>
-        <w:rPr>
-          <w:rFonts w:ascii="Times New Roman" w:hAnsi="Times New Roman" w:cs="Times New Roman"/>
-          <w:sz w:val="28"/>
-          <w:szCs w:val="28"/>
-          <w:lang w:val="en-IN"/>
-        </w:rPr>
-      </w:pPr>
-    </w:p>
-    <w:p>
-      <w:pPr>
-        <w:tabs>
-          <w:tab w:val="left" w:pos="8004"/>
-        </w:tabs>
-        <w:rPr>
-          <w:rFonts w:ascii="Times New Roman" w:hAnsi="Times New Roman" w:cs="Times New Roman"/>
-          <w:sz w:val="28"/>
-          <w:szCs w:val="28"/>
-          <w:lang w:val="en-IN"/>
-        </w:rPr>
-      </w:pPr>
-    </w:p>
-    <w:p>
-      <w:pPr>
-        <w:tabs>
-          <w:tab w:val="left" w:pos="8004"/>
-        </w:tabs>
-        <w:rPr>
-          <w:rFonts w:ascii="Times New Roman" w:hAnsi="Times New Roman" w:cs="Times New Roman"/>
-          <w:sz w:val="28"/>
-          <w:szCs w:val="28"/>
-          <w:lang w:val="en-IN"/>
-        </w:rPr>
-      </w:pPr>
-    </w:p>
-    <w:p>
-      <w:pPr>
-        <w:tabs>
-          <w:tab w:val="left" w:pos="8004"/>
-        </w:tabs>
+        <w:t>CODE</w:t>
+      </w:r>
+      <w:r>
         <w:rPr>
           <w:rFonts w:ascii="Times New Roman" w:hAnsi="Times New Roman" w:cs="Times New Roman"/>
           <w:b/>
@@ -1809,8 +1127,8 @@
           <w:szCs w:val="28"/>
           <w:lang w:val="en-IN"/>
         </w:rPr>
-      </w:pPr>
-      <w:proofErr w:type="gramStart"/>
+        <w:t xml:space="preserve"> </w:t>
+      </w:r>
       <w:r>
         <w:rPr>
           <w:rFonts w:ascii="Times New Roman" w:hAnsi="Times New Roman" w:cs="Times New Roman"/>
@@ -1820,7 +1138,704 @@
           <w:szCs w:val="28"/>
           <w:lang w:val="en-IN"/>
         </w:rPr>
-        <w:lastRenderedPageBreak/>
+        <w:t>:</w:t>
+      </w:r>
+      <w:proofErr w:type="gramEnd"/>
+    </w:p>
+    <w:p>
+      <w:pPr>
+        <w:tabs>
+          <w:tab w:val="left" w:pos="8004"/>
+        </w:tabs>
+        <w:rPr>
+          <w:rFonts w:ascii="Times New Roman" w:hAnsi="Times New Roman" w:cs="Times New Roman"/>
+          <w:sz w:val="28"/>
+          <w:szCs w:val="28"/>
+          <w:lang w:val="en-IN"/>
+        </w:rPr>
+      </w:pPr>
+    </w:p>
+    <w:p>
+      <w:pPr>
+        <w:tabs>
+          <w:tab w:val="left" w:pos="8004"/>
+        </w:tabs>
+        <w:rPr>
+          <w:rFonts w:ascii="Times New Roman" w:hAnsi="Times New Roman" w:cs="Times New Roman"/>
+          <w:sz w:val="28"/>
+          <w:szCs w:val="28"/>
+          <w:lang w:val="en-IN"/>
+        </w:rPr>
+      </w:pPr>
+      <w:proofErr w:type="gramStart"/>
+      <w:r>
+        <w:rPr>
+          <w:rFonts w:ascii="Times New Roman" w:hAnsi="Times New Roman" w:cs="Times New Roman"/>
+          <w:sz w:val="28"/>
+          <w:szCs w:val="28"/>
+          <w:lang w:val="en-IN"/>
+        </w:rPr>
+        <w:t>import</w:t>
+      </w:r>
+      <w:proofErr w:type="gramEnd"/>
+      <w:r>
+        <w:rPr>
+          <w:rFonts w:ascii="Times New Roman" w:hAnsi="Times New Roman" w:cs="Times New Roman"/>
+          <w:sz w:val="28"/>
+          <w:szCs w:val="28"/>
+          <w:lang w:val="en-IN"/>
+        </w:rPr>
+        <w:t xml:space="preserve"> cv2</w:t>
+      </w:r>
+    </w:p>
+    <w:p>
+      <w:pPr>
+        <w:tabs>
+          <w:tab w:val="left" w:pos="8004"/>
+        </w:tabs>
+        <w:rPr>
+          <w:rFonts w:ascii="Times New Roman" w:hAnsi="Times New Roman" w:cs="Times New Roman"/>
+          <w:sz w:val="28"/>
+          <w:szCs w:val="28"/>
+          <w:lang w:val="en-IN"/>
+        </w:rPr>
+      </w:pPr>
+      <w:proofErr w:type="spellStart"/>
+      <w:proofErr w:type="gramStart"/>
+      <w:r>
+        <w:rPr>
+          <w:rFonts w:ascii="Times New Roman" w:hAnsi="Times New Roman" w:cs="Times New Roman"/>
+          <w:sz w:val="28"/>
+          <w:szCs w:val="28"/>
+          <w:lang w:val="en-IN"/>
+        </w:rPr>
+        <w:t>img</w:t>
+      </w:r>
+      <w:proofErr w:type="spellEnd"/>
+      <w:r>
+        <w:rPr>
+          <w:rFonts w:ascii="Times New Roman" w:hAnsi="Times New Roman" w:cs="Times New Roman"/>
+          <w:sz w:val="28"/>
+          <w:szCs w:val="28"/>
+          <w:lang w:val="en-IN"/>
+        </w:rPr>
+        <w:t>=</w:t>
+      </w:r>
+      <w:proofErr w:type="gramEnd"/>
+      <w:r>
+        <w:rPr>
+          <w:rFonts w:ascii="Times New Roman" w:hAnsi="Times New Roman" w:cs="Times New Roman"/>
+          <w:sz w:val="28"/>
+          <w:szCs w:val="28"/>
+          <w:lang w:val="en-IN"/>
+        </w:rPr>
+        <w:t>cv2.imread('black.jpg',cv2.IMREAD_COLOR)</w:t>
+      </w:r>
+    </w:p>
+    <w:p>
+      <w:pPr>
+        <w:tabs>
+          <w:tab w:val="left" w:pos="8004"/>
+        </w:tabs>
+        <w:rPr>
+          <w:rFonts w:ascii="Times New Roman" w:hAnsi="Times New Roman" w:cs="Times New Roman"/>
+          <w:sz w:val="28"/>
+          <w:szCs w:val="28"/>
+          <w:lang w:val="en-IN"/>
+        </w:rPr>
+      </w:pPr>
+      <w:r>
+        <w:rPr>
+          <w:rFonts w:ascii="Times New Roman" w:hAnsi="Times New Roman" w:cs="Times New Roman"/>
+          <w:sz w:val="28"/>
+          <w:szCs w:val="28"/>
+          <w:lang w:val="en-IN"/>
+        </w:rPr>
+        <w:t>Value=</w:t>
+      </w:r>
+      <w:proofErr w:type="spellStart"/>
+      <w:proofErr w:type="gramStart"/>
+      <w:r>
+        <w:rPr>
+          <w:rFonts w:ascii="Times New Roman" w:hAnsi="Times New Roman" w:cs="Times New Roman"/>
+          <w:sz w:val="28"/>
+          <w:szCs w:val="28"/>
+          <w:lang w:val="en-IN"/>
+        </w:rPr>
+        <w:t>img</w:t>
+      </w:r>
+      <w:proofErr w:type="spellEnd"/>
+      <w:r>
+        <w:rPr>
+          <w:rFonts w:ascii="Times New Roman" w:hAnsi="Times New Roman" w:cs="Times New Roman"/>
+          <w:sz w:val="28"/>
+          <w:szCs w:val="28"/>
+          <w:lang w:val="en-IN"/>
+        </w:rPr>
+        <w:t>[</w:t>
+      </w:r>
+      <w:proofErr w:type="gramEnd"/>
+      <w:r>
+        <w:rPr>
+          <w:rFonts w:ascii="Times New Roman" w:hAnsi="Times New Roman" w:cs="Times New Roman"/>
+          <w:sz w:val="28"/>
+          <w:szCs w:val="28"/>
+          <w:lang w:val="en-IN"/>
+        </w:rPr>
+        <w:t>10,10,:]</w:t>
+      </w:r>
+    </w:p>
+    <w:p>
+      <w:pPr>
+        <w:tabs>
+          <w:tab w:val="left" w:pos="8004"/>
+        </w:tabs>
+        <w:rPr>
+          <w:rFonts w:ascii="Times New Roman" w:hAnsi="Times New Roman" w:cs="Times New Roman"/>
+          <w:sz w:val="28"/>
+          <w:szCs w:val="28"/>
+          <w:lang w:val="en-IN"/>
+        </w:rPr>
+      </w:pPr>
+      <w:proofErr w:type="gramStart"/>
+      <w:r>
+        <w:rPr>
+          <w:rFonts w:ascii="Times New Roman" w:hAnsi="Times New Roman" w:cs="Times New Roman"/>
+          <w:sz w:val="28"/>
+          <w:szCs w:val="28"/>
+          <w:lang w:val="en-IN"/>
+        </w:rPr>
+        <w:t>print(</w:t>
+      </w:r>
+      <w:proofErr w:type="gramEnd"/>
+      <w:r>
+        <w:rPr>
+          <w:rFonts w:ascii="Times New Roman" w:hAnsi="Times New Roman" w:cs="Times New Roman"/>
+          <w:sz w:val="28"/>
+          <w:szCs w:val="28"/>
+          <w:lang w:val="en-IN"/>
+        </w:rPr>
+        <w:t>"Accessing Pixel Values :",Value)</w:t>
+      </w:r>
+    </w:p>
+    <w:p>
+      <w:pPr>
+        <w:tabs>
+          <w:tab w:val="left" w:pos="8004"/>
+        </w:tabs>
+        <w:rPr>
+          <w:rFonts w:ascii="Times New Roman" w:hAnsi="Times New Roman" w:cs="Times New Roman"/>
+          <w:sz w:val="28"/>
+          <w:szCs w:val="28"/>
+          <w:lang w:val="en-IN"/>
+        </w:rPr>
+      </w:pPr>
+      <w:proofErr w:type="gramStart"/>
+      <w:r>
+        <w:rPr>
+          <w:rFonts w:ascii="Times New Roman" w:hAnsi="Times New Roman" w:cs="Times New Roman"/>
+          <w:sz w:val="28"/>
+          <w:szCs w:val="28"/>
+          <w:lang w:val="en-IN"/>
+        </w:rPr>
+        <w:t>for</w:t>
+      </w:r>
+      <w:proofErr w:type="gramEnd"/>
+      <w:r>
+        <w:rPr>
+          <w:rFonts w:ascii="Times New Roman" w:hAnsi="Times New Roman" w:cs="Times New Roman"/>
+          <w:sz w:val="28"/>
+          <w:szCs w:val="28"/>
+          <w:lang w:val="en-IN"/>
+        </w:rPr>
+        <w:t xml:space="preserve"> j in range (10,50):</w:t>
+      </w:r>
+    </w:p>
+    <w:p>
+      <w:pPr>
+        <w:tabs>
+          <w:tab w:val="left" w:pos="8004"/>
+        </w:tabs>
+        <w:rPr>
+          <w:rFonts w:ascii="Times New Roman" w:hAnsi="Times New Roman" w:cs="Times New Roman"/>
+          <w:sz w:val="28"/>
+          <w:szCs w:val="28"/>
+          <w:lang w:val="en-IN"/>
+        </w:rPr>
+      </w:pPr>
+      <w:r>
+        <w:rPr>
+          <w:rFonts w:ascii="Times New Roman" w:hAnsi="Times New Roman" w:cs="Times New Roman"/>
+          <w:sz w:val="28"/>
+          <w:szCs w:val="28"/>
+          <w:lang w:val="en-IN"/>
+        </w:rPr>
+        <w:t xml:space="preserve">    </w:t>
+      </w:r>
+      <w:proofErr w:type="gramStart"/>
+      <w:r>
+        <w:rPr>
+          <w:rFonts w:ascii="Times New Roman" w:hAnsi="Times New Roman" w:cs="Times New Roman"/>
+          <w:sz w:val="28"/>
+          <w:szCs w:val="28"/>
+          <w:lang w:val="en-IN"/>
+        </w:rPr>
+        <w:t>for</w:t>
+      </w:r>
+      <w:proofErr w:type="gramEnd"/>
+      <w:r>
+        <w:rPr>
+          <w:rFonts w:ascii="Times New Roman" w:hAnsi="Times New Roman" w:cs="Times New Roman"/>
+          <w:sz w:val="28"/>
+          <w:szCs w:val="28"/>
+          <w:lang w:val="en-IN"/>
+        </w:rPr>
+        <w:t xml:space="preserve"> </w:t>
+      </w:r>
+      <w:proofErr w:type="spellStart"/>
+      <w:r>
+        <w:rPr>
+          <w:rFonts w:ascii="Times New Roman" w:hAnsi="Times New Roman" w:cs="Times New Roman"/>
+          <w:sz w:val="28"/>
+          <w:szCs w:val="28"/>
+          <w:lang w:val="en-IN"/>
+        </w:rPr>
+        <w:t>i</w:t>
+      </w:r>
+      <w:proofErr w:type="spellEnd"/>
+      <w:r>
+        <w:rPr>
+          <w:rFonts w:ascii="Times New Roman" w:hAnsi="Times New Roman" w:cs="Times New Roman"/>
+          <w:sz w:val="28"/>
+          <w:szCs w:val="28"/>
+          <w:lang w:val="en-IN"/>
+        </w:rPr>
+        <w:t xml:space="preserve"> in range(11,55):</w:t>
+      </w:r>
+    </w:p>
+    <w:p>
+      <w:pPr>
+        <w:tabs>
+          <w:tab w:val="left" w:pos="8004"/>
+        </w:tabs>
+        <w:rPr>
+          <w:rFonts w:ascii="Times New Roman" w:hAnsi="Times New Roman" w:cs="Times New Roman"/>
+          <w:sz w:val="28"/>
+          <w:szCs w:val="28"/>
+          <w:lang w:val="en-IN"/>
+        </w:rPr>
+      </w:pPr>
+      <w:r>
+        <w:rPr>
+          <w:rFonts w:ascii="Times New Roman" w:hAnsi="Times New Roman" w:cs="Times New Roman"/>
+          <w:sz w:val="28"/>
+          <w:szCs w:val="28"/>
+          <w:lang w:val="en-IN"/>
+        </w:rPr>
+        <w:t xml:space="preserve">        </w:t>
+      </w:r>
+      <w:proofErr w:type="spellStart"/>
+      <w:proofErr w:type="gramStart"/>
+      <w:r>
+        <w:rPr>
+          <w:rFonts w:ascii="Times New Roman" w:hAnsi="Times New Roman" w:cs="Times New Roman"/>
+          <w:sz w:val="28"/>
+          <w:szCs w:val="28"/>
+          <w:lang w:val="en-IN"/>
+        </w:rPr>
+        <w:t>img</w:t>
+      </w:r>
+      <w:proofErr w:type="spellEnd"/>
+      <w:r>
+        <w:rPr>
+          <w:rFonts w:ascii="Times New Roman" w:hAnsi="Times New Roman" w:cs="Times New Roman"/>
+          <w:sz w:val="28"/>
+          <w:szCs w:val="28"/>
+          <w:lang w:val="en-IN"/>
+        </w:rPr>
+        <w:t>[</w:t>
+      </w:r>
+      <w:proofErr w:type="gramEnd"/>
+      <w:r>
+        <w:rPr>
+          <w:rFonts w:ascii="Times New Roman" w:hAnsi="Times New Roman" w:cs="Times New Roman"/>
+          <w:sz w:val="28"/>
+          <w:szCs w:val="28"/>
+          <w:lang w:val="en-IN"/>
+        </w:rPr>
+        <w:t>j,i,0]=255</w:t>
+      </w:r>
+    </w:p>
+    <w:p>
+      <w:pPr>
+        <w:tabs>
+          <w:tab w:val="left" w:pos="8004"/>
+        </w:tabs>
+        <w:rPr>
+          <w:rFonts w:ascii="Times New Roman" w:hAnsi="Times New Roman" w:cs="Times New Roman"/>
+          <w:sz w:val="28"/>
+          <w:szCs w:val="28"/>
+          <w:lang w:val="en-IN"/>
+        </w:rPr>
+      </w:pPr>
+      <w:r>
+        <w:rPr>
+          <w:rFonts w:ascii="Times New Roman" w:hAnsi="Times New Roman" w:cs="Times New Roman"/>
+          <w:sz w:val="28"/>
+          <w:szCs w:val="28"/>
+          <w:lang w:val="en-IN"/>
+        </w:rPr>
+        <w:t>Value=</w:t>
+      </w:r>
+      <w:proofErr w:type="spellStart"/>
+      <w:proofErr w:type="gramStart"/>
+      <w:r>
+        <w:rPr>
+          <w:rFonts w:ascii="Times New Roman" w:hAnsi="Times New Roman" w:cs="Times New Roman"/>
+          <w:sz w:val="28"/>
+          <w:szCs w:val="28"/>
+          <w:lang w:val="en-IN"/>
+        </w:rPr>
+        <w:t>img</w:t>
+      </w:r>
+      <w:proofErr w:type="spellEnd"/>
+      <w:r>
+        <w:rPr>
+          <w:rFonts w:ascii="Times New Roman" w:hAnsi="Times New Roman" w:cs="Times New Roman"/>
+          <w:sz w:val="28"/>
+          <w:szCs w:val="28"/>
+          <w:lang w:val="en-IN"/>
+        </w:rPr>
+        <w:t>[</w:t>
+      </w:r>
+      <w:proofErr w:type="gramEnd"/>
+      <w:r>
+        <w:rPr>
+          <w:rFonts w:ascii="Times New Roman" w:hAnsi="Times New Roman" w:cs="Times New Roman"/>
+          <w:sz w:val="28"/>
+          <w:szCs w:val="28"/>
+          <w:lang w:val="en-IN"/>
+        </w:rPr>
+        <w:t>10,11,:]</w:t>
+      </w:r>
+    </w:p>
+    <w:p>
+      <w:pPr>
+        <w:tabs>
+          <w:tab w:val="left" w:pos="8004"/>
+        </w:tabs>
+        <w:rPr>
+          <w:rFonts w:ascii="Times New Roman" w:hAnsi="Times New Roman" w:cs="Times New Roman"/>
+          <w:sz w:val="28"/>
+          <w:szCs w:val="28"/>
+          <w:lang w:val="en-IN"/>
+        </w:rPr>
+      </w:pPr>
+      <w:proofErr w:type="gramStart"/>
+      <w:r>
+        <w:rPr>
+          <w:rFonts w:ascii="Times New Roman" w:hAnsi="Times New Roman" w:cs="Times New Roman"/>
+          <w:sz w:val="28"/>
+          <w:szCs w:val="28"/>
+          <w:lang w:val="en-IN"/>
+        </w:rPr>
+        <w:t>print(</w:t>
+      </w:r>
+      <w:proofErr w:type="gramEnd"/>
+      <w:r>
+        <w:rPr>
+          <w:rFonts w:ascii="Times New Roman" w:hAnsi="Times New Roman" w:cs="Times New Roman"/>
+          <w:sz w:val="28"/>
+          <w:szCs w:val="28"/>
+          <w:lang w:val="en-IN"/>
+        </w:rPr>
+        <w:t xml:space="preserve">"Modifying </w:t>
+      </w:r>
+      <w:proofErr w:type="spellStart"/>
+      <w:r>
+        <w:rPr>
+          <w:rFonts w:ascii="Times New Roman" w:hAnsi="Times New Roman" w:cs="Times New Roman"/>
+          <w:sz w:val="28"/>
+          <w:szCs w:val="28"/>
+          <w:lang w:val="en-IN"/>
+        </w:rPr>
+        <w:t>Pixel",Value</w:t>
+      </w:r>
+      <w:proofErr w:type="spellEnd"/>
+      <w:r>
+        <w:rPr>
+          <w:rFonts w:ascii="Times New Roman" w:hAnsi="Times New Roman" w:cs="Times New Roman"/>
+          <w:sz w:val="28"/>
+          <w:szCs w:val="28"/>
+          <w:lang w:val="en-IN"/>
+        </w:rPr>
+        <w:t>)</w:t>
+      </w:r>
+    </w:p>
+    <w:p>
+      <w:pPr>
+        <w:tabs>
+          <w:tab w:val="left" w:pos="8004"/>
+        </w:tabs>
+        <w:rPr>
+          <w:rFonts w:ascii="Times New Roman" w:hAnsi="Times New Roman" w:cs="Times New Roman"/>
+          <w:sz w:val="28"/>
+          <w:szCs w:val="28"/>
+          <w:lang w:val="en-IN"/>
+        </w:rPr>
+      </w:pPr>
+      <w:proofErr w:type="gramStart"/>
+      <w:r>
+        <w:rPr>
+          <w:rFonts w:ascii="Times New Roman" w:hAnsi="Times New Roman" w:cs="Times New Roman"/>
+          <w:sz w:val="28"/>
+          <w:szCs w:val="28"/>
+          <w:lang w:val="en-IN"/>
+        </w:rPr>
+        <w:t>cv2.imshow(</w:t>
+      </w:r>
+      <w:proofErr w:type="gramEnd"/>
+      <w:r>
+        <w:rPr>
+          <w:rFonts w:ascii="Times New Roman" w:hAnsi="Times New Roman" w:cs="Times New Roman"/>
+          <w:sz w:val="28"/>
+          <w:szCs w:val="28"/>
+          <w:lang w:val="en-IN"/>
+        </w:rPr>
+        <w:t>"</w:t>
+      </w:r>
+      <w:proofErr w:type="spellStart"/>
+      <w:r>
+        <w:rPr>
+          <w:rFonts w:ascii="Times New Roman" w:hAnsi="Times New Roman" w:cs="Times New Roman"/>
+          <w:sz w:val="28"/>
+          <w:szCs w:val="28"/>
+          <w:lang w:val="en-IN"/>
+        </w:rPr>
+        <w:t>image",img</w:t>
+      </w:r>
+      <w:proofErr w:type="spellEnd"/>
+      <w:r>
+        <w:rPr>
+          <w:rFonts w:ascii="Times New Roman" w:hAnsi="Times New Roman" w:cs="Times New Roman"/>
+          <w:sz w:val="28"/>
+          <w:szCs w:val="28"/>
+          <w:lang w:val="en-IN"/>
+        </w:rPr>
+        <w:t>)</w:t>
+      </w:r>
+    </w:p>
+    <w:p>
+      <w:pPr>
+        <w:tabs>
+          <w:tab w:val="left" w:pos="8004"/>
+        </w:tabs>
+        <w:rPr>
+          <w:rFonts w:ascii="Times New Roman" w:hAnsi="Times New Roman" w:cs="Times New Roman"/>
+          <w:sz w:val="28"/>
+          <w:szCs w:val="28"/>
+          <w:lang w:val="en-IN"/>
+        </w:rPr>
+      </w:pPr>
+      <w:proofErr w:type="gramStart"/>
+      <w:r>
+        <w:rPr>
+          <w:rFonts w:ascii="Times New Roman" w:hAnsi="Times New Roman" w:cs="Times New Roman"/>
+          <w:sz w:val="28"/>
+          <w:szCs w:val="28"/>
+          <w:lang w:val="en-IN"/>
+        </w:rPr>
+        <w:t>cv2.waitKey(</w:t>
+      </w:r>
+      <w:proofErr w:type="gramEnd"/>
+      <w:r>
+        <w:rPr>
+          <w:rFonts w:ascii="Times New Roman" w:hAnsi="Times New Roman" w:cs="Times New Roman"/>
+          <w:sz w:val="28"/>
+          <w:szCs w:val="28"/>
+          <w:lang w:val="en-IN"/>
+        </w:rPr>
+        <w:t>0)</w:t>
+      </w:r>
+    </w:p>
+    <w:p>
+      <w:pPr>
+        <w:tabs>
+          <w:tab w:val="left" w:pos="8004"/>
+        </w:tabs>
+        <w:rPr>
+          <w:rFonts w:ascii="Times New Roman" w:hAnsi="Times New Roman" w:cs="Times New Roman"/>
+          <w:sz w:val="28"/>
+          <w:szCs w:val="28"/>
+          <w:lang w:val="en-IN"/>
+        </w:rPr>
+      </w:pPr>
+      <w:proofErr w:type="gramStart"/>
+      <w:r>
+        <w:rPr>
+          <w:rFonts w:ascii="Times New Roman" w:hAnsi="Times New Roman" w:cs="Times New Roman"/>
+          <w:sz w:val="28"/>
+          <w:szCs w:val="28"/>
+          <w:lang w:val="en-IN"/>
+        </w:rPr>
+        <w:t>cv2.destroyAllWindows()</w:t>
+      </w:r>
+      <w:proofErr w:type="gramEnd"/>
+    </w:p>
+    <w:p>
+      <w:pPr>
+        <w:tabs>
+          <w:tab w:val="left" w:pos="8004"/>
+        </w:tabs>
+        <w:rPr>
+          <w:rFonts w:ascii="Times New Roman" w:hAnsi="Times New Roman" w:cs="Times New Roman"/>
+          <w:sz w:val="28"/>
+          <w:szCs w:val="28"/>
+          <w:lang w:val="en-IN"/>
+        </w:rPr>
+      </w:pPr>
+    </w:p>
+    <w:p>
+      <w:pPr>
+        <w:tabs>
+          <w:tab w:val="left" w:pos="8004"/>
+        </w:tabs>
+        <w:rPr>
+          <w:rFonts w:ascii="Times New Roman" w:hAnsi="Times New Roman" w:cs="Times New Roman"/>
+          <w:sz w:val="28"/>
+          <w:szCs w:val="28"/>
+          <w:lang w:val="en-IN"/>
+        </w:rPr>
+      </w:pPr>
+    </w:p>
+    <w:p>
+      <w:pPr>
+        <w:tabs>
+          <w:tab w:val="left" w:pos="8004"/>
+        </w:tabs>
+        <w:rPr>
+          <w:rFonts w:ascii="Times New Roman" w:hAnsi="Times New Roman" w:cs="Times New Roman"/>
+          <w:sz w:val="28"/>
+          <w:szCs w:val="28"/>
+          <w:lang w:val="en-IN"/>
+        </w:rPr>
+      </w:pPr>
+    </w:p>
+    <w:p>
+      <w:pPr>
+        <w:tabs>
+          <w:tab w:val="left" w:pos="8004"/>
+        </w:tabs>
+        <w:rPr>
+          <w:rFonts w:ascii="Times New Roman" w:hAnsi="Times New Roman" w:cs="Times New Roman"/>
+          <w:sz w:val="28"/>
+          <w:szCs w:val="28"/>
+          <w:lang w:val="en-IN"/>
+        </w:rPr>
+      </w:pPr>
+    </w:p>
+    <w:p>
+      <w:pPr>
+        <w:tabs>
+          <w:tab w:val="left" w:pos="8004"/>
+        </w:tabs>
+        <w:rPr>
+          <w:rFonts w:ascii="Times New Roman" w:hAnsi="Times New Roman" w:cs="Times New Roman"/>
+          <w:sz w:val="28"/>
+          <w:szCs w:val="28"/>
+          <w:lang w:val="en-IN"/>
+        </w:rPr>
+      </w:pPr>
+    </w:p>
+    <w:p>
+      <w:pPr>
+        <w:tabs>
+          <w:tab w:val="left" w:pos="8004"/>
+        </w:tabs>
+        <w:rPr>
+          <w:rFonts w:ascii="Times New Roman" w:hAnsi="Times New Roman" w:cs="Times New Roman"/>
+          <w:sz w:val="28"/>
+          <w:szCs w:val="28"/>
+          <w:lang w:val="en-IN"/>
+        </w:rPr>
+      </w:pPr>
+    </w:p>
+    <w:p>
+      <w:pPr>
+        <w:tabs>
+          <w:tab w:val="left" w:pos="8004"/>
+        </w:tabs>
+        <w:rPr>
+          <w:rFonts w:ascii="Times New Roman" w:hAnsi="Times New Roman" w:cs="Times New Roman"/>
+          <w:sz w:val="28"/>
+          <w:szCs w:val="28"/>
+          <w:lang w:val="en-IN"/>
+        </w:rPr>
+      </w:pPr>
+    </w:p>
+    <w:p>
+      <w:pPr>
+        <w:tabs>
+          <w:tab w:val="left" w:pos="8004"/>
+        </w:tabs>
+        <w:rPr>
+          <w:rFonts w:ascii="Times New Roman" w:hAnsi="Times New Roman" w:cs="Times New Roman"/>
+          <w:sz w:val="28"/>
+          <w:szCs w:val="28"/>
+          <w:lang w:val="en-IN"/>
+        </w:rPr>
+      </w:pPr>
+    </w:p>
+    <w:p>
+      <w:pPr>
+        <w:tabs>
+          <w:tab w:val="left" w:pos="8004"/>
+        </w:tabs>
+        <w:rPr>
+          <w:rFonts w:ascii="Times New Roman" w:hAnsi="Times New Roman" w:cs="Times New Roman"/>
+          <w:sz w:val="28"/>
+          <w:szCs w:val="28"/>
+          <w:lang w:val="en-IN"/>
+        </w:rPr>
+      </w:pPr>
+    </w:p>
+    <w:p>
+      <w:pPr>
+        <w:tabs>
+          <w:tab w:val="left" w:pos="8004"/>
+        </w:tabs>
+        <w:rPr>
+          <w:rFonts w:ascii="Times New Roman" w:hAnsi="Times New Roman" w:cs="Times New Roman"/>
+          <w:sz w:val="28"/>
+          <w:szCs w:val="28"/>
+          <w:lang w:val="en-IN"/>
+        </w:rPr>
+      </w:pPr>
+    </w:p>
+    <w:p>
+      <w:pPr>
+        <w:tabs>
+          <w:tab w:val="left" w:pos="8004"/>
+        </w:tabs>
+        <w:rPr>
+          <w:rFonts w:ascii="Times New Roman" w:hAnsi="Times New Roman" w:cs="Times New Roman"/>
+          <w:b/>
+          <w:bCs/>
+          <w:sz w:val="28"/>
+          <w:szCs w:val="28"/>
+          <w:lang w:val="en-IN"/>
+        </w:rPr>
+      </w:pPr>
+      <w:proofErr w:type="gramStart"/>
+      <w:r>
+        <w:rPr>
+          <w:rFonts w:ascii="Times New Roman" w:hAnsi="Times New Roman" w:cs="Times New Roman"/>
+          <w:b/>
+          <w:bCs/>
+          <w:sz w:val="28"/>
+          <w:szCs w:val="28"/>
+          <w:lang w:val="en-IN"/>
+        </w:rPr>
         <w:t>OUTPUT :</w:t>
       </w:r>
       <w:proofErr w:type="gramEnd"/>
@@ -1856,9 +1871,9 @@
               <wp:posOffset>19050</wp:posOffset>
             </wp:positionH>
             <wp:positionV relativeFrom="paragraph">
-              <wp:posOffset>102074</wp:posOffset>
+              <wp:posOffset>323215</wp:posOffset>
             </wp:positionV>
-            <wp:extent cx="5699362" cy="3411940"/>
+            <wp:extent cx="5695950" cy="3409950"/>
             <wp:effectExtent l="19050" t="0" r="0" b="0"/>
             <wp:wrapNone/>
             <wp:docPr id="10" name="Picture 10"/>
@@ -1875,7 +1890,7 @@
                     </pic:cNvPicPr>
                   </pic:nvPicPr>
                   <pic:blipFill>
-                    <a:blip r:embed="rId6" cstate="print"/>
+                    <a:blip r:embed="rId8" cstate="print"/>
                     <a:srcRect/>
                     <a:stretch>
                       <a:fillRect/>
@@ -1884,7 +1899,7 @@
                   <pic:spPr bwMode="auto">
                     <a:xfrm>
                       <a:off x="0" y="0"/>
-                      <a:ext cx="5699362" cy="3411940"/>
+                      <a:ext cx="5695950" cy="3409950"/>
                     </a:xfrm>
                     <a:prstGeom prst="rect">
                       <a:avLst/>
@@ -1918,11 +1933,109 @@
           <w:lang w:val="en-IN"/>
         </w:rPr>
       </w:pPr>
-      <w:r>
-        <w:rPr>
-          <w:rFonts w:ascii="Times New Roman" w:hAnsi="Times New Roman" w:cs="Times New Roman"/>
-          <w:b/>
-          <w:bCs/>
+    </w:p>
+    <w:p>
+      <w:pPr>
+        <w:rPr>
+          <w:rFonts w:ascii="Times New Roman" w:hAnsi="Times New Roman" w:cs="Times New Roman"/>
+          <w:sz w:val="28"/>
+          <w:szCs w:val="28"/>
+          <w:lang w:val="en-IN"/>
+        </w:rPr>
+      </w:pPr>
+    </w:p>
+    <w:p>
+      <w:pPr>
+        <w:rPr>
+          <w:rFonts w:ascii="Times New Roman" w:hAnsi="Times New Roman" w:cs="Times New Roman"/>
+          <w:sz w:val="28"/>
+          <w:szCs w:val="28"/>
+          <w:lang w:val="en-IN"/>
+        </w:rPr>
+      </w:pPr>
+    </w:p>
+    <w:p>
+      <w:pPr>
+        <w:rPr>
+          <w:rFonts w:ascii="Times New Roman" w:hAnsi="Times New Roman" w:cs="Times New Roman"/>
+          <w:sz w:val="28"/>
+          <w:szCs w:val="28"/>
+          <w:lang w:val="en-IN"/>
+        </w:rPr>
+      </w:pPr>
+    </w:p>
+    <w:p>
+      <w:pPr>
+        <w:rPr>
+          <w:rFonts w:ascii="Times New Roman" w:hAnsi="Times New Roman" w:cs="Times New Roman"/>
+          <w:sz w:val="28"/>
+          <w:szCs w:val="28"/>
+          <w:lang w:val="en-IN"/>
+        </w:rPr>
+      </w:pPr>
+    </w:p>
+    <w:p>
+      <w:pPr>
+        <w:rPr>
+          <w:rFonts w:ascii="Times New Roman" w:hAnsi="Times New Roman" w:cs="Times New Roman"/>
+          <w:sz w:val="28"/>
+          <w:szCs w:val="28"/>
+          <w:lang w:val="en-IN"/>
+        </w:rPr>
+      </w:pPr>
+    </w:p>
+    <w:p>
+      <w:pPr>
+        <w:rPr>
+          <w:rFonts w:ascii="Times New Roman" w:hAnsi="Times New Roman" w:cs="Times New Roman"/>
+          <w:sz w:val="28"/>
+          <w:szCs w:val="28"/>
+          <w:lang w:val="en-IN"/>
+        </w:rPr>
+      </w:pPr>
+    </w:p>
+    <w:p>
+      <w:pPr>
+        <w:rPr>
+          <w:rFonts w:ascii="Times New Roman" w:hAnsi="Times New Roman" w:cs="Times New Roman"/>
+          <w:sz w:val="28"/>
+          <w:szCs w:val="28"/>
+          <w:lang w:val="en-IN"/>
+        </w:rPr>
+      </w:pPr>
+    </w:p>
+    <w:p>
+      <w:pPr>
+        <w:rPr>
+          <w:rFonts w:ascii="Times New Roman" w:hAnsi="Times New Roman" w:cs="Times New Roman"/>
+          <w:sz w:val="28"/>
+          <w:szCs w:val="28"/>
+          <w:lang w:val="en-IN"/>
+        </w:rPr>
+      </w:pPr>
+    </w:p>
+    <w:p>
+      <w:pPr>
+        <w:rPr>
+          <w:rFonts w:ascii="Times New Roman" w:hAnsi="Times New Roman" w:cs="Times New Roman"/>
+          <w:sz w:val="28"/>
+          <w:szCs w:val="28"/>
+          <w:lang w:val="en-IN"/>
+        </w:rPr>
+      </w:pPr>
+    </w:p>
+    <w:p>
+      <w:pPr>
+        <w:rPr>
+          <w:rFonts w:ascii="Times New Roman" w:hAnsi="Times New Roman" w:cs="Times New Roman"/>
+          <w:sz w:val="28"/>
+          <w:szCs w:val="28"/>
+          <w:lang w:val="en-IN"/>
+        </w:rPr>
+      </w:pPr>
+      <w:r>
+        <w:rPr>
+          <w:rFonts w:ascii="Times New Roman" w:hAnsi="Times New Roman" w:cs="Times New Roman"/>
           <w:noProof/>
           <w:sz w:val="28"/>
           <w:szCs w:val="28"/>
@@ -1932,12 +2045,12 @@
           <wp:anchor distT="0" distB="0" distL="114300" distR="114300" simplePos="0" relativeHeight="251660288" behindDoc="1" locked="0" layoutInCell="1" allowOverlap="1">
             <wp:simplePos x="0" y="0"/>
             <wp:positionH relativeFrom="margin">
-              <wp:posOffset>360244</wp:posOffset>
+              <wp:posOffset>361950</wp:posOffset>
             </wp:positionH>
             <wp:positionV relativeFrom="paragraph">
-              <wp:posOffset>3683692</wp:posOffset>
+              <wp:posOffset>283845</wp:posOffset>
             </wp:positionV>
-            <wp:extent cx="5030622" cy="3630305"/>
+            <wp:extent cx="5029200" cy="3638550"/>
             <wp:effectExtent l="19050" t="0" r="0" b="0"/>
             <wp:wrapNone/>
             <wp:docPr id="7" name="Picture 7"/>
@@ -1954,7 +2067,7 @@
                     </pic:cNvPicPr>
                   </pic:nvPicPr>
                   <pic:blipFill>
-                    <a:blip r:embed="rId7" cstate="print"/>
+                    <a:blip r:embed="rId9" cstate="print"/>
                     <a:srcRect/>
                     <a:stretch>
                       <a:fillRect/>
@@ -1963,7 +2076,7 @@
                   <pic:spPr bwMode="auto">
                     <a:xfrm>
                       <a:off x="0" y="0"/>
-                      <a:ext cx="5030622" cy="3630305"/>
+                      <a:ext cx="5029200" cy="3638550"/>
                     </a:xfrm>
                     <a:prstGeom prst="rect">
                       <a:avLst/>
@@ -2075,116 +2188,22 @@
     </w:p>
     <w:p>
       <w:pPr>
-        <w:rPr>
-          <w:rFonts w:ascii="Times New Roman" w:hAnsi="Times New Roman" w:cs="Times New Roman"/>
-          <w:sz w:val="28"/>
-          <w:szCs w:val="28"/>
-          <w:lang w:val="en-IN"/>
-        </w:rPr>
-      </w:pPr>
-    </w:p>
-    <w:p>
-      <w:pPr>
-        <w:rPr>
-          <w:rFonts w:ascii="Times New Roman" w:hAnsi="Times New Roman" w:cs="Times New Roman"/>
-          <w:sz w:val="28"/>
-          <w:szCs w:val="28"/>
-          <w:lang w:val="en-IN"/>
-        </w:rPr>
-      </w:pPr>
-    </w:p>
-    <w:p>
-      <w:pPr>
-        <w:rPr>
-          <w:rFonts w:ascii="Times New Roman" w:hAnsi="Times New Roman" w:cs="Times New Roman"/>
-          <w:sz w:val="28"/>
-          <w:szCs w:val="28"/>
-          <w:lang w:val="en-IN"/>
-        </w:rPr>
-      </w:pPr>
-    </w:p>
-    <w:p>
-      <w:pPr>
-        <w:rPr>
-          <w:rFonts w:ascii="Times New Roman" w:hAnsi="Times New Roman" w:cs="Times New Roman"/>
-          <w:sz w:val="28"/>
-          <w:szCs w:val="28"/>
-          <w:lang w:val="en-IN"/>
-        </w:rPr>
-      </w:pPr>
-    </w:p>
-    <w:p>
-      <w:pPr>
-        <w:rPr>
-          <w:rFonts w:ascii="Times New Roman" w:hAnsi="Times New Roman" w:cs="Times New Roman"/>
-          <w:sz w:val="28"/>
-          <w:szCs w:val="28"/>
-          <w:lang w:val="en-IN"/>
-        </w:rPr>
-      </w:pPr>
-    </w:p>
-    <w:p>
-      <w:pPr>
-        <w:rPr>
-          <w:rFonts w:ascii="Times New Roman" w:hAnsi="Times New Roman" w:cs="Times New Roman"/>
-          <w:sz w:val="28"/>
-          <w:szCs w:val="28"/>
-          <w:lang w:val="en-IN"/>
-        </w:rPr>
-      </w:pPr>
-    </w:p>
-    <w:p>
-      <w:pPr>
-        <w:rPr>
-          <w:rFonts w:ascii="Times New Roman" w:hAnsi="Times New Roman" w:cs="Times New Roman"/>
-          <w:sz w:val="28"/>
-          <w:szCs w:val="28"/>
-          <w:lang w:val="en-IN"/>
-        </w:rPr>
-      </w:pPr>
-    </w:p>
-    <w:p>
-      <w:pPr>
-        <w:rPr>
-          <w:rFonts w:ascii="Times New Roman" w:hAnsi="Times New Roman" w:cs="Times New Roman"/>
-          <w:sz w:val="28"/>
-          <w:szCs w:val="28"/>
-          <w:lang w:val="en-IN"/>
-        </w:rPr>
-      </w:pPr>
-    </w:p>
-    <w:p>
-      <w:pPr>
-        <w:rPr>
-          <w:rFonts w:ascii="Times New Roman" w:hAnsi="Times New Roman" w:cs="Times New Roman"/>
-          <w:sz w:val="28"/>
-          <w:szCs w:val="28"/>
-          <w:lang w:val="en-IN"/>
-        </w:rPr>
-      </w:pPr>
-    </w:p>
-    <w:p>
-      <w:pPr>
-        <w:rPr>
-          <w:rFonts w:ascii="Times New Roman" w:hAnsi="Times New Roman" w:cs="Times New Roman"/>
-          <w:sz w:val="28"/>
-          <w:szCs w:val="28"/>
-          <w:lang w:val="en-IN"/>
-        </w:rPr>
-      </w:pPr>
-    </w:p>
-    <w:p>
-      <w:pPr>
-        <w:rPr>
-          <w:rFonts w:ascii="Times New Roman" w:hAnsi="Times New Roman" w:cs="Times New Roman"/>
-          <w:sz w:val="28"/>
-          <w:szCs w:val="28"/>
-          <w:lang w:val="en-IN"/>
-        </w:rPr>
-      </w:pPr>
-    </w:p>
-    <w:p>
-      <w:pPr>
+        <w:tabs>
+          <w:tab w:val="left" w:pos="8004"/>
+        </w:tabs>
+        <w:rPr>
+          <w:rFonts w:ascii="Times New Roman" w:hAnsi="Times New Roman" w:cs="Times New Roman"/>
+          <w:sz w:val="28"/>
+          <w:szCs w:val="28"/>
+          <w:lang w:val="en-IN"/>
+        </w:rPr>
+      </w:pPr>
+    </w:p>
+    <w:p>
+      <w:pPr>
+        <w:tabs>
+          <w:tab w:val="left" w:pos="8004"/>
+        </w:tabs>
         <w:rPr>
           <w:rFonts w:ascii="Times New Roman" w:hAnsi="Times New Roman" w:cs="Times New Roman"/>
           <w:sz w:val="28"/>
@@ -2216,7 +2235,6 @@
           <w:szCs w:val="28"/>
           <w:lang w:val="en-IN"/>
         </w:rPr>
-        <w:lastRenderedPageBreak/>
         <w:t xml:space="preserve">SOURCE </w:t>
       </w:r>
       <w:proofErr w:type="gramStart"/>
@@ -2264,6 +2282,16 @@
           <w:lang w:val="en-IN"/>
         </w:rPr>
       </w:pPr>
+    </w:p>
+    <w:p>
+      <w:pPr>
+        <w:rPr>
+          <w:rFonts w:ascii="Times New Roman" w:hAnsi="Times New Roman" w:cs="Times New Roman"/>
+          <w:sz w:val="28"/>
+          <w:szCs w:val="28"/>
+          <w:lang w:val="en-IN"/>
+        </w:rPr>
+      </w:pPr>
       <w:proofErr w:type="gramStart"/>
       <w:r>
         <w:rPr>
@@ -2498,6 +2526,66 @@
           <w:szCs w:val="28"/>
           <w:lang w:val="en-IN"/>
         </w:rPr>
+        <w:t>"Image 1",img1)</w:t>
+      </w:r>
+    </w:p>
+    <w:p>
+      <w:pPr>
+        <w:rPr>
+          <w:rFonts w:ascii="Times New Roman" w:hAnsi="Times New Roman" w:cs="Times New Roman"/>
+          <w:sz w:val="28"/>
+          <w:szCs w:val="28"/>
+          <w:lang w:val="en-IN"/>
+        </w:rPr>
+      </w:pPr>
+      <w:proofErr w:type="gramStart"/>
+      <w:r>
+        <w:rPr>
+          <w:rFonts w:ascii="Times New Roman" w:hAnsi="Times New Roman" w:cs="Times New Roman"/>
+          <w:sz w:val="28"/>
+          <w:szCs w:val="28"/>
+          <w:lang w:val="en-IN"/>
+        </w:rPr>
+        <w:t>cv2.imshow(</w:t>
+      </w:r>
+      <w:proofErr w:type="gramEnd"/>
+      <w:r>
+        <w:rPr>
+          <w:rFonts w:ascii="Times New Roman" w:hAnsi="Times New Roman" w:cs="Times New Roman"/>
+          <w:sz w:val="28"/>
+          <w:szCs w:val="28"/>
+          <w:lang w:val="en-IN"/>
+        </w:rPr>
+        <w:t>"Image 2",img2)</w:t>
+      </w:r>
+    </w:p>
+    <w:p>
+      <w:pPr>
+        <w:rPr>
+          <w:rFonts w:ascii="Times New Roman" w:hAnsi="Times New Roman" w:cs="Times New Roman"/>
+          <w:sz w:val="28"/>
+          <w:szCs w:val="28"/>
+          <w:lang w:val="en-IN"/>
+        </w:rPr>
+      </w:pPr>
+      <w:proofErr w:type="gramStart"/>
+      <w:r>
+        <w:rPr>
+          <w:rFonts w:ascii="Times New Roman" w:hAnsi="Times New Roman" w:cs="Times New Roman"/>
+          <w:sz w:val="28"/>
+          <w:szCs w:val="28"/>
+          <w:lang w:val="en-IN"/>
+        </w:rPr>
+        <w:t>cv2.imshow(</w:t>
+      </w:r>
+      <w:proofErr w:type="gramEnd"/>
+      <w:r>
+        <w:rPr>
+          <w:rFonts w:ascii="Times New Roman" w:hAnsi="Times New Roman" w:cs="Times New Roman"/>
+          <w:sz w:val="28"/>
+          <w:szCs w:val="28"/>
+          <w:lang w:val="en-IN"/>
+        </w:rPr>
         <w:t>"</w:t>
       </w:r>
       <w:proofErr w:type="spellStart"/>
@@ -2576,6 +2664,108 @@
       <w:pPr>
         <w:rPr>
           <w:rFonts w:ascii="Times New Roman" w:hAnsi="Times New Roman" w:cs="Times New Roman"/>
+          <w:sz w:val="28"/>
+          <w:szCs w:val="28"/>
+          <w:lang w:val="en-IN"/>
+        </w:rPr>
+      </w:pPr>
+    </w:p>
+    <w:p>
+      <w:pPr>
+        <w:rPr>
+          <w:rFonts w:ascii="Times New Roman" w:hAnsi="Times New Roman" w:cs="Times New Roman"/>
+          <w:sz w:val="28"/>
+          <w:szCs w:val="28"/>
+          <w:lang w:val="en-IN"/>
+        </w:rPr>
+      </w:pPr>
+    </w:p>
+    <w:p>
+      <w:pPr>
+        <w:rPr>
+          <w:rFonts w:ascii="Times New Roman" w:hAnsi="Times New Roman" w:cs="Times New Roman"/>
+          <w:sz w:val="28"/>
+          <w:szCs w:val="28"/>
+          <w:lang w:val="en-IN"/>
+        </w:rPr>
+      </w:pPr>
+    </w:p>
+    <w:p>
+      <w:pPr>
+        <w:rPr>
+          <w:rFonts w:ascii="Times New Roman" w:hAnsi="Times New Roman" w:cs="Times New Roman"/>
+          <w:sz w:val="28"/>
+          <w:szCs w:val="28"/>
+          <w:lang w:val="en-IN"/>
+        </w:rPr>
+      </w:pPr>
+    </w:p>
+    <w:p>
+      <w:pPr>
+        <w:rPr>
+          <w:rFonts w:ascii="Times New Roman" w:hAnsi="Times New Roman" w:cs="Times New Roman"/>
+          <w:sz w:val="28"/>
+          <w:szCs w:val="28"/>
+          <w:lang w:val="en-IN"/>
+        </w:rPr>
+      </w:pPr>
+    </w:p>
+    <w:p>
+      <w:pPr>
+        <w:rPr>
+          <w:rFonts w:ascii="Times New Roman" w:hAnsi="Times New Roman" w:cs="Times New Roman"/>
+          <w:sz w:val="28"/>
+          <w:szCs w:val="28"/>
+          <w:lang w:val="en-IN"/>
+        </w:rPr>
+      </w:pPr>
+    </w:p>
+    <w:p>
+      <w:pPr>
+        <w:rPr>
+          <w:rFonts w:ascii="Times New Roman" w:hAnsi="Times New Roman" w:cs="Times New Roman"/>
+          <w:sz w:val="28"/>
+          <w:szCs w:val="28"/>
+          <w:lang w:val="en-IN"/>
+        </w:rPr>
+      </w:pPr>
+    </w:p>
+    <w:p>
+      <w:pPr>
+        <w:rPr>
+          <w:rFonts w:ascii="Times New Roman" w:hAnsi="Times New Roman" w:cs="Times New Roman"/>
+          <w:sz w:val="28"/>
+          <w:szCs w:val="28"/>
+          <w:lang w:val="en-IN"/>
+        </w:rPr>
+      </w:pPr>
+    </w:p>
+    <w:p>
+      <w:pPr>
+        <w:rPr>
+          <w:rFonts w:ascii="Times New Roman" w:hAnsi="Times New Roman" w:cs="Times New Roman"/>
+          <w:sz w:val="28"/>
+          <w:szCs w:val="28"/>
+          <w:lang w:val="en-IN"/>
+        </w:rPr>
+      </w:pPr>
+    </w:p>
+    <w:p>
+      <w:pPr>
+        <w:rPr>
+          <w:rFonts w:ascii="Times New Roman" w:hAnsi="Times New Roman" w:cs="Times New Roman"/>
+          <w:sz w:val="28"/>
+          <w:szCs w:val="28"/>
+          <w:lang w:val="en-IN"/>
+        </w:rPr>
+      </w:pPr>
+    </w:p>
+    <w:p>
+      <w:pPr>
+        <w:rPr>
+          <w:rFonts w:ascii="Times New Roman" w:hAnsi="Times New Roman" w:cs="Times New Roman"/>
+          <w:b/>
+          <w:bCs/>
           <w:sz w:val="28"/>
           <w:szCs w:val="28"/>
           <w:lang w:val="en-IN"/>
@@ -2639,18 +2829,18 @@
           <w:lang w:bidi="ta-IN"/>
         </w:rPr>
         <w:drawing>
-          <wp:anchor distT="0" distB="0" distL="114300" distR="114300" simplePos="0" relativeHeight="251662336" behindDoc="1" locked="0" layoutInCell="1" allowOverlap="1">
+          <wp:anchor distT="0" distB="0" distL="114300" distR="114300" simplePos="0" relativeHeight="251664384" behindDoc="1" locked="0" layoutInCell="1" allowOverlap="1">
             <wp:simplePos x="0" y="0"/>
-            <wp:positionH relativeFrom="margin">
-              <wp:align>center</wp:align>
+            <wp:positionH relativeFrom="column">
+              <wp:posOffset>3332983</wp:posOffset>
             </wp:positionH>
             <wp:positionV relativeFrom="paragraph">
-              <wp:posOffset>4058</wp:posOffset>
+              <wp:posOffset>88734</wp:posOffset>
             </wp:positionV>
-            <wp:extent cx="3716793" cy="3093058"/>
-            <wp:effectExtent l="19050" t="0" r="0" b="0"/>
+            <wp:extent cx="2552316" cy="2092687"/>
+            <wp:effectExtent l="19050" t="0" r="384" b="0"/>
             <wp:wrapNone/>
-            <wp:docPr id="13" name="Picture 13"/>
+            <wp:docPr id="5" name="Picture 2"/>
             <wp:cNvGraphicFramePr>
               <a:graphicFrameLocks xmlns:a="http://schemas.openxmlformats.org/drawingml/2006/main" noChangeAspect="1"/>
             </wp:cNvGraphicFramePr>
@@ -2658,14 +2848,14 @@
               <a:graphicData uri="http://schemas.openxmlformats.org/drawingml/2006/picture">
                 <pic:pic xmlns:pic="http://schemas.openxmlformats.org/drawingml/2006/picture">
                   <pic:nvPicPr>
-                    <pic:cNvPr id="0" name="Picture 13"/>
+                    <pic:cNvPr id="0" name="Picture 2"/>
                     <pic:cNvPicPr>
                       <a:picLocks noChangeAspect="1" noChangeArrowheads="1"/>
                     </pic:cNvPicPr>
                   </pic:nvPicPr>
                   <pic:blipFill>
-                    <a:blip r:embed="rId8" cstate="print"/>
-                    <a:srcRect l="1576" r="1575" b="2178"/>
+                    <a:blip r:embed="rId10" cstate="print"/>
+                    <a:srcRect t="1016"/>
                     <a:stretch>
                       <a:fillRect/>
                     </a:stretch>
@@ -2673,7 +2863,65 @@
                   <pic:spPr bwMode="auto">
                     <a:xfrm>
                       <a:off x="0" y="0"/>
-                      <a:ext cx="3716793" cy="3093058"/>
+                      <a:ext cx="2552316" cy="2092687"/>
+                    </a:xfrm>
+                    <a:prstGeom prst="rect">
+                      <a:avLst/>
+                    </a:prstGeom>
+                    <a:noFill/>
+                  </pic:spPr>
+                </pic:pic>
+              </a:graphicData>
+            </a:graphic>
+          </wp:anchor>
+        </w:drawing>
+      </w:r>
+      <w:r>
+        <w:rPr>
+          <w:rFonts w:ascii="Times New Roman" w:hAnsi="Times New Roman" w:cs="Times New Roman"/>
+          <w:b/>
+          <w:bCs/>
+          <w:noProof/>
+          <w:sz w:val="28"/>
+          <w:szCs w:val="28"/>
+          <w:lang w:bidi="ta-IN"/>
+        </w:rPr>
+        <w:drawing>
+          <wp:anchor distT="0" distB="0" distL="114300" distR="114300" simplePos="0" relativeHeight="251663360" behindDoc="1" locked="0" layoutInCell="1" allowOverlap="1">
+            <wp:simplePos x="0" y="0"/>
+            <wp:positionH relativeFrom="column">
+              <wp:posOffset>19050</wp:posOffset>
+            </wp:positionH>
+            <wp:positionV relativeFrom="paragraph">
+              <wp:posOffset>56515</wp:posOffset>
+            </wp:positionV>
+            <wp:extent cx="2552700" cy="2114550"/>
+            <wp:effectExtent l="19050" t="0" r="0" b="0"/>
+            <wp:wrapNone/>
+            <wp:docPr id="2" name="Picture 1"/>
+            <wp:cNvGraphicFramePr>
+              <a:graphicFrameLocks xmlns:a="http://schemas.openxmlformats.org/drawingml/2006/main" noChangeAspect="1"/>
+            </wp:cNvGraphicFramePr>
+            <a:graphic xmlns:a="http://schemas.openxmlformats.org/drawingml/2006/main">
+              <a:graphicData uri="http://schemas.openxmlformats.org/drawingml/2006/picture">
+                <pic:pic xmlns:pic="http://schemas.openxmlformats.org/drawingml/2006/picture">
+                  <pic:nvPicPr>
+                    <pic:cNvPr id="0" name="Picture 1"/>
+                    <pic:cNvPicPr>
+                      <a:picLocks noChangeAspect="1" noChangeArrowheads="1"/>
+                    </pic:cNvPicPr>
+                  </pic:nvPicPr>
+                  <pic:blipFill>
+                    <a:blip r:embed="rId11" cstate="print"/>
+                    <a:srcRect/>
+                    <a:stretch>
+                      <a:fillRect/>
+                    </a:stretch>
+                  </pic:blipFill>
+                  <pic:spPr bwMode="auto">
+                    <a:xfrm>
+                      <a:off x="0" y="0"/>
+                      <a:ext cx="2552700" cy="2114550"/>
                     </a:xfrm>
                     <a:prstGeom prst="rect">
                       <a:avLst/>
@@ -2693,6 +2941,3861 @@
         </w:drawing>
       </w:r>
     </w:p>
+    <w:p>
+      <w:pPr>
+        <w:rPr>
+          <w:rFonts w:ascii="Times New Roman" w:hAnsi="Times New Roman" w:cs="Times New Roman"/>
+          <w:sz w:val="28"/>
+          <w:szCs w:val="28"/>
+          <w:lang w:val="en-IN"/>
+        </w:rPr>
+      </w:pPr>
+    </w:p>
+    <w:p>
+      <w:pPr>
+        <w:rPr>
+          <w:rFonts w:ascii="Times New Roman" w:hAnsi="Times New Roman" w:cs="Times New Roman"/>
+          <w:sz w:val="28"/>
+          <w:szCs w:val="28"/>
+          <w:lang w:val="en-IN"/>
+        </w:rPr>
+      </w:pPr>
+    </w:p>
+    <w:p>
+      <w:pPr>
+        <w:rPr>
+          <w:rFonts w:ascii="Times New Roman" w:hAnsi="Times New Roman" w:cs="Times New Roman"/>
+          <w:sz w:val="28"/>
+          <w:szCs w:val="28"/>
+          <w:lang w:val="en-IN"/>
+        </w:rPr>
+      </w:pPr>
+    </w:p>
+    <w:p>
+      <w:pPr>
+        <w:rPr>
+          <w:rFonts w:ascii="Times New Roman" w:hAnsi="Times New Roman" w:cs="Times New Roman"/>
+          <w:sz w:val="28"/>
+          <w:szCs w:val="28"/>
+          <w:lang w:val="en-IN"/>
+        </w:rPr>
+      </w:pPr>
+    </w:p>
+    <w:p>
+      <w:pPr>
+        <w:rPr>
+          <w:rFonts w:ascii="Times New Roman" w:hAnsi="Times New Roman" w:cs="Times New Roman"/>
+          <w:sz w:val="28"/>
+          <w:szCs w:val="28"/>
+          <w:lang w:val="en-IN"/>
+        </w:rPr>
+      </w:pPr>
+    </w:p>
+    <w:p>
+      <w:pPr>
+        <w:rPr>
+          <w:rFonts w:ascii="Times New Roman" w:hAnsi="Times New Roman" w:cs="Times New Roman"/>
+          <w:sz w:val="28"/>
+          <w:szCs w:val="28"/>
+          <w:lang w:val="en-IN"/>
+        </w:rPr>
+      </w:pPr>
+    </w:p>
+    <w:p>
+      <w:pPr>
+        <w:rPr>
+          <w:rFonts w:ascii="Times New Roman" w:hAnsi="Times New Roman" w:cs="Times New Roman"/>
+          <w:sz w:val="28"/>
+          <w:szCs w:val="28"/>
+          <w:lang w:val="en-IN"/>
+        </w:rPr>
+      </w:pPr>
+    </w:p>
+    <w:p>
+      <w:pPr>
+        <w:rPr>
+          <w:rFonts w:ascii="Times New Roman" w:hAnsi="Times New Roman" w:cs="Times New Roman"/>
+          <w:sz w:val="28"/>
+          <w:szCs w:val="28"/>
+          <w:lang w:val="en-IN"/>
+        </w:rPr>
+      </w:pPr>
+    </w:p>
+    <w:p>
+      <w:pPr>
+        <w:tabs>
+          <w:tab w:val="left" w:pos="8317"/>
+        </w:tabs>
+        <w:rPr>
+          <w:rFonts w:ascii="Times New Roman" w:hAnsi="Times New Roman" w:cs="Times New Roman"/>
+          <w:sz w:val="28"/>
+          <w:szCs w:val="28"/>
+          <w:lang w:val="en-IN"/>
+        </w:rPr>
+      </w:pPr>
+      <w:r>
+        <w:rPr>
+          <w:rFonts w:ascii="Times New Roman" w:hAnsi="Times New Roman" w:cs="Times New Roman"/>
+          <w:noProof/>
+          <w:sz w:val="28"/>
+          <w:szCs w:val="28"/>
+          <w:lang w:bidi="ta-IN"/>
+        </w:rPr>
+        <w:drawing>
+          <wp:anchor distT="0" distB="0" distL="114300" distR="114300" simplePos="0" relativeHeight="251662336" behindDoc="1" locked="0" layoutInCell="1" allowOverlap="1">
+            <wp:simplePos x="0" y="0"/>
+            <wp:positionH relativeFrom="margin">
+              <wp:align>center</wp:align>
+            </wp:positionH>
+            <wp:positionV relativeFrom="paragraph">
+              <wp:posOffset>169545</wp:posOffset>
+            </wp:positionV>
+            <wp:extent cx="3714750" cy="3086100"/>
+            <wp:effectExtent l="19050" t="0" r="0" b="0"/>
+            <wp:wrapNone/>
+            <wp:docPr id="13" name="Picture 13"/>
+            <wp:cNvGraphicFramePr>
+              <a:graphicFrameLocks xmlns:a="http://schemas.openxmlformats.org/drawingml/2006/main" noChangeAspect="1"/>
+            </wp:cNvGraphicFramePr>
+            <a:graphic xmlns:a="http://schemas.openxmlformats.org/drawingml/2006/main">
+              <a:graphicData uri="http://schemas.openxmlformats.org/drawingml/2006/picture">
+                <pic:pic xmlns:pic="http://schemas.openxmlformats.org/drawingml/2006/picture">
+                  <pic:nvPicPr>
+                    <pic:cNvPr id="0" name="Picture 13"/>
+                    <pic:cNvPicPr>
+                      <a:picLocks noChangeAspect="1" noChangeArrowheads="1"/>
+                    </pic:cNvPicPr>
+                  </pic:nvPicPr>
+                  <pic:blipFill>
+                    <a:blip r:embed="rId12" cstate="print"/>
+                    <a:srcRect l="1576" r="1575" b="2178"/>
+                    <a:stretch>
+                      <a:fillRect/>
+                    </a:stretch>
+                  </pic:blipFill>
+                  <pic:spPr bwMode="auto">
+                    <a:xfrm>
+                      <a:off x="0" y="0"/>
+                      <a:ext cx="3714750" cy="3086100"/>
+                    </a:xfrm>
+                    <a:prstGeom prst="rect">
+                      <a:avLst/>
+                    </a:prstGeom>
+                    <a:noFill/>
+                    <a:ln w="9525">
+                      <a:noFill/>
+                      <a:miter lim="800000"/>
+                      <a:headEnd/>
+                      <a:tailEnd/>
+                    </a:ln>
+                  </pic:spPr>
+                </pic:pic>
+              </a:graphicData>
+            </a:graphic>
+          </wp:anchor>
+        </w:drawing>
+      </w:r>
+    </w:p>
+    <w:p>
+      <w:pPr>
+        <w:tabs>
+          <w:tab w:val="left" w:pos="8317"/>
+        </w:tabs>
+        <w:rPr>
+          <w:rFonts w:ascii="Times New Roman" w:hAnsi="Times New Roman" w:cs="Times New Roman"/>
+          <w:sz w:val="28"/>
+          <w:szCs w:val="28"/>
+          <w:lang w:val="en-IN"/>
+        </w:rPr>
+      </w:pPr>
+    </w:p>
+    <w:p>
+      <w:pPr>
+        <w:tabs>
+          <w:tab w:val="left" w:pos="8317"/>
+        </w:tabs>
+        <w:rPr>
+          <w:rFonts w:ascii="Times New Roman" w:hAnsi="Times New Roman" w:cs="Times New Roman"/>
+          <w:sz w:val="28"/>
+          <w:szCs w:val="28"/>
+          <w:lang w:val="en-IN"/>
+        </w:rPr>
+      </w:pPr>
+    </w:p>
+    <w:p>
+      <w:pPr>
+        <w:tabs>
+          <w:tab w:val="left" w:pos="8317"/>
+        </w:tabs>
+        <w:rPr>
+          <w:rFonts w:ascii="Times New Roman" w:hAnsi="Times New Roman" w:cs="Times New Roman"/>
+          <w:sz w:val="28"/>
+          <w:szCs w:val="28"/>
+          <w:lang w:val="en-IN"/>
+        </w:rPr>
+      </w:pPr>
+    </w:p>
+    <w:p>
+      <w:pPr>
+        <w:tabs>
+          <w:tab w:val="left" w:pos="8317"/>
+        </w:tabs>
+        <w:rPr>
+          <w:rFonts w:ascii="Times New Roman" w:hAnsi="Times New Roman" w:cs="Times New Roman"/>
+          <w:sz w:val="28"/>
+          <w:szCs w:val="28"/>
+          <w:lang w:val="en-IN"/>
+        </w:rPr>
+      </w:pPr>
+    </w:p>
+    <w:p>
+      <w:pPr>
+        <w:tabs>
+          <w:tab w:val="left" w:pos="8317"/>
+        </w:tabs>
+        <w:rPr>
+          <w:rFonts w:ascii="Times New Roman" w:hAnsi="Times New Roman" w:cs="Times New Roman"/>
+          <w:sz w:val="28"/>
+          <w:szCs w:val="28"/>
+          <w:lang w:val="en-IN"/>
+        </w:rPr>
+      </w:pPr>
+    </w:p>
+    <w:p>
+      <w:pPr>
+        <w:tabs>
+          <w:tab w:val="left" w:pos="8317"/>
+        </w:tabs>
+        <w:rPr>
+          <w:rFonts w:ascii="Times New Roman" w:hAnsi="Times New Roman" w:cs="Times New Roman"/>
+          <w:sz w:val="28"/>
+          <w:szCs w:val="28"/>
+          <w:lang w:val="en-IN"/>
+        </w:rPr>
+      </w:pPr>
+    </w:p>
+    <w:p>
+      <w:pPr>
+        <w:tabs>
+          <w:tab w:val="left" w:pos="8317"/>
+        </w:tabs>
+        <w:rPr>
+          <w:rFonts w:ascii="Times New Roman" w:hAnsi="Times New Roman" w:cs="Times New Roman"/>
+          <w:sz w:val="28"/>
+          <w:szCs w:val="28"/>
+          <w:lang w:val="en-IN"/>
+        </w:rPr>
+      </w:pPr>
+    </w:p>
+    <w:p>
+      <w:pPr>
+        <w:tabs>
+          <w:tab w:val="left" w:pos="8317"/>
+        </w:tabs>
+        <w:rPr>
+          <w:rFonts w:ascii="Times New Roman" w:hAnsi="Times New Roman" w:cs="Times New Roman"/>
+          <w:sz w:val="28"/>
+          <w:szCs w:val="28"/>
+          <w:lang w:val="en-IN"/>
+        </w:rPr>
+      </w:pPr>
+    </w:p>
+    <w:p>
+      <w:pPr>
+        <w:tabs>
+          <w:tab w:val="left" w:pos="8317"/>
+        </w:tabs>
+        <w:rPr>
+          <w:rFonts w:ascii="Times New Roman" w:hAnsi="Times New Roman" w:cs="Times New Roman"/>
+          <w:sz w:val="28"/>
+          <w:szCs w:val="28"/>
+          <w:lang w:val="en-IN"/>
+        </w:rPr>
+      </w:pPr>
+    </w:p>
+    <w:p>
+      <w:pPr>
+        <w:tabs>
+          <w:tab w:val="left" w:pos="8317"/>
+        </w:tabs>
+        <w:rPr>
+          <w:rFonts w:ascii="Times New Roman" w:hAnsi="Times New Roman" w:cs="Times New Roman"/>
+          <w:sz w:val="28"/>
+          <w:szCs w:val="28"/>
+          <w:lang w:val="en-IN"/>
+        </w:rPr>
+      </w:pPr>
+    </w:p>
+    <w:p>
+      <w:pPr>
+        <w:tabs>
+          <w:tab w:val="left" w:pos="8317"/>
+        </w:tabs>
+        <w:rPr>
+          <w:rFonts w:ascii="Times New Roman" w:hAnsi="Times New Roman" w:cs="Times New Roman"/>
+          <w:sz w:val="28"/>
+          <w:szCs w:val="28"/>
+          <w:lang w:val="en-IN"/>
+        </w:rPr>
+      </w:pPr>
+      <w:r>
+        <w:rPr>
+          <w:rFonts w:ascii="Times New Roman" w:hAnsi="Times New Roman" w:cs="Times New Roman"/>
+          <w:sz w:val="28"/>
+          <w:szCs w:val="28"/>
+          <w:lang w:val="en-IN"/>
+        </w:rPr>
+        <w:tab/>
+      </w:r>
+    </w:p>
+    <w:p>
+      <w:pPr>
+        <w:tabs>
+          <w:tab w:val="left" w:pos="8004"/>
+        </w:tabs>
+        <w:rPr>
+          <w:rFonts w:ascii="Times New Roman" w:hAnsi="Times New Roman" w:cs="Times New Roman"/>
+          <w:b/>
+          <w:bCs/>
+          <w:sz w:val="28"/>
+          <w:szCs w:val="28"/>
+          <w:lang w:val="en-IN"/>
+        </w:rPr>
+      </w:pPr>
+    </w:p>
+    <w:p>
+      <w:pPr>
+        <w:tabs>
+          <w:tab w:val="left" w:pos="8004"/>
+        </w:tabs>
+        <w:rPr>
+          <w:rFonts w:ascii="Times New Roman" w:hAnsi="Times New Roman" w:cs="Times New Roman"/>
+          <w:b/>
+          <w:bCs/>
+          <w:sz w:val="28"/>
+          <w:szCs w:val="28"/>
+          <w:lang w:val="en-IN"/>
+        </w:rPr>
+      </w:pPr>
+      <w:r>
+        <w:rPr>
+          <w:rFonts w:ascii="Times New Roman" w:hAnsi="Times New Roman" w:cs="Times New Roman"/>
+          <w:b/>
+          <w:bCs/>
+          <w:sz w:val="28"/>
+          <w:szCs w:val="28"/>
+          <w:lang w:val="en-IN"/>
+        </w:rPr>
+        <w:t xml:space="preserve">SOURCE </w:t>
+      </w:r>
+      <w:proofErr w:type="gramStart"/>
+      <w:r>
+        <w:rPr>
+          <w:rFonts w:ascii="Times New Roman" w:hAnsi="Times New Roman" w:cs="Times New Roman"/>
+          <w:b/>
+          <w:bCs/>
+          <w:sz w:val="28"/>
+          <w:szCs w:val="28"/>
+          <w:lang w:val="en-IN"/>
+        </w:rPr>
+        <w:t>CODE</w:t>
+      </w:r>
+      <w:r>
+        <w:rPr>
+          <w:rFonts w:ascii="Times New Roman" w:hAnsi="Times New Roman" w:cs="Times New Roman"/>
+          <w:b/>
+          <w:bCs/>
+          <w:sz w:val="28"/>
+          <w:szCs w:val="28"/>
+          <w:lang w:val="en-IN"/>
+        </w:rPr>
+        <w:t xml:space="preserve"> </w:t>
+      </w:r>
+      <w:r>
+        <w:rPr>
+          <w:rFonts w:ascii="Times New Roman" w:hAnsi="Times New Roman" w:cs="Times New Roman"/>
+          <w:b/>
+          <w:bCs/>
+          <w:sz w:val="28"/>
+          <w:szCs w:val="28"/>
+          <w:lang w:val="en-IN"/>
+        </w:rPr>
+        <w:t>:</w:t>
+      </w:r>
+      <w:proofErr w:type="gramEnd"/>
+    </w:p>
+    <w:p>
+      <w:pPr>
+        <w:tabs>
+          <w:tab w:val="left" w:pos="8317"/>
+        </w:tabs>
+        <w:rPr>
+          <w:rFonts w:ascii="Times New Roman" w:hAnsi="Times New Roman" w:cs="Times New Roman"/>
+          <w:sz w:val="28"/>
+          <w:szCs w:val="28"/>
+          <w:lang w:val="en-IN"/>
+        </w:rPr>
+      </w:pPr>
+    </w:p>
+    <w:p>
+      <w:pPr>
+        <w:tabs>
+          <w:tab w:val="left" w:pos="8317"/>
+        </w:tabs>
+        <w:rPr>
+          <w:rFonts w:ascii="Times New Roman" w:hAnsi="Times New Roman" w:cs="Times New Roman"/>
+          <w:sz w:val="28"/>
+          <w:szCs w:val="28"/>
+          <w:lang w:val="en-IN"/>
+        </w:rPr>
+      </w:pPr>
+      <w:proofErr w:type="gramStart"/>
+      <w:r>
+        <w:rPr>
+          <w:rFonts w:ascii="Times New Roman" w:hAnsi="Times New Roman" w:cs="Times New Roman"/>
+          <w:sz w:val="28"/>
+          <w:szCs w:val="28"/>
+          <w:lang w:val="en-IN"/>
+        </w:rPr>
+        <w:t>import</w:t>
+      </w:r>
+      <w:proofErr w:type="gramEnd"/>
+      <w:r>
+        <w:rPr>
+          <w:rFonts w:ascii="Times New Roman" w:hAnsi="Times New Roman" w:cs="Times New Roman"/>
+          <w:sz w:val="28"/>
+          <w:szCs w:val="28"/>
+          <w:lang w:val="en-IN"/>
+        </w:rPr>
+        <w:t xml:space="preserve"> cv2</w:t>
+      </w:r>
+    </w:p>
+    <w:p>
+      <w:pPr>
+        <w:tabs>
+          <w:tab w:val="left" w:pos="8317"/>
+        </w:tabs>
+        <w:rPr>
+          <w:rFonts w:ascii="Times New Roman" w:hAnsi="Times New Roman" w:cs="Times New Roman"/>
+          <w:sz w:val="28"/>
+          <w:szCs w:val="28"/>
+          <w:lang w:val="en-IN"/>
+        </w:rPr>
+      </w:pPr>
+      <w:proofErr w:type="gramStart"/>
+      <w:r>
+        <w:rPr>
+          <w:rFonts w:ascii="Times New Roman" w:hAnsi="Times New Roman" w:cs="Times New Roman"/>
+          <w:sz w:val="28"/>
+          <w:szCs w:val="28"/>
+          <w:lang w:val="en-IN"/>
+        </w:rPr>
+        <w:t>import</w:t>
+      </w:r>
+      <w:proofErr w:type="gramEnd"/>
+      <w:r>
+        <w:rPr>
+          <w:rFonts w:ascii="Times New Roman" w:hAnsi="Times New Roman" w:cs="Times New Roman"/>
+          <w:sz w:val="28"/>
+          <w:szCs w:val="28"/>
+          <w:lang w:val="en-IN"/>
+        </w:rPr>
+        <w:t xml:space="preserve"> </w:t>
+      </w:r>
+      <w:proofErr w:type="spellStart"/>
+      <w:r>
+        <w:rPr>
+          <w:rFonts w:ascii="Times New Roman" w:hAnsi="Times New Roman" w:cs="Times New Roman"/>
+          <w:sz w:val="28"/>
+          <w:szCs w:val="28"/>
+          <w:lang w:val="en-IN"/>
+        </w:rPr>
+        <w:t>numpy</w:t>
+      </w:r>
+      <w:proofErr w:type="spellEnd"/>
+      <w:r>
+        <w:rPr>
+          <w:rFonts w:ascii="Times New Roman" w:hAnsi="Times New Roman" w:cs="Times New Roman"/>
+          <w:sz w:val="28"/>
+          <w:szCs w:val="28"/>
+          <w:lang w:val="en-IN"/>
+        </w:rPr>
+        <w:t xml:space="preserve"> as </w:t>
+      </w:r>
+      <w:proofErr w:type="spellStart"/>
+      <w:r>
+        <w:rPr>
+          <w:rFonts w:ascii="Times New Roman" w:hAnsi="Times New Roman" w:cs="Times New Roman"/>
+          <w:sz w:val="28"/>
+          <w:szCs w:val="28"/>
+          <w:lang w:val="en-IN"/>
+        </w:rPr>
+        <w:t>np</w:t>
+      </w:r>
+      <w:proofErr w:type="spellEnd"/>
+    </w:p>
+    <w:p>
+      <w:pPr>
+        <w:tabs>
+          <w:tab w:val="left" w:pos="8317"/>
+        </w:tabs>
+        <w:rPr>
+          <w:rFonts w:ascii="Times New Roman" w:hAnsi="Times New Roman" w:cs="Times New Roman"/>
+          <w:sz w:val="28"/>
+          <w:szCs w:val="28"/>
+          <w:lang w:val="en-IN"/>
+        </w:rPr>
+      </w:pPr>
+      <w:r>
+        <w:rPr>
+          <w:rFonts w:ascii="Times New Roman" w:hAnsi="Times New Roman" w:cs="Times New Roman"/>
+          <w:sz w:val="28"/>
+          <w:szCs w:val="28"/>
+          <w:lang w:val="en-IN"/>
+        </w:rPr>
+        <w:t>img1=</w:t>
+      </w:r>
+      <w:proofErr w:type="gramStart"/>
+      <w:r>
+        <w:rPr>
+          <w:rFonts w:ascii="Times New Roman" w:hAnsi="Times New Roman" w:cs="Times New Roman"/>
+          <w:sz w:val="28"/>
+          <w:szCs w:val="28"/>
+          <w:lang w:val="en-IN"/>
+        </w:rPr>
+        <w:t>cv2.imread(</w:t>
+      </w:r>
+      <w:proofErr w:type="gramEnd"/>
+      <w:r>
+        <w:rPr>
+          <w:rFonts w:ascii="Times New Roman" w:hAnsi="Times New Roman" w:cs="Times New Roman"/>
+          <w:sz w:val="28"/>
+          <w:szCs w:val="28"/>
+          <w:lang w:val="en-IN"/>
+        </w:rPr>
+        <w:t>"img.jpg")</w:t>
+      </w:r>
+    </w:p>
+    <w:p>
+      <w:pPr>
+        <w:tabs>
+          <w:tab w:val="left" w:pos="8317"/>
+        </w:tabs>
+        <w:rPr>
+          <w:rFonts w:ascii="Times New Roman" w:hAnsi="Times New Roman" w:cs="Times New Roman"/>
+          <w:sz w:val="28"/>
+          <w:szCs w:val="28"/>
+          <w:lang w:val="en-IN"/>
+        </w:rPr>
+      </w:pPr>
+      <w:r>
+        <w:rPr>
+          <w:rFonts w:ascii="Times New Roman" w:hAnsi="Times New Roman" w:cs="Times New Roman"/>
+          <w:sz w:val="28"/>
+          <w:szCs w:val="28"/>
+          <w:lang w:val="en-IN"/>
+        </w:rPr>
+        <w:t>img2=</w:t>
+      </w:r>
+      <w:proofErr w:type="gramStart"/>
+      <w:r>
+        <w:rPr>
+          <w:rFonts w:ascii="Times New Roman" w:hAnsi="Times New Roman" w:cs="Times New Roman"/>
+          <w:sz w:val="28"/>
+          <w:szCs w:val="28"/>
+          <w:lang w:val="en-IN"/>
+        </w:rPr>
+        <w:t>cv2.imread(</w:t>
+      </w:r>
+      <w:proofErr w:type="gramEnd"/>
+      <w:r>
+        <w:rPr>
+          <w:rFonts w:ascii="Times New Roman" w:hAnsi="Times New Roman" w:cs="Times New Roman"/>
+          <w:sz w:val="28"/>
+          <w:szCs w:val="28"/>
+          <w:lang w:val="en-IN"/>
+        </w:rPr>
+        <w:t>"img.jpg")</w:t>
+      </w:r>
+    </w:p>
+    <w:p>
+      <w:pPr>
+        <w:tabs>
+          <w:tab w:val="left" w:pos="8317"/>
+        </w:tabs>
+        <w:rPr>
+          <w:rFonts w:ascii="Times New Roman" w:hAnsi="Times New Roman" w:cs="Times New Roman"/>
+          <w:sz w:val="28"/>
+          <w:szCs w:val="28"/>
+          <w:lang w:val="en-IN"/>
+        </w:rPr>
+      </w:pPr>
+      <w:proofErr w:type="gramStart"/>
+      <w:r>
+        <w:rPr>
+          <w:rFonts w:ascii="Times New Roman" w:hAnsi="Times New Roman" w:cs="Times New Roman"/>
+          <w:sz w:val="28"/>
+          <w:szCs w:val="28"/>
+          <w:lang w:val="en-IN"/>
+        </w:rPr>
+        <w:t>mean=</w:t>
+      </w:r>
+      <w:proofErr w:type="gramEnd"/>
+      <w:r>
+        <w:rPr>
+          <w:rFonts w:ascii="Times New Roman" w:hAnsi="Times New Roman" w:cs="Times New Roman"/>
+          <w:sz w:val="28"/>
+          <w:szCs w:val="28"/>
+          <w:lang w:val="en-IN"/>
+        </w:rPr>
+        <w:t>cv2.blur(img1,(9,9))</w:t>
+      </w:r>
+    </w:p>
+    <w:p>
+      <w:pPr>
+        <w:tabs>
+          <w:tab w:val="left" w:pos="8317"/>
+        </w:tabs>
+        <w:rPr>
+          <w:rFonts w:ascii="Times New Roman" w:hAnsi="Times New Roman" w:cs="Times New Roman"/>
+          <w:sz w:val="28"/>
+          <w:szCs w:val="28"/>
+          <w:lang w:val="en-IN"/>
+        </w:rPr>
+      </w:pPr>
+      <w:proofErr w:type="spellStart"/>
+      <w:proofErr w:type="gramStart"/>
+      <w:r>
+        <w:rPr>
+          <w:rFonts w:ascii="Times New Roman" w:hAnsi="Times New Roman" w:cs="Times New Roman"/>
+          <w:sz w:val="28"/>
+          <w:szCs w:val="28"/>
+          <w:lang w:val="en-IN"/>
+        </w:rPr>
+        <w:t>gaussian</w:t>
+      </w:r>
+      <w:proofErr w:type="spellEnd"/>
+      <w:r>
+        <w:rPr>
+          <w:rFonts w:ascii="Times New Roman" w:hAnsi="Times New Roman" w:cs="Times New Roman"/>
+          <w:sz w:val="28"/>
+          <w:szCs w:val="28"/>
+          <w:lang w:val="en-IN"/>
+        </w:rPr>
+        <w:t>=</w:t>
+      </w:r>
+      <w:proofErr w:type="gramEnd"/>
+      <w:r>
+        <w:rPr>
+          <w:rFonts w:ascii="Times New Roman" w:hAnsi="Times New Roman" w:cs="Times New Roman"/>
+          <w:sz w:val="28"/>
+          <w:szCs w:val="28"/>
+          <w:lang w:val="en-IN"/>
+        </w:rPr>
+        <w:t>cv2.GaussianBlur(img2,(9,9),0)</w:t>
+      </w:r>
+    </w:p>
+    <w:p>
+      <w:pPr>
+        <w:tabs>
+          <w:tab w:val="left" w:pos="8317"/>
+        </w:tabs>
+        <w:rPr>
+          <w:rFonts w:ascii="Times New Roman" w:hAnsi="Times New Roman" w:cs="Times New Roman"/>
+          <w:sz w:val="28"/>
+          <w:szCs w:val="28"/>
+          <w:lang w:val="en-IN"/>
+        </w:rPr>
+      </w:pPr>
+      <w:proofErr w:type="gramStart"/>
+      <w:r>
+        <w:rPr>
+          <w:rFonts w:ascii="Times New Roman" w:hAnsi="Times New Roman" w:cs="Times New Roman"/>
+          <w:sz w:val="28"/>
+          <w:szCs w:val="28"/>
+          <w:lang w:val="en-IN"/>
+        </w:rPr>
+        <w:t>cv2.imshow(</w:t>
+      </w:r>
+      <w:proofErr w:type="gramEnd"/>
+      <w:r>
+        <w:rPr>
+          <w:rFonts w:ascii="Times New Roman" w:hAnsi="Times New Roman" w:cs="Times New Roman"/>
+          <w:sz w:val="28"/>
+          <w:szCs w:val="28"/>
+          <w:lang w:val="en-IN"/>
+        </w:rPr>
+        <w:t xml:space="preserve">"Mean </w:t>
+      </w:r>
+      <w:proofErr w:type="spellStart"/>
+      <w:r>
+        <w:rPr>
+          <w:rFonts w:ascii="Times New Roman" w:hAnsi="Times New Roman" w:cs="Times New Roman"/>
+          <w:sz w:val="28"/>
+          <w:szCs w:val="28"/>
+          <w:lang w:val="en-IN"/>
+        </w:rPr>
+        <w:t>blur",np.hstack</w:t>
+      </w:r>
+      <w:proofErr w:type="spellEnd"/>
+      <w:r>
+        <w:rPr>
+          <w:rFonts w:ascii="Times New Roman" w:hAnsi="Times New Roman" w:cs="Times New Roman"/>
+          <w:sz w:val="28"/>
+          <w:szCs w:val="28"/>
+          <w:lang w:val="en-IN"/>
+        </w:rPr>
+        <w:t>((img1,mean)))</w:t>
+      </w:r>
+    </w:p>
+    <w:p>
+      <w:pPr>
+        <w:tabs>
+          <w:tab w:val="left" w:pos="8317"/>
+        </w:tabs>
+        <w:rPr>
+          <w:rFonts w:ascii="Times New Roman" w:hAnsi="Times New Roman" w:cs="Times New Roman"/>
+          <w:sz w:val="28"/>
+          <w:szCs w:val="28"/>
+          <w:lang w:val="en-IN"/>
+        </w:rPr>
+      </w:pPr>
+      <w:proofErr w:type="gramStart"/>
+      <w:r>
+        <w:rPr>
+          <w:rFonts w:ascii="Times New Roman" w:hAnsi="Times New Roman" w:cs="Times New Roman"/>
+          <w:sz w:val="28"/>
+          <w:szCs w:val="28"/>
+          <w:lang w:val="en-IN"/>
+        </w:rPr>
+        <w:t>cv2.imshow(</w:t>
+      </w:r>
+      <w:proofErr w:type="gramEnd"/>
+      <w:r>
+        <w:rPr>
+          <w:rFonts w:ascii="Times New Roman" w:hAnsi="Times New Roman" w:cs="Times New Roman"/>
+          <w:sz w:val="28"/>
+          <w:szCs w:val="28"/>
+          <w:lang w:val="en-IN"/>
+        </w:rPr>
+        <w:t xml:space="preserve">"Gaussian </w:t>
+      </w:r>
+      <w:proofErr w:type="spellStart"/>
+      <w:r>
+        <w:rPr>
+          <w:rFonts w:ascii="Times New Roman" w:hAnsi="Times New Roman" w:cs="Times New Roman"/>
+          <w:sz w:val="28"/>
+          <w:szCs w:val="28"/>
+          <w:lang w:val="en-IN"/>
+        </w:rPr>
+        <w:t>blur",np.hstack</w:t>
+      </w:r>
+      <w:proofErr w:type="spellEnd"/>
+      <w:r>
+        <w:rPr>
+          <w:rFonts w:ascii="Times New Roman" w:hAnsi="Times New Roman" w:cs="Times New Roman"/>
+          <w:sz w:val="28"/>
+          <w:szCs w:val="28"/>
+          <w:lang w:val="en-IN"/>
+        </w:rPr>
+        <w:t>((img2,gaussian)))</w:t>
+      </w:r>
+    </w:p>
+    <w:p>
+      <w:pPr>
+        <w:tabs>
+          <w:tab w:val="left" w:pos="8317"/>
+        </w:tabs>
+        <w:rPr>
+          <w:rFonts w:ascii="Times New Roman" w:hAnsi="Times New Roman" w:cs="Times New Roman"/>
+          <w:sz w:val="28"/>
+          <w:szCs w:val="28"/>
+          <w:lang w:val="en-IN"/>
+        </w:rPr>
+      </w:pPr>
+      <w:proofErr w:type="gramStart"/>
+      <w:r>
+        <w:rPr>
+          <w:rFonts w:ascii="Times New Roman" w:hAnsi="Times New Roman" w:cs="Times New Roman"/>
+          <w:sz w:val="28"/>
+          <w:szCs w:val="28"/>
+          <w:lang w:val="en-IN"/>
+        </w:rPr>
+        <w:t>cv2.waitKey(</w:t>
+      </w:r>
+      <w:proofErr w:type="gramEnd"/>
+      <w:r>
+        <w:rPr>
+          <w:rFonts w:ascii="Times New Roman" w:hAnsi="Times New Roman" w:cs="Times New Roman"/>
+          <w:sz w:val="28"/>
+          <w:szCs w:val="28"/>
+          <w:lang w:val="en-IN"/>
+        </w:rPr>
+        <w:t>0)</w:t>
+      </w:r>
+    </w:p>
+    <w:p>
+      <w:pPr>
+        <w:tabs>
+          <w:tab w:val="left" w:pos="8317"/>
+        </w:tabs>
+        <w:rPr>
+          <w:rFonts w:ascii="Times New Roman" w:hAnsi="Times New Roman" w:cs="Times New Roman"/>
+          <w:sz w:val="28"/>
+          <w:szCs w:val="28"/>
+          <w:lang w:val="en-IN"/>
+        </w:rPr>
+      </w:pPr>
+      <w:proofErr w:type="gramStart"/>
+      <w:r>
+        <w:rPr>
+          <w:rFonts w:ascii="Times New Roman" w:hAnsi="Times New Roman" w:cs="Times New Roman"/>
+          <w:sz w:val="28"/>
+          <w:szCs w:val="28"/>
+          <w:lang w:val="en-IN"/>
+        </w:rPr>
+        <w:t>cv2.destroyAllWindows()</w:t>
+      </w:r>
+      <w:proofErr w:type="gramEnd"/>
+    </w:p>
+    <w:p>
+      <w:pPr>
+        <w:tabs>
+          <w:tab w:val="left" w:pos="8317"/>
+        </w:tabs>
+        <w:rPr>
+          <w:rFonts w:ascii="Times New Roman" w:hAnsi="Times New Roman" w:cs="Times New Roman"/>
+          <w:sz w:val="28"/>
+          <w:szCs w:val="28"/>
+          <w:lang w:val="en-IN"/>
+        </w:rPr>
+      </w:pPr>
+    </w:p>
+    <w:p>
+      <w:pPr>
+        <w:tabs>
+          <w:tab w:val="left" w:pos="8317"/>
+        </w:tabs>
+        <w:rPr>
+          <w:rFonts w:ascii="Times New Roman" w:hAnsi="Times New Roman" w:cs="Times New Roman"/>
+          <w:sz w:val="28"/>
+          <w:szCs w:val="28"/>
+          <w:lang w:val="en-IN"/>
+        </w:rPr>
+      </w:pPr>
+    </w:p>
+    <w:p>
+      <w:pPr>
+        <w:tabs>
+          <w:tab w:val="left" w:pos="8317"/>
+        </w:tabs>
+        <w:rPr>
+          <w:rFonts w:ascii="Times New Roman" w:hAnsi="Times New Roman" w:cs="Times New Roman"/>
+          <w:sz w:val="28"/>
+          <w:szCs w:val="28"/>
+          <w:lang w:val="en-IN"/>
+        </w:rPr>
+      </w:pPr>
+    </w:p>
+    <w:p>
+      <w:pPr>
+        <w:tabs>
+          <w:tab w:val="left" w:pos="8317"/>
+        </w:tabs>
+        <w:rPr>
+          <w:rFonts w:ascii="Times New Roman" w:hAnsi="Times New Roman" w:cs="Times New Roman"/>
+          <w:sz w:val="28"/>
+          <w:szCs w:val="28"/>
+          <w:lang w:val="en-IN"/>
+        </w:rPr>
+      </w:pPr>
+    </w:p>
+    <w:p>
+      <w:pPr>
+        <w:tabs>
+          <w:tab w:val="left" w:pos="8317"/>
+        </w:tabs>
+        <w:rPr>
+          <w:rFonts w:ascii="Times New Roman" w:hAnsi="Times New Roman" w:cs="Times New Roman"/>
+          <w:sz w:val="28"/>
+          <w:szCs w:val="28"/>
+          <w:lang w:val="en-IN"/>
+        </w:rPr>
+      </w:pPr>
+    </w:p>
+    <w:p>
+      <w:pPr>
+        <w:tabs>
+          <w:tab w:val="left" w:pos="8317"/>
+        </w:tabs>
+        <w:rPr>
+          <w:rFonts w:ascii="Times New Roman" w:hAnsi="Times New Roman" w:cs="Times New Roman"/>
+          <w:sz w:val="28"/>
+          <w:szCs w:val="28"/>
+          <w:lang w:val="en-IN"/>
+        </w:rPr>
+      </w:pPr>
+    </w:p>
+    <w:p>
+      <w:pPr>
+        <w:tabs>
+          <w:tab w:val="left" w:pos="8317"/>
+        </w:tabs>
+        <w:rPr>
+          <w:rFonts w:ascii="Times New Roman" w:hAnsi="Times New Roman" w:cs="Times New Roman"/>
+          <w:sz w:val="28"/>
+          <w:szCs w:val="28"/>
+          <w:lang w:val="en-IN"/>
+        </w:rPr>
+      </w:pPr>
+    </w:p>
+    <w:p>
+      <w:pPr>
+        <w:tabs>
+          <w:tab w:val="left" w:pos="8317"/>
+        </w:tabs>
+        <w:rPr>
+          <w:rFonts w:ascii="Times New Roman" w:hAnsi="Times New Roman" w:cs="Times New Roman"/>
+          <w:sz w:val="28"/>
+          <w:szCs w:val="28"/>
+          <w:lang w:val="en-IN"/>
+        </w:rPr>
+      </w:pPr>
+    </w:p>
+    <w:p>
+      <w:pPr>
+        <w:tabs>
+          <w:tab w:val="left" w:pos="8317"/>
+        </w:tabs>
+        <w:rPr>
+          <w:rFonts w:ascii="Times New Roman" w:hAnsi="Times New Roman" w:cs="Times New Roman"/>
+          <w:sz w:val="28"/>
+          <w:szCs w:val="28"/>
+          <w:lang w:val="en-IN"/>
+        </w:rPr>
+      </w:pPr>
+    </w:p>
+    <w:p>
+      <w:pPr>
+        <w:tabs>
+          <w:tab w:val="left" w:pos="8317"/>
+        </w:tabs>
+        <w:rPr>
+          <w:rFonts w:ascii="Times New Roman" w:hAnsi="Times New Roman" w:cs="Times New Roman"/>
+          <w:sz w:val="28"/>
+          <w:szCs w:val="28"/>
+          <w:lang w:val="en-IN"/>
+        </w:rPr>
+      </w:pPr>
+    </w:p>
+    <w:p>
+      <w:pPr>
+        <w:tabs>
+          <w:tab w:val="left" w:pos="8317"/>
+        </w:tabs>
+        <w:rPr>
+          <w:rFonts w:ascii="Times New Roman" w:hAnsi="Times New Roman" w:cs="Times New Roman"/>
+          <w:sz w:val="28"/>
+          <w:szCs w:val="28"/>
+          <w:lang w:val="en-IN"/>
+        </w:rPr>
+      </w:pPr>
+    </w:p>
+    <w:p>
+      <w:pPr>
+        <w:tabs>
+          <w:tab w:val="left" w:pos="8317"/>
+        </w:tabs>
+        <w:rPr>
+          <w:rFonts w:ascii="Times New Roman" w:hAnsi="Times New Roman" w:cs="Times New Roman"/>
+          <w:sz w:val="28"/>
+          <w:szCs w:val="28"/>
+          <w:lang w:val="en-IN"/>
+        </w:rPr>
+      </w:pPr>
+    </w:p>
+    <w:p>
+      <w:pPr>
+        <w:tabs>
+          <w:tab w:val="left" w:pos="8317"/>
+        </w:tabs>
+        <w:rPr>
+          <w:rFonts w:ascii="Times New Roman" w:hAnsi="Times New Roman" w:cs="Times New Roman"/>
+          <w:b/>
+          <w:bCs/>
+          <w:sz w:val="28"/>
+          <w:szCs w:val="28"/>
+          <w:lang w:val="en-IN"/>
+        </w:rPr>
+      </w:pPr>
+      <w:proofErr w:type="gramStart"/>
+      <w:r>
+        <w:rPr>
+          <w:rFonts w:ascii="Times New Roman" w:hAnsi="Times New Roman" w:cs="Times New Roman"/>
+          <w:b/>
+          <w:bCs/>
+          <w:sz w:val="28"/>
+          <w:szCs w:val="28"/>
+          <w:lang w:val="en-IN"/>
+        </w:rPr>
+        <w:t>OUTPUT</w:t>
+      </w:r>
+      <w:r>
+        <w:rPr>
+          <w:rFonts w:ascii="Times New Roman" w:hAnsi="Times New Roman" w:cs="Times New Roman"/>
+          <w:b/>
+          <w:bCs/>
+          <w:sz w:val="28"/>
+          <w:szCs w:val="28"/>
+          <w:lang w:val="en-IN"/>
+        </w:rPr>
+        <w:t xml:space="preserve"> </w:t>
+      </w:r>
+      <w:r>
+        <w:rPr>
+          <w:rFonts w:ascii="Times New Roman" w:hAnsi="Times New Roman" w:cs="Times New Roman"/>
+          <w:b/>
+          <w:bCs/>
+          <w:sz w:val="28"/>
+          <w:szCs w:val="28"/>
+          <w:lang w:val="en-IN"/>
+        </w:rPr>
+        <w:t>:</w:t>
+      </w:r>
+      <w:proofErr w:type="gramEnd"/>
+    </w:p>
+    <w:p>
+      <w:pPr>
+        <w:tabs>
+          <w:tab w:val="left" w:pos="8317"/>
+        </w:tabs>
+        <w:rPr>
+          <w:rFonts w:ascii="Times New Roman" w:hAnsi="Times New Roman" w:cs="Times New Roman"/>
+          <w:b/>
+          <w:bCs/>
+          <w:sz w:val="28"/>
+          <w:szCs w:val="28"/>
+          <w:lang w:val="en-IN"/>
+        </w:rPr>
+      </w:pPr>
+    </w:p>
+    <w:p>
+      <w:pPr>
+        <w:tabs>
+          <w:tab w:val="left" w:pos="8317"/>
+        </w:tabs>
+        <w:rPr>
+          <w:rFonts w:ascii="Times New Roman" w:hAnsi="Times New Roman" w:cs="Times New Roman"/>
+          <w:b/>
+          <w:bCs/>
+          <w:sz w:val="28"/>
+          <w:szCs w:val="28"/>
+          <w:lang w:val="en-IN"/>
+        </w:rPr>
+      </w:pPr>
+      <w:r>
+        <w:rPr>
+          <w:rFonts w:ascii="Times New Roman" w:hAnsi="Times New Roman" w:cs="Times New Roman"/>
+          <w:b/>
+          <w:bCs/>
+          <w:noProof/>
+          <w:sz w:val="28"/>
+          <w:szCs w:val="28"/>
+          <w:lang w:bidi="ta-IN"/>
+        </w:rPr>
+        <w:drawing>
+          <wp:anchor distT="0" distB="0" distL="114300" distR="114300" simplePos="0" relativeHeight="251667456" behindDoc="1" locked="0" layoutInCell="1" allowOverlap="1">
+            <wp:simplePos x="0" y="0"/>
+            <wp:positionH relativeFrom="column">
+              <wp:posOffset>38100</wp:posOffset>
+            </wp:positionH>
+            <wp:positionV relativeFrom="paragraph">
+              <wp:posOffset>37465</wp:posOffset>
+            </wp:positionV>
+            <wp:extent cx="5867400" cy="2019300"/>
+            <wp:effectExtent l="19050" t="0" r="0" b="0"/>
+            <wp:wrapNone/>
+            <wp:docPr id="11" name="Picture 11"/>
+            <wp:cNvGraphicFramePr>
+              <a:graphicFrameLocks xmlns:a="http://schemas.openxmlformats.org/drawingml/2006/main" noChangeAspect="1"/>
+            </wp:cNvGraphicFramePr>
+            <a:graphic xmlns:a="http://schemas.openxmlformats.org/drawingml/2006/main">
+              <a:graphicData uri="http://schemas.openxmlformats.org/drawingml/2006/picture">
+                <pic:pic xmlns:pic="http://schemas.openxmlformats.org/drawingml/2006/picture">
+                  <pic:nvPicPr>
+                    <pic:cNvPr id="0" name="Picture 11"/>
+                    <pic:cNvPicPr>
+                      <a:picLocks noChangeAspect="1" noChangeArrowheads="1"/>
+                    </pic:cNvPicPr>
+                  </pic:nvPicPr>
+                  <pic:blipFill>
+                    <a:blip r:embed="rId13" cstate="print"/>
+                    <a:srcRect/>
+                    <a:stretch>
+                      <a:fillRect/>
+                    </a:stretch>
+                  </pic:blipFill>
+                  <pic:spPr bwMode="auto">
+                    <a:xfrm>
+                      <a:off x="0" y="0"/>
+                      <a:ext cx="5867400" cy="2019300"/>
+                    </a:xfrm>
+                    <a:prstGeom prst="rect">
+                      <a:avLst/>
+                    </a:prstGeom>
+                    <a:noFill/>
+                    <a:ln w="9525">
+                      <a:noFill/>
+                      <a:miter lim="800000"/>
+                      <a:headEnd/>
+                      <a:tailEnd/>
+                    </a:ln>
+                  </pic:spPr>
+                </pic:pic>
+              </a:graphicData>
+            </a:graphic>
+          </wp:anchor>
+        </w:drawing>
+      </w:r>
+    </w:p>
+    <w:p>
+      <w:pPr>
+        <w:rPr>
+          <w:rFonts w:ascii="Times New Roman" w:hAnsi="Times New Roman" w:cs="Times New Roman"/>
+          <w:sz w:val="28"/>
+          <w:szCs w:val="28"/>
+          <w:lang w:val="en-IN"/>
+        </w:rPr>
+      </w:pPr>
+    </w:p>
+    <w:p>
+      <w:pPr>
+        <w:rPr>
+          <w:rFonts w:ascii="Times New Roman" w:hAnsi="Times New Roman" w:cs="Times New Roman"/>
+          <w:sz w:val="28"/>
+          <w:szCs w:val="28"/>
+          <w:lang w:val="en-IN"/>
+        </w:rPr>
+      </w:pPr>
+    </w:p>
+    <w:p>
+      <w:pPr>
+        <w:rPr>
+          <w:rFonts w:ascii="Times New Roman" w:hAnsi="Times New Roman" w:cs="Times New Roman"/>
+          <w:sz w:val="28"/>
+          <w:szCs w:val="28"/>
+          <w:lang w:val="en-IN"/>
+        </w:rPr>
+      </w:pPr>
+    </w:p>
+    <w:p>
+      <w:pPr>
+        <w:rPr>
+          <w:rFonts w:ascii="Times New Roman" w:hAnsi="Times New Roman" w:cs="Times New Roman"/>
+          <w:sz w:val="28"/>
+          <w:szCs w:val="28"/>
+          <w:lang w:val="en-IN"/>
+        </w:rPr>
+      </w:pPr>
+    </w:p>
+    <w:p>
+      <w:pPr>
+        <w:rPr>
+          <w:rFonts w:ascii="Times New Roman" w:hAnsi="Times New Roman" w:cs="Times New Roman"/>
+          <w:sz w:val="28"/>
+          <w:szCs w:val="28"/>
+          <w:lang w:val="en-IN"/>
+        </w:rPr>
+      </w:pPr>
+    </w:p>
+    <w:p>
+      <w:pPr>
+        <w:rPr>
+          <w:rFonts w:ascii="Times New Roman" w:hAnsi="Times New Roman" w:cs="Times New Roman"/>
+          <w:sz w:val="28"/>
+          <w:szCs w:val="28"/>
+          <w:lang w:val="en-IN"/>
+        </w:rPr>
+      </w:pPr>
+      <w:r>
+        <w:rPr>
+          <w:rFonts w:ascii="Times New Roman" w:hAnsi="Times New Roman" w:cs="Times New Roman"/>
+          <w:noProof/>
+          <w:sz w:val="28"/>
+          <w:szCs w:val="28"/>
+          <w:lang w:bidi="ta-IN"/>
+        </w:rPr>
+        <w:drawing>
+          <wp:anchor distT="0" distB="0" distL="114300" distR="114300" simplePos="0" relativeHeight="251666432" behindDoc="1" locked="0" layoutInCell="1" allowOverlap="1">
+            <wp:simplePos x="0" y="0"/>
+            <wp:positionH relativeFrom="column">
+              <wp:posOffset>38100</wp:posOffset>
+            </wp:positionH>
+            <wp:positionV relativeFrom="paragraph">
+              <wp:posOffset>303530</wp:posOffset>
+            </wp:positionV>
+            <wp:extent cx="5867400" cy="2019300"/>
+            <wp:effectExtent l="19050" t="0" r="0" b="0"/>
+            <wp:wrapNone/>
+            <wp:docPr id="8" name="Picture 8"/>
+            <wp:cNvGraphicFramePr>
+              <a:graphicFrameLocks xmlns:a="http://schemas.openxmlformats.org/drawingml/2006/main" noChangeAspect="1"/>
+            </wp:cNvGraphicFramePr>
+            <a:graphic xmlns:a="http://schemas.openxmlformats.org/drawingml/2006/main">
+              <a:graphicData uri="http://schemas.openxmlformats.org/drawingml/2006/picture">
+                <pic:pic xmlns:pic="http://schemas.openxmlformats.org/drawingml/2006/picture">
+                  <pic:nvPicPr>
+                    <pic:cNvPr id="0" name="Picture 8"/>
+                    <pic:cNvPicPr>
+                      <a:picLocks noChangeAspect="1" noChangeArrowheads="1"/>
+                    </pic:cNvPicPr>
+                  </pic:nvPicPr>
+                  <pic:blipFill>
+                    <a:blip r:embed="rId14" cstate="print"/>
+                    <a:srcRect/>
+                    <a:stretch>
+                      <a:fillRect/>
+                    </a:stretch>
+                  </pic:blipFill>
+                  <pic:spPr bwMode="auto">
+                    <a:xfrm>
+                      <a:off x="0" y="0"/>
+                      <a:ext cx="5867400" cy="2019300"/>
+                    </a:xfrm>
+                    <a:prstGeom prst="rect">
+                      <a:avLst/>
+                    </a:prstGeom>
+                    <a:noFill/>
+                    <a:ln w="9525">
+                      <a:noFill/>
+                      <a:miter lim="800000"/>
+                      <a:headEnd/>
+                      <a:tailEnd/>
+                    </a:ln>
+                  </pic:spPr>
+                </pic:pic>
+              </a:graphicData>
+            </a:graphic>
+          </wp:anchor>
+        </w:drawing>
+      </w:r>
+    </w:p>
+    <w:p>
+      <w:pPr>
+        <w:rPr>
+          <w:rFonts w:ascii="Times New Roman" w:hAnsi="Times New Roman" w:cs="Times New Roman"/>
+          <w:sz w:val="28"/>
+          <w:szCs w:val="28"/>
+          <w:lang w:val="en-IN"/>
+        </w:rPr>
+      </w:pPr>
+    </w:p>
+    <w:p>
+      <w:pPr>
+        <w:tabs>
+          <w:tab w:val="left" w:pos="5255"/>
+        </w:tabs>
+        <w:rPr>
+          <w:rFonts w:ascii="Times New Roman" w:hAnsi="Times New Roman" w:cs="Times New Roman"/>
+          <w:sz w:val="28"/>
+          <w:szCs w:val="28"/>
+          <w:lang w:val="en-IN"/>
+        </w:rPr>
+      </w:pPr>
+      <w:r>
+        <w:rPr>
+          <w:rFonts w:ascii="Times New Roman" w:hAnsi="Times New Roman" w:cs="Times New Roman"/>
+          <w:sz w:val="28"/>
+          <w:szCs w:val="28"/>
+          <w:lang w:val="en-IN"/>
+        </w:rPr>
+        <w:tab/>
+      </w:r>
+    </w:p>
+    <w:p>
+      <w:pPr>
+        <w:rPr>
+          <w:rFonts w:ascii="Times New Roman" w:hAnsi="Times New Roman" w:cs="Times New Roman"/>
+          <w:sz w:val="28"/>
+          <w:szCs w:val="28"/>
+          <w:lang w:val="en-IN"/>
+        </w:rPr>
+      </w:pPr>
+    </w:p>
+    <w:p>
+      <w:pPr>
+        <w:rPr>
+          <w:rFonts w:ascii="Times New Roman" w:hAnsi="Times New Roman" w:cs="Times New Roman"/>
+          <w:sz w:val="28"/>
+          <w:szCs w:val="28"/>
+          <w:lang w:val="en-IN"/>
+        </w:rPr>
+      </w:pPr>
+    </w:p>
+    <w:p>
+      <w:pPr>
+        <w:rPr>
+          <w:rFonts w:ascii="Times New Roman" w:hAnsi="Times New Roman" w:cs="Times New Roman"/>
+          <w:sz w:val="28"/>
+          <w:szCs w:val="28"/>
+          <w:lang w:val="en-IN"/>
+        </w:rPr>
+      </w:pPr>
+    </w:p>
+    <w:p>
+      <w:pPr>
+        <w:rPr>
+          <w:rFonts w:ascii="Times New Roman" w:hAnsi="Times New Roman" w:cs="Times New Roman"/>
+          <w:sz w:val="28"/>
+          <w:szCs w:val="28"/>
+          <w:lang w:val="en-IN"/>
+        </w:rPr>
+      </w:pPr>
+    </w:p>
+    <w:p>
+      <w:pPr>
+        <w:rPr>
+          <w:rFonts w:ascii="Times New Roman" w:hAnsi="Times New Roman" w:cs="Times New Roman"/>
+          <w:sz w:val="28"/>
+          <w:szCs w:val="28"/>
+          <w:lang w:val="en-IN"/>
+        </w:rPr>
+      </w:pPr>
+    </w:p>
+    <w:p>
+      <w:pPr>
+        <w:tabs>
+          <w:tab w:val="left" w:pos="7852"/>
+        </w:tabs>
+        <w:rPr>
+          <w:rFonts w:ascii="Times New Roman" w:hAnsi="Times New Roman" w:cs="Times New Roman"/>
+          <w:sz w:val="28"/>
+          <w:szCs w:val="28"/>
+          <w:lang w:val="en-IN"/>
+        </w:rPr>
+      </w:pPr>
+      <w:r>
+        <w:rPr>
+          <w:rFonts w:ascii="Times New Roman" w:hAnsi="Times New Roman" w:cs="Times New Roman"/>
+          <w:sz w:val="28"/>
+          <w:szCs w:val="28"/>
+          <w:lang w:val="en-IN"/>
+        </w:rPr>
+        <w:tab/>
+      </w:r>
+    </w:p>
+    <w:p>
+      <w:pPr>
+        <w:tabs>
+          <w:tab w:val="left" w:pos="7852"/>
+        </w:tabs>
+        <w:rPr>
+          <w:rFonts w:ascii="Times New Roman" w:hAnsi="Times New Roman" w:cs="Times New Roman"/>
+          <w:sz w:val="28"/>
+          <w:szCs w:val="28"/>
+          <w:lang w:val="en-IN"/>
+        </w:rPr>
+      </w:pPr>
+    </w:p>
+    <w:p>
+      <w:pPr>
+        <w:tabs>
+          <w:tab w:val="left" w:pos="7852"/>
+        </w:tabs>
+        <w:rPr>
+          <w:rFonts w:ascii="Times New Roman" w:hAnsi="Times New Roman" w:cs="Times New Roman"/>
+          <w:sz w:val="28"/>
+          <w:szCs w:val="28"/>
+          <w:lang w:val="en-IN"/>
+        </w:rPr>
+      </w:pPr>
+    </w:p>
+    <w:p>
+      <w:pPr>
+        <w:tabs>
+          <w:tab w:val="left" w:pos="7852"/>
+        </w:tabs>
+        <w:rPr>
+          <w:rFonts w:ascii="Times New Roman" w:hAnsi="Times New Roman" w:cs="Times New Roman"/>
+          <w:sz w:val="28"/>
+          <w:szCs w:val="28"/>
+          <w:lang w:val="en-IN"/>
+        </w:rPr>
+      </w:pPr>
+    </w:p>
+    <w:p>
+      <w:pPr>
+        <w:tabs>
+          <w:tab w:val="left" w:pos="7852"/>
+        </w:tabs>
+        <w:rPr>
+          <w:rFonts w:ascii="Times New Roman" w:hAnsi="Times New Roman" w:cs="Times New Roman"/>
+          <w:sz w:val="28"/>
+          <w:szCs w:val="28"/>
+          <w:lang w:val="en-IN"/>
+        </w:rPr>
+      </w:pPr>
+    </w:p>
+    <w:p>
+      <w:pPr>
+        <w:tabs>
+          <w:tab w:val="left" w:pos="7852"/>
+        </w:tabs>
+        <w:rPr>
+          <w:rFonts w:ascii="Times New Roman" w:hAnsi="Times New Roman" w:cs="Times New Roman"/>
+          <w:sz w:val="28"/>
+          <w:szCs w:val="28"/>
+          <w:lang w:val="en-IN"/>
+        </w:rPr>
+      </w:pPr>
+    </w:p>
+    <w:p>
+      <w:pPr>
+        <w:tabs>
+          <w:tab w:val="left" w:pos="7852"/>
+        </w:tabs>
+        <w:rPr>
+          <w:rFonts w:ascii="Times New Roman" w:hAnsi="Times New Roman" w:cs="Times New Roman"/>
+          <w:sz w:val="28"/>
+          <w:szCs w:val="28"/>
+          <w:lang w:val="en-IN"/>
+        </w:rPr>
+      </w:pPr>
+    </w:p>
+    <w:p>
+      <w:pPr>
+        <w:tabs>
+          <w:tab w:val="left" w:pos="7852"/>
+        </w:tabs>
+        <w:rPr>
+          <w:rFonts w:ascii="Times New Roman" w:hAnsi="Times New Roman" w:cs="Times New Roman"/>
+          <w:sz w:val="28"/>
+          <w:szCs w:val="28"/>
+          <w:lang w:val="en-IN"/>
+        </w:rPr>
+      </w:pPr>
+    </w:p>
+    <w:p>
+      <w:pPr>
+        <w:tabs>
+          <w:tab w:val="left" w:pos="7852"/>
+        </w:tabs>
+        <w:rPr>
+          <w:rFonts w:ascii="Times New Roman" w:hAnsi="Times New Roman" w:cs="Times New Roman"/>
+          <w:b/>
+          <w:bCs/>
+          <w:sz w:val="28"/>
+          <w:szCs w:val="28"/>
+          <w:lang w:val="en-IN"/>
+        </w:rPr>
+      </w:pPr>
+      <w:r>
+        <w:rPr>
+          <w:rFonts w:ascii="Times New Roman" w:hAnsi="Times New Roman" w:cs="Times New Roman"/>
+          <w:b/>
+          <w:bCs/>
+          <w:sz w:val="28"/>
+          <w:szCs w:val="28"/>
+          <w:lang w:val="en-IN"/>
+        </w:rPr>
+        <w:t xml:space="preserve">SOURCE </w:t>
+      </w:r>
+      <w:proofErr w:type="gramStart"/>
+      <w:r>
+        <w:rPr>
+          <w:rFonts w:ascii="Times New Roman" w:hAnsi="Times New Roman" w:cs="Times New Roman"/>
+          <w:b/>
+          <w:bCs/>
+          <w:sz w:val="28"/>
+          <w:szCs w:val="28"/>
+          <w:lang w:val="en-IN"/>
+        </w:rPr>
+        <w:t>CODE</w:t>
+      </w:r>
+      <w:r>
+        <w:rPr>
+          <w:rFonts w:ascii="Times New Roman" w:hAnsi="Times New Roman" w:cs="Times New Roman"/>
+          <w:b/>
+          <w:bCs/>
+          <w:sz w:val="28"/>
+          <w:szCs w:val="28"/>
+          <w:lang w:val="en-IN"/>
+        </w:rPr>
+        <w:t xml:space="preserve"> :</w:t>
+      </w:r>
+      <w:proofErr w:type="gramEnd"/>
+    </w:p>
+    <w:p>
+      <w:pPr>
+        <w:tabs>
+          <w:tab w:val="left" w:pos="7852"/>
+        </w:tabs>
+        <w:rPr>
+          <w:rFonts w:ascii="Times New Roman" w:hAnsi="Times New Roman" w:cs="Times New Roman"/>
+          <w:sz w:val="28"/>
+          <w:szCs w:val="28"/>
+          <w:lang w:val="en-IN"/>
+        </w:rPr>
+      </w:pPr>
+    </w:p>
+    <w:p>
+      <w:pPr>
+        <w:rPr>
+          <w:rFonts w:ascii="Times New Roman" w:hAnsi="Times New Roman" w:cs="Times New Roman"/>
+          <w:sz w:val="28"/>
+          <w:szCs w:val="28"/>
+          <w:lang w:val="en-IN"/>
+        </w:rPr>
+      </w:pPr>
+      <w:proofErr w:type="gramStart"/>
+      <w:r>
+        <w:rPr>
+          <w:rFonts w:ascii="Times New Roman" w:hAnsi="Times New Roman" w:cs="Times New Roman"/>
+          <w:sz w:val="28"/>
+          <w:szCs w:val="28"/>
+          <w:lang w:val="en-IN"/>
+        </w:rPr>
+        <w:t>import</w:t>
+      </w:r>
+      <w:proofErr w:type="gramEnd"/>
+      <w:r>
+        <w:rPr>
+          <w:rFonts w:ascii="Times New Roman" w:hAnsi="Times New Roman" w:cs="Times New Roman"/>
+          <w:sz w:val="28"/>
+          <w:szCs w:val="28"/>
+          <w:lang w:val="en-IN"/>
+        </w:rPr>
+        <w:t xml:space="preserve"> cv2</w:t>
+      </w:r>
+    </w:p>
+    <w:p>
+      <w:pPr>
+        <w:rPr>
+          <w:rFonts w:ascii="Times New Roman" w:hAnsi="Times New Roman" w:cs="Times New Roman"/>
+          <w:sz w:val="28"/>
+          <w:szCs w:val="28"/>
+          <w:lang w:val="en-IN"/>
+        </w:rPr>
+      </w:pPr>
+      <w:proofErr w:type="spellStart"/>
+      <w:proofErr w:type="gramStart"/>
+      <w:r>
+        <w:rPr>
+          <w:rFonts w:ascii="Times New Roman" w:hAnsi="Times New Roman" w:cs="Times New Roman"/>
+          <w:sz w:val="28"/>
+          <w:szCs w:val="28"/>
+          <w:lang w:val="en-IN"/>
+        </w:rPr>
+        <w:t>img</w:t>
+      </w:r>
+      <w:proofErr w:type="spellEnd"/>
+      <w:r>
+        <w:rPr>
+          <w:rFonts w:ascii="Times New Roman" w:hAnsi="Times New Roman" w:cs="Times New Roman"/>
+          <w:sz w:val="28"/>
+          <w:szCs w:val="28"/>
+          <w:lang w:val="en-IN"/>
+        </w:rPr>
+        <w:t>=</w:t>
+      </w:r>
+      <w:proofErr w:type="gramEnd"/>
+      <w:r>
+        <w:rPr>
+          <w:rFonts w:ascii="Times New Roman" w:hAnsi="Times New Roman" w:cs="Times New Roman"/>
+          <w:sz w:val="28"/>
+          <w:szCs w:val="28"/>
+          <w:lang w:val="en-IN"/>
+        </w:rPr>
+        <w:t>cv2.imread("mri.jpg")</w:t>
+      </w:r>
+    </w:p>
+    <w:p>
+      <w:pPr>
+        <w:rPr>
+          <w:rFonts w:ascii="Times New Roman" w:hAnsi="Times New Roman" w:cs="Times New Roman"/>
+          <w:sz w:val="28"/>
+          <w:szCs w:val="28"/>
+          <w:lang w:val="en-IN"/>
+        </w:rPr>
+      </w:pPr>
+      <w:proofErr w:type="spellStart"/>
+      <w:proofErr w:type="gramStart"/>
+      <w:r>
+        <w:rPr>
+          <w:rFonts w:ascii="Times New Roman" w:hAnsi="Times New Roman" w:cs="Times New Roman"/>
+          <w:sz w:val="28"/>
+          <w:szCs w:val="28"/>
+          <w:lang w:val="en-IN"/>
+        </w:rPr>
+        <w:t>img</w:t>
+      </w:r>
+      <w:proofErr w:type="spellEnd"/>
+      <w:r>
+        <w:rPr>
+          <w:rFonts w:ascii="Times New Roman" w:hAnsi="Times New Roman" w:cs="Times New Roman"/>
+          <w:sz w:val="28"/>
+          <w:szCs w:val="28"/>
+          <w:lang w:val="en-IN"/>
+        </w:rPr>
+        <w:t>=</w:t>
+      </w:r>
+      <w:proofErr w:type="gramEnd"/>
+      <w:r>
+        <w:rPr>
+          <w:rFonts w:ascii="Times New Roman" w:hAnsi="Times New Roman" w:cs="Times New Roman"/>
+          <w:sz w:val="28"/>
+          <w:szCs w:val="28"/>
+          <w:lang w:val="en-IN"/>
+        </w:rPr>
+        <w:t>cv2.cvtColor(img,cv2.COLOR_BGR2GRAY)</w:t>
+      </w:r>
+    </w:p>
+    <w:p>
+      <w:pPr>
+        <w:rPr>
+          <w:rFonts w:ascii="Times New Roman" w:hAnsi="Times New Roman" w:cs="Times New Roman"/>
+          <w:sz w:val="28"/>
+          <w:szCs w:val="28"/>
+          <w:lang w:val="en-IN"/>
+        </w:rPr>
+      </w:pPr>
+      <w:proofErr w:type="spellStart"/>
+      <w:proofErr w:type="gramStart"/>
+      <w:r>
+        <w:rPr>
+          <w:rFonts w:ascii="Times New Roman" w:hAnsi="Times New Roman" w:cs="Times New Roman"/>
+          <w:sz w:val="28"/>
+          <w:szCs w:val="28"/>
+          <w:lang w:val="en-IN"/>
+        </w:rPr>
+        <w:t>ret,</w:t>
+      </w:r>
+      <w:proofErr w:type="gramEnd"/>
+      <w:r>
+        <w:rPr>
+          <w:rFonts w:ascii="Times New Roman" w:hAnsi="Times New Roman" w:cs="Times New Roman"/>
+          <w:sz w:val="28"/>
+          <w:szCs w:val="28"/>
+          <w:lang w:val="en-IN"/>
+        </w:rPr>
+        <w:t>thresh</w:t>
+      </w:r>
+      <w:proofErr w:type="spellEnd"/>
+      <w:r>
+        <w:rPr>
+          <w:rFonts w:ascii="Times New Roman" w:hAnsi="Times New Roman" w:cs="Times New Roman"/>
+          <w:sz w:val="28"/>
+          <w:szCs w:val="28"/>
+          <w:lang w:val="en-IN"/>
+        </w:rPr>
+        <w:t>=cv2.threshold(img,120,455,cv2.THRESH_BINARY)</w:t>
+      </w:r>
+    </w:p>
+    <w:p>
+      <w:pPr>
+        <w:rPr>
+          <w:rFonts w:ascii="Times New Roman" w:hAnsi="Times New Roman" w:cs="Times New Roman"/>
+          <w:sz w:val="28"/>
+          <w:szCs w:val="28"/>
+          <w:lang w:val="en-IN"/>
+        </w:rPr>
+      </w:pPr>
+      <w:proofErr w:type="gramStart"/>
+      <w:r>
+        <w:rPr>
+          <w:rFonts w:ascii="Times New Roman" w:hAnsi="Times New Roman" w:cs="Times New Roman"/>
+          <w:sz w:val="28"/>
+          <w:szCs w:val="28"/>
+          <w:lang w:val="en-IN"/>
+        </w:rPr>
+        <w:t>cv2.imshow(</w:t>
+      </w:r>
+      <w:proofErr w:type="gramEnd"/>
+      <w:r>
+        <w:rPr>
+          <w:rFonts w:ascii="Times New Roman" w:hAnsi="Times New Roman" w:cs="Times New Roman"/>
+          <w:sz w:val="28"/>
+          <w:szCs w:val="28"/>
+          <w:lang w:val="en-IN"/>
+        </w:rPr>
+        <w:t xml:space="preserve">"Original </w:t>
+      </w:r>
+      <w:proofErr w:type="spellStart"/>
+      <w:r>
+        <w:rPr>
+          <w:rFonts w:ascii="Times New Roman" w:hAnsi="Times New Roman" w:cs="Times New Roman"/>
+          <w:sz w:val="28"/>
+          <w:szCs w:val="28"/>
+          <w:lang w:val="en-IN"/>
+        </w:rPr>
+        <w:t>Image",img</w:t>
+      </w:r>
+      <w:proofErr w:type="spellEnd"/>
+      <w:r>
+        <w:rPr>
+          <w:rFonts w:ascii="Times New Roman" w:hAnsi="Times New Roman" w:cs="Times New Roman"/>
+          <w:sz w:val="28"/>
+          <w:szCs w:val="28"/>
+          <w:lang w:val="en-IN"/>
+        </w:rPr>
+        <w:t>)</w:t>
+      </w:r>
+    </w:p>
+    <w:p>
+      <w:pPr>
+        <w:rPr>
+          <w:rFonts w:ascii="Times New Roman" w:hAnsi="Times New Roman" w:cs="Times New Roman"/>
+          <w:sz w:val="28"/>
+          <w:szCs w:val="28"/>
+          <w:lang w:val="en-IN"/>
+        </w:rPr>
+      </w:pPr>
+      <w:proofErr w:type="gramStart"/>
+      <w:r>
+        <w:rPr>
+          <w:rFonts w:ascii="Times New Roman" w:hAnsi="Times New Roman" w:cs="Times New Roman"/>
+          <w:sz w:val="28"/>
+          <w:szCs w:val="28"/>
+          <w:lang w:val="en-IN"/>
+        </w:rPr>
+        <w:t>cv2.imshow(</w:t>
+      </w:r>
+      <w:proofErr w:type="gramEnd"/>
+      <w:r>
+        <w:rPr>
+          <w:rFonts w:ascii="Times New Roman" w:hAnsi="Times New Roman" w:cs="Times New Roman"/>
+          <w:sz w:val="28"/>
+          <w:szCs w:val="28"/>
+          <w:lang w:val="en-IN"/>
+        </w:rPr>
+        <w:t xml:space="preserve">"Binary </w:t>
+      </w:r>
+      <w:proofErr w:type="spellStart"/>
+      <w:r>
+        <w:rPr>
+          <w:rFonts w:ascii="Times New Roman" w:hAnsi="Times New Roman" w:cs="Times New Roman"/>
+          <w:sz w:val="28"/>
+          <w:szCs w:val="28"/>
+          <w:lang w:val="en-IN"/>
+        </w:rPr>
+        <w:t>Threshold",thresh</w:t>
+      </w:r>
+      <w:proofErr w:type="spellEnd"/>
+      <w:r>
+        <w:rPr>
+          <w:rFonts w:ascii="Times New Roman" w:hAnsi="Times New Roman" w:cs="Times New Roman"/>
+          <w:sz w:val="28"/>
+          <w:szCs w:val="28"/>
+          <w:lang w:val="en-IN"/>
+        </w:rPr>
+        <w:t>)</w:t>
+      </w:r>
+    </w:p>
+    <w:p>
+      <w:pPr>
+        <w:rPr>
+          <w:rFonts w:ascii="Times New Roman" w:hAnsi="Times New Roman" w:cs="Times New Roman"/>
+          <w:sz w:val="28"/>
+          <w:szCs w:val="28"/>
+          <w:lang w:val="en-IN"/>
+        </w:rPr>
+      </w:pPr>
+      <w:proofErr w:type="gramStart"/>
+      <w:r>
+        <w:rPr>
+          <w:rFonts w:ascii="Times New Roman" w:hAnsi="Times New Roman" w:cs="Times New Roman"/>
+          <w:sz w:val="28"/>
+          <w:szCs w:val="28"/>
+          <w:lang w:val="en-IN"/>
+        </w:rPr>
+        <w:t>cv2.waitKey(</w:t>
+      </w:r>
+      <w:proofErr w:type="gramEnd"/>
+      <w:r>
+        <w:rPr>
+          <w:rFonts w:ascii="Times New Roman" w:hAnsi="Times New Roman" w:cs="Times New Roman"/>
+          <w:sz w:val="28"/>
+          <w:szCs w:val="28"/>
+          <w:lang w:val="en-IN"/>
+        </w:rPr>
+        <w:t>0)</w:t>
+      </w:r>
+    </w:p>
+    <w:p>
+      <w:pPr>
+        <w:rPr>
+          <w:rFonts w:ascii="Times New Roman" w:hAnsi="Times New Roman" w:cs="Times New Roman"/>
+          <w:sz w:val="28"/>
+          <w:szCs w:val="28"/>
+          <w:lang w:val="en-IN"/>
+        </w:rPr>
+      </w:pPr>
+      <w:proofErr w:type="gramStart"/>
+      <w:r>
+        <w:rPr>
+          <w:rFonts w:ascii="Times New Roman" w:hAnsi="Times New Roman" w:cs="Times New Roman"/>
+          <w:sz w:val="28"/>
+          <w:szCs w:val="28"/>
+          <w:lang w:val="en-IN"/>
+        </w:rPr>
+        <w:t>cv2.destroyAllWindows()</w:t>
+      </w:r>
+      <w:proofErr w:type="gramEnd"/>
+    </w:p>
+    <w:p>
+      <w:pPr>
+        <w:rPr>
+          <w:rFonts w:ascii="Times New Roman" w:hAnsi="Times New Roman" w:cs="Times New Roman"/>
+          <w:sz w:val="28"/>
+          <w:szCs w:val="28"/>
+          <w:lang w:val="en-IN"/>
+        </w:rPr>
+      </w:pPr>
+    </w:p>
+    <w:p>
+      <w:pPr>
+        <w:rPr>
+          <w:rFonts w:ascii="Times New Roman" w:hAnsi="Times New Roman" w:cs="Times New Roman"/>
+          <w:sz w:val="28"/>
+          <w:szCs w:val="28"/>
+          <w:lang w:val="en-IN"/>
+        </w:rPr>
+      </w:pPr>
+    </w:p>
+    <w:p>
+      <w:pPr>
+        <w:rPr>
+          <w:rFonts w:ascii="Times New Roman" w:hAnsi="Times New Roman" w:cs="Times New Roman"/>
+          <w:sz w:val="28"/>
+          <w:szCs w:val="28"/>
+          <w:lang w:val="en-IN"/>
+        </w:rPr>
+      </w:pPr>
+    </w:p>
+    <w:p>
+      <w:pPr>
+        <w:rPr>
+          <w:rFonts w:ascii="Times New Roman" w:hAnsi="Times New Roman" w:cs="Times New Roman"/>
+          <w:sz w:val="28"/>
+          <w:szCs w:val="28"/>
+          <w:lang w:val="en-IN"/>
+        </w:rPr>
+      </w:pPr>
+    </w:p>
+    <w:p>
+      <w:pPr>
+        <w:rPr>
+          <w:rFonts w:ascii="Times New Roman" w:hAnsi="Times New Roman" w:cs="Times New Roman"/>
+          <w:sz w:val="28"/>
+          <w:szCs w:val="28"/>
+          <w:lang w:val="en-IN"/>
+        </w:rPr>
+      </w:pPr>
+    </w:p>
+    <w:p>
+      <w:pPr>
+        <w:rPr>
+          <w:rFonts w:ascii="Times New Roman" w:hAnsi="Times New Roman" w:cs="Times New Roman"/>
+          <w:sz w:val="28"/>
+          <w:szCs w:val="28"/>
+          <w:lang w:val="en-IN"/>
+        </w:rPr>
+      </w:pPr>
+    </w:p>
+    <w:p>
+      <w:pPr>
+        <w:tabs>
+          <w:tab w:val="left" w:pos="3300"/>
+        </w:tabs>
+        <w:rPr>
+          <w:rFonts w:ascii="Times New Roman" w:hAnsi="Times New Roman" w:cs="Times New Roman"/>
+          <w:sz w:val="28"/>
+          <w:szCs w:val="28"/>
+          <w:lang w:val="en-IN"/>
+        </w:rPr>
+      </w:pPr>
+      <w:r>
+        <w:rPr>
+          <w:rFonts w:ascii="Times New Roman" w:hAnsi="Times New Roman" w:cs="Times New Roman"/>
+          <w:sz w:val="28"/>
+          <w:szCs w:val="28"/>
+          <w:lang w:val="en-IN"/>
+        </w:rPr>
+        <w:tab/>
+      </w:r>
+    </w:p>
+    <w:p>
+      <w:pPr>
+        <w:tabs>
+          <w:tab w:val="left" w:pos="3300"/>
+        </w:tabs>
+        <w:rPr>
+          <w:rFonts w:ascii="Times New Roman" w:hAnsi="Times New Roman" w:cs="Times New Roman"/>
+          <w:sz w:val="28"/>
+          <w:szCs w:val="28"/>
+          <w:lang w:val="en-IN"/>
+        </w:rPr>
+      </w:pPr>
+    </w:p>
+    <w:p>
+      <w:pPr>
+        <w:tabs>
+          <w:tab w:val="left" w:pos="3300"/>
+        </w:tabs>
+        <w:rPr>
+          <w:rFonts w:ascii="Times New Roman" w:hAnsi="Times New Roman" w:cs="Times New Roman"/>
+          <w:sz w:val="28"/>
+          <w:szCs w:val="28"/>
+          <w:lang w:val="en-IN"/>
+        </w:rPr>
+      </w:pPr>
+    </w:p>
+    <w:p>
+      <w:pPr>
+        <w:tabs>
+          <w:tab w:val="left" w:pos="3300"/>
+        </w:tabs>
+        <w:rPr>
+          <w:rFonts w:ascii="Times New Roman" w:hAnsi="Times New Roman" w:cs="Times New Roman"/>
+          <w:sz w:val="28"/>
+          <w:szCs w:val="28"/>
+          <w:lang w:val="en-IN"/>
+        </w:rPr>
+      </w:pPr>
+    </w:p>
+    <w:p>
+      <w:pPr>
+        <w:tabs>
+          <w:tab w:val="left" w:pos="3300"/>
+        </w:tabs>
+        <w:rPr>
+          <w:rFonts w:ascii="Times New Roman" w:hAnsi="Times New Roman" w:cs="Times New Roman"/>
+          <w:sz w:val="28"/>
+          <w:szCs w:val="28"/>
+          <w:lang w:val="en-IN"/>
+        </w:rPr>
+      </w:pPr>
+    </w:p>
+    <w:p>
+      <w:pPr>
+        <w:tabs>
+          <w:tab w:val="left" w:pos="3300"/>
+        </w:tabs>
+        <w:rPr>
+          <w:rFonts w:ascii="Times New Roman" w:hAnsi="Times New Roman" w:cs="Times New Roman"/>
+          <w:sz w:val="28"/>
+          <w:szCs w:val="28"/>
+          <w:lang w:val="en-IN"/>
+        </w:rPr>
+      </w:pPr>
+    </w:p>
+    <w:p>
+      <w:pPr>
+        <w:tabs>
+          <w:tab w:val="left" w:pos="3300"/>
+        </w:tabs>
+        <w:rPr>
+          <w:rFonts w:ascii="Times New Roman" w:hAnsi="Times New Roman" w:cs="Times New Roman"/>
+          <w:sz w:val="28"/>
+          <w:szCs w:val="28"/>
+          <w:lang w:val="en-IN"/>
+        </w:rPr>
+      </w:pPr>
+    </w:p>
+    <w:p>
+      <w:pPr>
+        <w:tabs>
+          <w:tab w:val="left" w:pos="3300"/>
+        </w:tabs>
+        <w:rPr>
+          <w:rFonts w:ascii="Times New Roman" w:hAnsi="Times New Roman" w:cs="Times New Roman"/>
+          <w:sz w:val="28"/>
+          <w:szCs w:val="28"/>
+          <w:lang w:val="en-IN"/>
+        </w:rPr>
+      </w:pPr>
+    </w:p>
+    <w:p>
+      <w:pPr>
+        <w:tabs>
+          <w:tab w:val="left" w:pos="3300"/>
+        </w:tabs>
+        <w:rPr>
+          <w:rFonts w:ascii="Times New Roman" w:hAnsi="Times New Roman" w:cs="Times New Roman"/>
+          <w:b/>
+          <w:bCs/>
+          <w:sz w:val="28"/>
+          <w:szCs w:val="28"/>
+          <w:lang w:val="en-IN"/>
+        </w:rPr>
+      </w:pPr>
+      <w:proofErr w:type="gramStart"/>
+      <w:r>
+        <w:rPr>
+          <w:rFonts w:ascii="Times New Roman" w:hAnsi="Times New Roman" w:cs="Times New Roman"/>
+          <w:b/>
+          <w:bCs/>
+          <w:sz w:val="28"/>
+          <w:szCs w:val="28"/>
+          <w:lang w:val="en-IN"/>
+        </w:rPr>
+        <w:t>OUTPUT :</w:t>
+      </w:r>
+      <w:proofErr w:type="gramEnd"/>
+    </w:p>
+    <w:p>
+      <w:pPr>
+        <w:tabs>
+          <w:tab w:val="left" w:pos="3300"/>
+        </w:tabs>
+        <w:rPr>
+          <w:rFonts w:ascii="Times New Roman" w:hAnsi="Times New Roman" w:cs="Times New Roman"/>
+          <w:sz w:val="28"/>
+          <w:szCs w:val="28"/>
+          <w:lang w:val="en-IN"/>
+        </w:rPr>
+      </w:pPr>
+      <w:r>
+        <w:rPr>
+          <w:rFonts w:ascii="Times New Roman" w:hAnsi="Times New Roman" w:cs="Times New Roman"/>
+          <w:noProof/>
+          <w:sz w:val="28"/>
+          <w:szCs w:val="28"/>
+          <w:lang w:bidi="ta-IN"/>
+        </w:rPr>
+        <w:drawing>
+          <wp:anchor distT="0" distB="0" distL="114300" distR="114300" simplePos="0" relativeHeight="251669504" behindDoc="1" locked="0" layoutInCell="1" allowOverlap="1">
+            <wp:simplePos x="0" y="0"/>
+            <wp:positionH relativeFrom="margin">
+              <wp:align>center</wp:align>
+            </wp:positionH>
+            <wp:positionV relativeFrom="paragraph">
+              <wp:posOffset>151765</wp:posOffset>
+            </wp:positionV>
+            <wp:extent cx="3867150" cy="3714750"/>
+            <wp:effectExtent l="19050" t="0" r="0" b="0"/>
+            <wp:wrapNone/>
+            <wp:docPr id="14" name="Picture 14"/>
+            <wp:cNvGraphicFramePr>
+              <a:graphicFrameLocks xmlns:a="http://schemas.openxmlformats.org/drawingml/2006/main" noChangeAspect="1"/>
+            </wp:cNvGraphicFramePr>
+            <a:graphic xmlns:a="http://schemas.openxmlformats.org/drawingml/2006/main">
+              <a:graphicData uri="http://schemas.openxmlformats.org/drawingml/2006/picture">
+                <pic:pic xmlns:pic="http://schemas.openxmlformats.org/drawingml/2006/picture">
+                  <pic:nvPicPr>
+                    <pic:cNvPr id="0" name="Picture 14"/>
+                    <pic:cNvPicPr>
+                      <a:picLocks noChangeAspect="1" noChangeArrowheads="1"/>
+                    </pic:cNvPicPr>
+                  </pic:nvPicPr>
+                  <pic:blipFill>
+                    <a:blip r:embed="rId15" cstate="print"/>
+                    <a:srcRect/>
+                    <a:stretch>
+                      <a:fillRect/>
+                    </a:stretch>
+                  </pic:blipFill>
+                  <pic:spPr bwMode="auto">
+                    <a:xfrm>
+                      <a:off x="0" y="0"/>
+                      <a:ext cx="3867150" cy="3714750"/>
+                    </a:xfrm>
+                    <a:prstGeom prst="rect">
+                      <a:avLst/>
+                    </a:prstGeom>
+                    <a:noFill/>
+                    <a:ln w="9525">
+                      <a:noFill/>
+                      <a:miter lim="800000"/>
+                      <a:headEnd/>
+                      <a:tailEnd/>
+                    </a:ln>
+                  </pic:spPr>
+                </pic:pic>
+              </a:graphicData>
+            </a:graphic>
+          </wp:anchor>
+        </w:drawing>
+      </w:r>
+    </w:p>
+    <w:p>
+      <w:pPr>
+        <w:tabs>
+          <w:tab w:val="left" w:pos="3300"/>
+        </w:tabs>
+        <w:rPr>
+          <w:rFonts w:ascii="Times New Roman" w:hAnsi="Times New Roman" w:cs="Times New Roman"/>
+          <w:sz w:val="28"/>
+          <w:szCs w:val="28"/>
+          <w:lang w:val="en-IN"/>
+        </w:rPr>
+      </w:pPr>
+    </w:p>
+    <w:p>
+      <w:pPr>
+        <w:tabs>
+          <w:tab w:val="left" w:pos="3300"/>
+        </w:tabs>
+        <w:rPr>
+          <w:rFonts w:ascii="Times New Roman" w:hAnsi="Times New Roman" w:cs="Times New Roman"/>
+          <w:sz w:val="28"/>
+          <w:szCs w:val="28"/>
+          <w:lang w:val="en-IN"/>
+        </w:rPr>
+      </w:pPr>
+      <w:r>
+        <w:rPr>
+          <w:rFonts w:ascii="Times New Roman" w:hAnsi="Times New Roman" w:cs="Times New Roman"/>
+          <w:noProof/>
+          <w:sz w:val="28"/>
+          <w:szCs w:val="28"/>
+          <w:lang w:bidi="ta-IN"/>
+        </w:rPr>
+        <w:drawing>
+          <wp:anchor distT="0" distB="0" distL="114300" distR="114300" simplePos="0" relativeHeight="251668480" behindDoc="1" locked="0" layoutInCell="1" allowOverlap="1">
+            <wp:simplePos x="0" y="0"/>
+            <wp:positionH relativeFrom="margin">
+              <wp:align>center</wp:align>
+            </wp:positionH>
+            <wp:positionV relativeFrom="paragraph">
+              <wp:posOffset>3561715</wp:posOffset>
+            </wp:positionV>
+            <wp:extent cx="4076700" cy="3905250"/>
+            <wp:effectExtent l="19050" t="0" r="0" b="0"/>
+            <wp:wrapNone/>
+            <wp:docPr id="17" name="Picture 17"/>
+            <wp:cNvGraphicFramePr>
+              <a:graphicFrameLocks xmlns:a="http://schemas.openxmlformats.org/drawingml/2006/main" noChangeAspect="1"/>
+            </wp:cNvGraphicFramePr>
+            <a:graphic xmlns:a="http://schemas.openxmlformats.org/drawingml/2006/main">
+              <a:graphicData uri="http://schemas.openxmlformats.org/drawingml/2006/picture">
+                <pic:pic xmlns:pic="http://schemas.openxmlformats.org/drawingml/2006/picture">
+                  <pic:nvPicPr>
+                    <pic:cNvPr id="0" name="Picture 17"/>
+                    <pic:cNvPicPr>
+                      <a:picLocks noChangeAspect="1" noChangeArrowheads="1"/>
+                    </pic:cNvPicPr>
+                  </pic:nvPicPr>
+                  <pic:blipFill>
+                    <a:blip r:embed="rId16" cstate="print"/>
+                    <a:srcRect/>
+                    <a:stretch>
+                      <a:fillRect/>
+                    </a:stretch>
+                  </pic:blipFill>
+                  <pic:spPr bwMode="auto">
+                    <a:xfrm>
+                      <a:off x="0" y="0"/>
+                      <a:ext cx="4076700" cy="3905250"/>
+                    </a:xfrm>
+                    <a:prstGeom prst="rect">
+                      <a:avLst/>
+                    </a:prstGeom>
+                    <a:noFill/>
+                    <a:ln w="9525">
+                      <a:noFill/>
+                      <a:miter lim="800000"/>
+                      <a:headEnd/>
+                      <a:tailEnd/>
+                    </a:ln>
+                  </pic:spPr>
+                </pic:pic>
+              </a:graphicData>
+            </a:graphic>
+          </wp:anchor>
+        </w:drawing>
+      </w:r>
+    </w:p>
+    <w:p>
+      <w:pPr>
+        <w:rPr>
+          <w:rFonts w:ascii="Times New Roman" w:hAnsi="Times New Roman" w:cs="Times New Roman"/>
+          <w:sz w:val="28"/>
+          <w:szCs w:val="28"/>
+          <w:lang w:val="en-IN"/>
+        </w:rPr>
+      </w:pPr>
+    </w:p>
+    <w:p>
+      <w:pPr>
+        <w:rPr>
+          <w:rFonts w:ascii="Times New Roman" w:hAnsi="Times New Roman" w:cs="Times New Roman"/>
+          <w:sz w:val="28"/>
+          <w:szCs w:val="28"/>
+          <w:lang w:val="en-IN"/>
+        </w:rPr>
+      </w:pPr>
+    </w:p>
+    <w:p>
+      <w:pPr>
+        <w:rPr>
+          <w:rFonts w:ascii="Times New Roman" w:hAnsi="Times New Roman" w:cs="Times New Roman"/>
+          <w:sz w:val="28"/>
+          <w:szCs w:val="28"/>
+          <w:lang w:val="en-IN"/>
+        </w:rPr>
+      </w:pPr>
+    </w:p>
+    <w:p>
+      <w:pPr>
+        <w:rPr>
+          <w:rFonts w:ascii="Times New Roman" w:hAnsi="Times New Roman" w:cs="Times New Roman"/>
+          <w:sz w:val="28"/>
+          <w:szCs w:val="28"/>
+          <w:lang w:val="en-IN"/>
+        </w:rPr>
+      </w:pPr>
+    </w:p>
+    <w:p>
+      <w:pPr>
+        <w:rPr>
+          <w:rFonts w:ascii="Times New Roman" w:hAnsi="Times New Roman" w:cs="Times New Roman"/>
+          <w:sz w:val="28"/>
+          <w:szCs w:val="28"/>
+          <w:lang w:val="en-IN"/>
+        </w:rPr>
+      </w:pPr>
+    </w:p>
+    <w:p>
+      <w:pPr>
+        <w:rPr>
+          <w:rFonts w:ascii="Times New Roman" w:hAnsi="Times New Roman" w:cs="Times New Roman"/>
+          <w:sz w:val="28"/>
+          <w:szCs w:val="28"/>
+          <w:lang w:val="en-IN"/>
+        </w:rPr>
+      </w:pPr>
+    </w:p>
+    <w:p>
+      <w:pPr>
+        <w:rPr>
+          <w:rFonts w:ascii="Times New Roman" w:hAnsi="Times New Roman" w:cs="Times New Roman"/>
+          <w:sz w:val="28"/>
+          <w:szCs w:val="28"/>
+          <w:lang w:val="en-IN"/>
+        </w:rPr>
+      </w:pPr>
+    </w:p>
+    <w:p>
+      <w:pPr>
+        <w:rPr>
+          <w:rFonts w:ascii="Times New Roman" w:hAnsi="Times New Roman" w:cs="Times New Roman"/>
+          <w:sz w:val="28"/>
+          <w:szCs w:val="28"/>
+          <w:lang w:val="en-IN"/>
+        </w:rPr>
+      </w:pPr>
+    </w:p>
+    <w:p>
+      <w:pPr>
+        <w:rPr>
+          <w:rFonts w:ascii="Times New Roman" w:hAnsi="Times New Roman" w:cs="Times New Roman"/>
+          <w:sz w:val="28"/>
+          <w:szCs w:val="28"/>
+          <w:lang w:val="en-IN"/>
+        </w:rPr>
+      </w:pPr>
+    </w:p>
+    <w:p>
+      <w:pPr>
+        <w:rPr>
+          <w:rFonts w:ascii="Times New Roman" w:hAnsi="Times New Roman" w:cs="Times New Roman"/>
+          <w:sz w:val="28"/>
+          <w:szCs w:val="28"/>
+          <w:lang w:val="en-IN"/>
+        </w:rPr>
+      </w:pPr>
+    </w:p>
+    <w:p>
+      <w:pPr>
+        <w:rPr>
+          <w:rFonts w:ascii="Times New Roman" w:hAnsi="Times New Roman" w:cs="Times New Roman"/>
+          <w:sz w:val="28"/>
+          <w:szCs w:val="28"/>
+          <w:lang w:val="en-IN"/>
+        </w:rPr>
+      </w:pPr>
+    </w:p>
+    <w:p>
+      <w:pPr>
+        <w:rPr>
+          <w:rFonts w:ascii="Times New Roman" w:hAnsi="Times New Roman" w:cs="Times New Roman"/>
+          <w:sz w:val="28"/>
+          <w:szCs w:val="28"/>
+          <w:lang w:val="en-IN"/>
+        </w:rPr>
+      </w:pPr>
+    </w:p>
+    <w:p>
+      <w:pPr>
+        <w:rPr>
+          <w:rFonts w:ascii="Times New Roman" w:hAnsi="Times New Roman" w:cs="Times New Roman"/>
+          <w:sz w:val="28"/>
+          <w:szCs w:val="28"/>
+          <w:lang w:val="en-IN"/>
+        </w:rPr>
+      </w:pPr>
+    </w:p>
+    <w:p>
+      <w:pPr>
+        <w:rPr>
+          <w:rFonts w:ascii="Times New Roman" w:hAnsi="Times New Roman" w:cs="Times New Roman"/>
+          <w:sz w:val="28"/>
+          <w:szCs w:val="28"/>
+          <w:lang w:val="en-IN"/>
+        </w:rPr>
+      </w:pPr>
+    </w:p>
+    <w:p>
+      <w:pPr>
+        <w:rPr>
+          <w:rFonts w:ascii="Times New Roman" w:hAnsi="Times New Roman" w:cs="Times New Roman"/>
+          <w:sz w:val="28"/>
+          <w:szCs w:val="28"/>
+          <w:lang w:val="en-IN"/>
+        </w:rPr>
+      </w:pPr>
+    </w:p>
+    <w:p>
+      <w:pPr>
+        <w:jc w:val="right"/>
+        <w:rPr>
+          <w:rFonts w:ascii="Times New Roman" w:hAnsi="Times New Roman" w:cs="Times New Roman"/>
+          <w:sz w:val="28"/>
+          <w:szCs w:val="28"/>
+          <w:lang w:val="en-IN"/>
+        </w:rPr>
+      </w:pPr>
+    </w:p>
+    <w:p>
+      <w:pPr>
+        <w:jc w:val="right"/>
+        <w:rPr>
+          <w:rFonts w:ascii="Times New Roman" w:hAnsi="Times New Roman" w:cs="Times New Roman"/>
+          <w:sz w:val="28"/>
+          <w:szCs w:val="28"/>
+          <w:lang w:val="en-IN"/>
+        </w:rPr>
+      </w:pPr>
+    </w:p>
+    <w:p>
+      <w:pPr>
+        <w:jc w:val="right"/>
+        <w:rPr>
+          <w:rFonts w:ascii="Times New Roman" w:hAnsi="Times New Roman" w:cs="Times New Roman"/>
+          <w:sz w:val="28"/>
+          <w:szCs w:val="28"/>
+          <w:lang w:val="en-IN"/>
+        </w:rPr>
+      </w:pPr>
+    </w:p>
+    <w:p>
+      <w:pPr>
+        <w:jc w:val="right"/>
+        <w:rPr>
+          <w:rFonts w:ascii="Times New Roman" w:hAnsi="Times New Roman" w:cs="Times New Roman"/>
+          <w:sz w:val="28"/>
+          <w:szCs w:val="28"/>
+          <w:lang w:val="en-IN"/>
+        </w:rPr>
+      </w:pPr>
+    </w:p>
+    <w:p>
+      <w:pPr>
+        <w:rPr>
+          <w:rFonts w:ascii="Times New Roman" w:hAnsi="Times New Roman" w:cs="Times New Roman"/>
+          <w:sz w:val="28"/>
+          <w:szCs w:val="28"/>
+          <w:lang w:val="en-IN"/>
+        </w:rPr>
+      </w:pPr>
+    </w:p>
+    <w:p>
+      <w:pPr>
+        <w:rPr>
+          <w:rFonts w:ascii="Times New Roman" w:hAnsi="Times New Roman" w:cs="Times New Roman"/>
+          <w:b/>
+          <w:bCs/>
+          <w:sz w:val="28"/>
+          <w:szCs w:val="28"/>
+          <w:lang w:val="en-IN"/>
+        </w:rPr>
+      </w:pPr>
+      <w:r>
+        <w:rPr>
+          <w:rFonts w:ascii="Times New Roman" w:hAnsi="Times New Roman" w:cs="Times New Roman"/>
+          <w:b/>
+          <w:bCs/>
+          <w:sz w:val="28"/>
+          <w:szCs w:val="28"/>
+          <w:lang w:val="en-IN"/>
+        </w:rPr>
+        <w:t xml:space="preserve">SOURCE </w:t>
+      </w:r>
+      <w:proofErr w:type="gramStart"/>
+      <w:r>
+        <w:rPr>
+          <w:rFonts w:ascii="Times New Roman" w:hAnsi="Times New Roman" w:cs="Times New Roman"/>
+          <w:b/>
+          <w:bCs/>
+          <w:sz w:val="28"/>
+          <w:szCs w:val="28"/>
+          <w:lang w:val="en-IN"/>
+        </w:rPr>
+        <w:t>CODE :</w:t>
+      </w:r>
+      <w:proofErr w:type="gramEnd"/>
+    </w:p>
+    <w:p>
+      <w:pPr>
+        <w:rPr>
+          <w:rFonts w:ascii="Times New Roman" w:hAnsi="Times New Roman" w:cs="Times New Roman"/>
+          <w:b/>
+          <w:bCs/>
+          <w:sz w:val="28"/>
+          <w:szCs w:val="28"/>
+          <w:lang w:val="en-IN"/>
+        </w:rPr>
+      </w:pPr>
+    </w:p>
+    <w:p>
+      <w:pPr>
+        <w:rPr>
+          <w:rFonts w:ascii="Times New Roman" w:hAnsi="Times New Roman" w:cs="Times New Roman"/>
+          <w:sz w:val="28"/>
+          <w:szCs w:val="28"/>
+          <w:lang w:val="en-IN"/>
+        </w:rPr>
+      </w:pPr>
+      <w:proofErr w:type="gramStart"/>
+      <w:r>
+        <w:rPr>
+          <w:rFonts w:ascii="Times New Roman" w:hAnsi="Times New Roman" w:cs="Times New Roman"/>
+          <w:sz w:val="28"/>
+          <w:szCs w:val="28"/>
+          <w:lang w:val="en-IN"/>
+        </w:rPr>
+        <w:t>import</w:t>
+      </w:r>
+      <w:proofErr w:type="gramEnd"/>
+      <w:r>
+        <w:rPr>
+          <w:rFonts w:ascii="Times New Roman" w:hAnsi="Times New Roman" w:cs="Times New Roman"/>
+          <w:sz w:val="28"/>
+          <w:szCs w:val="28"/>
+          <w:lang w:val="en-IN"/>
+        </w:rPr>
+        <w:t xml:space="preserve"> cv2</w:t>
+      </w:r>
+    </w:p>
+    <w:p>
+      <w:pPr>
+        <w:rPr>
+          <w:rFonts w:ascii="Times New Roman" w:hAnsi="Times New Roman" w:cs="Times New Roman"/>
+          <w:sz w:val="28"/>
+          <w:szCs w:val="28"/>
+          <w:lang w:val="en-IN"/>
+        </w:rPr>
+      </w:pPr>
+      <w:proofErr w:type="spellStart"/>
+      <w:proofErr w:type="gramStart"/>
+      <w:r>
+        <w:rPr>
+          <w:rFonts w:ascii="Times New Roman" w:hAnsi="Times New Roman" w:cs="Times New Roman"/>
+          <w:sz w:val="28"/>
+          <w:szCs w:val="28"/>
+          <w:lang w:val="en-IN"/>
+        </w:rPr>
+        <w:t>img</w:t>
+      </w:r>
+      <w:proofErr w:type="spellEnd"/>
+      <w:r>
+        <w:rPr>
+          <w:rFonts w:ascii="Times New Roman" w:hAnsi="Times New Roman" w:cs="Times New Roman"/>
+          <w:sz w:val="28"/>
+          <w:szCs w:val="28"/>
+          <w:lang w:val="en-IN"/>
+        </w:rPr>
+        <w:t>=</w:t>
+      </w:r>
+      <w:proofErr w:type="gramEnd"/>
+      <w:r>
+        <w:rPr>
+          <w:rFonts w:ascii="Times New Roman" w:hAnsi="Times New Roman" w:cs="Times New Roman"/>
+          <w:sz w:val="28"/>
+          <w:szCs w:val="28"/>
+          <w:lang w:val="en-IN"/>
+        </w:rPr>
+        <w:t>cv2.imread("sud.png",cv2.IMREAD_GRAYSCALE)</w:t>
+      </w:r>
+    </w:p>
+    <w:p>
+      <w:pPr>
+        <w:rPr>
+          <w:rFonts w:ascii="Times New Roman" w:hAnsi="Times New Roman" w:cs="Times New Roman"/>
+          <w:sz w:val="28"/>
+          <w:szCs w:val="28"/>
+          <w:lang w:val="en-IN"/>
+        </w:rPr>
+      </w:pPr>
+      <w:proofErr w:type="spellStart"/>
+      <w:proofErr w:type="gramStart"/>
+      <w:r>
+        <w:rPr>
+          <w:rFonts w:ascii="Times New Roman" w:hAnsi="Times New Roman" w:cs="Times New Roman"/>
+          <w:sz w:val="28"/>
+          <w:szCs w:val="28"/>
+          <w:lang w:val="en-IN"/>
+        </w:rPr>
+        <w:t>sobelx</w:t>
+      </w:r>
+      <w:proofErr w:type="spellEnd"/>
+      <w:r>
+        <w:rPr>
+          <w:rFonts w:ascii="Times New Roman" w:hAnsi="Times New Roman" w:cs="Times New Roman"/>
+          <w:sz w:val="28"/>
+          <w:szCs w:val="28"/>
+          <w:lang w:val="en-IN"/>
+        </w:rPr>
+        <w:t>=</w:t>
+      </w:r>
+      <w:proofErr w:type="gramEnd"/>
+      <w:r>
+        <w:rPr>
+          <w:rFonts w:ascii="Times New Roman" w:hAnsi="Times New Roman" w:cs="Times New Roman"/>
+          <w:sz w:val="28"/>
+          <w:szCs w:val="28"/>
+          <w:lang w:val="en-IN"/>
+        </w:rPr>
+        <w:t>cv2.Sobel(img,cv2.CV_64F,1,0,ksize=3)</w:t>
+      </w:r>
+    </w:p>
+    <w:p>
+      <w:pPr>
+        <w:rPr>
+          <w:rFonts w:ascii="Times New Roman" w:hAnsi="Times New Roman" w:cs="Times New Roman"/>
+          <w:sz w:val="28"/>
+          <w:szCs w:val="28"/>
+          <w:lang w:val="en-IN"/>
+        </w:rPr>
+      </w:pPr>
+      <w:proofErr w:type="spellStart"/>
+      <w:proofErr w:type="gramStart"/>
+      <w:r>
+        <w:rPr>
+          <w:rFonts w:ascii="Times New Roman" w:hAnsi="Times New Roman" w:cs="Times New Roman"/>
+          <w:sz w:val="28"/>
+          <w:szCs w:val="28"/>
+          <w:lang w:val="en-IN"/>
+        </w:rPr>
+        <w:t>sobely</w:t>
+      </w:r>
+      <w:proofErr w:type="spellEnd"/>
+      <w:r>
+        <w:rPr>
+          <w:rFonts w:ascii="Times New Roman" w:hAnsi="Times New Roman" w:cs="Times New Roman"/>
+          <w:sz w:val="28"/>
+          <w:szCs w:val="28"/>
+          <w:lang w:val="en-IN"/>
+        </w:rPr>
+        <w:t>=</w:t>
+      </w:r>
+      <w:proofErr w:type="gramEnd"/>
+      <w:r>
+        <w:rPr>
+          <w:rFonts w:ascii="Times New Roman" w:hAnsi="Times New Roman" w:cs="Times New Roman"/>
+          <w:sz w:val="28"/>
+          <w:szCs w:val="28"/>
+          <w:lang w:val="en-IN"/>
+        </w:rPr>
+        <w:t>cv2.Sobel(img,cv2.CV_64F,0,1,ksize=3)</w:t>
+      </w:r>
+    </w:p>
+    <w:p>
+      <w:pPr>
+        <w:rPr>
+          <w:rFonts w:ascii="Times New Roman" w:hAnsi="Times New Roman" w:cs="Times New Roman"/>
+          <w:sz w:val="28"/>
+          <w:szCs w:val="28"/>
+          <w:lang w:val="en-IN"/>
+        </w:rPr>
+      </w:pPr>
+      <w:proofErr w:type="spellStart"/>
+      <w:proofErr w:type="gramStart"/>
+      <w:r>
+        <w:rPr>
+          <w:rFonts w:ascii="Times New Roman" w:hAnsi="Times New Roman" w:cs="Times New Roman"/>
+          <w:sz w:val="28"/>
+          <w:szCs w:val="28"/>
+          <w:lang w:val="en-IN"/>
+        </w:rPr>
+        <w:t>scharrx</w:t>
+      </w:r>
+      <w:proofErr w:type="spellEnd"/>
+      <w:r>
+        <w:rPr>
+          <w:rFonts w:ascii="Times New Roman" w:hAnsi="Times New Roman" w:cs="Times New Roman"/>
+          <w:sz w:val="28"/>
+          <w:szCs w:val="28"/>
+          <w:lang w:val="en-IN"/>
+        </w:rPr>
+        <w:t>=</w:t>
+      </w:r>
+      <w:proofErr w:type="gramEnd"/>
+      <w:r>
+        <w:rPr>
+          <w:rFonts w:ascii="Times New Roman" w:hAnsi="Times New Roman" w:cs="Times New Roman"/>
+          <w:sz w:val="28"/>
+          <w:szCs w:val="28"/>
+          <w:lang w:val="en-IN"/>
+        </w:rPr>
+        <w:t>cv2.Scharr(img,cv2.CV_64F,1,0)</w:t>
+      </w:r>
+    </w:p>
+    <w:p>
+      <w:pPr>
+        <w:rPr>
+          <w:rFonts w:ascii="Times New Roman" w:hAnsi="Times New Roman" w:cs="Times New Roman"/>
+          <w:sz w:val="28"/>
+          <w:szCs w:val="28"/>
+          <w:lang w:val="en-IN"/>
+        </w:rPr>
+      </w:pPr>
+      <w:proofErr w:type="spellStart"/>
+      <w:proofErr w:type="gramStart"/>
+      <w:r>
+        <w:rPr>
+          <w:rFonts w:ascii="Times New Roman" w:hAnsi="Times New Roman" w:cs="Times New Roman"/>
+          <w:sz w:val="28"/>
+          <w:szCs w:val="28"/>
+          <w:lang w:val="en-IN"/>
+        </w:rPr>
+        <w:t>scharry</w:t>
+      </w:r>
+      <w:proofErr w:type="spellEnd"/>
+      <w:r>
+        <w:rPr>
+          <w:rFonts w:ascii="Times New Roman" w:hAnsi="Times New Roman" w:cs="Times New Roman"/>
+          <w:sz w:val="28"/>
+          <w:szCs w:val="28"/>
+          <w:lang w:val="en-IN"/>
+        </w:rPr>
+        <w:t>=</w:t>
+      </w:r>
+      <w:proofErr w:type="gramEnd"/>
+      <w:r>
+        <w:rPr>
+          <w:rFonts w:ascii="Times New Roman" w:hAnsi="Times New Roman" w:cs="Times New Roman"/>
+          <w:sz w:val="28"/>
+          <w:szCs w:val="28"/>
+          <w:lang w:val="en-IN"/>
+        </w:rPr>
+        <w:t>cv2.Scharr(img,cv2.CV_64F,0,1)</w:t>
+      </w:r>
+    </w:p>
+    <w:p>
+      <w:pPr>
+        <w:rPr>
+          <w:rFonts w:ascii="Times New Roman" w:hAnsi="Times New Roman" w:cs="Times New Roman"/>
+          <w:sz w:val="28"/>
+          <w:szCs w:val="28"/>
+          <w:lang w:val="en-IN"/>
+        </w:rPr>
+      </w:pPr>
+      <w:proofErr w:type="gramStart"/>
+      <w:r>
+        <w:rPr>
+          <w:rFonts w:ascii="Times New Roman" w:hAnsi="Times New Roman" w:cs="Times New Roman"/>
+          <w:sz w:val="28"/>
+          <w:szCs w:val="28"/>
+          <w:lang w:val="en-IN"/>
+        </w:rPr>
+        <w:t>cv2.imshow(</w:t>
+      </w:r>
+      <w:proofErr w:type="gramEnd"/>
+      <w:r>
+        <w:rPr>
+          <w:rFonts w:ascii="Times New Roman" w:hAnsi="Times New Roman" w:cs="Times New Roman"/>
+          <w:sz w:val="28"/>
+          <w:szCs w:val="28"/>
+          <w:lang w:val="en-IN"/>
+        </w:rPr>
+        <w:t>"</w:t>
+      </w:r>
+      <w:proofErr w:type="spellStart"/>
+      <w:r>
+        <w:rPr>
+          <w:rFonts w:ascii="Times New Roman" w:hAnsi="Times New Roman" w:cs="Times New Roman"/>
+          <w:sz w:val="28"/>
+          <w:szCs w:val="28"/>
+          <w:lang w:val="en-IN"/>
+        </w:rPr>
+        <w:t>ORIGINAL",img</w:t>
+      </w:r>
+      <w:proofErr w:type="spellEnd"/>
+      <w:r>
+        <w:rPr>
+          <w:rFonts w:ascii="Times New Roman" w:hAnsi="Times New Roman" w:cs="Times New Roman"/>
+          <w:sz w:val="28"/>
+          <w:szCs w:val="28"/>
+          <w:lang w:val="en-IN"/>
+        </w:rPr>
+        <w:t>)</w:t>
+      </w:r>
+    </w:p>
+    <w:p>
+      <w:pPr>
+        <w:rPr>
+          <w:rFonts w:ascii="Times New Roman" w:hAnsi="Times New Roman" w:cs="Times New Roman"/>
+          <w:sz w:val="28"/>
+          <w:szCs w:val="28"/>
+          <w:lang w:val="en-IN"/>
+        </w:rPr>
+      </w:pPr>
+      <w:proofErr w:type="gramStart"/>
+      <w:r>
+        <w:rPr>
+          <w:rFonts w:ascii="Times New Roman" w:hAnsi="Times New Roman" w:cs="Times New Roman"/>
+          <w:sz w:val="28"/>
+          <w:szCs w:val="28"/>
+          <w:lang w:val="en-IN"/>
+        </w:rPr>
+        <w:t>cv2.imshow(</w:t>
+      </w:r>
+      <w:proofErr w:type="gramEnd"/>
+      <w:r>
+        <w:rPr>
+          <w:rFonts w:ascii="Times New Roman" w:hAnsi="Times New Roman" w:cs="Times New Roman"/>
+          <w:sz w:val="28"/>
+          <w:szCs w:val="28"/>
+          <w:lang w:val="en-IN"/>
+        </w:rPr>
+        <w:t>'</w:t>
+      </w:r>
+      <w:proofErr w:type="spellStart"/>
+      <w:r>
+        <w:rPr>
+          <w:rFonts w:ascii="Times New Roman" w:hAnsi="Times New Roman" w:cs="Times New Roman"/>
+          <w:sz w:val="28"/>
+          <w:szCs w:val="28"/>
+          <w:lang w:val="en-IN"/>
+        </w:rPr>
+        <w:t>Sobel</w:t>
+      </w:r>
+      <w:proofErr w:type="spellEnd"/>
+      <w:r>
+        <w:rPr>
+          <w:rFonts w:ascii="Times New Roman" w:hAnsi="Times New Roman" w:cs="Times New Roman"/>
+          <w:sz w:val="28"/>
+          <w:szCs w:val="28"/>
+          <w:lang w:val="en-IN"/>
+        </w:rPr>
+        <w:t xml:space="preserve"> </w:t>
+      </w:r>
+      <w:proofErr w:type="spellStart"/>
+      <w:r>
+        <w:rPr>
+          <w:rFonts w:ascii="Times New Roman" w:hAnsi="Times New Roman" w:cs="Times New Roman"/>
+          <w:sz w:val="28"/>
+          <w:szCs w:val="28"/>
+          <w:lang w:val="en-IN"/>
+        </w:rPr>
+        <w:t>X',sobelx</w:t>
+      </w:r>
+      <w:proofErr w:type="spellEnd"/>
+      <w:r>
+        <w:rPr>
+          <w:rFonts w:ascii="Times New Roman" w:hAnsi="Times New Roman" w:cs="Times New Roman"/>
+          <w:sz w:val="28"/>
+          <w:szCs w:val="28"/>
+          <w:lang w:val="en-IN"/>
+        </w:rPr>
+        <w:t>)</w:t>
+      </w:r>
+    </w:p>
+    <w:p>
+      <w:pPr>
+        <w:rPr>
+          <w:rFonts w:ascii="Times New Roman" w:hAnsi="Times New Roman" w:cs="Times New Roman"/>
+          <w:sz w:val="28"/>
+          <w:szCs w:val="28"/>
+          <w:lang w:val="en-IN"/>
+        </w:rPr>
+      </w:pPr>
+      <w:proofErr w:type="gramStart"/>
+      <w:r>
+        <w:rPr>
+          <w:rFonts w:ascii="Times New Roman" w:hAnsi="Times New Roman" w:cs="Times New Roman"/>
+          <w:sz w:val="28"/>
+          <w:szCs w:val="28"/>
+          <w:lang w:val="en-IN"/>
+        </w:rPr>
+        <w:t>cv2.imshow(</w:t>
+      </w:r>
+      <w:proofErr w:type="gramEnd"/>
+      <w:r>
+        <w:rPr>
+          <w:rFonts w:ascii="Times New Roman" w:hAnsi="Times New Roman" w:cs="Times New Roman"/>
+          <w:sz w:val="28"/>
+          <w:szCs w:val="28"/>
+          <w:lang w:val="en-IN"/>
+        </w:rPr>
+        <w:t>'</w:t>
+      </w:r>
+      <w:proofErr w:type="spellStart"/>
+      <w:r>
+        <w:rPr>
+          <w:rFonts w:ascii="Times New Roman" w:hAnsi="Times New Roman" w:cs="Times New Roman"/>
+          <w:sz w:val="28"/>
+          <w:szCs w:val="28"/>
+          <w:lang w:val="en-IN"/>
+        </w:rPr>
+        <w:t>Sobel</w:t>
+      </w:r>
+      <w:proofErr w:type="spellEnd"/>
+      <w:r>
+        <w:rPr>
+          <w:rFonts w:ascii="Times New Roman" w:hAnsi="Times New Roman" w:cs="Times New Roman"/>
+          <w:sz w:val="28"/>
+          <w:szCs w:val="28"/>
+          <w:lang w:val="en-IN"/>
+        </w:rPr>
+        <w:t xml:space="preserve"> </w:t>
+      </w:r>
+      <w:proofErr w:type="spellStart"/>
+      <w:r>
+        <w:rPr>
+          <w:rFonts w:ascii="Times New Roman" w:hAnsi="Times New Roman" w:cs="Times New Roman"/>
+          <w:sz w:val="28"/>
+          <w:szCs w:val="28"/>
+          <w:lang w:val="en-IN"/>
+        </w:rPr>
+        <w:t>Y',sobely</w:t>
+      </w:r>
+      <w:proofErr w:type="spellEnd"/>
+      <w:r>
+        <w:rPr>
+          <w:rFonts w:ascii="Times New Roman" w:hAnsi="Times New Roman" w:cs="Times New Roman"/>
+          <w:sz w:val="28"/>
+          <w:szCs w:val="28"/>
+          <w:lang w:val="en-IN"/>
+        </w:rPr>
+        <w:t>)</w:t>
+      </w:r>
+    </w:p>
+    <w:p>
+      <w:pPr>
+        <w:rPr>
+          <w:rFonts w:ascii="Times New Roman" w:hAnsi="Times New Roman" w:cs="Times New Roman"/>
+          <w:sz w:val="28"/>
+          <w:szCs w:val="28"/>
+          <w:lang w:val="en-IN"/>
+        </w:rPr>
+      </w:pPr>
+      <w:proofErr w:type="gramStart"/>
+      <w:r>
+        <w:rPr>
+          <w:rFonts w:ascii="Times New Roman" w:hAnsi="Times New Roman" w:cs="Times New Roman"/>
+          <w:sz w:val="28"/>
+          <w:szCs w:val="28"/>
+          <w:lang w:val="en-IN"/>
+        </w:rPr>
+        <w:t>cv2.imshow(</w:t>
+      </w:r>
+      <w:proofErr w:type="gramEnd"/>
+      <w:r>
+        <w:rPr>
+          <w:rFonts w:ascii="Times New Roman" w:hAnsi="Times New Roman" w:cs="Times New Roman"/>
+          <w:sz w:val="28"/>
+          <w:szCs w:val="28"/>
+          <w:lang w:val="en-IN"/>
+        </w:rPr>
+        <w:t>"</w:t>
+      </w:r>
+      <w:proofErr w:type="spellStart"/>
+      <w:r>
+        <w:rPr>
+          <w:rFonts w:ascii="Times New Roman" w:hAnsi="Times New Roman" w:cs="Times New Roman"/>
+          <w:sz w:val="28"/>
+          <w:szCs w:val="28"/>
+          <w:lang w:val="en-IN"/>
+        </w:rPr>
+        <w:t>Sch</w:t>
+      </w:r>
+      <w:r>
+        <w:rPr>
+          <w:rFonts w:ascii="Times New Roman" w:hAnsi="Times New Roman" w:cs="Times New Roman"/>
+          <w:sz w:val="28"/>
+          <w:szCs w:val="28"/>
+          <w:lang w:val="en-IN"/>
+        </w:rPr>
+        <w:t>a</w:t>
+      </w:r>
+      <w:r>
+        <w:rPr>
+          <w:rFonts w:ascii="Times New Roman" w:hAnsi="Times New Roman" w:cs="Times New Roman"/>
+          <w:sz w:val="28"/>
+          <w:szCs w:val="28"/>
+          <w:lang w:val="en-IN"/>
+        </w:rPr>
+        <w:t>r</w:t>
+      </w:r>
+      <w:r>
+        <w:rPr>
+          <w:rFonts w:ascii="Times New Roman" w:hAnsi="Times New Roman" w:cs="Times New Roman"/>
+          <w:sz w:val="28"/>
+          <w:szCs w:val="28"/>
+          <w:lang w:val="en-IN"/>
+        </w:rPr>
+        <w:t>r</w:t>
+      </w:r>
+      <w:proofErr w:type="spellEnd"/>
+      <w:r>
+        <w:rPr>
+          <w:rFonts w:ascii="Times New Roman" w:hAnsi="Times New Roman" w:cs="Times New Roman"/>
+          <w:sz w:val="28"/>
+          <w:szCs w:val="28"/>
+          <w:lang w:val="en-IN"/>
+        </w:rPr>
+        <w:t xml:space="preserve"> </w:t>
+      </w:r>
+      <w:proofErr w:type="spellStart"/>
+      <w:r>
+        <w:rPr>
+          <w:rFonts w:ascii="Times New Roman" w:hAnsi="Times New Roman" w:cs="Times New Roman"/>
+          <w:sz w:val="28"/>
+          <w:szCs w:val="28"/>
+          <w:lang w:val="en-IN"/>
+        </w:rPr>
+        <w:t>X",scharrx</w:t>
+      </w:r>
+      <w:proofErr w:type="spellEnd"/>
+      <w:r>
+        <w:rPr>
+          <w:rFonts w:ascii="Times New Roman" w:hAnsi="Times New Roman" w:cs="Times New Roman"/>
+          <w:sz w:val="28"/>
+          <w:szCs w:val="28"/>
+          <w:lang w:val="en-IN"/>
+        </w:rPr>
+        <w:t>)</w:t>
+      </w:r>
+    </w:p>
+    <w:p>
+      <w:pPr>
+        <w:rPr>
+          <w:rFonts w:ascii="Times New Roman" w:hAnsi="Times New Roman" w:cs="Times New Roman"/>
+          <w:sz w:val="28"/>
+          <w:szCs w:val="28"/>
+          <w:lang w:val="en-IN"/>
+        </w:rPr>
+      </w:pPr>
+      <w:proofErr w:type="gramStart"/>
+      <w:r>
+        <w:rPr>
+          <w:rFonts w:ascii="Times New Roman" w:hAnsi="Times New Roman" w:cs="Times New Roman"/>
+          <w:sz w:val="28"/>
+          <w:szCs w:val="28"/>
+          <w:lang w:val="en-IN"/>
+        </w:rPr>
+        <w:t>cv2.imshow(</w:t>
+      </w:r>
+      <w:proofErr w:type="gramEnd"/>
+      <w:r>
+        <w:rPr>
+          <w:rFonts w:ascii="Times New Roman" w:hAnsi="Times New Roman" w:cs="Times New Roman"/>
+          <w:sz w:val="28"/>
+          <w:szCs w:val="28"/>
+          <w:lang w:val="en-IN"/>
+        </w:rPr>
+        <w:t>"</w:t>
+      </w:r>
+      <w:proofErr w:type="spellStart"/>
+      <w:r>
+        <w:rPr>
+          <w:rFonts w:ascii="Times New Roman" w:hAnsi="Times New Roman" w:cs="Times New Roman"/>
+          <w:sz w:val="28"/>
+          <w:szCs w:val="28"/>
+          <w:lang w:val="en-IN"/>
+        </w:rPr>
+        <w:t>Schar</w:t>
+      </w:r>
+      <w:r>
+        <w:rPr>
+          <w:rFonts w:ascii="Times New Roman" w:hAnsi="Times New Roman" w:cs="Times New Roman"/>
+          <w:sz w:val="28"/>
+          <w:szCs w:val="28"/>
+          <w:lang w:val="en-IN"/>
+        </w:rPr>
+        <w:t>r</w:t>
+      </w:r>
+      <w:proofErr w:type="spellEnd"/>
+      <w:r>
+        <w:rPr>
+          <w:rFonts w:ascii="Times New Roman" w:hAnsi="Times New Roman" w:cs="Times New Roman"/>
+          <w:sz w:val="28"/>
+          <w:szCs w:val="28"/>
+          <w:lang w:val="en-IN"/>
+        </w:rPr>
+        <w:t xml:space="preserve"> </w:t>
+      </w:r>
+      <w:proofErr w:type="spellStart"/>
+      <w:r>
+        <w:rPr>
+          <w:rFonts w:ascii="Times New Roman" w:hAnsi="Times New Roman" w:cs="Times New Roman"/>
+          <w:sz w:val="28"/>
+          <w:szCs w:val="28"/>
+          <w:lang w:val="en-IN"/>
+        </w:rPr>
+        <w:t>Y",scharry</w:t>
+      </w:r>
+      <w:proofErr w:type="spellEnd"/>
+      <w:r>
+        <w:rPr>
+          <w:rFonts w:ascii="Times New Roman" w:hAnsi="Times New Roman" w:cs="Times New Roman"/>
+          <w:sz w:val="28"/>
+          <w:szCs w:val="28"/>
+          <w:lang w:val="en-IN"/>
+        </w:rPr>
+        <w:t>)</w:t>
+      </w:r>
+    </w:p>
+    <w:p>
+      <w:pPr>
+        <w:rPr>
+          <w:rFonts w:ascii="Times New Roman" w:hAnsi="Times New Roman" w:cs="Times New Roman"/>
+          <w:sz w:val="28"/>
+          <w:szCs w:val="28"/>
+          <w:lang w:val="en-IN"/>
+        </w:rPr>
+      </w:pPr>
+      <w:proofErr w:type="gramStart"/>
+      <w:r>
+        <w:rPr>
+          <w:rFonts w:ascii="Times New Roman" w:hAnsi="Times New Roman" w:cs="Times New Roman"/>
+          <w:sz w:val="28"/>
+          <w:szCs w:val="28"/>
+          <w:lang w:val="en-IN"/>
+        </w:rPr>
+        <w:t>cv2.waitKey(</w:t>
+      </w:r>
+      <w:proofErr w:type="gramEnd"/>
+      <w:r>
+        <w:rPr>
+          <w:rFonts w:ascii="Times New Roman" w:hAnsi="Times New Roman" w:cs="Times New Roman"/>
+          <w:sz w:val="28"/>
+          <w:szCs w:val="28"/>
+          <w:lang w:val="en-IN"/>
+        </w:rPr>
+        <w:t>0)</w:t>
+      </w:r>
+    </w:p>
+    <w:p>
+      <w:pPr>
+        <w:rPr>
+          <w:rFonts w:ascii="Times New Roman" w:hAnsi="Times New Roman" w:cs="Times New Roman"/>
+          <w:sz w:val="28"/>
+          <w:szCs w:val="28"/>
+          <w:lang w:val="en-IN"/>
+        </w:rPr>
+      </w:pPr>
+      <w:proofErr w:type="gramStart"/>
+      <w:r>
+        <w:rPr>
+          <w:rFonts w:ascii="Times New Roman" w:hAnsi="Times New Roman" w:cs="Times New Roman"/>
+          <w:sz w:val="28"/>
+          <w:szCs w:val="28"/>
+          <w:lang w:val="en-IN"/>
+        </w:rPr>
+        <w:t>cv2.destroyAllWindows()</w:t>
+      </w:r>
+      <w:proofErr w:type="gramEnd"/>
+    </w:p>
+    <w:p>
+      <w:pPr>
+        <w:rPr>
+          <w:rFonts w:ascii="Times New Roman" w:hAnsi="Times New Roman" w:cs="Times New Roman"/>
+          <w:sz w:val="28"/>
+          <w:szCs w:val="28"/>
+          <w:lang w:val="en-IN"/>
+        </w:rPr>
+      </w:pPr>
+    </w:p>
+    <w:p>
+      <w:pPr>
+        <w:rPr>
+          <w:rFonts w:ascii="Times New Roman" w:hAnsi="Times New Roman" w:cs="Times New Roman"/>
+          <w:sz w:val="28"/>
+          <w:szCs w:val="28"/>
+          <w:lang w:val="en-IN"/>
+        </w:rPr>
+      </w:pPr>
+    </w:p>
+    <w:p>
+      <w:pPr>
+        <w:tabs>
+          <w:tab w:val="left" w:pos="1620"/>
+        </w:tabs>
+        <w:rPr>
+          <w:rFonts w:ascii="Times New Roman" w:hAnsi="Times New Roman" w:cs="Times New Roman"/>
+          <w:sz w:val="28"/>
+          <w:szCs w:val="28"/>
+          <w:lang w:val="en-IN"/>
+        </w:rPr>
+      </w:pPr>
+      <w:r>
+        <w:rPr>
+          <w:rFonts w:ascii="Times New Roman" w:hAnsi="Times New Roman" w:cs="Times New Roman"/>
+          <w:sz w:val="28"/>
+          <w:szCs w:val="28"/>
+          <w:lang w:val="en-IN"/>
+        </w:rPr>
+        <w:tab/>
+      </w:r>
+    </w:p>
+    <w:p>
+      <w:pPr>
+        <w:tabs>
+          <w:tab w:val="left" w:pos="1620"/>
+        </w:tabs>
+        <w:rPr>
+          <w:rFonts w:ascii="Times New Roman" w:hAnsi="Times New Roman" w:cs="Times New Roman"/>
+          <w:sz w:val="28"/>
+          <w:szCs w:val="28"/>
+          <w:lang w:val="en-IN"/>
+        </w:rPr>
+      </w:pPr>
+    </w:p>
+    <w:p>
+      <w:pPr>
+        <w:tabs>
+          <w:tab w:val="left" w:pos="1620"/>
+        </w:tabs>
+        <w:rPr>
+          <w:rFonts w:ascii="Times New Roman" w:hAnsi="Times New Roman" w:cs="Times New Roman"/>
+          <w:sz w:val="28"/>
+          <w:szCs w:val="28"/>
+          <w:lang w:val="en-IN"/>
+        </w:rPr>
+      </w:pPr>
+    </w:p>
+    <w:p>
+      <w:pPr>
+        <w:tabs>
+          <w:tab w:val="left" w:pos="1620"/>
+        </w:tabs>
+        <w:rPr>
+          <w:rFonts w:ascii="Times New Roman" w:hAnsi="Times New Roman" w:cs="Times New Roman"/>
+          <w:sz w:val="28"/>
+          <w:szCs w:val="28"/>
+          <w:lang w:val="en-IN"/>
+        </w:rPr>
+      </w:pPr>
+    </w:p>
+    <w:p>
+      <w:pPr>
+        <w:tabs>
+          <w:tab w:val="left" w:pos="1620"/>
+        </w:tabs>
+        <w:rPr>
+          <w:rFonts w:ascii="Times New Roman" w:hAnsi="Times New Roman" w:cs="Times New Roman"/>
+          <w:sz w:val="28"/>
+          <w:szCs w:val="28"/>
+          <w:lang w:val="en-IN"/>
+        </w:rPr>
+      </w:pPr>
+    </w:p>
+    <w:p>
+      <w:pPr>
+        <w:tabs>
+          <w:tab w:val="left" w:pos="1620"/>
+        </w:tabs>
+        <w:rPr>
+          <w:rFonts w:ascii="Times New Roman" w:hAnsi="Times New Roman" w:cs="Times New Roman"/>
+          <w:sz w:val="28"/>
+          <w:szCs w:val="28"/>
+          <w:lang w:val="en-IN"/>
+        </w:rPr>
+      </w:pPr>
+    </w:p>
+    <w:p>
+      <w:pPr>
+        <w:tabs>
+          <w:tab w:val="left" w:pos="1620"/>
+        </w:tabs>
+        <w:rPr>
+          <w:rFonts w:ascii="Times New Roman" w:hAnsi="Times New Roman" w:cs="Times New Roman"/>
+          <w:sz w:val="28"/>
+          <w:szCs w:val="28"/>
+          <w:lang w:val="en-IN"/>
+        </w:rPr>
+      </w:pPr>
+    </w:p>
+    <w:p>
+      <w:pPr>
+        <w:tabs>
+          <w:tab w:val="left" w:pos="1620"/>
+        </w:tabs>
+        <w:rPr>
+          <w:rFonts w:ascii="Times New Roman" w:hAnsi="Times New Roman" w:cs="Times New Roman"/>
+          <w:b/>
+          <w:bCs/>
+          <w:sz w:val="28"/>
+          <w:szCs w:val="28"/>
+          <w:lang w:val="en-IN"/>
+        </w:rPr>
+      </w:pPr>
+      <w:proofErr w:type="gramStart"/>
+      <w:r>
+        <w:rPr>
+          <w:rFonts w:ascii="Times New Roman" w:hAnsi="Times New Roman" w:cs="Times New Roman"/>
+          <w:b/>
+          <w:bCs/>
+          <w:sz w:val="28"/>
+          <w:szCs w:val="28"/>
+          <w:lang w:val="en-IN"/>
+        </w:rPr>
+        <w:t>OUTPUT</w:t>
+      </w:r>
+      <w:r>
+        <w:rPr>
+          <w:rFonts w:ascii="Times New Roman" w:hAnsi="Times New Roman" w:cs="Times New Roman"/>
+          <w:b/>
+          <w:bCs/>
+          <w:sz w:val="28"/>
+          <w:szCs w:val="28"/>
+          <w:lang w:val="en-IN"/>
+        </w:rPr>
+        <w:t xml:space="preserve"> :</w:t>
+      </w:r>
+      <w:proofErr w:type="gramEnd"/>
+    </w:p>
+    <w:p>
+      <w:pPr>
+        <w:tabs>
+          <w:tab w:val="left" w:pos="1620"/>
+        </w:tabs>
+        <w:rPr>
+          <w:rFonts w:ascii="Times New Roman" w:hAnsi="Times New Roman" w:cs="Times New Roman"/>
+          <w:b/>
+          <w:bCs/>
+          <w:sz w:val="28"/>
+          <w:szCs w:val="28"/>
+          <w:lang w:val="en-IN"/>
+        </w:rPr>
+      </w:pPr>
+      <w:r>
+        <w:rPr>
+          <w:rFonts w:ascii="Times New Roman" w:hAnsi="Times New Roman" w:cs="Times New Roman"/>
+          <w:b/>
+          <w:bCs/>
+          <w:noProof/>
+          <w:sz w:val="28"/>
+          <w:szCs w:val="28"/>
+          <w:lang w:bidi="ta-IN"/>
+        </w:rPr>
+        <w:drawing>
+          <wp:anchor distT="0" distB="0" distL="114300" distR="114300" simplePos="0" relativeHeight="251679744" behindDoc="1" locked="0" layoutInCell="1" allowOverlap="1">
+            <wp:simplePos x="0" y="0"/>
+            <wp:positionH relativeFrom="margin">
+              <wp:posOffset>1752600</wp:posOffset>
+            </wp:positionH>
+            <wp:positionV relativeFrom="paragraph">
+              <wp:posOffset>70485</wp:posOffset>
+            </wp:positionV>
+            <wp:extent cx="2212975" cy="2303780"/>
+            <wp:effectExtent l="19050" t="0" r="0" b="0"/>
+            <wp:wrapNone/>
+            <wp:docPr id="18" name="Picture 20"/>
+            <wp:cNvGraphicFramePr>
+              <a:graphicFrameLocks xmlns:a="http://schemas.openxmlformats.org/drawingml/2006/main" noChangeAspect="1"/>
+            </wp:cNvGraphicFramePr>
+            <a:graphic xmlns:a="http://schemas.openxmlformats.org/drawingml/2006/main">
+              <a:graphicData uri="http://schemas.openxmlformats.org/drawingml/2006/picture">
+                <pic:pic xmlns:pic="http://schemas.openxmlformats.org/drawingml/2006/picture">
+                  <pic:nvPicPr>
+                    <pic:cNvPr id="0" name="Picture 20"/>
+                    <pic:cNvPicPr>
+                      <a:picLocks noChangeAspect="1" noChangeArrowheads="1"/>
+                    </pic:cNvPicPr>
+                  </pic:nvPicPr>
+                  <pic:blipFill>
+                    <a:blip r:embed="rId17" cstate="print"/>
+                    <a:srcRect/>
+                    <a:stretch>
+                      <a:fillRect/>
+                    </a:stretch>
+                  </pic:blipFill>
+                  <pic:spPr bwMode="auto">
+                    <a:xfrm>
+                      <a:off x="0" y="0"/>
+                      <a:ext cx="2212975" cy="2303780"/>
+                    </a:xfrm>
+                    <a:prstGeom prst="rect">
+                      <a:avLst/>
+                    </a:prstGeom>
+                    <a:noFill/>
+                    <a:ln w="9525">
+                      <a:noFill/>
+                      <a:miter lim="800000"/>
+                      <a:headEnd/>
+                      <a:tailEnd/>
+                    </a:ln>
+                  </pic:spPr>
+                </pic:pic>
+              </a:graphicData>
+            </a:graphic>
+          </wp:anchor>
+        </w:drawing>
+      </w:r>
+    </w:p>
+    <w:p>
+      <w:pPr>
+        <w:tabs>
+          <w:tab w:val="left" w:pos="1620"/>
+        </w:tabs>
+        <w:rPr>
+          <w:rFonts w:ascii="Times New Roman" w:hAnsi="Times New Roman" w:cs="Times New Roman"/>
+          <w:sz w:val="28"/>
+          <w:szCs w:val="28"/>
+          <w:lang w:val="en-IN"/>
+        </w:rPr>
+      </w:pPr>
+    </w:p>
+    <w:p>
+      <w:pPr>
+        <w:rPr>
+          <w:rFonts w:ascii="Times New Roman" w:hAnsi="Times New Roman" w:cs="Times New Roman"/>
+          <w:sz w:val="28"/>
+          <w:szCs w:val="28"/>
+          <w:lang w:val="en-IN"/>
+        </w:rPr>
+      </w:pPr>
+    </w:p>
+    <w:p>
+      <w:pPr>
+        <w:rPr>
+          <w:rFonts w:ascii="Times New Roman" w:hAnsi="Times New Roman" w:cs="Times New Roman"/>
+          <w:sz w:val="28"/>
+          <w:szCs w:val="28"/>
+          <w:lang w:val="en-IN"/>
+        </w:rPr>
+      </w:pPr>
+    </w:p>
+    <w:p>
+      <w:pPr>
+        <w:rPr>
+          <w:rFonts w:ascii="Times New Roman" w:hAnsi="Times New Roman" w:cs="Times New Roman"/>
+          <w:sz w:val="28"/>
+          <w:szCs w:val="28"/>
+          <w:lang w:val="en-IN"/>
+        </w:rPr>
+      </w:pPr>
+    </w:p>
+    <w:p>
+      <w:pPr>
+        <w:rPr>
+          <w:rFonts w:ascii="Times New Roman" w:hAnsi="Times New Roman" w:cs="Times New Roman"/>
+          <w:sz w:val="28"/>
+          <w:szCs w:val="28"/>
+          <w:lang w:val="en-IN"/>
+        </w:rPr>
+      </w:pPr>
+    </w:p>
+    <w:p>
+      <w:pPr>
+        <w:rPr>
+          <w:rFonts w:ascii="Times New Roman" w:hAnsi="Times New Roman" w:cs="Times New Roman"/>
+          <w:sz w:val="28"/>
+          <w:szCs w:val="28"/>
+          <w:lang w:val="en-IN"/>
+        </w:rPr>
+      </w:pPr>
+    </w:p>
+    <w:p>
+      <w:pPr>
+        <w:tabs>
+          <w:tab w:val="left" w:pos="7479"/>
+        </w:tabs>
+        <w:rPr>
+          <w:rFonts w:ascii="Times New Roman" w:hAnsi="Times New Roman" w:cs="Times New Roman"/>
+          <w:sz w:val="28"/>
+          <w:szCs w:val="28"/>
+          <w:lang w:val="en-IN"/>
+        </w:rPr>
+      </w:pPr>
+      <w:r>
+        <w:rPr>
+          <w:rFonts w:ascii="Times New Roman" w:hAnsi="Times New Roman" w:cs="Times New Roman"/>
+          <w:noProof/>
+          <w:sz w:val="28"/>
+          <w:szCs w:val="28"/>
+          <w:lang w:bidi="ta-IN"/>
+        </w:rPr>
+        <w:drawing>
+          <wp:anchor distT="0" distB="0" distL="114300" distR="114300" simplePos="0" relativeHeight="251672576" behindDoc="1" locked="0" layoutInCell="1" allowOverlap="1">
+            <wp:simplePos x="0" y="0"/>
+            <wp:positionH relativeFrom="margin">
+              <wp:posOffset>166403</wp:posOffset>
+            </wp:positionH>
+            <wp:positionV relativeFrom="paragraph">
+              <wp:posOffset>337072</wp:posOffset>
+            </wp:positionV>
+            <wp:extent cx="2201305" cy="2303780"/>
+            <wp:effectExtent l="19050" t="0" r="8495" b="0"/>
+            <wp:wrapNone/>
+            <wp:docPr id="9" name="Picture 20"/>
+            <wp:cNvGraphicFramePr>
+              <a:graphicFrameLocks xmlns:a="http://schemas.openxmlformats.org/drawingml/2006/main" noChangeAspect="1"/>
+            </wp:cNvGraphicFramePr>
+            <a:graphic xmlns:a="http://schemas.openxmlformats.org/drawingml/2006/main">
+              <a:graphicData uri="http://schemas.openxmlformats.org/drawingml/2006/picture">
+                <pic:pic xmlns:pic="http://schemas.openxmlformats.org/drawingml/2006/picture">
+                  <pic:nvPicPr>
+                    <pic:cNvPr id="0" name="Picture 20"/>
+                    <pic:cNvPicPr>
+                      <a:picLocks noChangeAspect="1" noChangeArrowheads="1"/>
+                    </pic:cNvPicPr>
+                  </pic:nvPicPr>
+                  <pic:blipFill>
+                    <a:blip r:embed="rId18" cstate="print"/>
+                    <a:stretch>
+                      <a:fillRect/>
+                    </a:stretch>
+                  </pic:blipFill>
+                  <pic:spPr bwMode="auto">
+                    <a:xfrm>
+                      <a:off x="0" y="0"/>
+                      <a:ext cx="2201305" cy="2303780"/>
+                    </a:xfrm>
+                    <a:prstGeom prst="rect">
+                      <a:avLst/>
+                    </a:prstGeom>
+                    <a:noFill/>
+                    <a:ln w="9525">
+                      <a:noFill/>
+                      <a:miter lim="800000"/>
+                      <a:headEnd/>
+                      <a:tailEnd/>
+                    </a:ln>
+                  </pic:spPr>
+                </pic:pic>
+              </a:graphicData>
+            </a:graphic>
+          </wp:anchor>
+        </w:drawing>
+      </w:r>
+      <w:r>
+        <w:rPr>
+          <w:rFonts w:ascii="Times New Roman" w:hAnsi="Times New Roman" w:cs="Times New Roman"/>
+          <w:noProof/>
+          <w:sz w:val="28"/>
+          <w:szCs w:val="28"/>
+          <w:lang w:bidi="ta-IN"/>
+        </w:rPr>
+        <w:drawing>
+          <wp:anchor distT="0" distB="0" distL="114300" distR="114300" simplePos="0" relativeHeight="251674624" behindDoc="1" locked="0" layoutInCell="1" allowOverlap="1">
+            <wp:simplePos x="0" y="0"/>
+            <wp:positionH relativeFrom="margin">
+              <wp:posOffset>3263900</wp:posOffset>
+            </wp:positionH>
+            <wp:positionV relativeFrom="paragraph">
+              <wp:posOffset>339090</wp:posOffset>
+            </wp:positionV>
+            <wp:extent cx="2181860" cy="2303780"/>
+            <wp:effectExtent l="19050" t="0" r="8890" b="0"/>
+            <wp:wrapNone/>
+            <wp:docPr id="12" name="Picture 20"/>
+            <wp:cNvGraphicFramePr>
+              <a:graphicFrameLocks xmlns:a="http://schemas.openxmlformats.org/drawingml/2006/main" noChangeAspect="1"/>
+            </wp:cNvGraphicFramePr>
+            <a:graphic xmlns:a="http://schemas.openxmlformats.org/drawingml/2006/main">
+              <a:graphicData uri="http://schemas.openxmlformats.org/drawingml/2006/picture">
+                <pic:pic xmlns:pic="http://schemas.openxmlformats.org/drawingml/2006/picture">
+                  <pic:nvPicPr>
+                    <pic:cNvPr id="0" name="Picture 20"/>
+                    <pic:cNvPicPr>
+                      <a:picLocks noChangeAspect="1" noChangeArrowheads="1"/>
+                    </pic:cNvPicPr>
+                  </pic:nvPicPr>
+                  <pic:blipFill>
+                    <a:blip r:embed="rId19" cstate="print"/>
+                    <a:stretch>
+                      <a:fillRect/>
+                    </a:stretch>
+                  </pic:blipFill>
+                  <pic:spPr bwMode="auto">
+                    <a:xfrm>
+                      <a:off x="0" y="0"/>
+                      <a:ext cx="2181860" cy="2303780"/>
+                    </a:xfrm>
+                    <a:prstGeom prst="rect">
+                      <a:avLst/>
+                    </a:prstGeom>
+                    <a:noFill/>
+                    <a:ln w="9525">
+                      <a:noFill/>
+                      <a:miter lim="800000"/>
+                      <a:headEnd/>
+                      <a:tailEnd/>
+                    </a:ln>
+                  </pic:spPr>
+                </pic:pic>
+              </a:graphicData>
+            </a:graphic>
+          </wp:anchor>
+        </w:drawing>
+      </w:r>
+      <w:r>
+        <w:rPr>
+          <w:rFonts w:ascii="Times New Roman" w:hAnsi="Times New Roman" w:cs="Times New Roman"/>
+          <w:sz w:val="28"/>
+          <w:szCs w:val="28"/>
+          <w:lang w:val="en-IN"/>
+        </w:rPr>
+        <w:tab/>
+      </w:r>
+    </w:p>
+    <w:p>
+      <w:pPr>
+        <w:tabs>
+          <w:tab w:val="left" w:pos="7479"/>
+        </w:tabs>
+        <w:rPr>
+          <w:rFonts w:ascii="Times New Roman" w:hAnsi="Times New Roman" w:cs="Times New Roman"/>
+          <w:sz w:val="28"/>
+          <w:szCs w:val="28"/>
+          <w:lang w:val="en-IN"/>
+        </w:rPr>
+      </w:pPr>
+    </w:p>
+    <w:p>
+      <w:pPr>
+        <w:tabs>
+          <w:tab w:val="left" w:pos="7479"/>
+        </w:tabs>
+        <w:rPr>
+          <w:rFonts w:ascii="Times New Roman" w:hAnsi="Times New Roman" w:cs="Times New Roman"/>
+          <w:sz w:val="28"/>
+          <w:szCs w:val="28"/>
+          <w:lang w:val="en-IN"/>
+        </w:rPr>
+      </w:pPr>
+      <w:r>
+        <w:rPr>
+          <w:rFonts w:ascii="Times New Roman" w:hAnsi="Times New Roman" w:cs="Times New Roman"/>
+          <w:noProof/>
+          <w:sz w:val="28"/>
+          <w:szCs w:val="28"/>
+          <w:lang w:bidi="ta-IN"/>
+        </w:rPr>
+        <w:drawing>
+          <wp:anchor distT="0" distB="0" distL="114300" distR="114300" simplePos="0" relativeHeight="251677696" behindDoc="1" locked="0" layoutInCell="1" allowOverlap="1">
+            <wp:simplePos x="0" y="0"/>
+            <wp:positionH relativeFrom="margin">
+              <wp:posOffset>3261360</wp:posOffset>
+            </wp:positionH>
+            <wp:positionV relativeFrom="paragraph">
+              <wp:posOffset>2428240</wp:posOffset>
+            </wp:positionV>
+            <wp:extent cx="2189480" cy="2303780"/>
+            <wp:effectExtent l="19050" t="0" r="1270" b="0"/>
+            <wp:wrapNone/>
+            <wp:docPr id="16" name="Picture 20"/>
+            <wp:cNvGraphicFramePr>
+              <a:graphicFrameLocks xmlns:a="http://schemas.openxmlformats.org/drawingml/2006/main" noChangeAspect="1"/>
+            </wp:cNvGraphicFramePr>
+            <a:graphic xmlns:a="http://schemas.openxmlformats.org/drawingml/2006/main">
+              <a:graphicData uri="http://schemas.openxmlformats.org/drawingml/2006/picture">
+                <pic:pic xmlns:pic="http://schemas.openxmlformats.org/drawingml/2006/picture">
+                  <pic:nvPicPr>
+                    <pic:cNvPr id="0" name="Picture 20"/>
+                    <pic:cNvPicPr>
+                      <a:picLocks noChangeAspect="1" noChangeArrowheads="1"/>
+                    </pic:cNvPicPr>
+                  </pic:nvPicPr>
+                  <pic:blipFill>
+                    <a:blip r:embed="rId20" cstate="print"/>
+                    <a:stretch>
+                      <a:fillRect/>
+                    </a:stretch>
+                  </pic:blipFill>
+                  <pic:spPr bwMode="auto">
+                    <a:xfrm>
+                      <a:off x="0" y="0"/>
+                      <a:ext cx="2189480" cy="2303780"/>
+                    </a:xfrm>
+                    <a:prstGeom prst="rect">
+                      <a:avLst/>
+                    </a:prstGeom>
+                    <a:noFill/>
+                    <a:ln w="9525">
+                      <a:noFill/>
+                      <a:miter lim="800000"/>
+                      <a:headEnd/>
+                      <a:tailEnd/>
+                    </a:ln>
+                  </pic:spPr>
+                </pic:pic>
+              </a:graphicData>
+            </a:graphic>
+          </wp:anchor>
+        </w:drawing>
+      </w:r>
+      <w:r>
+        <w:rPr>
+          <w:rFonts w:ascii="Times New Roman" w:hAnsi="Times New Roman" w:cs="Times New Roman"/>
+          <w:noProof/>
+          <w:sz w:val="28"/>
+          <w:szCs w:val="28"/>
+          <w:lang w:bidi="ta-IN"/>
+        </w:rPr>
+        <w:drawing>
+          <wp:anchor distT="0" distB="0" distL="114300" distR="114300" simplePos="0" relativeHeight="251676672" behindDoc="1" locked="0" layoutInCell="1" allowOverlap="1">
+            <wp:simplePos x="0" y="0"/>
+            <wp:positionH relativeFrom="margin">
+              <wp:posOffset>172720</wp:posOffset>
+            </wp:positionH>
+            <wp:positionV relativeFrom="paragraph">
+              <wp:posOffset>2428240</wp:posOffset>
+            </wp:positionV>
+            <wp:extent cx="2185670" cy="2303780"/>
+            <wp:effectExtent l="19050" t="0" r="5080" b="0"/>
+            <wp:wrapNone/>
+            <wp:docPr id="15" name="Picture 20"/>
+            <wp:cNvGraphicFramePr>
+              <a:graphicFrameLocks xmlns:a="http://schemas.openxmlformats.org/drawingml/2006/main" noChangeAspect="1"/>
+            </wp:cNvGraphicFramePr>
+            <a:graphic xmlns:a="http://schemas.openxmlformats.org/drawingml/2006/main">
+              <a:graphicData uri="http://schemas.openxmlformats.org/drawingml/2006/picture">
+                <pic:pic xmlns:pic="http://schemas.openxmlformats.org/drawingml/2006/picture">
+                  <pic:nvPicPr>
+                    <pic:cNvPr id="0" name="Picture 20"/>
+                    <pic:cNvPicPr>
+                      <a:picLocks noChangeAspect="1" noChangeArrowheads="1"/>
+                    </pic:cNvPicPr>
+                  </pic:nvPicPr>
+                  <pic:blipFill>
+                    <a:blip r:embed="rId21" cstate="print"/>
+                    <a:stretch>
+                      <a:fillRect/>
+                    </a:stretch>
+                  </pic:blipFill>
+                  <pic:spPr bwMode="auto">
+                    <a:xfrm>
+                      <a:off x="0" y="0"/>
+                      <a:ext cx="2185670" cy="2303780"/>
+                    </a:xfrm>
+                    <a:prstGeom prst="rect">
+                      <a:avLst/>
+                    </a:prstGeom>
+                    <a:noFill/>
+                    <a:ln w="9525">
+                      <a:noFill/>
+                      <a:miter lim="800000"/>
+                      <a:headEnd/>
+                      <a:tailEnd/>
+                    </a:ln>
+                  </pic:spPr>
+                </pic:pic>
+              </a:graphicData>
+            </a:graphic>
+          </wp:anchor>
+        </w:drawing>
+      </w:r>
+    </w:p>
+    <w:p>
+      <w:pPr>
+        <w:rPr>
+          <w:rFonts w:ascii="Times New Roman" w:hAnsi="Times New Roman" w:cs="Times New Roman"/>
+          <w:sz w:val="28"/>
+          <w:szCs w:val="28"/>
+          <w:lang w:val="en-IN"/>
+        </w:rPr>
+      </w:pPr>
+    </w:p>
+    <w:p>
+      <w:pPr>
+        <w:rPr>
+          <w:rFonts w:ascii="Times New Roman" w:hAnsi="Times New Roman" w:cs="Times New Roman"/>
+          <w:sz w:val="28"/>
+          <w:szCs w:val="28"/>
+          <w:lang w:val="en-IN"/>
+        </w:rPr>
+      </w:pPr>
+    </w:p>
+    <w:p>
+      <w:pPr>
+        <w:rPr>
+          <w:rFonts w:ascii="Times New Roman" w:hAnsi="Times New Roman" w:cs="Times New Roman"/>
+          <w:sz w:val="28"/>
+          <w:szCs w:val="28"/>
+          <w:lang w:val="en-IN"/>
+        </w:rPr>
+      </w:pPr>
+    </w:p>
+    <w:p>
+      <w:pPr>
+        <w:rPr>
+          <w:rFonts w:ascii="Times New Roman" w:hAnsi="Times New Roman" w:cs="Times New Roman"/>
+          <w:sz w:val="28"/>
+          <w:szCs w:val="28"/>
+          <w:lang w:val="en-IN"/>
+        </w:rPr>
+      </w:pPr>
+    </w:p>
+    <w:p>
+      <w:pPr>
+        <w:rPr>
+          <w:rFonts w:ascii="Times New Roman" w:hAnsi="Times New Roman" w:cs="Times New Roman"/>
+          <w:sz w:val="28"/>
+          <w:szCs w:val="28"/>
+          <w:lang w:val="en-IN"/>
+        </w:rPr>
+      </w:pPr>
+    </w:p>
+    <w:p>
+      <w:pPr>
+        <w:rPr>
+          <w:rFonts w:ascii="Times New Roman" w:hAnsi="Times New Roman" w:cs="Times New Roman"/>
+          <w:sz w:val="28"/>
+          <w:szCs w:val="28"/>
+          <w:lang w:val="en-IN"/>
+        </w:rPr>
+      </w:pPr>
+    </w:p>
+    <w:p>
+      <w:pPr>
+        <w:rPr>
+          <w:rFonts w:ascii="Times New Roman" w:hAnsi="Times New Roman" w:cs="Times New Roman"/>
+          <w:sz w:val="28"/>
+          <w:szCs w:val="28"/>
+          <w:lang w:val="en-IN"/>
+        </w:rPr>
+      </w:pPr>
+    </w:p>
+    <w:p>
+      <w:pPr>
+        <w:rPr>
+          <w:rFonts w:ascii="Times New Roman" w:hAnsi="Times New Roman" w:cs="Times New Roman"/>
+          <w:sz w:val="28"/>
+          <w:szCs w:val="28"/>
+          <w:lang w:val="en-IN"/>
+        </w:rPr>
+      </w:pPr>
+    </w:p>
+    <w:p>
+      <w:pPr>
+        <w:rPr>
+          <w:rFonts w:ascii="Times New Roman" w:hAnsi="Times New Roman" w:cs="Times New Roman"/>
+          <w:sz w:val="28"/>
+          <w:szCs w:val="28"/>
+          <w:lang w:val="en-IN"/>
+        </w:rPr>
+      </w:pPr>
+    </w:p>
+    <w:p>
+      <w:pPr>
+        <w:rPr>
+          <w:rFonts w:ascii="Times New Roman" w:hAnsi="Times New Roman" w:cs="Times New Roman"/>
+          <w:sz w:val="28"/>
+          <w:szCs w:val="28"/>
+          <w:lang w:val="en-IN"/>
+        </w:rPr>
+      </w:pPr>
+    </w:p>
+    <w:p>
+      <w:pPr>
+        <w:rPr>
+          <w:rFonts w:ascii="Times New Roman" w:hAnsi="Times New Roman" w:cs="Times New Roman"/>
+          <w:sz w:val="28"/>
+          <w:szCs w:val="28"/>
+          <w:lang w:val="en-IN"/>
+        </w:rPr>
+      </w:pPr>
+    </w:p>
+    <w:p>
+      <w:pPr>
+        <w:jc w:val="center"/>
+        <w:rPr>
+          <w:rFonts w:ascii="Times New Roman" w:hAnsi="Times New Roman" w:cs="Times New Roman"/>
+          <w:sz w:val="28"/>
+          <w:szCs w:val="28"/>
+          <w:lang w:val="en-IN"/>
+        </w:rPr>
+      </w:pPr>
+    </w:p>
+    <w:p>
+      <w:pPr>
+        <w:rPr>
+          <w:rFonts w:ascii="Times New Roman" w:hAnsi="Times New Roman" w:cs="Times New Roman"/>
+          <w:b/>
+          <w:bCs/>
+          <w:sz w:val="28"/>
+          <w:szCs w:val="28"/>
+          <w:lang w:val="en-IN"/>
+        </w:rPr>
+      </w:pPr>
+    </w:p>
+    <w:p>
+      <w:pPr>
+        <w:rPr>
+          <w:rFonts w:ascii="Times New Roman" w:hAnsi="Times New Roman" w:cs="Times New Roman"/>
+          <w:b/>
+          <w:bCs/>
+          <w:sz w:val="28"/>
+          <w:szCs w:val="28"/>
+          <w:lang w:val="en-IN"/>
+        </w:rPr>
+      </w:pPr>
+      <w:r>
+        <w:rPr>
+          <w:rFonts w:ascii="Times New Roman" w:hAnsi="Times New Roman" w:cs="Times New Roman"/>
+          <w:b/>
+          <w:bCs/>
+          <w:sz w:val="28"/>
+          <w:szCs w:val="28"/>
+          <w:lang w:val="en-IN"/>
+        </w:rPr>
+        <w:t xml:space="preserve">SOURCE </w:t>
+      </w:r>
+      <w:proofErr w:type="gramStart"/>
+      <w:r>
+        <w:rPr>
+          <w:rFonts w:ascii="Times New Roman" w:hAnsi="Times New Roman" w:cs="Times New Roman"/>
+          <w:b/>
+          <w:bCs/>
+          <w:sz w:val="28"/>
+          <w:szCs w:val="28"/>
+          <w:lang w:val="en-IN"/>
+        </w:rPr>
+        <w:t>CODE :</w:t>
+      </w:r>
+      <w:proofErr w:type="gramEnd"/>
+    </w:p>
+    <w:p>
+      <w:pPr>
+        <w:rPr>
+          <w:rFonts w:ascii="Times New Roman" w:hAnsi="Times New Roman" w:cs="Times New Roman"/>
+          <w:b/>
+          <w:bCs/>
+          <w:sz w:val="28"/>
+          <w:szCs w:val="28"/>
+          <w:lang w:val="en-IN"/>
+        </w:rPr>
+      </w:pPr>
+    </w:p>
+    <w:p>
+      <w:pPr>
+        <w:rPr>
+          <w:rFonts w:ascii="Times New Roman" w:hAnsi="Times New Roman" w:cs="Times New Roman"/>
+          <w:b/>
+          <w:bCs/>
+          <w:sz w:val="28"/>
+          <w:szCs w:val="28"/>
+          <w:lang w:val="en-IN"/>
+        </w:rPr>
+      </w:pPr>
+    </w:p>
     <w:sectPr>
       <w:pgSz w:w="11907" w:h="16839" w:code="9"/>
       <w:pgMar w:top="1440" w:right="1440" w:bottom="1440" w:left="1440" w:header="708" w:footer="708" w:gutter="0"/>
@@ -2707,6 +6810,56 @@
     </w:sectPr>
   </w:body>
 </w:document>
+</file>
+
+<file path=word/endnotes.xml><?xml version="1.0" encoding="utf-8"?>
+<w:endnotes xmlns:ve="http://schemas.openxmlformats.org/markup-compatibility/2006" xmlns:o="urn:schemas-microsoft-com:office:office" xmlns:r="http://schemas.openxmlformats.org/officeDocument/2006/relationships" xmlns:m="http://schemas.openxmlformats.org/officeDocument/2006/math" xmlns:v="urn:schemas-microsoft-com:vml" xmlns:wp="http://schemas.openxmlformats.org/drawingml/2006/wordprocessingDrawing" xmlns:w10="urn:schemas-microsoft-com:office:word" xmlns:w="http://schemas.openxmlformats.org/wordprocessingml/2006/main" xmlns:wne="http://schemas.microsoft.com/office/word/2006/wordml">
+  <w:endnote w:type="separator" w:id="-1">
+    <w:p>
+      <w:pPr>
+        <w:spacing w:after="0" w:line="240" w:lineRule="auto"/>
+      </w:pPr>
+      <w:r>
+        <w:separator/>
+      </w:r>
+    </w:p>
+  </w:endnote>
+  <w:endnote w:type="continuationSeparator" w:id="0">
+    <w:p>
+      <w:pPr>
+        <w:spacing w:after="0" w:line="240" w:lineRule="auto"/>
+      </w:pPr>
+      <w:r>
+        <w:continuationSeparator/>
+      </w:r>
+    </w:p>
+  </w:endnote>
+</w:endnotes>
+</file>
+
+<file path=word/footnotes.xml><?xml version="1.0" encoding="utf-8"?>
+<w:footnotes xmlns:ve="http://schemas.openxmlformats.org/markup-compatibility/2006" xmlns:o="urn:schemas-microsoft-com:office:office" xmlns:r="http://schemas.openxmlformats.org/officeDocument/2006/relationships" xmlns:m="http://schemas.openxmlformats.org/officeDocument/2006/math" xmlns:v="urn:schemas-microsoft-com:vml" xmlns:wp="http://schemas.openxmlformats.org/drawingml/2006/wordprocessingDrawing" xmlns:w10="urn:schemas-microsoft-com:office:word" xmlns:w="http://schemas.openxmlformats.org/wordprocessingml/2006/main" xmlns:wne="http://schemas.microsoft.com/office/word/2006/wordml">
+  <w:footnote w:type="separator" w:id="-1">
+    <w:p>
+      <w:pPr>
+        <w:spacing w:after="0" w:line="240" w:lineRule="auto"/>
+      </w:pPr>
+      <w:r>
+        <w:separator/>
+      </w:r>
+    </w:p>
+  </w:footnote>
+  <w:footnote w:type="continuationSeparator" w:id="0">
+    <w:p>
+      <w:pPr>
+        <w:spacing w:after="0" w:line="240" w:lineRule="auto"/>
+      </w:pPr>
+      <w:r>
+        <w:continuationSeparator/>
+      </w:r>
+    </w:p>
+  </w:footnote>
+</w:footnotes>
 </file>
 
 <file path=word/styles.xml><?xml version="1.0" encoding="utf-8"?>
@@ -2868,7 +7021,7 @@
   <w:style w:type="paragraph" w:default="1" w:styleId="Normal">
     <w:name w:val="Normal"/>
     <w:qFormat/>
-    <w:rsid w:val="00CE5F8F"/>
+    <w:rsid w:val="00E46F05"/>
   </w:style>
   <w:style w:type="character" w:default="1" w:styleId="DefaultParagraphFont">
     <w:name w:val="Default Paragraph Font"/>
@@ -2927,6 +7080,54 @@
       <w:sz w:val="16"/>
       <w:szCs w:val="16"/>
     </w:rPr>
+  </w:style>
+  <w:style w:type="paragraph" w:styleId="Header">
+    <w:name w:val="header"/>
+    <w:basedOn w:val="Normal"/>
+    <w:link w:val="HeaderChar"/>
+    <w:uiPriority w:val="99"/>
+    <w:semiHidden/>
+    <w:unhideWhenUsed/>
+    <w:rsid w:val="0010401F"/>
+    <w:pPr>
+      <w:tabs>
+        <w:tab w:val="center" w:pos="4680"/>
+        <w:tab w:val="right" w:pos="9360"/>
+      </w:tabs>
+      <w:spacing w:after="0" w:line="240" w:lineRule="auto"/>
+    </w:pPr>
+  </w:style>
+  <w:style w:type="character" w:customStyle="1" w:styleId="HeaderChar">
+    <w:name w:val="Header Char"/>
+    <w:basedOn w:val="DefaultParagraphFont"/>
+    <w:link w:val="Header"/>
+    <w:uiPriority w:val="99"/>
+    <w:semiHidden/>
+    <w:rsid w:val="0010401F"/>
+  </w:style>
+  <w:style w:type="paragraph" w:styleId="Footer">
+    <w:name w:val="footer"/>
+    <w:basedOn w:val="Normal"/>
+    <w:link w:val="FooterChar"/>
+    <w:uiPriority w:val="99"/>
+    <w:semiHidden/>
+    <w:unhideWhenUsed/>
+    <w:rsid w:val="0010401F"/>
+    <w:pPr>
+      <w:tabs>
+        <w:tab w:val="center" w:pos="4680"/>
+        <w:tab w:val="right" w:pos="9360"/>
+      </w:tabs>
+      <w:spacing w:after="0" w:line="240" w:lineRule="auto"/>
+    </w:pPr>
+  </w:style>
+  <w:style w:type="character" w:customStyle="1" w:styleId="FooterChar">
+    <w:name w:val="Footer Char"/>
+    <w:basedOn w:val="DefaultParagraphFont"/>
+    <w:link w:val="Footer"/>
+    <w:uiPriority w:val="99"/>
+    <w:semiHidden/>
+    <w:rsid w:val="0010401F"/>
   </w:style>
 </w:styles>
 </file>

--- a/doc.docx
+++ b/doc.docx
@@ -1116,29 +1116,7 @@
           <w:szCs w:val="28"/>
           <w:lang w:val="en-IN"/>
         </w:rPr>
-        <w:t>CODE</w:t>
-      </w:r>
-      <w:r>
-        <w:rPr>
-          <w:rFonts w:ascii="Times New Roman" w:hAnsi="Times New Roman" w:cs="Times New Roman"/>
-          <w:b/>
-          <w:bCs/>
-          <w:sz w:val="28"/>
-          <w:szCs w:val="28"/>
-          <w:lang w:val="en-IN"/>
-        </w:rPr>
-        <w:t xml:space="preserve"> </w:t>
-      </w:r>
-      <w:r>
-        <w:rPr>
-          <w:rFonts w:ascii="Times New Roman" w:hAnsi="Times New Roman" w:cs="Times New Roman"/>
-          <w:b/>
-          <w:bCs/>
-          <w:sz w:val="28"/>
-          <w:szCs w:val="28"/>
-          <w:lang w:val="en-IN"/>
-        </w:rPr>
-        <w:t>:</w:t>
+        <w:t>CODE :</w:t>
       </w:r>
       <w:proofErr w:type="gramEnd"/>
     </w:p>
@@ -2206,6 +2184,8 @@
         </w:tabs>
         <w:rPr>
           <w:rFonts w:ascii="Times New Roman" w:hAnsi="Times New Roman" w:cs="Times New Roman"/>
+          <w:b/>
+          <w:bCs/>
           <w:sz w:val="28"/>
           <w:szCs w:val="28"/>
           <w:lang w:val="en-IN"/>
@@ -2247,8 +2227,702 @@
           <w:szCs w:val="28"/>
           <w:lang w:val="en-IN"/>
         </w:rPr>
-        <w:t>CODE</w:t>
-      </w:r>
+        <w:t>CODE :</w:t>
+      </w:r>
+      <w:proofErr w:type="gramEnd"/>
+    </w:p>
+    <w:p>
+      <w:pPr>
+        <w:tabs>
+          <w:tab w:val="left" w:pos="8004"/>
+        </w:tabs>
+        <w:rPr>
+          <w:rFonts w:ascii="Times New Roman" w:hAnsi="Times New Roman" w:cs="Times New Roman"/>
+          <w:sz w:val="28"/>
+          <w:szCs w:val="28"/>
+          <w:lang w:val="en-IN"/>
+        </w:rPr>
+      </w:pPr>
+    </w:p>
+    <w:p>
+      <w:pPr>
+        <w:tabs>
+          <w:tab w:val="left" w:pos="8004"/>
+        </w:tabs>
+        <w:rPr>
+          <w:rFonts w:ascii="Times New Roman" w:hAnsi="Times New Roman" w:cs="Times New Roman"/>
+          <w:sz w:val="28"/>
+          <w:szCs w:val="28"/>
+          <w:lang w:val="en-IN"/>
+        </w:rPr>
+      </w:pPr>
+      <w:proofErr w:type="gramStart"/>
+      <w:r>
+        <w:rPr>
+          <w:rFonts w:ascii="Times New Roman" w:hAnsi="Times New Roman" w:cs="Times New Roman"/>
+          <w:sz w:val="28"/>
+          <w:szCs w:val="28"/>
+          <w:lang w:val="en-IN"/>
+        </w:rPr>
+        <w:t>import</w:t>
+      </w:r>
+      <w:proofErr w:type="gramEnd"/>
+      <w:r>
+        <w:rPr>
+          <w:rFonts w:ascii="Times New Roman" w:hAnsi="Times New Roman" w:cs="Times New Roman"/>
+          <w:sz w:val="28"/>
+          <w:szCs w:val="28"/>
+          <w:lang w:val="en-IN"/>
+        </w:rPr>
+        <w:t xml:space="preserve"> cv2</w:t>
+      </w:r>
+    </w:p>
+    <w:p>
+      <w:pPr>
+        <w:tabs>
+          <w:tab w:val="left" w:pos="8004"/>
+        </w:tabs>
+        <w:rPr>
+          <w:rFonts w:ascii="Times New Roman" w:hAnsi="Times New Roman" w:cs="Times New Roman"/>
+          <w:sz w:val="28"/>
+          <w:szCs w:val="28"/>
+          <w:lang w:val="en-IN"/>
+        </w:rPr>
+      </w:pPr>
+      <w:proofErr w:type="spellStart"/>
+      <w:proofErr w:type="gramStart"/>
+      <w:r>
+        <w:rPr>
+          <w:rFonts w:ascii="Times New Roman" w:hAnsi="Times New Roman" w:cs="Times New Roman"/>
+          <w:sz w:val="28"/>
+          <w:szCs w:val="28"/>
+          <w:lang w:val="en-IN"/>
+        </w:rPr>
+        <w:t>img</w:t>
+      </w:r>
+      <w:proofErr w:type="spellEnd"/>
+      <w:r>
+        <w:rPr>
+          <w:rFonts w:ascii="Times New Roman" w:hAnsi="Times New Roman" w:cs="Times New Roman"/>
+          <w:sz w:val="28"/>
+          <w:szCs w:val="28"/>
+          <w:lang w:val="en-IN"/>
+        </w:rPr>
+        <w:t>=</w:t>
+      </w:r>
+      <w:proofErr w:type="gramEnd"/>
+      <w:r>
+        <w:rPr>
+          <w:rFonts w:ascii="Times New Roman" w:hAnsi="Times New Roman" w:cs="Times New Roman"/>
+          <w:sz w:val="28"/>
+          <w:szCs w:val="28"/>
+          <w:lang w:val="en-IN"/>
+        </w:rPr>
+        <w:t>cv2.imread('sat.jpg')</w:t>
+      </w:r>
+    </w:p>
+    <w:p>
+      <w:pPr>
+        <w:tabs>
+          <w:tab w:val="left" w:pos="8004"/>
+        </w:tabs>
+        <w:rPr>
+          <w:rFonts w:ascii="Times New Roman" w:hAnsi="Times New Roman" w:cs="Times New Roman"/>
+          <w:sz w:val="28"/>
+          <w:szCs w:val="28"/>
+          <w:lang w:val="en-IN"/>
+        </w:rPr>
+      </w:pPr>
+      <w:r>
+        <w:rPr>
+          <w:rFonts w:ascii="Times New Roman" w:hAnsi="Times New Roman" w:cs="Times New Roman"/>
+          <w:sz w:val="28"/>
+          <w:szCs w:val="28"/>
+          <w:lang w:val="en-IN"/>
+        </w:rPr>
+        <w:t>r=</w:t>
+      </w:r>
+      <w:proofErr w:type="gramStart"/>
+      <w:r>
+        <w:rPr>
+          <w:rFonts w:ascii="Times New Roman" w:hAnsi="Times New Roman" w:cs="Times New Roman"/>
+          <w:sz w:val="28"/>
+          <w:szCs w:val="28"/>
+          <w:lang w:val="en-IN"/>
+        </w:rPr>
+        <w:t>cv2.resize(</w:t>
+      </w:r>
+      <w:proofErr w:type="spellStart"/>
+      <w:proofErr w:type="gramEnd"/>
+      <w:r>
+        <w:rPr>
+          <w:rFonts w:ascii="Times New Roman" w:hAnsi="Times New Roman" w:cs="Times New Roman"/>
+          <w:sz w:val="28"/>
+          <w:szCs w:val="28"/>
+          <w:lang w:val="en-IN"/>
+        </w:rPr>
+        <w:t>img</w:t>
+      </w:r>
+      <w:proofErr w:type="spellEnd"/>
+      <w:r>
+        <w:rPr>
+          <w:rFonts w:ascii="Times New Roman" w:hAnsi="Times New Roman" w:cs="Times New Roman"/>
+          <w:sz w:val="28"/>
+          <w:szCs w:val="28"/>
+          <w:lang w:val="en-IN"/>
+        </w:rPr>
+        <w:t>,(500,350))</w:t>
+      </w:r>
+    </w:p>
+    <w:p>
+      <w:pPr>
+        <w:tabs>
+          <w:tab w:val="left" w:pos="8004"/>
+        </w:tabs>
+        <w:rPr>
+          <w:rFonts w:ascii="Times New Roman" w:hAnsi="Times New Roman" w:cs="Times New Roman"/>
+          <w:sz w:val="28"/>
+          <w:szCs w:val="28"/>
+          <w:lang w:val="en-IN"/>
+        </w:rPr>
+      </w:pPr>
+      <w:proofErr w:type="gramStart"/>
+      <w:r>
+        <w:rPr>
+          <w:rFonts w:ascii="Times New Roman" w:hAnsi="Times New Roman" w:cs="Times New Roman"/>
+          <w:sz w:val="28"/>
+          <w:szCs w:val="28"/>
+          <w:lang w:val="en-IN"/>
+        </w:rPr>
+        <w:t>rot=</w:t>
+      </w:r>
+      <w:proofErr w:type="gramEnd"/>
+      <w:r>
+        <w:rPr>
+          <w:rFonts w:ascii="Times New Roman" w:hAnsi="Times New Roman" w:cs="Times New Roman"/>
+          <w:sz w:val="28"/>
+          <w:szCs w:val="28"/>
+          <w:lang w:val="en-IN"/>
+        </w:rPr>
+        <w:t>cv2.getRotationMatrix2D((img.shape[1]/2,img.shape[0]/2),30,1)</w:t>
+      </w:r>
+    </w:p>
+    <w:p>
+      <w:pPr>
+        <w:tabs>
+          <w:tab w:val="left" w:pos="8004"/>
+        </w:tabs>
+        <w:rPr>
+          <w:rFonts w:ascii="Times New Roman" w:hAnsi="Times New Roman" w:cs="Times New Roman"/>
+          <w:sz w:val="28"/>
+          <w:szCs w:val="28"/>
+          <w:lang w:val="en-IN"/>
+        </w:rPr>
+      </w:pPr>
+      <w:proofErr w:type="gramStart"/>
+      <w:r>
+        <w:rPr>
+          <w:rFonts w:ascii="Times New Roman" w:hAnsi="Times New Roman" w:cs="Times New Roman"/>
+          <w:sz w:val="28"/>
+          <w:szCs w:val="28"/>
+          <w:lang w:val="en-IN"/>
+        </w:rPr>
+        <w:t>rotated=</w:t>
+      </w:r>
+      <w:proofErr w:type="gramEnd"/>
+      <w:r>
+        <w:rPr>
+          <w:rFonts w:ascii="Times New Roman" w:hAnsi="Times New Roman" w:cs="Times New Roman"/>
+          <w:sz w:val="28"/>
+          <w:szCs w:val="28"/>
+          <w:lang w:val="en-IN"/>
+        </w:rPr>
+        <w:t>cv2.warpAffine(</w:t>
+      </w:r>
+      <w:proofErr w:type="spellStart"/>
+      <w:r>
+        <w:rPr>
+          <w:rFonts w:ascii="Times New Roman" w:hAnsi="Times New Roman" w:cs="Times New Roman"/>
+          <w:sz w:val="28"/>
+          <w:szCs w:val="28"/>
+          <w:lang w:val="en-IN"/>
+        </w:rPr>
+        <w:t>img,rot</w:t>
+      </w:r>
+      <w:proofErr w:type="spellEnd"/>
+      <w:r>
+        <w:rPr>
+          <w:rFonts w:ascii="Times New Roman" w:hAnsi="Times New Roman" w:cs="Times New Roman"/>
+          <w:sz w:val="28"/>
+          <w:szCs w:val="28"/>
+          <w:lang w:val="en-IN"/>
+        </w:rPr>
+        <w:t>,(</w:t>
+      </w:r>
+      <w:proofErr w:type="spellStart"/>
+      <w:r>
+        <w:rPr>
+          <w:rFonts w:ascii="Times New Roman" w:hAnsi="Times New Roman" w:cs="Times New Roman"/>
+          <w:sz w:val="28"/>
+          <w:szCs w:val="28"/>
+          <w:lang w:val="en-IN"/>
+        </w:rPr>
+        <w:t>img.shape</w:t>
+      </w:r>
+      <w:proofErr w:type="spellEnd"/>
+      <w:r>
+        <w:rPr>
+          <w:rFonts w:ascii="Times New Roman" w:hAnsi="Times New Roman" w:cs="Times New Roman"/>
+          <w:sz w:val="28"/>
+          <w:szCs w:val="28"/>
+          <w:lang w:val="en-IN"/>
+        </w:rPr>
+        <w:t>[1],</w:t>
+      </w:r>
+      <w:proofErr w:type="spellStart"/>
+      <w:r>
+        <w:rPr>
+          <w:rFonts w:ascii="Times New Roman" w:hAnsi="Times New Roman" w:cs="Times New Roman"/>
+          <w:sz w:val="28"/>
+          <w:szCs w:val="28"/>
+          <w:lang w:val="en-IN"/>
+        </w:rPr>
+        <w:t>img.shape</w:t>
+      </w:r>
+      <w:proofErr w:type="spellEnd"/>
+      <w:r>
+        <w:rPr>
+          <w:rFonts w:ascii="Times New Roman" w:hAnsi="Times New Roman" w:cs="Times New Roman"/>
+          <w:sz w:val="28"/>
+          <w:szCs w:val="28"/>
+          <w:lang w:val="en-IN"/>
+        </w:rPr>
+        <w:t>[0]))</w:t>
+      </w:r>
+    </w:p>
+    <w:p>
+      <w:pPr>
+        <w:tabs>
+          <w:tab w:val="left" w:pos="8004"/>
+        </w:tabs>
+        <w:rPr>
+          <w:rFonts w:ascii="Times New Roman" w:hAnsi="Times New Roman" w:cs="Times New Roman"/>
+          <w:sz w:val="28"/>
+          <w:szCs w:val="28"/>
+          <w:lang w:val="en-IN"/>
+        </w:rPr>
+      </w:pPr>
+      <w:proofErr w:type="gramStart"/>
+      <w:r>
+        <w:rPr>
+          <w:rFonts w:ascii="Times New Roman" w:hAnsi="Times New Roman" w:cs="Times New Roman"/>
+          <w:sz w:val="28"/>
+          <w:szCs w:val="28"/>
+          <w:lang w:val="en-IN"/>
+        </w:rPr>
+        <w:t>cv2.imshow(</w:t>
+      </w:r>
+      <w:proofErr w:type="gramEnd"/>
+      <w:r>
+        <w:rPr>
+          <w:rFonts w:ascii="Times New Roman" w:hAnsi="Times New Roman" w:cs="Times New Roman"/>
+          <w:sz w:val="28"/>
+          <w:szCs w:val="28"/>
+          <w:lang w:val="en-IN"/>
+        </w:rPr>
+        <w:t>'</w:t>
+      </w:r>
+      <w:proofErr w:type="spellStart"/>
+      <w:r>
+        <w:rPr>
+          <w:rFonts w:ascii="Times New Roman" w:hAnsi="Times New Roman" w:cs="Times New Roman"/>
+          <w:sz w:val="28"/>
+          <w:szCs w:val="28"/>
+          <w:lang w:val="en-IN"/>
+        </w:rPr>
+        <w:t>Original',img</w:t>
+      </w:r>
+      <w:proofErr w:type="spellEnd"/>
+      <w:r>
+        <w:rPr>
+          <w:rFonts w:ascii="Times New Roman" w:hAnsi="Times New Roman" w:cs="Times New Roman"/>
+          <w:sz w:val="28"/>
+          <w:szCs w:val="28"/>
+          <w:lang w:val="en-IN"/>
+        </w:rPr>
+        <w:t>)</w:t>
+      </w:r>
+    </w:p>
+    <w:p>
+      <w:pPr>
+        <w:tabs>
+          <w:tab w:val="left" w:pos="8004"/>
+        </w:tabs>
+        <w:rPr>
+          <w:rFonts w:ascii="Times New Roman" w:hAnsi="Times New Roman" w:cs="Times New Roman"/>
+          <w:sz w:val="28"/>
+          <w:szCs w:val="28"/>
+          <w:lang w:val="en-IN"/>
+        </w:rPr>
+      </w:pPr>
+      <w:proofErr w:type="gramStart"/>
+      <w:r>
+        <w:rPr>
+          <w:rFonts w:ascii="Times New Roman" w:hAnsi="Times New Roman" w:cs="Times New Roman"/>
+          <w:sz w:val="28"/>
+          <w:szCs w:val="28"/>
+          <w:lang w:val="en-IN"/>
+        </w:rPr>
+        <w:t>cv2.imshow(</w:t>
+      </w:r>
+      <w:proofErr w:type="gramEnd"/>
+      <w:r>
+        <w:rPr>
+          <w:rFonts w:ascii="Times New Roman" w:hAnsi="Times New Roman" w:cs="Times New Roman"/>
+          <w:sz w:val="28"/>
+          <w:szCs w:val="28"/>
+          <w:lang w:val="en-IN"/>
+        </w:rPr>
+        <w:t>'</w:t>
+      </w:r>
+      <w:proofErr w:type="spellStart"/>
+      <w:r>
+        <w:rPr>
+          <w:rFonts w:ascii="Times New Roman" w:hAnsi="Times New Roman" w:cs="Times New Roman"/>
+          <w:sz w:val="28"/>
+          <w:szCs w:val="28"/>
+          <w:lang w:val="en-IN"/>
+        </w:rPr>
+        <w:t>Risized',r</w:t>
+      </w:r>
+      <w:proofErr w:type="spellEnd"/>
+      <w:r>
+        <w:rPr>
+          <w:rFonts w:ascii="Times New Roman" w:hAnsi="Times New Roman" w:cs="Times New Roman"/>
+          <w:sz w:val="28"/>
+          <w:szCs w:val="28"/>
+          <w:lang w:val="en-IN"/>
+        </w:rPr>
+        <w:t>)</w:t>
+      </w:r>
+    </w:p>
+    <w:p>
+      <w:pPr>
+        <w:tabs>
+          <w:tab w:val="left" w:pos="8004"/>
+        </w:tabs>
+        <w:rPr>
+          <w:rFonts w:ascii="Times New Roman" w:hAnsi="Times New Roman" w:cs="Times New Roman"/>
+          <w:sz w:val="28"/>
+          <w:szCs w:val="28"/>
+          <w:lang w:val="en-IN"/>
+        </w:rPr>
+      </w:pPr>
+      <w:proofErr w:type="gramStart"/>
+      <w:r>
+        <w:rPr>
+          <w:rFonts w:ascii="Times New Roman" w:hAnsi="Times New Roman" w:cs="Times New Roman"/>
+          <w:sz w:val="28"/>
+          <w:szCs w:val="28"/>
+          <w:lang w:val="en-IN"/>
+        </w:rPr>
+        <w:t>cv2.imshow(</w:t>
+      </w:r>
+      <w:proofErr w:type="gramEnd"/>
+      <w:r>
+        <w:rPr>
+          <w:rFonts w:ascii="Times New Roman" w:hAnsi="Times New Roman" w:cs="Times New Roman"/>
+          <w:sz w:val="28"/>
+          <w:szCs w:val="28"/>
+          <w:lang w:val="en-IN"/>
+        </w:rPr>
+        <w:t>'</w:t>
+      </w:r>
+      <w:proofErr w:type="spellStart"/>
+      <w:r>
+        <w:rPr>
+          <w:rFonts w:ascii="Times New Roman" w:hAnsi="Times New Roman" w:cs="Times New Roman"/>
+          <w:sz w:val="28"/>
+          <w:szCs w:val="28"/>
+          <w:lang w:val="en-IN"/>
+        </w:rPr>
+        <w:t>rotated',rotated</w:t>
+      </w:r>
+      <w:proofErr w:type="spellEnd"/>
+      <w:r>
+        <w:rPr>
+          <w:rFonts w:ascii="Times New Roman" w:hAnsi="Times New Roman" w:cs="Times New Roman"/>
+          <w:sz w:val="28"/>
+          <w:szCs w:val="28"/>
+          <w:lang w:val="en-IN"/>
+        </w:rPr>
+        <w:t>)</w:t>
+      </w:r>
+    </w:p>
+    <w:p>
+      <w:pPr>
+        <w:tabs>
+          <w:tab w:val="left" w:pos="8004"/>
+        </w:tabs>
+        <w:rPr>
+          <w:rFonts w:ascii="Times New Roman" w:hAnsi="Times New Roman" w:cs="Times New Roman"/>
+          <w:sz w:val="28"/>
+          <w:szCs w:val="28"/>
+          <w:lang w:val="en-IN"/>
+        </w:rPr>
+      </w:pPr>
+      <w:proofErr w:type="gramStart"/>
+      <w:r>
+        <w:rPr>
+          <w:rFonts w:ascii="Times New Roman" w:hAnsi="Times New Roman" w:cs="Times New Roman"/>
+          <w:sz w:val="28"/>
+          <w:szCs w:val="28"/>
+          <w:lang w:val="en-IN"/>
+        </w:rPr>
+        <w:t>cv2.waitKey(</w:t>
+      </w:r>
+      <w:proofErr w:type="gramEnd"/>
+      <w:r>
+        <w:rPr>
+          <w:rFonts w:ascii="Times New Roman" w:hAnsi="Times New Roman" w:cs="Times New Roman"/>
+          <w:sz w:val="28"/>
+          <w:szCs w:val="28"/>
+          <w:lang w:val="en-IN"/>
+        </w:rPr>
+        <w:t>0)</w:t>
+      </w:r>
+    </w:p>
+    <w:p>
+      <w:pPr>
+        <w:tabs>
+          <w:tab w:val="left" w:pos="8004"/>
+        </w:tabs>
+        <w:rPr>
+          <w:rFonts w:ascii="Times New Roman" w:hAnsi="Times New Roman" w:cs="Times New Roman"/>
+          <w:sz w:val="28"/>
+          <w:szCs w:val="28"/>
+          <w:lang w:val="en-IN"/>
+        </w:rPr>
+      </w:pPr>
+      <w:proofErr w:type="gramStart"/>
+      <w:r>
+        <w:rPr>
+          <w:rFonts w:ascii="Times New Roman" w:hAnsi="Times New Roman" w:cs="Times New Roman"/>
+          <w:sz w:val="28"/>
+          <w:szCs w:val="28"/>
+          <w:lang w:val="en-IN"/>
+        </w:rPr>
+        <w:t>cv2.destroyAllWindows()</w:t>
+      </w:r>
+      <w:proofErr w:type="gramEnd"/>
+    </w:p>
+    <w:p>
+      <w:pPr>
+        <w:tabs>
+          <w:tab w:val="left" w:pos="8004"/>
+        </w:tabs>
+        <w:rPr>
+          <w:rFonts w:ascii="Times New Roman" w:hAnsi="Times New Roman" w:cs="Times New Roman"/>
+          <w:b/>
+          <w:bCs/>
+          <w:sz w:val="28"/>
+          <w:szCs w:val="28"/>
+          <w:lang w:val="en-IN"/>
+        </w:rPr>
+      </w:pPr>
+    </w:p>
+    <w:p>
+      <w:pPr>
+        <w:tabs>
+          <w:tab w:val="left" w:pos="8004"/>
+        </w:tabs>
+        <w:rPr>
+          <w:rFonts w:ascii="Times New Roman" w:hAnsi="Times New Roman" w:cs="Times New Roman"/>
+          <w:b/>
+          <w:bCs/>
+          <w:sz w:val="28"/>
+          <w:szCs w:val="28"/>
+          <w:lang w:val="en-IN"/>
+        </w:rPr>
+      </w:pPr>
+    </w:p>
+    <w:p>
+      <w:pPr>
+        <w:tabs>
+          <w:tab w:val="left" w:pos="8004"/>
+        </w:tabs>
+        <w:rPr>
+          <w:rFonts w:ascii="Times New Roman" w:hAnsi="Times New Roman" w:cs="Times New Roman"/>
+          <w:b/>
+          <w:bCs/>
+          <w:sz w:val="28"/>
+          <w:szCs w:val="28"/>
+          <w:lang w:val="en-IN"/>
+        </w:rPr>
+      </w:pPr>
+    </w:p>
+    <w:p>
+      <w:pPr>
+        <w:tabs>
+          <w:tab w:val="left" w:pos="8004"/>
+        </w:tabs>
+        <w:rPr>
+          <w:rFonts w:ascii="Times New Roman" w:hAnsi="Times New Roman" w:cs="Times New Roman"/>
+          <w:b/>
+          <w:bCs/>
+          <w:sz w:val="28"/>
+          <w:szCs w:val="28"/>
+          <w:lang w:val="en-IN"/>
+        </w:rPr>
+      </w:pPr>
+    </w:p>
+    <w:p>
+      <w:pPr>
+        <w:tabs>
+          <w:tab w:val="left" w:pos="8004"/>
+        </w:tabs>
+        <w:rPr>
+          <w:rFonts w:ascii="Times New Roman" w:hAnsi="Times New Roman" w:cs="Times New Roman"/>
+          <w:b/>
+          <w:bCs/>
+          <w:sz w:val="28"/>
+          <w:szCs w:val="28"/>
+          <w:lang w:val="en-IN"/>
+        </w:rPr>
+      </w:pPr>
+    </w:p>
+    <w:p>
+      <w:pPr>
+        <w:tabs>
+          <w:tab w:val="left" w:pos="8004"/>
+        </w:tabs>
+        <w:rPr>
+          <w:rFonts w:ascii="Times New Roman" w:hAnsi="Times New Roman" w:cs="Times New Roman"/>
+          <w:b/>
+          <w:bCs/>
+          <w:sz w:val="28"/>
+          <w:szCs w:val="28"/>
+          <w:lang w:val="en-IN"/>
+        </w:rPr>
+      </w:pPr>
+    </w:p>
+    <w:p>
+      <w:pPr>
+        <w:tabs>
+          <w:tab w:val="left" w:pos="8004"/>
+        </w:tabs>
+        <w:rPr>
+          <w:rFonts w:ascii="Times New Roman" w:hAnsi="Times New Roman" w:cs="Times New Roman"/>
+          <w:b/>
+          <w:bCs/>
+          <w:sz w:val="28"/>
+          <w:szCs w:val="28"/>
+          <w:lang w:val="en-IN"/>
+        </w:rPr>
+      </w:pPr>
+    </w:p>
+    <w:p>
+      <w:pPr>
+        <w:tabs>
+          <w:tab w:val="left" w:pos="8004"/>
+        </w:tabs>
+        <w:rPr>
+          <w:rFonts w:ascii="Times New Roman" w:hAnsi="Times New Roman" w:cs="Times New Roman"/>
+          <w:b/>
+          <w:bCs/>
+          <w:sz w:val="28"/>
+          <w:szCs w:val="28"/>
+          <w:lang w:val="en-IN"/>
+        </w:rPr>
+      </w:pPr>
+    </w:p>
+    <w:p>
+      <w:pPr>
+        <w:tabs>
+          <w:tab w:val="left" w:pos="8004"/>
+        </w:tabs>
+        <w:rPr>
+          <w:rFonts w:ascii="Times New Roman" w:hAnsi="Times New Roman" w:cs="Times New Roman"/>
+          <w:b/>
+          <w:bCs/>
+          <w:sz w:val="28"/>
+          <w:szCs w:val="28"/>
+          <w:lang w:val="en-IN"/>
+        </w:rPr>
+      </w:pPr>
+    </w:p>
+    <w:p>
+      <w:pPr>
+        <w:tabs>
+          <w:tab w:val="left" w:pos="8004"/>
+        </w:tabs>
+        <w:rPr>
+          <w:rFonts w:ascii="Times New Roman" w:hAnsi="Times New Roman" w:cs="Times New Roman"/>
+          <w:b/>
+          <w:bCs/>
+          <w:sz w:val="28"/>
+          <w:szCs w:val="28"/>
+          <w:lang w:val="en-IN"/>
+        </w:rPr>
+      </w:pPr>
+    </w:p>
+    <w:p>
+      <w:pPr>
+        <w:tabs>
+          <w:tab w:val="left" w:pos="8004"/>
+        </w:tabs>
+        <w:rPr>
+          <w:rFonts w:ascii="Times New Roman" w:hAnsi="Times New Roman" w:cs="Times New Roman"/>
+          <w:b/>
+          <w:bCs/>
+          <w:sz w:val="28"/>
+          <w:szCs w:val="28"/>
+          <w:lang w:val="en-IN"/>
+        </w:rPr>
+      </w:pPr>
+    </w:p>
+    <w:p>
+      <w:pPr>
+        <w:tabs>
+          <w:tab w:val="left" w:pos="8004"/>
+        </w:tabs>
+        <w:rPr>
+          <w:rFonts w:ascii="Times New Roman" w:hAnsi="Times New Roman" w:cs="Times New Roman"/>
+          <w:b/>
+          <w:bCs/>
+          <w:sz w:val="28"/>
+          <w:szCs w:val="28"/>
+          <w:lang w:val="en-IN"/>
+        </w:rPr>
+      </w:pPr>
+    </w:p>
+    <w:p>
+      <w:pPr>
+        <w:tabs>
+          <w:tab w:val="left" w:pos="8004"/>
+        </w:tabs>
+        <w:rPr>
+          <w:rFonts w:ascii="Times New Roman" w:hAnsi="Times New Roman" w:cs="Times New Roman"/>
+          <w:b/>
+          <w:bCs/>
+          <w:sz w:val="28"/>
+          <w:szCs w:val="28"/>
+          <w:lang w:val="en-IN"/>
+        </w:rPr>
+      </w:pPr>
+      <w:proofErr w:type="gramStart"/>
+      <w:r>
+        <w:rPr>
+          <w:rFonts w:ascii="Times New Roman" w:hAnsi="Times New Roman" w:cs="Times New Roman"/>
+          <w:b/>
+          <w:bCs/>
+          <w:sz w:val="28"/>
+          <w:szCs w:val="28"/>
+          <w:lang w:val="en-IN"/>
+        </w:rPr>
+        <w:t>OUTPUT :</w:t>
+      </w:r>
+      <w:proofErr w:type="gramEnd"/>
       <w:r>
         <w:rPr>
           <w:rFonts w:ascii="Times New Roman" w:hAnsi="Times New Roman" w:cs="Times New Roman"/>
@@ -2260,18 +2934,578 @@
         </w:rPr>
         <w:t xml:space="preserve"> </w:t>
       </w:r>
-      <w:r>
-        <w:rPr>
-          <w:rFonts w:ascii="Times New Roman" w:hAnsi="Times New Roman" w:cs="Times New Roman"/>
-          <w:b/>
-          <w:bCs/>
-          <w:sz w:val="28"/>
-          <w:szCs w:val="28"/>
-          <w:lang w:val="en-IN"/>
-        </w:rPr>
-        <w:t>:</w:t>
-      </w:r>
-      <w:proofErr w:type="gramEnd"/>
+    </w:p>
+    <w:p>
+      <w:pPr>
+        <w:tabs>
+          <w:tab w:val="left" w:pos="8004"/>
+        </w:tabs>
+        <w:rPr>
+          <w:rFonts w:ascii="Times New Roman" w:hAnsi="Times New Roman" w:cs="Times New Roman"/>
+          <w:b/>
+          <w:bCs/>
+          <w:sz w:val="28"/>
+          <w:szCs w:val="28"/>
+          <w:lang w:val="en-IN"/>
+        </w:rPr>
+      </w:pPr>
+      <w:r>
+        <w:rPr>
+          <w:rFonts w:ascii="Times New Roman" w:hAnsi="Times New Roman" w:cs="Times New Roman"/>
+          <w:b/>
+          <w:bCs/>
+          <w:noProof/>
+          <w:sz w:val="28"/>
+          <w:szCs w:val="28"/>
+          <w:lang w:bidi="ta-IN"/>
+        </w:rPr>
+        <w:drawing>
+          <wp:anchor distT="0" distB="0" distL="114300" distR="114300" simplePos="0" relativeHeight="251693056" behindDoc="1" locked="0" layoutInCell="1" allowOverlap="1">
+            <wp:simplePos x="0" y="0"/>
+            <wp:positionH relativeFrom="margin">
+              <wp:align>center</wp:align>
+            </wp:positionH>
+            <wp:positionV relativeFrom="paragraph">
+              <wp:posOffset>242570</wp:posOffset>
+            </wp:positionV>
+            <wp:extent cx="5290185" cy="3891280"/>
+            <wp:effectExtent l="19050" t="0" r="5715" b="0"/>
+            <wp:wrapNone/>
+            <wp:docPr id="27" name="Picture 29"/>
+            <wp:cNvGraphicFramePr>
+              <a:graphicFrameLocks xmlns:a="http://schemas.openxmlformats.org/drawingml/2006/main" noChangeAspect="1"/>
+            </wp:cNvGraphicFramePr>
+            <a:graphic xmlns:a="http://schemas.openxmlformats.org/drawingml/2006/main">
+              <a:graphicData uri="http://schemas.openxmlformats.org/drawingml/2006/picture">
+                <pic:pic xmlns:pic="http://schemas.openxmlformats.org/drawingml/2006/picture">
+                  <pic:nvPicPr>
+                    <pic:cNvPr id="0" name="Picture 29"/>
+                    <pic:cNvPicPr>
+                      <a:picLocks noChangeAspect="1" noChangeArrowheads="1"/>
+                    </pic:cNvPicPr>
+                  </pic:nvPicPr>
+                  <pic:blipFill>
+                    <a:blip r:embed="rId10" cstate="print"/>
+                    <a:srcRect/>
+                    <a:stretch>
+                      <a:fillRect/>
+                    </a:stretch>
+                  </pic:blipFill>
+                  <pic:spPr bwMode="auto">
+                    <a:xfrm>
+                      <a:off x="0" y="0"/>
+                      <a:ext cx="5290185" cy="3891280"/>
+                    </a:xfrm>
+                    <a:prstGeom prst="rect">
+                      <a:avLst/>
+                    </a:prstGeom>
+                    <a:noFill/>
+                    <a:ln w="9525">
+                      <a:noFill/>
+                      <a:miter lim="800000"/>
+                      <a:headEnd/>
+                      <a:tailEnd/>
+                    </a:ln>
+                  </pic:spPr>
+                </pic:pic>
+              </a:graphicData>
+            </a:graphic>
+          </wp:anchor>
+        </w:drawing>
+      </w:r>
+    </w:p>
+    <w:p>
+      <w:pPr>
+        <w:tabs>
+          <w:tab w:val="left" w:pos="8004"/>
+        </w:tabs>
+        <w:rPr>
+          <w:rFonts w:ascii="Times New Roman" w:hAnsi="Times New Roman" w:cs="Times New Roman"/>
+          <w:b/>
+          <w:bCs/>
+          <w:sz w:val="28"/>
+          <w:szCs w:val="28"/>
+          <w:lang w:val="en-IN"/>
+        </w:rPr>
+      </w:pPr>
+    </w:p>
+    <w:p>
+      <w:pPr>
+        <w:tabs>
+          <w:tab w:val="left" w:pos="8004"/>
+        </w:tabs>
+        <w:rPr>
+          <w:rFonts w:ascii="Times New Roman" w:hAnsi="Times New Roman" w:cs="Times New Roman"/>
+          <w:b/>
+          <w:bCs/>
+          <w:sz w:val="28"/>
+          <w:szCs w:val="28"/>
+          <w:lang w:val="en-IN"/>
+        </w:rPr>
+      </w:pPr>
+    </w:p>
+    <w:p>
+      <w:pPr>
+        <w:tabs>
+          <w:tab w:val="left" w:pos="8004"/>
+        </w:tabs>
+        <w:rPr>
+          <w:rFonts w:ascii="Times New Roman" w:hAnsi="Times New Roman" w:cs="Times New Roman"/>
+          <w:b/>
+          <w:bCs/>
+          <w:sz w:val="28"/>
+          <w:szCs w:val="28"/>
+          <w:lang w:val="en-IN"/>
+        </w:rPr>
+      </w:pPr>
+    </w:p>
+    <w:p>
+      <w:pPr>
+        <w:tabs>
+          <w:tab w:val="left" w:pos="8004"/>
+        </w:tabs>
+        <w:rPr>
+          <w:rFonts w:ascii="Times New Roman" w:hAnsi="Times New Roman" w:cs="Times New Roman"/>
+          <w:b/>
+          <w:bCs/>
+          <w:sz w:val="28"/>
+          <w:szCs w:val="28"/>
+          <w:lang w:val="en-IN"/>
+        </w:rPr>
+      </w:pPr>
+    </w:p>
+    <w:p>
+      <w:pPr>
+        <w:tabs>
+          <w:tab w:val="left" w:pos="8004"/>
+        </w:tabs>
+        <w:rPr>
+          <w:rFonts w:ascii="Times New Roman" w:hAnsi="Times New Roman" w:cs="Times New Roman"/>
+          <w:b/>
+          <w:bCs/>
+          <w:sz w:val="28"/>
+          <w:szCs w:val="28"/>
+          <w:lang w:val="en-IN"/>
+        </w:rPr>
+      </w:pPr>
+    </w:p>
+    <w:p>
+      <w:pPr>
+        <w:tabs>
+          <w:tab w:val="left" w:pos="8004"/>
+        </w:tabs>
+        <w:rPr>
+          <w:rFonts w:ascii="Times New Roman" w:hAnsi="Times New Roman" w:cs="Times New Roman"/>
+          <w:b/>
+          <w:bCs/>
+          <w:sz w:val="28"/>
+          <w:szCs w:val="28"/>
+          <w:lang w:val="en-IN"/>
+        </w:rPr>
+      </w:pPr>
+    </w:p>
+    <w:p>
+      <w:pPr>
+        <w:tabs>
+          <w:tab w:val="left" w:pos="8004"/>
+        </w:tabs>
+        <w:rPr>
+          <w:rFonts w:ascii="Times New Roman" w:hAnsi="Times New Roman" w:cs="Times New Roman"/>
+          <w:b/>
+          <w:bCs/>
+          <w:sz w:val="28"/>
+          <w:szCs w:val="28"/>
+          <w:lang w:val="en-IN"/>
+        </w:rPr>
+      </w:pPr>
+    </w:p>
+    <w:p>
+      <w:pPr>
+        <w:tabs>
+          <w:tab w:val="left" w:pos="8004"/>
+        </w:tabs>
+        <w:rPr>
+          <w:rFonts w:ascii="Times New Roman" w:hAnsi="Times New Roman" w:cs="Times New Roman"/>
+          <w:b/>
+          <w:bCs/>
+          <w:sz w:val="28"/>
+          <w:szCs w:val="28"/>
+          <w:lang w:val="en-IN"/>
+        </w:rPr>
+      </w:pPr>
+    </w:p>
+    <w:p>
+      <w:pPr>
+        <w:tabs>
+          <w:tab w:val="left" w:pos="8004"/>
+        </w:tabs>
+        <w:rPr>
+          <w:rFonts w:ascii="Times New Roman" w:hAnsi="Times New Roman" w:cs="Times New Roman"/>
+          <w:b/>
+          <w:bCs/>
+          <w:sz w:val="28"/>
+          <w:szCs w:val="28"/>
+          <w:lang w:val="en-IN"/>
+        </w:rPr>
+      </w:pPr>
+    </w:p>
+    <w:p>
+      <w:pPr>
+        <w:tabs>
+          <w:tab w:val="left" w:pos="8004"/>
+        </w:tabs>
+        <w:rPr>
+          <w:rFonts w:ascii="Times New Roman" w:hAnsi="Times New Roman" w:cs="Times New Roman"/>
+          <w:b/>
+          <w:bCs/>
+          <w:sz w:val="28"/>
+          <w:szCs w:val="28"/>
+          <w:lang w:val="en-IN"/>
+        </w:rPr>
+      </w:pPr>
+    </w:p>
+    <w:p>
+      <w:pPr>
+        <w:tabs>
+          <w:tab w:val="left" w:pos="8004"/>
+        </w:tabs>
+        <w:rPr>
+          <w:rFonts w:ascii="Times New Roman" w:hAnsi="Times New Roman" w:cs="Times New Roman"/>
+          <w:b/>
+          <w:bCs/>
+          <w:sz w:val="28"/>
+          <w:szCs w:val="28"/>
+          <w:lang w:val="en-IN"/>
+        </w:rPr>
+      </w:pPr>
+    </w:p>
+    <w:p>
+      <w:pPr>
+        <w:tabs>
+          <w:tab w:val="left" w:pos="8004"/>
+        </w:tabs>
+        <w:rPr>
+          <w:rFonts w:ascii="Times New Roman" w:hAnsi="Times New Roman" w:cs="Times New Roman"/>
+          <w:b/>
+          <w:bCs/>
+          <w:sz w:val="28"/>
+          <w:szCs w:val="28"/>
+          <w:lang w:val="en-IN"/>
+        </w:rPr>
+      </w:pPr>
+    </w:p>
+    <w:p>
+      <w:pPr>
+        <w:tabs>
+          <w:tab w:val="left" w:pos="8004"/>
+        </w:tabs>
+        <w:rPr>
+          <w:rFonts w:ascii="Times New Roman" w:hAnsi="Times New Roman" w:cs="Times New Roman"/>
+          <w:b/>
+          <w:bCs/>
+          <w:sz w:val="28"/>
+          <w:szCs w:val="28"/>
+          <w:lang w:val="en-IN"/>
+        </w:rPr>
+      </w:pPr>
+      <w:r>
+        <w:rPr>
+          <w:rFonts w:ascii="Times New Roman" w:hAnsi="Times New Roman" w:cs="Times New Roman"/>
+          <w:b/>
+          <w:bCs/>
+          <w:noProof/>
+          <w:sz w:val="28"/>
+          <w:szCs w:val="28"/>
+          <w:lang w:bidi="ta-IN"/>
+        </w:rPr>
+        <w:drawing>
+          <wp:anchor distT="0" distB="0" distL="114300" distR="114300" simplePos="0" relativeHeight="251695104" behindDoc="1" locked="0" layoutInCell="1" allowOverlap="1">
+            <wp:simplePos x="0" y="0"/>
+            <wp:positionH relativeFrom="column">
+              <wp:posOffset>2900473</wp:posOffset>
+            </wp:positionH>
+            <wp:positionV relativeFrom="paragraph">
+              <wp:posOffset>33345</wp:posOffset>
+            </wp:positionV>
+            <wp:extent cx="3287607" cy="2413591"/>
+            <wp:effectExtent l="19050" t="0" r="8043" b="0"/>
+            <wp:wrapNone/>
+            <wp:docPr id="28" name="Picture 35"/>
+            <wp:cNvGraphicFramePr>
+              <a:graphicFrameLocks xmlns:a="http://schemas.openxmlformats.org/drawingml/2006/main" noChangeAspect="1"/>
+            </wp:cNvGraphicFramePr>
+            <a:graphic xmlns:a="http://schemas.openxmlformats.org/drawingml/2006/main">
+              <a:graphicData uri="http://schemas.openxmlformats.org/drawingml/2006/picture">
+                <pic:pic xmlns:pic="http://schemas.openxmlformats.org/drawingml/2006/picture">
+                  <pic:nvPicPr>
+                    <pic:cNvPr id="0" name="Picture 35"/>
+                    <pic:cNvPicPr>
+                      <a:picLocks noChangeAspect="1" noChangeArrowheads="1"/>
+                    </pic:cNvPicPr>
+                  </pic:nvPicPr>
+                  <pic:blipFill>
+                    <a:blip r:embed="rId11" cstate="print"/>
+                    <a:srcRect/>
+                    <a:stretch>
+                      <a:fillRect/>
+                    </a:stretch>
+                  </pic:blipFill>
+                  <pic:spPr bwMode="auto">
+                    <a:xfrm>
+                      <a:off x="0" y="0"/>
+                      <a:ext cx="3287607" cy="2413591"/>
+                    </a:xfrm>
+                    <a:prstGeom prst="rect">
+                      <a:avLst/>
+                    </a:prstGeom>
+                    <a:noFill/>
+                    <a:ln w="9525">
+                      <a:noFill/>
+                      <a:miter lim="800000"/>
+                      <a:headEnd/>
+                      <a:tailEnd/>
+                    </a:ln>
+                  </pic:spPr>
+                </pic:pic>
+              </a:graphicData>
+            </a:graphic>
+          </wp:anchor>
+        </w:drawing>
+      </w:r>
+      <w:r>
+        <w:rPr>
+          <w:rFonts w:ascii="Times New Roman" w:hAnsi="Times New Roman" w:cs="Times New Roman"/>
+          <w:b/>
+          <w:bCs/>
+          <w:noProof/>
+          <w:sz w:val="28"/>
+          <w:szCs w:val="28"/>
+          <w:lang w:bidi="ta-IN"/>
+        </w:rPr>
+        <w:drawing>
+          <wp:anchor distT="0" distB="0" distL="114300" distR="114300" simplePos="0" relativeHeight="251694080" behindDoc="1" locked="0" layoutInCell="1" allowOverlap="1">
+            <wp:simplePos x="0" y="0"/>
+            <wp:positionH relativeFrom="column">
+              <wp:posOffset>-321191</wp:posOffset>
+            </wp:positionH>
+            <wp:positionV relativeFrom="paragraph">
+              <wp:posOffset>33345</wp:posOffset>
+            </wp:positionV>
+            <wp:extent cx="3096290" cy="2349795"/>
+            <wp:effectExtent l="19050" t="0" r="8860" b="0"/>
+            <wp:wrapNone/>
+            <wp:docPr id="30" name="Picture 32"/>
+            <wp:cNvGraphicFramePr>
+              <a:graphicFrameLocks xmlns:a="http://schemas.openxmlformats.org/drawingml/2006/main" noChangeAspect="1"/>
+            </wp:cNvGraphicFramePr>
+            <a:graphic xmlns:a="http://schemas.openxmlformats.org/drawingml/2006/main">
+              <a:graphicData uri="http://schemas.openxmlformats.org/drawingml/2006/picture">
+                <pic:pic xmlns:pic="http://schemas.openxmlformats.org/drawingml/2006/picture">
+                  <pic:nvPicPr>
+                    <pic:cNvPr id="0" name="Picture 32"/>
+                    <pic:cNvPicPr>
+                      <a:picLocks noChangeAspect="1" noChangeArrowheads="1"/>
+                    </pic:cNvPicPr>
+                  </pic:nvPicPr>
+                  <pic:blipFill>
+                    <a:blip r:embed="rId12" cstate="print"/>
+                    <a:srcRect/>
+                    <a:stretch>
+                      <a:fillRect/>
+                    </a:stretch>
+                  </pic:blipFill>
+                  <pic:spPr bwMode="auto">
+                    <a:xfrm>
+                      <a:off x="0" y="0"/>
+                      <a:ext cx="3096290" cy="2349795"/>
+                    </a:xfrm>
+                    <a:prstGeom prst="rect">
+                      <a:avLst/>
+                    </a:prstGeom>
+                    <a:noFill/>
+                    <a:ln w="9525">
+                      <a:noFill/>
+                      <a:miter lim="800000"/>
+                      <a:headEnd/>
+                      <a:tailEnd/>
+                    </a:ln>
+                  </pic:spPr>
+                </pic:pic>
+              </a:graphicData>
+            </a:graphic>
+          </wp:anchor>
+        </w:drawing>
+      </w:r>
+    </w:p>
+    <w:p>
+      <w:pPr>
+        <w:tabs>
+          <w:tab w:val="left" w:pos="8004"/>
+        </w:tabs>
+        <w:rPr>
+          <w:rFonts w:ascii="Times New Roman" w:hAnsi="Times New Roman" w:cs="Times New Roman"/>
+          <w:b/>
+          <w:bCs/>
+          <w:sz w:val="28"/>
+          <w:szCs w:val="28"/>
+          <w:lang w:val="en-IN"/>
+        </w:rPr>
+      </w:pPr>
+    </w:p>
+    <w:p>
+      <w:pPr>
+        <w:tabs>
+          <w:tab w:val="left" w:pos="8004"/>
+        </w:tabs>
+        <w:rPr>
+          <w:rFonts w:ascii="Times New Roman" w:hAnsi="Times New Roman" w:cs="Times New Roman"/>
+          <w:b/>
+          <w:bCs/>
+          <w:sz w:val="28"/>
+          <w:szCs w:val="28"/>
+          <w:lang w:val="en-IN"/>
+        </w:rPr>
+      </w:pPr>
+    </w:p>
+    <w:p>
+      <w:pPr>
+        <w:tabs>
+          <w:tab w:val="left" w:pos="8004"/>
+        </w:tabs>
+        <w:rPr>
+          <w:rFonts w:ascii="Times New Roman" w:hAnsi="Times New Roman" w:cs="Times New Roman"/>
+          <w:b/>
+          <w:bCs/>
+          <w:sz w:val="28"/>
+          <w:szCs w:val="28"/>
+          <w:lang w:val="en-IN"/>
+        </w:rPr>
+      </w:pPr>
+    </w:p>
+    <w:p>
+      <w:pPr>
+        <w:tabs>
+          <w:tab w:val="left" w:pos="8004"/>
+        </w:tabs>
+        <w:rPr>
+          <w:rFonts w:ascii="Times New Roman" w:hAnsi="Times New Roman" w:cs="Times New Roman"/>
+          <w:b/>
+          <w:bCs/>
+          <w:sz w:val="28"/>
+          <w:szCs w:val="28"/>
+          <w:lang w:val="en-IN"/>
+        </w:rPr>
+      </w:pPr>
+    </w:p>
+    <w:p>
+      <w:pPr>
+        <w:tabs>
+          <w:tab w:val="left" w:pos="8004"/>
+        </w:tabs>
+        <w:rPr>
+          <w:rFonts w:ascii="Times New Roman" w:hAnsi="Times New Roman" w:cs="Times New Roman"/>
+          <w:b/>
+          <w:bCs/>
+          <w:sz w:val="28"/>
+          <w:szCs w:val="28"/>
+          <w:lang w:val="en-IN"/>
+        </w:rPr>
+      </w:pPr>
+    </w:p>
+    <w:p>
+      <w:pPr>
+        <w:tabs>
+          <w:tab w:val="left" w:pos="8004"/>
+        </w:tabs>
+        <w:rPr>
+          <w:rFonts w:ascii="Times New Roman" w:hAnsi="Times New Roman" w:cs="Times New Roman"/>
+          <w:b/>
+          <w:bCs/>
+          <w:sz w:val="28"/>
+          <w:szCs w:val="28"/>
+          <w:lang w:val="en-IN"/>
+        </w:rPr>
+      </w:pPr>
+    </w:p>
+    <w:p>
+      <w:pPr>
+        <w:tabs>
+          <w:tab w:val="left" w:pos="8004"/>
+        </w:tabs>
+        <w:rPr>
+          <w:rFonts w:ascii="Times New Roman" w:hAnsi="Times New Roman" w:cs="Times New Roman"/>
+          <w:b/>
+          <w:bCs/>
+          <w:sz w:val="28"/>
+          <w:szCs w:val="28"/>
+          <w:lang w:val="en-IN"/>
+        </w:rPr>
+      </w:pPr>
+    </w:p>
+    <w:p>
+      <w:pPr>
+        <w:tabs>
+          <w:tab w:val="left" w:pos="8004"/>
+        </w:tabs>
+        <w:rPr>
+          <w:rFonts w:ascii="Times New Roman" w:hAnsi="Times New Roman" w:cs="Times New Roman"/>
+          <w:b/>
+          <w:bCs/>
+          <w:sz w:val="28"/>
+          <w:szCs w:val="28"/>
+          <w:lang w:val="en-IN"/>
+        </w:rPr>
+      </w:pPr>
+    </w:p>
+    <w:p>
+      <w:pPr>
+        <w:tabs>
+          <w:tab w:val="left" w:pos="8004"/>
+        </w:tabs>
+        <w:rPr>
+          <w:rFonts w:ascii="Times New Roman" w:hAnsi="Times New Roman" w:cs="Times New Roman"/>
+          <w:sz w:val="28"/>
+          <w:szCs w:val="28"/>
+          <w:lang w:val="en-IN"/>
+        </w:rPr>
+      </w:pPr>
+    </w:p>
+    <w:p>
+      <w:pPr>
+        <w:tabs>
+          <w:tab w:val="left" w:pos="8004"/>
+        </w:tabs>
+        <w:rPr>
+          <w:rFonts w:ascii="Times New Roman" w:hAnsi="Times New Roman" w:cs="Times New Roman"/>
+          <w:b/>
+          <w:bCs/>
+          <w:sz w:val="28"/>
+          <w:szCs w:val="28"/>
+          <w:lang w:val="en-IN"/>
+        </w:rPr>
+      </w:pPr>
+      <w:r>
+        <w:rPr>
+          <w:rFonts w:ascii="Times New Roman" w:hAnsi="Times New Roman" w:cs="Times New Roman"/>
+          <w:b/>
+          <w:bCs/>
+          <w:sz w:val="28"/>
+          <w:szCs w:val="28"/>
+          <w:lang w:val="en-IN"/>
+        </w:rPr>
+        <w:t>Z`</w:t>
+      </w:r>
+      <w:r>
+        <w:rPr>
+          <w:rFonts w:ascii="Times New Roman" w:hAnsi="Times New Roman" w:cs="Times New Roman"/>
+          <w:b/>
+          <w:bCs/>
+          <w:sz w:val="28"/>
+          <w:szCs w:val="28"/>
+          <w:lang w:val="en-IN"/>
+        </w:rPr>
+        <w:t>SOURCE CODE :</w:t>
+      </w:r>
     </w:p>
     <w:p>
       <w:pPr>
@@ -2854,7 +4088,7 @@
                     </pic:cNvPicPr>
                   </pic:nvPicPr>
                   <pic:blipFill>
-                    <a:blip r:embed="rId10" cstate="print"/>
+                    <a:blip r:embed="rId13" cstate="print"/>
                     <a:srcRect t="1016"/>
                     <a:stretch>
                       <a:fillRect/>
@@ -2912,7 +4146,7 @@
                     </pic:cNvPicPr>
                   </pic:nvPicPr>
                   <pic:blipFill>
-                    <a:blip r:embed="rId11" cstate="print"/>
+                    <a:blip r:embed="rId14" cstate="print"/>
                     <a:srcRect/>
                     <a:stretch>
                       <a:fillRect/>
@@ -3067,7 +4301,7 @@
                     </pic:cNvPicPr>
                   </pic:nvPicPr>
                   <pic:blipFill>
-                    <a:blip r:embed="rId12" cstate="print"/>
+                    <a:blip r:embed="rId15" cstate="print"/>
                     <a:srcRect l="1576" r="1575" b="2178"/>
                     <a:stretch>
                       <a:fillRect/>
@@ -3298,31 +4532,119 @@
           <w:szCs w:val="28"/>
           <w:lang w:val="en-IN"/>
         </w:rPr>
-        <w:t>CODE</w:t>
-      </w:r>
-      <w:r>
-        <w:rPr>
-          <w:rFonts w:ascii="Times New Roman" w:hAnsi="Times New Roman" w:cs="Times New Roman"/>
-          <w:b/>
-          <w:bCs/>
+        <w:t>CODE :</w:t>
+      </w:r>
+      <w:proofErr w:type="gramEnd"/>
+    </w:p>
+    <w:p>
+      <w:pPr>
+        <w:tabs>
+          <w:tab w:val="left" w:pos="8317"/>
+        </w:tabs>
+        <w:rPr>
+          <w:rFonts w:ascii="Times New Roman" w:hAnsi="Times New Roman" w:cs="Times New Roman"/>
+          <w:sz w:val="28"/>
+          <w:szCs w:val="28"/>
+          <w:lang w:val="en-IN"/>
+        </w:rPr>
+      </w:pPr>
+    </w:p>
+    <w:p>
+      <w:pPr>
+        <w:tabs>
+          <w:tab w:val="left" w:pos="8317"/>
+        </w:tabs>
+        <w:rPr>
+          <w:rFonts w:ascii="Times New Roman" w:hAnsi="Times New Roman" w:cs="Times New Roman"/>
+          <w:sz w:val="28"/>
+          <w:szCs w:val="28"/>
+          <w:lang w:val="en-IN"/>
+        </w:rPr>
+      </w:pPr>
+      <w:proofErr w:type="gramStart"/>
+      <w:r>
+        <w:rPr>
+          <w:rFonts w:ascii="Times New Roman" w:hAnsi="Times New Roman" w:cs="Times New Roman"/>
+          <w:sz w:val="28"/>
+          <w:szCs w:val="28"/>
+          <w:lang w:val="en-IN"/>
+        </w:rPr>
+        <w:t>import</w:t>
+      </w:r>
+      <w:proofErr w:type="gramEnd"/>
+      <w:r>
+        <w:rPr>
+          <w:rFonts w:ascii="Times New Roman" w:hAnsi="Times New Roman" w:cs="Times New Roman"/>
+          <w:sz w:val="28"/>
+          <w:szCs w:val="28"/>
+          <w:lang w:val="en-IN"/>
+        </w:rPr>
+        <w:t xml:space="preserve"> cv2</w:t>
+      </w:r>
+    </w:p>
+    <w:p>
+      <w:pPr>
+        <w:tabs>
+          <w:tab w:val="left" w:pos="8317"/>
+        </w:tabs>
+        <w:rPr>
+          <w:rFonts w:ascii="Times New Roman" w:hAnsi="Times New Roman" w:cs="Times New Roman"/>
+          <w:sz w:val="28"/>
+          <w:szCs w:val="28"/>
+          <w:lang w:val="en-IN"/>
+        </w:rPr>
+      </w:pPr>
+      <w:proofErr w:type="gramStart"/>
+      <w:r>
+        <w:rPr>
+          <w:rFonts w:ascii="Times New Roman" w:hAnsi="Times New Roman" w:cs="Times New Roman"/>
+          <w:sz w:val="28"/>
+          <w:szCs w:val="28"/>
+          <w:lang w:val="en-IN"/>
+        </w:rPr>
+        <w:t>import</w:t>
+      </w:r>
+      <w:proofErr w:type="gramEnd"/>
+      <w:r>
+        <w:rPr>
+          <w:rFonts w:ascii="Times New Roman" w:hAnsi="Times New Roman" w:cs="Times New Roman"/>
           <w:sz w:val="28"/>
           <w:szCs w:val="28"/>
           <w:lang w:val="en-IN"/>
         </w:rPr>
         <w:t xml:space="preserve"> </w:t>
       </w:r>
-      <w:r>
-        <w:rPr>
-          <w:rFonts w:ascii="Times New Roman" w:hAnsi="Times New Roman" w:cs="Times New Roman"/>
-          <w:b/>
-          <w:bCs/>
-          <w:sz w:val="28"/>
-          <w:szCs w:val="28"/>
-          <w:lang w:val="en-IN"/>
-        </w:rPr>
-        <w:t>:</w:t>
-      </w:r>
-      <w:proofErr w:type="gramEnd"/>
+      <w:proofErr w:type="spellStart"/>
+      <w:r>
+        <w:rPr>
+          <w:rFonts w:ascii="Times New Roman" w:hAnsi="Times New Roman" w:cs="Times New Roman"/>
+          <w:sz w:val="28"/>
+          <w:szCs w:val="28"/>
+          <w:lang w:val="en-IN"/>
+        </w:rPr>
+        <w:t>numpy</w:t>
+      </w:r>
+      <w:proofErr w:type="spellEnd"/>
+      <w:r>
+        <w:rPr>
+          <w:rFonts w:ascii="Times New Roman" w:hAnsi="Times New Roman" w:cs="Times New Roman"/>
+          <w:sz w:val="28"/>
+          <w:szCs w:val="28"/>
+          <w:lang w:val="en-IN"/>
+        </w:rPr>
+        <w:t xml:space="preserve"> as </w:t>
+      </w:r>
+      <w:proofErr w:type="spellStart"/>
+      <w:r>
+        <w:rPr>
+          <w:rFonts w:ascii="Times New Roman" w:hAnsi="Times New Roman" w:cs="Times New Roman"/>
+          <w:sz w:val="28"/>
+          <w:szCs w:val="28"/>
+          <w:lang w:val="en-IN"/>
+        </w:rPr>
+        <w:t>np</w:t>
+      </w:r>
+      <w:proofErr w:type="spellEnd"/>
     </w:p>
     <w:p>
       <w:pPr>
@@ -3336,6 +4658,35 @@
           <w:lang w:val="en-IN"/>
         </w:rPr>
       </w:pPr>
+      <w:r>
+        <w:rPr>
+          <w:rFonts w:ascii="Times New Roman" w:hAnsi="Times New Roman" w:cs="Times New Roman"/>
+          <w:sz w:val="28"/>
+          <w:szCs w:val="28"/>
+          <w:lang w:val="en-IN"/>
+        </w:rPr>
+        <w:t>img1=</w:t>
+      </w:r>
+      <w:proofErr w:type="gramStart"/>
+      <w:r>
+        <w:rPr>
+          <w:rFonts w:ascii="Times New Roman" w:hAnsi="Times New Roman" w:cs="Times New Roman"/>
+          <w:sz w:val="28"/>
+          <w:szCs w:val="28"/>
+          <w:lang w:val="en-IN"/>
+        </w:rPr>
+        <w:t>cv2.imread(</w:t>
+      </w:r>
+      <w:proofErr w:type="gramEnd"/>
+      <w:r>
+        <w:rPr>
+          <w:rFonts w:ascii="Times New Roman" w:hAnsi="Times New Roman" w:cs="Times New Roman"/>
+          <w:sz w:val="28"/>
+          <w:szCs w:val="28"/>
+          <w:lang w:val="en-IN"/>
+        </w:rPr>
+        <w:t>"img.jpg")</w:t>
+      </w:r>
     </w:p>
     <w:p>
       <w:pPr>
@@ -3349,25 +4700,34 @@
           <w:lang w:val="en-IN"/>
         </w:rPr>
       </w:pPr>
-      <w:proofErr w:type="gramStart"/>
-      <w:r>
-        <w:rPr>
-          <w:rFonts w:ascii="Times New Roman" w:hAnsi="Times New Roman" w:cs="Times New Roman"/>
-          <w:sz w:val="28"/>
-          <w:szCs w:val="28"/>
-          <w:lang w:val="en-IN"/>
-        </w:rPr>
-        <w:t>import</w:t>
-      </w:r>
-      <w:proofErr w:type="gramEnd"/>
-      <w:r>
-        <w:rPr>
-          <w:rFonts w:ascii="Times New Roman" w:hAnsi="Times New Roman" w:cs="Times New Roman"/>
-          <w:sz w:val="28"/>
-          <w:szCs w:val="28"/>
-          <w:lang w:val="en-IN"/>
-        </w:rPr>
-        <w:t xml:space="preserve"> cv2</w:t>
+      <w:r>
+        <w:rPr>
+          <w:rFonts w:ascii="Times New Roman" w:hAnsi="Times New Roman" w:cs="Times New Roman"/>
+          <w:sz w:val="28"/>
+          <w:szCs w:val="28"/>
+          <w:lang w:val="en-IN"/>
+        </w:rPr>
+        <w:t>img2=</w:t>
+      </w:r>
+      <w:proofErr w:type="gramStart"/>
+      <w:r>
+        <w:rPr>
+          <w:rFonts w:ascii="Times New Roman" w:hAnsi="Times New Roman" w:cs="Times New Roman"/>
+          <w:sz w:val="28"/>
+          <w:szCs w:val="28"/>
+          <w:lang w:val="en-IN"/>
+        </w:rPr>
+        <w:t>cv2.imread(</w:t>
+      </w:r>
+      <w:proofErr w:type="gramEnd"/>
+      <w:r>
+        <w:rPr>
+          <w:rFonts w:ascii="Times New Roman" w:hAnsi="Times New Roman" w:cs="Times New Roman"/>
+          <w:sz w:val="28"/>
+          <w:szCs w:val="28"/>
+          <w:lang w:val="en-IN"/>
+        </w:rPr>
+        <w:t>"img.jpg")</w:t>
       </w:r>
     </w:p>
     <w:p>
@@ -3390,27 +4750,41 @@
           <w:szCs w:val="28"/>
           <w:lang w:val="en-IN"/>
         </w:rPr>
-        <w:t>import</w:t>
-      </w:r>
-      <w:proofErr w:type="gramEnd"/>
-      <w:r>
-        <w:rPr>
-          <w:rFonts w:ascii="Times New Roman" w:hAnsi="Times New Roman" w:cs="Times New Roman"/>
-          <w:sz w:val="28"/>
-          <w:szCs w:val="28"/>
-          <w:lang w:val="en-IN"/>
-        </w:rPr>
-        <w:t xml:space="preserve"> </w:t>
-      </w:r>
+        <w:t>mean=</w:t>
+      </w:r>
+      <w:proofErr w:type="gramEnd"/>
+      <w:r>
+        <w:rPr>
+          <w:rFonts w:ascii="Times New Roman" w:hAnsi="Times New Roman" w:cs="Times New Roman"/>
+          <w:sz w:val="28"/>
+          <w:szCs w:val="28"/>
+          <w:lang w:val="en-IN"/>
+        </w:rPr>
+        <w:t>cv2.blur(img1,(9,9))</w:t>
+      </w:r>
+    </w:p>
+    <w:p>
+      <w:pPr>
+        <w:tabs>
+          <w:tab w:val="left" w:pos="8317"/>
+        </w:tabs>
+        <w:rPr>
+          <w:rFonts w:ascii="Times New Roman" w:hAnsi="Times New Roman" w:cs="Times New Roman"/>
+          <w:sz w:val="28"/>
+          <w:szCs w:val="28"/>
+          <w:lang w:val="en-IN"/>
+        </w:rPr>
+      </w:pPr>
       <w:proofErr w:type="spellStart"/>
-      <w:r>
-        <w:rPr>
-          <w:rFonts w:ascii="Times New Roman" w:hAnsi="Times New Roman" w:cs="Times New Roman"/>
-          <w:sz w:val="28"/>
-          <w:szCs w:val="28"/>
-          <w:lang w:val="en-IN"/>
-        </w:rPr>
-        <w:t>numpy</w:t>
+      <w:proofErr w:type="gramStart"/>
+      <w:r>
+        <w:rPr>
+          <w:rFonts w:ascii="Times New Roman" w:hAnsi="Times New Roman" w:cs="Times New Roman"/>
+          <w:sz w:val="28"/>
+          <w:szCs w:val="28"/>
+          <w:lang w:val="en-IN"/>
+        </w:rPr>
+        <w:t>gaussian</w:t>
       </w:r>
       <w:proofErr w:type="spellEnd"/>
       <w:r>
@@ -3420,7 +4794,50 @@
           <w:szCs w:val="28"/>
           <w:lang w:val="en-IN"/>
         </w:rPr>
-        <w:t xml:space="preserve"> as </w:t>
+        <w:t>=</w:t>
+      </w:r>
+      <w:proofErr w:type="gramEnd"/>
+      <w:r>
+        <w:rPr>
+          <w:rFonts w:ascii="Times New Roman" w:hAnsi="Times New Roman" w:cs="Times New Roman"/>
+          <w:sz w:val="28"/>
+          <w:szCs w:val="28"/>
+          <w:lang w:val="en-IN"/>
+        </w:rPr>
+        <w:t>cv2.GaussianBlur(img2,(9,9),0)</w:t>
+      </w:r>
+    </w:p>
+    <w:p>
+      <w:pPr>
+        <w:tabs>
+          <w:tab w:val="left" w:pos="8317"/>
+        </w:tabs>
+        <w:rPr>
+          <w:rFonts w:ascii="Times New Roman" w:hAnsi="Times New Roman" w:cs="Times New Roman"/>
+          <w:sz w:val="28"/>
+          <w:szCs w:val="28"/>
+          <w:lang w:val="en-IN"/>
+        </w:rPr>
+      </w:pPr>
+      <w:proofErr w:type="gramStart"/>
+      <w:r>
+        <w:rPr>
+          <w:rFonts w:ascii="Times New Roman" w:hAnsi="Times New Roman" w:cs="Times New Roman"/>
+          <w:sz w:val="28"/>
+          <w:szCs w:val="28"/>
+          <w:lang w:val="en-IN"/>
+        </w:rPr>
+        <w:t>cv2.imshow(</w:t>
+      </w:r>
+      <w:proofErr w:type="gramEnd"/>
+      <w:r>
+        <w:rPr>
+          <w:rFonts w:ascii="Times New Roman" w:hAnsi="Times New Roman" w:cs="Times New Roman"/>
+          <w:sz w:val="28"/>
+          <w:szCs w:val="28"/>
+          <w:lang w:val="en-IN"/>
+        </w:rPr>
+        <w:t xml:space="preserve">"Mean </w:t>
       </w:r>
       <w:proofErr w:type="spellStart"/>
       <w:r>
@@ -3430,9 +4847,18 @@
           <w:szCs w:val="28"/>
           <w:lang w:val="en-IN"/>
         </w:rPr>
-        <w:t>np</w:t>
+        <w:t>blur",np.hstack</w:t>
       </w:r>
       <w:proofErr w:type="spellEnd"/>
+      <w:r>
+        <w:rPr>
+          <w:rFonts w:ascii="Times New Roman" w:hAnsi="Times New Roman" w:cs="Times New Roman"/>
+          <w:sz w:val="28"/>
+          <w:szCs w:val="28"/>
+          <w:lang w:val="en-IN"/>
+        </w:rPr>
+        <w:t>((img1,mean)))</w:t>
+      </w:r>
     </w:p>
     <w:p>
       <w:pPr>
@@ -3446,34 +4872,45 @@
           <w:lang w:val="en-IN"/>
         </w:rPr>
       </w:pPr>
-      <w:r>
-        <w:rPr>
-          <w:rFonts w:ascii="Times New Roman" w:hAnsi="Times New Roman" w:cs="Times New Roman"/>
-          <w:sz w:val="28"/>
-          <w:szCs w:val="28"/>
-          <w:lang w:val="en-IN"/>
-        </w:rPr>
-        <w:t>img1=</w:t>
-      </w:r>
-      <w:proofErr w:type="gramStart"/>
-      <w:r>
-        <w:rPr>
-          <w:rFonts w:ascii="Times New Roman" w:hAnsi="Times New Roman" w:cs="Times New Roman"/>
-          <w:sz w:val="28"/>
-          <w:szCs w:val="28"/>
-          <w:lang w:val="en-IN"/>
-        </w:rPr>
-        <w:t>cv2.imread(</w:t>
-      </w:r>
-      <w:proofErr w:type="gramEnd"/>
-      <w:r>
-        <w:rPr>
-          <w:rFonts w:ascii="Times New Roman" w:hAnsi="Times New Roman" w:cs="Times New Roman"/>
-          <w:sz w:val="28"/>
-          <w:szCs w:val="28"/>
-          <w:lang w:val="en-IN"/>
-        </w:rPr>
-        <w:t>"img.jpg")</w:t>
+      <w:proofErr w:type="gramStart"/>
+      <w:r>
+        <w:rPr>
+          <w:rFonts w:ascii="Times New Roman" w:hAnsi="Times New Roman" w:cs="Times New Roman"/>
+          <w:sz w:val="28"/>
+          <w:szCs w:val="28"/>
+          <w:lang w:val="en-IN"/>
+        </w:rPr>
+        <w:t>cv2.imshow(</w:t>
+      </w:r>
+      <w:proofErr w:type="gramEnd"/>
+      <w:r>
+        <w:rPr>
+          <w:rFonts w:ascii="Times New Roman" w:hAnsi="Times New Roman" w:cs="Times New Roman"/>
+          <w:sz w:val="28"/>
+          <w:szCs w:val="28"/>
+          <w:lang w:val="en-IN"/>
+        </w:rPr>
+        <w:t xml:space="preserve">"Gaussian </w:t>
+      </w:r>
+      <w:proofErr w:type="spellStart"/>
+      <w:r>
+        <w:rPr>
+          <w:rFonts w:ascii="Times New Roman" w:hAnsi="Times New Roman" w:cs="Times New Roman"/>
+          <w:sz w:val="28"/>
+          <w:szCs w:val="28"/>
+          <w:lang w:val="en-IN"/>
+        </w:rPr>
+        <w:t>blur",np.hstack</w:t>
+      </w:r>
+      <w:proofErr w:type="spellEnd"/>
+      <w:r>
+        <w:rPr>
+          <w:rFonts w:ascii="Times New Roman" w:hAnsi="Times New Roman" w:cs="Times New Roman"/>
+          <w:sz w:val="28"/>
+          <w:szCs w:val="28"/>
+          <w:lang w:val="en-IN"/>
+        </w:rPr>
+        <w:t>((img2,gaussian)))</w:t>
       </w:r>
     </w:p>
     <w:p>
@@ -3488,34 +4925,25 @@
           <w:lang w:val="en-IN"/>
         </w:rPr>
       </w:pPr>
-      <w:r>
-        <w:rPr>
-          <w:rFonts w:ascii="Times New Roman" w:hAnsi="Times New Roman" w:cs="Times New Roman"/>
-          <w:sz w:val="28"/>
-          <w:szCs w:val="28"/>
-          <w:lang w:val="en-IN"/>
-        </w:rPr>
-        <w:t>img2=</w:t>
-      </w:r>
-      <w:proofErr w:type="gramStart"/>
-      <w:r>
-        <w:rPr>
-          <w:rFonts w:ascii="Times New Roman" w:hAnsi="Times New Roman" w:cs="Times New Roman"/>
-          <w:sz w:val="28"/>
-          <w:szCs w:val="28"/>
-          <w:lang w:val="en-IN"/>
-        </w:rPr>
-        <w:t>cv2.imread(</w:t>
-      </w:r>
-      <w:proofErr w:type="gramEnd"/>
-      <w:r>
-        <w:rPr>
-          <w:rFonts w:ascii="Times New Roman" w:hAnsi="Times New Roman" w:cs="Times New Roman"/>
-          <w:sz w:val="28"/>
-          <w:szCs w:val="28"/>
-          <w:lang w:val="en-IN"/>
-        </w:rPr>
-        <w:t>"img.jpg")</w:t>
+      <w:proofErr w:type="gramStart"/>
+      <w:r>
+        <w:rPr>
+          <w:rFonts w:ascii="Times New Roman" w:hAnsi="Times New Roman" w:cs="Times New Roman"/>
+          <w:sz w:val="28"/>
+          <w:szCs w:val="28"/>
+          <w:lang w:val="en-IN"/>
+        </w:rPr>
+        <w:t>cv2.waitKey(</w:t>
+      </w:r>
+      <w:proofErr w:type="gramEnd"/>
+      <w:r>
+        <w:rPr>
+          <w:rFonts w:ascii="Times New Roman" w:hAnsi="Times New Roman" w:cs="Times New Roman"/>
+          <w:sz w:val="28"/>
+          <w:szCs w:val="28"/>
+          <w:lang w:val="en-IN"/>
+        </w:rPr>
+        <w:t>0)</w:t>
       </w:r>
     </w:p>
     <w:p>
@@ -3538,18 +4966,9 @@
           <w:szCs w:val="28"/>
           <w:lang w:val="en-IN"/>
         </w:rPr>
-        <w:t>mean=</w:t>
-      </w:r>
-      <w:proofErr w:type="gramEnd"/>
-      <w:r>
-        <w:rPr>
-          <w:rFonts w:ascii="Times New Roman" w:hAnsi="Times New Roman" w:cs="Times New Roman"/>
-          <w:sz w:val="28"/>
-          <w:szCs w:val="28"/>
-          <w:lang w:val="en-IN"/>
-        </w:rPr>
-        <w:t>cv2.blur(img1,(9,9))</w:t>
-      </w:r>
+        <w:t>cv2.destroyAllWindows()</w:t>
+      </w:r>
+      <w:proofErr w:type="gramEnd"/>
     </w:p>
     <w:p>
       <w:pPr>
@@ -3563,37 +4982,6 @@
           <w:lang w:val="en-IN"/>
         </w:rPr>
       </w:pPr>
-      <w:proofErr w:type="spellStart"/>
-      <w:proofErr w:type="gramStart"/>
-      <w:r>
-        <w:rPr>
-          <w:rFonts w:ascii="Times New Roman" w:hAnsi="Times New Roman" w:cs="Times New Roman"/>
-          <w:sz w:val="28"/>
-          <w:szCs w:val="28"/>
-          <w:lang w:val="en-IN"/>
-        </w:rPr>
-        <w:t>gaussian</w:t>
-      </w:r>
-      <w:proofErr w:type="spellEnd"/>
-      <w:r>
-        <w:rPr>
-          <w:rFonts w:ascii="Times New Roman" w:hAnsi="Times New Roman" w:cs="Times New Roman"/>
-          <w:sz w:val="28"/>
-          <w:szCs w:val="28"/>
-          <w:lang w:val="en-IN"/>
-        </w:rPr>
-        <w:t>=</w:t>
-      </w:r>
-      <w:proofErr w:type="gramEnd"/>
-      <w:r>
-        <w:rPr>
-          <w:rFonts w:ascii="Times New Roman" w:hAnsi="Times New Roman" w:cs="Times New Roman"/>
-          <w:sz w:val="28"/>
-          <w:szCs w:val="28"/>
-          <w:lang w:val="en-IN"/>
-        </w:rPr>
-        <w:t>cv2.GaussianBlur(img2,(9,9),0)</w:t>
-      </w:r>
     </w:p>
     <w:p>
       <w:pPr>
@@ -3607,46 +4995,6 @@
           <w:lang w:val="en-IN"/>
         </w:rPr>
       </w:pPr>
-      <w:proofErr w:type="gramStart"/>
-      <w:r>
-        <w:rPr>
-          <w:rFonts w:ascii="Times New Roman" w:hAnsi="Times New Roman" w:cs="Times New Roman"/>
-          <w:sz w:val="28"/>
-          <w:szCs w:val="28"/>
-          <w:lang w:val="en-IN"/>
-        </w:rPr>
-        <w:t>cv2.imshow(</w:t>
-      </w:r>
-      <w:proofErr w:type="gramEnd"/>
-      <w:r>
-        <w:rPr>
-          <w:rFonts w:ascii="Times New Roman" w:hAnsi="Times New Roman" w:cs="Times New Roman"/>
-          <w:sz w:val="28"/>
-          <w:szCs w:val="28"/>
-          <w:lang w:val="en-IN"/>
-        </w:rPr>
-        <w:t xml:space="preserve">"Mean </w:t>
-      </w:r>
-      <w:proofErr w:type="spellStart"/>
-      <w:r>
-        <w:rPr>
-          <w:rFonts w:ascii="Times New Roman" w:hAnsi="Times New Roman" w:cs="Times New Roman"/>
-          <w:sz w:val="28"/>
-          <w:szCs w:val="28"/>
-          <w:lang w:val="en-IN"/>
-        </w:rPr>
-        <w:t>blur",np.hstack</w:t>
-      </w:r>
-      <w:proofErr w:type="spellEnd"/>
-      <w:r>
-        <w:rPr>
-          <w:rFonts w:ascii="Times New Roman" w:hAnsi="Times New Roman" w:cs="Times New Roman"/>
-          <w:sz w:val="28"/>
-          <w:szCs w:val="28"/>
-          <w:lang w:val="en-IN"/>
-        </w:rPr>
-        <w:t>((img1,mean)))</w:t>
-      </w:r>
     </w:p>
     <w:p>
       <w:pPr>
@@ -3660,46 +5008,6 @@
           <w:lang w:val="en-IN"/>
         </w:rPr>
       </w:pPr>
-      <w:proofErr w:type="gramStart"/>
-      <w:r>
-        <w:rPr>
-          <w:rFonts w:ascii="Times New Roman" w:hAnsi="Times New Roman" w:cs="Times New Roman"/>
-          <w:sz w:val="28"/>
-          <w:szCs w:val="28"/>
-          <w:lang w:val="en-IN"/>
-        </w:rPr>
-        <w:t>cv2.imshow(</w:t>
-      </w:r>
-      <w:proofErr w:type="gramEnd"/>
-      <w:r>
-        <w:rPr>
-          <w:rFonts w:ascii="Times New Roman" w:hAnsi="Times New Roman" w:cs="Times New Roman"/>
-          <w:sz w:val="28"/>
-          <w:szCs w:val="28"/>
-          <w:lang w:val="en-IN"/>
-        </w:rPr>
-        <w:t xml:space="preserve">"Gaussian </w:t>
-      </w:r>
-      <w:proofErr w:type="spellStart"/>
-      <w:r>
-        <w:rPr>
-          <w:rFonts w:ascii="Times New Roman" w:hAnsi="Times New Roman" w:cs="Times New Roman"/>
-          <w:sz w:val="28"/>
-          <w:szCs w:val="28"/>
-          <w:lang w:val="en-IN"/>
-        </w:rPr>
-        <w:t>blur",np.hstack</w:t>
-      </w:r>
-      <w:proofErr w:type="spellEnd"/>
-      <w:r>
-        <w:rPr>
-          <w:rFonts w:ascii="Times New Roman" w:hAnsi="Times New Roman" w:cs="Times New Roman"/>
-          <w:sz w:val="28"/>
-          <w:szCs w:val="28"/>
-          <w:lang w:val="en-IN"/>
-        </w:rPr>
-        <w:t>((img2,gaussian)))</w:t>
-      </w:r>
     </w:p>
     <w:p>
       <w:pPr>
@@ -3713,26 +5021,6 @@
           <w:lang w:val="en-IN"/>
         </w:rPr>
       </w:pPr>
-      <w:proofErr w:type="gramStart"/>
-      <w:r>
-        <w:rPr>
-          <w:rFonts w:ascii="Times New Roman" w:hAnsi="Times New Roman" w:cs="Times New Roman"/>
-          <w:sz w:val="28"/>
-          <w:szCs w:val="28"/>
-          <w:lang w:val="en-IN"/>
-        </w:rPr>
-        <w:t>cv2.waitKey(</w:t>
-      </w:r>
-      <w:proofErr w:type="gramEnd"/>
-      <w:r>
-        <w:rPr>
-          <w:rFonts w:ascii="Times New Roman" w:hAnsi="Times New Roman" w:cs="Times New Roman"/>
-          <w:sz w:val="28"/>
-          <w:szCs w:val="28"/>
-          <w:lang w:val="en-IN"/>
-        </w:rPr>
-        <w:t>0)</w:t>
-      </w:r>
     </w:p>
     <w:p>
       <w:pPr>
@@ -3746,17 +5034,6 @@
           <w:lang w:val="en-IN"/>
         </w:rPr>
       </w:pPr>
-      <w:proofErr w:type="gramStart"/>
-      <w:r>
-        <w:rPr>
-          <w:rFonts w:ascii="Times New Roman" w:hAnsi="Times New Roman" w:cs="Times New Roman"/>
-          <w:sz w:val="28"/>
-          <w:szCs w:val="28"/>
-          <w:lang w:val="en-IN"/>
-        </w:rPr>
-        <w:t>cv2.destroyAllWindows()</w:t>
-      </w:r>
-      <w:proofErr w:type="gramEnd"/>
     </w:p>
     <w:p>
       <w:pPr>
@@ -3856,111 +5133,24 @@
         </w:tabs>
         <w:rPr>
           <w:rFonts w:ascii="Times New Roman" w:hAnsi="Times New Roman" w:cs="Times New Roman"/>
-          <w:sz w:val="28"/>
-          <w:szCs w:val="28"/>
-          <w:lang w:val="en-IN"/>
-        </w:rPr>
-      </w:pPr>
-    </w:p>
-    <w:p>
-      <w:pPr>
-        <w:tabs>
-          <w:tab w:val="left" w:pos="8317"/>
-        </w:tabs>
-        <w:rPr>
-          <w:rFonts w:ascii="Times New Roman" w:hAnsi="Times New Roman" w:cs="Times New Roman"/>
-          <w:sz w:val="28"/>
-          <w:szCs w:val="28"/>
-          <w:lang w:val="en-IN"/>
-        </w:rPr>
-      </w:pPr>
-    </w:p>
-    <w:p>
-      <w:pPr>
-        <w:tabs>
-          <w:tab w:val="left" w:pos="8317"/>
-        </w:tabs>
-        <w:rPr>
-          <w:rFonts w:ascii="Times New Roman" w:hAnsi="Times New Roman" w:cs="Times New Roman"/>
-          <w:sz w:val="28"/>
-          <w:szCs w:val="28"/>
-          <w:lang w:val="en-IN"/>
-        </w:rPr>
-      </w:pPr>
-    </w:p>
-    <w:p>
-      <w:pPr>
-        <w:tabs>
-          <w:tab w:val="left" w:pos="8317"/>
-        </w:tabs>
-        <w:rPr>
-          <w:rFonts w:ascii="Times New Roman" w:hAnsi="Times New Roman" w:cs="Times New Roman"/>
-          <w:sz w:val="28"/>
-          <w:szCs w:val="28"/>
-          <w:lang w:val="en-IN"/>
-        </w:rPr>
-      </w:pPr>
-    </w:p>
-    <w:p>
-      <w:pPr>
-        <w:tabs>
-          <w:tab w:val="left" w:pos="8317"/>
-        </w:tabs>
-        <w:rPr>
-          <w:rFonts w:ascii="Times New Roman" w:hAnsi="Times New Roman" w:cs="Times New Roman"/>
-          <w:sz w:val="28"/>
-          <w:szCs w:val="28"/>
-          <w:lang w:val="en-IN"/>
-        </w:rPr>
-      </w:pPr>
-    </w:p>
-    <w:p>
-      <w:pPr>
-        <w:tabs>
-          <w:tab w:val="left" w:pos="8317"/>
-        </w:tabs>
-        <w:rPr>
-          <w:rFonts w:ascii="Times New Roman" w:hAnsi="Times New Roman" w:cs="Times New Roman"/>
-          <w:b/>
-          <w:bCs/>
-          <w:sz w:val="28"/>
-          <w:szCs w:val="28"/>
-          <w:lang w:val="en-IN"/>
-        </w:rPr>
-      </w:pPr>
-      <w:proofErr w:type="gramStart"/>
-      <w:r>
-        <w:rPr>
-          <w:rFonts w:ascii="Times New Roman" w:hAnsi="Times New Roman" w:cs="Times New Roman"/>
-          <w:b/>
-          <w:bCs/>
-          <w:sz w:val="28"/>
-          <w:szCs w:val="28"/>
-          <w:lang w:val="en-IN"/>
-        </w:rPr>
-        <w:t>OUTPUT</w:t>
-      </w:r>
-      <w:r>
-        <w:rPr>
-          <w:rFonts w:ascii="Times New Roman" w:hAnsi="Times New Roman" w:cs="Times New Roman"/>
-          <w:b/>
-          <w:bCs/>
-          <w:sz w:val="28"/>
-          <w:szCs w:val="28"/>
-          <w:lang w:val="en-IN"/>
-        </w:rPr>
-        <w:t xml:space="preserve"> </w:t>
-      </w:r>
-      <w:r>
-        <w:rPr>
-          <w:rFonts w:ascii="Times New Roman" w:hAnsi="Times New Roman" w:cs="Times New Roman"/>
-          <w:b/>
-          <w:bCs/>
-          <w:sz w:val="28"/>
-          <w:szCs w:val="28"/>
-          <w:lang w:val="en-IN"/>
-        </w:rPr>
-        <w:t>:</w:t>
+          <w:b/>
+          <w:bCs/>
+          <w:sz w:val="28"/>
+          <w:szCs w:val="28"/>
+          <w:lang w:val="en-IN"/>
+        </w:rPr>
+      </w:pPr>
+      <w:proofErr w:type="gramStart"/>
+      <w:r>
+        <w:rPr>
+          <w:rFonts w:ascii="Times New Roman" w:hAnsi="Times New Roman" w:cs="Times New Roman"/>
+          <w:b/>
+          <w:bCs/>
+          <w:sz w:val="28"/>
+          <w:szCs w:val="28"/>
+          <w:lang w:val="en-IN"/>
+        </w:rPr>
+        <w:t>OUTPUT :</w:t>
       </w:r>
       <w:proofErr w:type="gramEnd"/>
     </w:p>
@@ -4029,7 +5219,7 @@
                     </pic:cNvPicPr>
                   </pic:nvPicPr>
                   <pic:blipFill>
-                    <a:blip r:embed="rId13" cstate="print"/>
+                    <a:blip r:embed="rId16" cstate="print"/>
                     <a:srcRect/>
                     <a:stretch>
                       <a:fillRect/>
@@ -4151,7 +5341,7 @@
                     </pic:cNvPicPr>
                   </pic:nvPicPr>
                   <pic:blipFill>
-                    <a:blip r:embed="rId14" cstate="print"/>
+                    <a:blip r:embed="rId17" cstate="print"/>
                     <a:srcRect/>
                     <a:stretch>
                       <a:fillRect/>
@@ -4410,18 +5600,7 @@
           <w:szCs w:val="28"/>
           <w:lang w:val="en-IN"/>
         </w:rPr>
-        <w:t>CODE</w:t>
-      </w:r>
-      <w:r>
-        <w:rPr>
-          <w:rFonts w:ascii="Times New Roman" w:hAnsi="Times New Roman" w:cs="Times New Roman"/>
-          <w:b/>
-          <w:bCs/>
-          <w:sz w:val="28"/>
-          <w:szCs w:val="28"/>
-          <w:lang w:val="en-IN"/>
-        </w:rPr>
-        <w:t xml:space="preserve"> :</w:t>
+        <w:t>CODE :</w:t>
       </w:r>
       <w:proofErr w:type="gramEnd"/>
     </w:p>
@@ -4989,7 +6168,7 @@
                     </pic:cNvPicPr>
                   </pic:nvPicPr>
                   <pic:blipFill>
-                    <a:blip r:embed="rId15" cstate="print"/>
+                    <a:blip r:embed="rId18" cstate="print"/>
                     <a:srcRect/>
                     <a:stretch>
                       <a:fillRect/>
@@ -5077,7 +6256,7 @@
                     </pic:cNvPicPr>
                   </pic:nvPicPr>
                   <pic:blipFill>
-                    <a:blip r:embed="rId16" cstate="print"/>
+                    <a:blip r:embed="rId19" cstate="print"/>
                     <a:srcRect/>
                     <a:stretch>
                       <a:fillRect/>
@@ -6154,18 +7333,7 @@
           <w:szCs w:val="28"/>
           <w:lang w:val="en-IN"/>
         </w:rPr>
-        <w:t>OUTPUT</w:t>
-      </w:r>
-      <w:r>
-        <w:rPr>
-          <w:rFonts w:ascii="Times New Roman" w:hAnsi="Times New Roman" w:cs="Times New Roman"/>
-          <w:b/>
-          <w:bCs/>
-          <w:sz w:val="28"/>
-          <w:szCs w:val="28"/>
-          <w:lang w:val="en-IN"/>
-        </w:rPr>
-        <w:t xml:space="preserve"> :</w:t>
+        <w:t>OUTPUT :</w:t>
       </w:r>
       <w:proofErr w:type="gramEnd"/>
     </w:p>
@@ -6219,7 +7387,7 @@
                     </pic:cNvPicPr>
                   </pic:nvPicPr>
                   <pic:blipFill>
-                    <a:blip r:embed="rId17" cstate="print"/>
+                    <a:blip r:embed="rId20" cstate="print"/>
                     <a:srcRect/>
                     <a:stretch>
                       <a:fillRect/>
@@ -6357,7 +7525,7 @@
                     </pic:cNvPicPr>
                   </pic:nvPicPr>
                   <pic:blipFill>
-                    <a:blip r:embed="rId18" cstate="print"/>
+                    <a:blip r:embed="rId21" cstate="print"/>
                     <a:stretch>
                       <a:fillRect/>
                     </a:stretch>
@@ -6418,7 +7586,7 @@
                     </pic:cNvPicPr>
                   </pic:nvPicPr>
                   <pic:blipFill>
-                    <a:blip r:embed="rId19" cstate="print"/>
+                    <a:blip r:embed="rId22" cstate="print"/>
                     <a:stretch>
                       <a:fillRect/>
                     </a:stretch>
@@ -6514,7 +7682,7 @@
                     </pic:cNvPicPr>
                   </pic:nvPicPr>
                   <pic:blipFill>
-                    <a:blip r:embed="rId20" cstate="print"/>
+                    <a:blip r:embed="rId23" cstate="print"/>
                     <a:stretch>
                       <a:fillRect/>
                     </a:stretch>
@@ -6575,7 +7743,7 @@
                     </pic:cNvPicPr>
                   </pic:nvPicPr>
                   <pic:blipFill>
-                    <a:blip r:embed="rId21" cstate="print"/>
+                    <a:blip r:embed="rId24" cstate="print"/>
                     <a:stretch>
                       <a:fillRect/>
                     </a:stretch>
@@ -6776,27 +7944,3952 @@
       <w:pPr>
         <w:rPr>
           <w:rFonts w:ascii="Times New Roman" w:hAnsi="Times New Roman" w:cs="Times New Roman"/>
-          <w:b/>
-          <w:bCs/>
-          <w:sz w:val="28"/>
-          <w:szCs w:val="28"/>
-          <w:lang w:val="en-IN"/>
-        </w:rPr>
-      </w:pPr>
-    </w:p>
-    <w:p>
-      <w:pPr>
-        <w:rPr>
-          <w:rFonts w:ascii="Times New Roman" w:hAnsi="Times New Roman" w:cs="Times New Roman"/>
-          <w:b/>
-          <w:bCs/>
-          <w:sz w:val="28"/>
-          <w:szCs w:val="28"/>
-          <w:lang w:val="en-IN"/>
-        </w:rPr>
-      </w:pPr>
+          <w:sz w:val="28"/>
+          <w:szCs w:val="28"/>
+        </w:rPr>
+      </w:pPr>
+    </w:p>
+    <w:p>
+      <w:pPr>
+        <w:rPr>
+          <w:rFonts w:ascii="Times New Roman" w:hAnsi="Times New Roman" w:cs="Times New Roman"/>
+          <w:sz w:val="28"/>
+          <w:szCs w:val="28"/>
+        </w:rPr>
+      </w:pPr>
+      <w:proofErr w:type="gramStart"/>
+      <w:r>
+        <w:rPr>
+          <w:rFonts w:ascii="Times New Roman" w:hAnsi="Times New Roman" w:cs="Times New Roman"/>
+          <w:sz w:val="28"/>
+          <w:szCs w:val="28"/>
+        </w:rPr>
+        <w:t>import</w:t>
+      </w:r>
+      <w:proofErr w:type="gramEnd"/>
+      <w:r>
+        <w:rPr>
+          <w:rFonts w:ascii="Times New Roman" w:hAnsi="Times New Roman" w:cs="Times New Roman"/>
+          <w:sz w:val="28"/>
+          <w:szCs w:val="28"/>
+        </w:rPr>
+        <w:t xml:space="preserve"> cv2</w:t>
+      </w:r>
+    </w:p>
+    <w:p>
+      <w:pPr>
+        <w:rPr>
+          <w:rFonts w:ascii="Times New Roman" w:hAnsi="Times New Roman" w:cs="Times New Roman"/>
+          <w:sz w:val="28"/>
+          <w:szCs w:val="28"/>
+        </w:rPr>
+      </w:pPr>
+      <w:proofErr w:type="gramStart"/>
+      <w:r>
+        <w:rPr>
+          <w:rFonts w:ascii="Times New Roman" w:hAnsi="Times New Roman" w:cs="Times New Roman"/>
+          <w:sz w:val="28"/>
+          <w:szCs w:val="28"/>
+        </w:rPr>
+        <w:t>import</w:t>
+      </w:r>
+      <w:proofErr w:type="gramEnd"/>
+      <w:r>
+        <w:rPr>
+          <w:rFonts w:ascii="Times New Roman" w:hAnsi="Times New Roman" w:cs="Times New Roman"/>
+          <w:sz w:val="28"/>
+          <w:szCs w:val="28"/>
+        </w:rPr>
+        <w:t xml:space="preserve"> </w:t>
+      </w:r>
+      <w:proofErr w:type="spellStart"/>
+      <w:r>
+        <w:rPr>
+          <w:rFonts w:ascii="Times New Roman" w:hAnsi="Times New Roman" w:cs="Times New Roman"/>
+          <w:sz w:val="28"/>
+          <w:szCs w:val="28"/>
+        </w:rPr>
+        <w:t>matplotlib.pyplot</w:t>
+      </w:r>
+      <w:proofErr w:type="spellEnd"/>
+      <w:r>
+        <w:rPr>
+          <w:rFonts w:ascii="Times New Roman" w:hAnsi="Times New Roman" w:cs="Times New Roman"/>
+          <w:sz w:val="28"/>
+          <w:szCs w:val="28"/>
+        </w:rPr>
+        <w:t xml:space="preserve"> as </w:t>
+      </w:r>
+      <w:proofErr w:type="spellStart"/>
+      <w:r>
+        <w:rPr>
+          <w:rFonts w:ascii="Times New Roman" w:hAnsi="Times New Roman" w:cs="Times New Roman"/>
+          <w:sz w:val="28"/>
+          <w:szCs w:val="28"/>
+        </w:rPr>
+        <w:t>plt</w:t>
+      </w:r>
+      <w:proofErr w:type="spellEnd"/>
+    </w:p>
+    <w:p>
+      <w:pPr>
+        <w:rPr>
+          <w:rFonts w:ascii="Times New Roman" w:hAnsi="Times New Roman" w:cs="Times New Roman"/>
+          <w:sz w:val="28"/>
+          <w:szCs w:val="28"/>
+        </w:rPr>
+      </w:pPr>
+      <w:proofErr w:type="spellStart"/>
+      <w:proofErr w:type="gramStart"/>
+      <w:r>
+        <w:rPr>
+          <w:rFonts w:ascii="Times New Roman" w:hAnsi="Times New Roman" w:cs="Times New Roman"/>
+          <w:sz w:val="28"/>
+          <w:szCs w:val="28"/>
+        </w:rPr>
+        <w:t>imgObj</w:t>
+      </w:r>
+      <w:proofErr w:type="spellEnd"/>
+      <w:r>
+        <w:rPr>
+          <w:rFonts w:ascii="Times New Roman" w:hAnsi="Times New Roman" w:cs="Times New Roman"/>
+          <w:sz w:val="28"/>
+          <w:szCs w:val="28"/>
+        </w:rPr>
+        <w:t>=</w:t>
+      </w:r>
+      <w:proofErr w:type="gramEnd"/>
+      <w:r>
+        <w:rPr>
+          <w:rFonts w:ascii="Times New Roman" w:hAnsi="Times New Roman" w:cs="Times New Roman"/>
+          <w:sz w:val="28"/>
+          <w:szCs w:val="28"/>
+        </w:rPr>
+        <w:t>cv2.imread('img.jpg')</w:t>
+      </w:r>
+    </w:p>
+    <w:p>
+      <w:pPr>
+        <w:rPr>
+          <w:rFonts w:ascii="Times New Roman" w:hAnsi="Times New Roman" w:cs="Times New Roman"/>
+          <w:sz w:val="28"/>
+          <w:szCs w:val="28"/>
+        </w:rPr>
+      </w:pPr>
+      <w:proofErr w:type="spellStart"/>
+      <w:proofErr w:type="gramStart"/>
+      <w:r>
+        <w:rPr>
+          <w:rFonts w:ascii="Times New Roman" w:hAnsi="Times New Roman" w:cs="Times New Roman"/>
+          <w:sz w:val="28"/>
+          <w:szCs w:val="28"/>
+        </w:rPr>
+        <w:t>plt.axis</w:t>
+      </w:r>
+      <w:proofErr w:type="spellEnd"/>
+      <w:r>
+        <w:rPr>
+          <w:rFonts w:ascii="Times New Roman" w:hAnsi="Times New Roman" w:cs="Times New Roman"/>
+          <w:sz w:val="28"/>
+          <w:szCs w:val="28"/>
+        </w:rPr>
+        <w:t>(</w:t>
+      </w:r>
+      <w:proofErr w:type="gramEnd"/>
+      <w:r>
+        <w:rPr>
+          <w:rFonts w:ascii="Times New Roman" w:hAnsi="Times New Roman" w:cs="Times New Roman"/>
+          <w:sz w:val="28"/>
+          <w:szCs w:val="28"/>
+        </w:rPr>
+        <w:t>"off")</w:t>
+      </w:r>
+    </w:p>
+    <w:p>
+      <w:pPr>
+        <w:rPr>
+          <w:rFonts w:ascii="Times New Roman" w:hAnsi="Times New Roman" w:cs="Times New Roman"/>
+          <w:sz w:val="28"/>
+          <w:szCs w:val="28"/>
+        </w:rPr>
+      </w:pPr>
+      <w:proofErr w:type="spellStart"/>
+      <w:proofErr w:type="gramStart"/>
+      <w:r>
+        <w:rPr>
+          <w:rFonts w:ascii="Times New Roman" w:hAnsi="Times New Roman" w:cs="Times New Roman"/>
+          <w:sz w:val="28"/>
+          <w:szCs w:val="28"/>
+        </w:rPr>
+        <w:t>plt.title</w:t>
+      </w:r>
+      <w:proofErr w:type="spellEnd"/>
+      <w:r>
+        <w:rPr>
+          <w:rFonts w:ascii="Times New Roman" w:hAnsi="Times New Roman" w:cs="Times New Roman"/>
+          <w:sz w:val="28"/>
+          <w:szCs w:val="28"/>
+        </w:rPr>
+        <w:t>(</w:t>
+      </w:r>
+      <w:proofErr w:type="gramEnd"/>
+      <w:r>
+        <w:rPr>
+          <w:rFonts w:ascii="Times New Roman" w:hAnsi="Times New Roman" w:cs="Times New Roman"/>
+          <w:sz w:val="28"/>
+          <w:szCs w:val="28"/>
+        </w:rPr>
+        <w:t>"Original Image")</w:t>
+      </w:r>
+    </w:p>
+    <w:p>
+      <w:pPr>
+        <w:rPr>
+          <w:rFonts w:ascii="Times New Roman" w:hAnsi="Times New Roman" w:cs="Times New Roman"/>
+          <w:sz w:val="28"/>
+          <w:szCs w:val="28"/>
+        </w:rPr>
+      </w:pPr>
+      <w:proofErr w:type="spellStart"/>
+      <w:proofErr w:type="gramStart"/>
+      <w:r>
+        <w:rPr>
+          <w:rFonts w:ascii="Times New Roman" w:hAnsi="Times New Roman" w:cs="Times New Roman"/>
+          <w:sz w:val="28"/>
+          <w:szCs w:val="28"/>
+        </w:rPr>
+        <w:t>plt.imshow</w:t>
+      </w:r>
+      <w:proofErr w:type="spellEnd"/>
+      <w:r>
+        <w:rPr>
+          <w:rFonts w:ascii="Times New Roman" w:hAnsi="Times New Roman" w:cs="Times New Roman"/>
+          <w:sz w:val="28"/>
+          <w:szCs w:val="28"/>
+        </w:rPr>
+        <w:t>(</w:t>
+      </w:r>
+      <w:proofErr w:type="gramEnd"/>
+      <w:r>
+        <w:rPr>
+          <w:rFonts w:ascii="Times New Roman" w:hAnsi="Times New Roman" w:cs="Times New Roman"/>
+          <w:sz w:val="28"/>
+          <w:szCs w:val="28"/>
+        </w:rPr>
+        <w:t>cv2.cvtColor(imgObj,cv2.COLOR_BGR2RGB))</w:t>
+      </w:r>
+    </w:p>
+    <w:p>
+      <w:pPr>
+        <w:rPr>
+          <w:rFonts w:ascii="Times New Roman" w:hAnsi="Times New Roman" w:cs="Times New Roman"/>
+          <w:sz w:val="28"/>
+          <w:szCs w:val="28"/>
+        </w:rPr>
+      </w:pPr>
+      <w:proofErr w:type="spellStart"/>
+      <w:proofErr w:type="gramStart"/>
+      <w:r>
+        <w:rPr>
+          <w:rFonts w:ascii="Times New Roman" w:hAnsi="Times New Roman" w:cs="Times New Roman"/>
+          <w:sz w:val="28"/>
+          <w:szCs w:val="28"/>
+        </w:rPr>
+        <w:t>plt.show</w:t>
+      </w:r>
+      <w:proofErr w:type="spellEnd"/>
+      <w:r>
+        <w:rPr>
+          <w:rFonts w:ascii="Times New Roman" w:hAnsi="Times New Roman" w:cs="Times New Roman"/>
+          <w:sz w:val="28"/>
+          <w:szCs w:val="28"/>
+        </w:rPr>
+        <w:t>()</w:t>
+      </w:r>
+      <w:proofErr w:type="gramEnd"/>
+    </w:p>
+    <w:p>
+      <w:pPr>
+        <w:rPr>
+          <w:rFonts w:ascii="Times New Roman" w:hAnsi="Times New Roman" w:cs="Times New Roman"/>
+          <w:sz w:val="28"/>
+          <w:szCs w:val="28"/>
+        </w:rPr>
+      </w:pPr>
+      <w:proofErr w:type="gramStart"/>
+      <w:r>
+        <w:rPr>
+          <w:rFonts w:ascii="Times New Roman" w:hAnsi="Times New Roman" w:cs="Times New Roman"/>
+          <w:sz w:val="28"/>
+          <w:szCs w:val="28"/>
+        </w:rPr>
+        <w:t>blue=</w:t>
+      </w:r>
+      <w:proofErr w:type="gramEnd"/>
+      <w:r>
+        <w:rPr>
+          <w:rFonts w:ascii="Times New Roman" w:hAnsi="Times New Roman" w:cs="Times New Roman"/>
+          <w:sz w:val="28"/>
+          <w:szCs w:val="28"/>
+        </w:rPr>
+        <w:t>cv2.calcHist([</w:t>
+      </w:r>
+      <w:proofErr w:type="spellStart"/>
+      <w:r>
+        <w:rPr>
+          <w:rFonts w:ascii="Times New Roman" w:hAnsi="Times New Roman" w:cs="Times New Roman"/>
+          <w:sz w:val="28"/>
+          <w:szCs w:val="28"/>
+        </w:rPr>
+        <w:t>imgObj</w:t>
+      </w:r>
+      <w:proofErr w:type="spellEnd"/>
+      <w:r>
+        <w:rPr>
+          <w:rFonts w:ascii="Times New Roman" w:hAnsi="Times New Roman" w:cs="Times New Roman"/>
+          <w:sz w:val="28"/>
+          <w:szCs w:val="28"/>
+        </w:rPr>
+        <w:t>],[0],None,[256],[0,256])</w:t>
+      </w:r>
+    </w:p>
+    <w:p>
+      <w:pPr>
+        <w:rPr>
+          <w:rFonts w:ascii="Times New Roman" w:hAnsi="Times New Roman" w:cs="Times New Roman"/>
+          <w:sz w:val="28"/>
+          <w:szCs w:val="28"/>
+        </w:rPr>
+      </w:pPr>
+      <w:proofErr w:type="gramStart"/>
+      <w:r>
+        <w:rPr>
+          <w:rFonts w:ascii="Times New Roman" w:hAnsi="Times New Roman" w:cs="Times New Roman"/>
+          <w:sz w:val="28"/>
+          <w:szCs w:val="28"/>
+        </w:rPr>
+        <w:t>red=</w:t>
+      </w:r>
+      <w:proofErr w:type="gramEnd"/>
+      <w:r>
+        <w:rPr>
+          <w:rFonts w:ascii="Times New Roman" w:hAnsi="Times New Roman" w:cs="Times New Roman"/>
+          <w:sz w:val="28"/>
+          <w:szCs w:val="28"/>
+        </w:rPr>
+        <w:t>cv2.calcHist([</w:t>
+      </w:r>
+      <w:proofErr w:type="spellStart"/>
+      <w:r>
+        <w:rPr>
+          <w:rFonts w:ascii="Times New Roman" w:hAnsi="Times New Roman" w:cs="Times New Roman"/>
+          <w:sz w:val="28"/>
+          <w:szCs w:val="28"/>
+        </w:rPr>
+        <w:t>imgObj</w:t>
+      </w:r>
+      <w:proofErr w:type="spellEnd"/>
+      <w:r>
+        <w:rPr>
+          <w:rFonts w:ascii="Times New Roman" w:hAnsi="Times New Roman" w:cs="Times New Roman"/>
+          <w:sz w:val="28"/>
+          <w:szCs w:val="28"/>
+        </w:rPr>
+        <w:t>],[1],None,[256],[0,256])</w:t>
+      </w:r>
+    </w:p>
+    <w:p>
+      <w:pPr>
+        <w:rPr>
+          <w:rFonts w:ascii="Times New Roman" w:hAnsi="Times New Roman" w:cs="Times New Roman"/>
+          <w:sz w:val="28"/>
+          <w:szCs w:val="28"/>
+        </w:rPr>
+      </w:pPr>
+      <w:proofErr w:type="gramStart"/>
+      <w:r>
+        <w:rPr>
+          <w:rFonts w:ascii="Times New Roman" w:hAnsi="Times New Roman" w:cs="Times New Roman"/>
+          <w:sz w:val="28"/>
+          <w:szCs w:val="28"/>
+        </w:rPr>
+        <w:t>green=</w:t>
+      </w:r>
+      <w:proofErr w:type="gramEnd"/>
+      <w:r>
+        <w:rPr>
+          <w:rFonts w:ascii="Times New Roman" w:hAnsi="Times New Roman" w:cs="Times New Roman"/>
+          <w:sz w:val="28"/>
+          <w:szCs w:val="28"/>
+        </w:rPr>
+        <w:t>cv2.calcHist([</w:t>
+      </w:r>
+      <w:proofErr w:type="spellStart"/>
+      <w:r>
+        <w:rPr>
+          <w:rFonts w:ascii="Times New Roman" w:hAnsi="Times New Roman" w:cs="Times New Roman"/>
+          <w:sz w:val="28"/>
+          <w:szCs w:val="28"/>
+        </w:rPr>
+        <w:t>imgObj</w:t>
+      </w:r>
+      <w:proofErr w:type="spellEnd"/>
+      <w:r>
+        <w:rPr>
+          <w:rFonts w:ascii="Times New Roman" w:hAnsi="Times New Roman" w:cs="Times New Roman"/>
+          <w:sz w:val="28"/>
+          <w:szCs w:val="28"/>
+        </w:rPr>
+        <w:t>],[2],None,[256],[0,256])</w:t>
+      </w:r>
+    </w:p>
+    <w:p>
+      <w:pPr>
+        <w:rPr>
+          <w:rFonts w:ascii="Times New Roman" w:hAnsi="Times New Roman" w:cs="Times New Roman"/>
+          <w:sz w:val="28"/>
+          <w:szCs w:val="28"/>
+        </w:rPr>
+      </w:pPr>
+      <w:proofErr w:type="spellStart"/>
+      <w:proofErr w:type="gramStart"/>
+      <w:r>
+        <w:rPr>
+          <w:rFonts w:ascii="Times New Roman" w:hAnsi="Times New Roman" w:cs="Times New Roman"/>
+          <w:sz w:val="28"/>
+          <w:szCs w:val="28"/>
+        </w:rPr>
+        <w:t>plt.title</w:t>
+      </w:r>
+      <w:proofErr w:type="spellEnd"/>
+      <w:r>
+        <w:rPr>
+          <w:rFonts w:ascii="Times New Roman" w:hAnsi="Times New Roman" w:cs="Times New Roman"/>
+          <w:sz w:val="28"/>
+          <w:szCs w:val="28"/>
+        </w:rPr>
+        <w:t>(</w:t>
+      </w:r>
+      <w:proofErr w:type="gramEnd"/>
+      <w:r>
+        <w:rPr>
+          <w:rFonts w:ascii="Times New Roman" w:hAnsi="Times New Roman" w:cs="Times New Roman"/>
+          <w:sz w:val="28"/>
+          <w:szCs w:val="28"/>
+        </w:rPr>
+        <w:t>"Histogram of RGB Image")</w:t>
+      </w:r>
+    </w:p>
+    <w:p>
+      <w:pPr>
+        <w:rPr>
+          <w:rFonts w:ascii="Times New Roman" w:hAnsi="Times New Roman" w:cs="Times New Roman"/>
+          <w:sz w:val="28"/>
+          <w:szCs w:val="28"/>
+        </w:rPr>
+      </w:pPr>
+      <w:proofErr w:type="spellStart"/>
+      <w:proofErr w:type="gramStart"/>
+      <w:r>
+        <w:rPr>
+          <w:rFonts w:ascii="Times New Roman" w:hAnsi="Times New Roman" w:cs="Times New Roman"/>
+          <w:sz w:val="28"/>
+          <w:szCs w:val="28"/>
+        </w:rPr>
+        <w:t>plt.hist</w:t>
+      </w:r>
+      <w:proofErr w:type="spellEnd"/>
+      <w:r>
+        <w:rPr>
+          <w:rFonts w:ascii="Times New Roman" w:hAnsi="Times New Roman" w:cs="Times New Roman"/>
+          <w:sz w:val="28"/>
+          <w:szCs w:val="28"/>
+        </w:rPr>
+        <w:t>(</w:t>
+      </w:r>
+      <w:proofErr w:type="spellStart"/>
+      <w:proofErr w:type="gramEnd"/>
+      <w:r>
+        <w:rPr>
+          <w:rFonts w:ascii="Times New Roman" w:hAnsi="Times New Roman" w:cs="Times New Roman"/>
+          <w:sz w:val="28"/>
+          <w:szCs w:val="28"/>
+        </w:rPr>
+        <w:t>blue,color</w:t>
+      </w:r>
+      <w:proofErr w:type="spellEnd"/>
+      <w:r>
+        <w:rPr>
+          <w:rFonts w:ascii="Times New Roman" w:hAnsi="Times New Roman" w:cs="Times New Roman"/>
+          <w:sz w:val="28"/>
+          <w:szCs w:val="28"/>
+        </w:rPr>
+        <w:t>='blue')</w:t>
+      </w:r>
+    </w:p>
+    <w:p>
+      <w:pPr>
+        <w:rPr>
+          <w:rFonts w:ascii="Times New Roman" w:hAnsi="Times New Roman" w:cs="Times New Roman"/>
+          <w:sz w:val="28"/>
+          <w:szCs w:val="28"/>
+        </w:rPr>
+      </w:pPr>
+      <w:proofErr w:type="spellStart"/>
+      <w:proofErr w:type="gramStart"/>
+      <w:r>
+        <w:rPr>
+          <w:rFonts w:ascii="Times New Roman" w:hAnsi="Times New Roman" w:cs="Times New Roman"/>
+          <w:sz w:val="28"/>
+          <w:szCs w:val="28"/>
+        </w:rPr>
+        <w:t>plt.hist</w:t>
+      </w:r>
+      <w:proofErr w:type="spellEnd"/>
+      <w:r>
+        <w:rPr>
+          <w:rFonts w:ascii="Times New Roman" w:hAnsi="Times New Roman" w:cs="Times New Roman"/>
+          <w:sz w:val="28"/>
+          <w:szCs w:val="28"/>
+        </w:rPr>
+        <w:t>(</w:t>
+      </w:r>
+      <w:proofErr w:type="spellStart"/>
+      <w:proofErr w:type="gramEnd"/>
+      <w:r>
+        <w:rPr>
+          <w:rFonts w:ascii="Times New Roman" w:hAnsi="Times New Roman" w:cs="Times New Roman"/>
+          <w:sz w:val="28"/>
+          <w:szCs w:val="28"/>
+        </w:rPr>
+        <w:t>red,color</w:t>
+      </w:r>
+      <w:proofErr w:type="spellEnd"/>
+      <w:r>
+        <w:rPr>
+          <w:rFonts w:ascii="Times New Roman" w:hAnsi="Times New Roman" w:cs="Times New Roman"/>
+          <w:sz w:val="28"/>
+          <w:szCs w:val="28"/>
+        </w:rPr>
+        <w:t>='red')</w:t>
+      </w:r>
+    </w:p>
+    <w:p>
+      <w:pPr>
+        <w:rPr>
+          <w:rFonts w:ascii="Times New Roman" w:hAnsi="Times New Roman" w:cs="Times New Roman"/>
+          <w:sz w:val="28"/>
+          <w:szCs w:val="28"/>
+        </w:rPr>
+      </w:pPr>
+      <w:proofErr w:type="spellStart"/>
+      <w:proofErr w:type="gramStart"/>
+      <w:r>
+        <w:rPr>
+          <w:rFonts w:ascii="Times New Roman" w:hAnsi="Times New Roman" w:cs="Times New Roman"/>
+          <w:sz w:val="28"/>
+          <w:szCs w:val="28"/>
+        </w:rPr>
+        <w:t>plt.hist</w:t>
+      </w:r>
+      <w:proofErr w:type="spellEnd"/>
+      <w:r>
+        <w:rPr>
+          <w:rFonts w:ascii="Times New Roman" w:hAnsi="Times New Roman" w:cs="Times New Roman"/>
+          <w:sz w:val="28"/>
+          <w:szCs w:val="28"/>
+        </w:rPr>
+        <w:t>(</w:t>
+      </w:r>
+      <w:proofErr w:type="spellStart"/>
+      <w:proofErr w:type="gramEnd"/>
+      <w:r>
+        <w:rPr>
+          <w:rFonts w:ascii="Times New Roman" w:hAnsi="Times New Roman" w:cs="Times New Roman"/>
+          <w:sz w:val="28"/>
+          <w:szCs w:val="28"/>
+        </w:rPr>
+        <w:t>green,color</w:t>
+      </w:r>
+      <w:proofErr w:type="spellEnd"/>
+      <w:r>
+        <w:rPr>
+          <w:rFonts w:ascii="Times New Roman" w:hAnsi="Times New Roman" w:cs="Times New Roman"/>
+          <w:sz w:val="28"/>
+          <w:szCs w:val="28"/>
+        </w:rPr>
+        <w:t>='green')</w:t>
+      </w:r>
+    </w:p>
+    <w:p>
+      <w:pPr>
+        <w:rPr>
+          <w:rFonts w:ascii="Times New Roman" w:hAnsi="Times New Roman" w:cs="Times New Roman"/>
+          <w:sz w:val="28"/>
+          <w:szCs w:val="28"/>
+        </w:rPr>
+      </w:pPr>
+      <w:proofErr w:type="spellStart"/>
+      <w:proofErr w:type="gramStart"/>
+      <w:r>
+        <w:rPr>
+          <w:rFonts w:ascii="Times New Roman" w:hAnsi="Times New Roman" w:cs="Times New Roman"/>
+          <w:sz w:val="28"/>
+          <w:szCs w:val="28"/>
+        </w:rPr>
+        <w:t>plt.show</w:t>
+      </w:r>
+      <w:proofErr w:type="spellEnd"/>
+      <w:r>
+        <w:rPr>
+          <w:rFonts w:ascii="Times New Roman" w:hAnsi="Times New Roman" w:cs="Times New Roman"/>
+          <w:sz w:val="28"/>
+          <w:szCs w:val="28"/>
+        </w:rPr>
+        <w:t>()</w:t>
+      </w:r>
+      <w:proofErr w:type="gramEnd"/>
+    </w:p>
+    <w:p>
+      <w:pPr>
+        <w:rPr>
+          <w:rFonts w:ascii="Times New Roman" w:hAnsi="Times New Roman" w:cs="Times New Roman"/>
+          <w:sz w:val="28"/>
+          <w:szCs w:val="28"/>
+        </w:rPr>
+      </w:pPr>
+      <w:proofErr w:type="spellStart"/>
+      <w:proofErr w:type="gramStart"/>
+      <w:r>
+        <w:rPr>
+          <w:rFonts w:ascii="Times New Roman" w:hAnsi="Times New Roman" w:cs="Times New Roman"/>
+          <w:sz w:val="28"/>
+          <w:szCs w:val="28"/>
+        </w:rPr>
+        <w:t>plt.title</w:t>
+      </w:r>
+      <w:proofErr w:type="spellEnd"/>
+      <w:r>
+        <w:rPr>
+          <w:rFonts w:ascii="Times New Roman" w:hAnsi="Times New Roman" w:cs="Times New Roman"/>
+          <w:sz w:val="28"/>
+          <w:szCs w:val="28"/>
+        </w:rPr>
+        <w:t>(</w:t>
+      </w:r>
+      <w:proofErr w:type="gramEnd"/>
+      <w:r>
+        <w:rPr>
+          <w:rFonts w:ascii="Times New Roman" w:hAnsi="Times New Roman" w:cs="Times New Roman"/>
+          <w:sz w:val="28"/>
+          <w:szCs w:val="28"/>
+        </w:rPr>
+        <w:t>"Histogram of Grayscale Image")</w:t>
+      </w:r>
+    </w:p>
+    <w:p>
+      <w:pPr>
+        <w:rPr>
+          <w:rFonts w:ascii="Times New Roman" w:hAnsi="Times New Roman" w:cs="Times New Roman"/>
+          <w:sz w:val="28"/>
+          <w:szCs w:val="28"/>
+        </w:rPr>
+      </w:pPr>
+      <w:proofErr w:type="gramStart"/>
+      <w:r>
+        <w:rPr>
+          <w:rFonts w:ascii="Times New Roman" w:hAnsi="Times New Roman" w:cs="Times New Roman"/>
+          <w:sz w:val="28"/>
+          <w:szCs w:val="28"/>
+        </w:rPr>
+        <w:t>plt.hist(</w:t>
+      </w:r>
+      <w:proofErr w:type="gramEnd"/>
+      <w:r>
+        <w:rPr>
+          <w:rFonts w:ascii="Times New Roman" w:hAnsi="Times New Roman" w:cs="Times New Roman"/>
+          <w:sz w:val="28"/>
+          <w:szCs w:val="28"/>
+        </w:rPr>
+        <w:t>(cv2.cvtColor(imgObj,cv2.COLOR_BGR2GRAY)).ravel(),256,[0,256])</w:t>
+      </w:r>
+    </w:p>
+    <w:p>
+      <w:pPr>
+        <w:rPr>
+          <w:rFonts w:ascii="Times New Roman" w:hAnsi="Times New Roman" w:cs="Times New Roman"/>
+          <w:sz w:val="28"/>
+          <w:szCs w:val="28"/>
+        </w:rPr>
+      </w:pPr>
+      <w:proofErr w:type="spellStart"/>
+      <w:proofErr w:type="gramStart"/>
+      <w:r>
+        <w:rPr>
+          <w:rFonts w:ascii="Times New Roman" w:hAnsi="Times New Roman" w:cs="Times New Roman"/>
+          <w:sz w:val="28"/>
+          <w:szCs w:val="28"/>
+        </w:rPr>
+        <w:t>plt.show</w:t>
+      </w:r>
+      <w:proofErr w:type="spellEnd"/>
+      <w:r>
+        <w:rPr>
+          <w:rFonts w:ascii="Times New Roman" w:hAnsi="Times New Roman" w:cs="Times New Roman"/>
+          <w:sz w:val="28"/>
+          <w:szCs w:val="28"/>
+        </w:rPr>
+        <w:t>()</w:t>
+      </w:r>
+      <w:proofErr w:type="gramEnd"/>
+    </w:p>
+    <w:p>
+      <w:pPr>
+        <w:rPr>
+          <w:rFonts w:ascii="Times New Roman" w:hAnsi="Times New Roman" w:cs="Times New Roman"/>
+          <w:b/>
+          <w:bCs/>
+          <w:sz w:val="32"/>
+          <w:szCs w:val="32"/>
+        </w:rPr>
+      </w:pPr>
+    </w:p>
+    <w:p>
+      <w:pPr>
+        <w:rPr>
+          <w:rFonts w:ascii="Times New Roman" w:hAnsi="Times New Roman" w:cs="Times New Roman"/>
+          <w:b/>
+          <w:bCs/>
+          <w:sz w:val="28"/>
+          <w:szCs w:val="28"/>
+        </w:rPr>
+      </w:pPr>
+    </w:p>
+    <w:p>
+      <w:pPr>
+        <w:rPr>
+          <w:rFonts w:ascii="Times New Roman" w:hAnsi="Times New Roman" w:cs="Times New Roman"/>
+          <w:b/>
+          <w:bCs/>
+          <w:sz w:val="28"/>
+          <w:szCs w:val="28"/>
+        </w:rPr>
+      </w:pPr>
+    </w:p>
+    <w:p>
+      <w:pPr>
+        <w:rPr>
+          <w:rFonts w:ascii="Times New Roman" w:hAnsi="Times New Roman" w:cs="Times New Roman"/>
+          <w:b/>
+          <w:bCs/>
+          <w:sz w:val="28"/>
+          <w:szCs w:val="28"/>
+        </w:rPr>
+      </w:pPr>
+    </w:p>
+    <w:p>
+      <w:pPr>
+        <w:rPr>
+          <w:rFonts w:ascii="Times New Roman" w:hAnsi="Times New Roman" w:cs="Times New Roman"/>
+          <w:b/>
+          <w:bCs/>
+          <w:sz w:val="28"/>
+          <w:szCs w:val="28"/>
+        </w:rPr>
+      </w:pPr>
+      <w:proofErr w:type="gramStart"/>
+      <w:r>
+        <w:rPr>
+          <w:rFonts w:ascii="Times New Roman" w:hAnsi="Times New Roman" w:cs="Times New Roman"/>
+          <w:b/>
+          <w:bCs/>
+          <w:sz w:val="28"/>
+          <w:szCs w:val="28"/>
+        </w:rPr>
+        <w:t>OUTPUT :</w:t>
+      </w:r>
+      <w:proofErr w:type="gramEnd"/>
+    </w:p>
+    <w:p>
+      <w:pPr>
+        <w:jc w:val="center"/>
+        <w:rPr>
+          <w:rFonts w:ascii="Times New Roman" w:hAnsi="Times New Roman" w:cs="Times New Roman"/>
+          <w:b/>
+          <w:bCs/>
+          <w:sz w:val="28"/>
+          <w:szCs w:val="28"/>
+        </w:rPr>
+      </w:pPr>
+      <w:r>
+        <w:rPr>
+          <w:rFonts w:ascii="Times New Roman" w:hAnsi="Times New Roman" w:cs="Times New Roman"/>
+          <w:b/>
+          <w:bCs/>
+          <w:noProof/>
+          <w:sz w:val="28"/>
+          <w:szCs w:val="28"/>
+          <w:lang w:bidi="ta-IN"/>
+        </w:rPr>
+        <w:drawing>
+          <wp:anchor distT="0" distB="0" distL="114300" distR="114300" simplePos="0" relativeHeight="251685888" behindDoc="0" locked="0" layoutInCell="1" allowOverlap="1">
+            <wp:simplePos x="0" y="0"/>
+            <wp:positionH relativeFrom="column">
+              <wp:posOffset>1028453</wp:posOffset>
+            </wp:positionH>
+            <wp:positionV relativeFrom="paragraph">
+              <wp:posOffset>291193</wp:posOffset>
+            </wp:positionV>
+            <wp:extent cx="3697926" cy="3194462"/>
+            <wp:effectExtent l="19050" t="0" r="0" b="0"/>
+            <wp:wrapNone/>
+            <wp:docPr id="21" name="Picture 19"/>
+            <wp:cNvGraphicFramePr>
+              <a:graphicFrameLocks xmlns:a="http://schemas.openxmlformats.org/drawingml/2006/main" noChangeAspect="1"/>
+            </wp:cNvGraphicFramePr>
+            <a:graphic xmlns:a="http://schemas.openxmlformats.org/drawingml/2006/main">
+              <a:graphicData uri="http://schemas.openxmlformats.org/drawingml/2006/picture">
+                <pic:pic xmlns:pic="http://schemas.openxmlformats.org/drawingml/2006/picture">
+                  <pic:nvPicPr>
+                    <pic:cNvPr id="0" name="Picture 19"/>
+                    <pic:cNvPicPr>
+                      <a:picLocks noChangeAspect="1" noChangeArrowheads="1"/>
+                    </pic:cNvPicPr>
+                  </pic:nvPicPr>
+                  <pic:blipFill>
+                    <a:blip r:embed="rId25" cstate="print"/>
+                    <a:srcRect/>
+                    <a:stretch>
+                      <a:fillRect/>
+                    </a:stretch>
+                  </pic:blipFill>
+                  <pic:spPr bwMode="auto">
+                    <a:xfrm>
+                      <a:off x="0" y="0"/>
+                      <a:ext cx="3697926" cy="3194462"/>
+                    </a:xfrm>
+                    <a:prstGeom prst="rect">
+                      <a:avLst/>
+                    </a:prstGeom>
+                    <a:noFill/>
+                    <a:ln w="9525">
+                      <a:noFill/>
+                      <a:miter lim="800000"/>
+                      <a:headEnd/>
+                      <a:tailEnd/>
+                    </a:ln>
+                  </pic:spPr>
+                </pic:pic>
+              </a:graphicData>
+            </a:graphic>
+          </wp:anchor>
+        </w:drawing>
+      </w:r>
+    </w:p>
+    <w:p>
+      <w:pPr>
+        <w:rPr>
+          <w:rFonts w:ascii="Times New Roman" w:hAnsi="Times New Roman" w:cs="Times New Roman"/>
+          <w:b/>
+          <w:bCs/>
+          <w:sz w:val="28"/>
+          <w:szCs w:val="28"/>
+        </w:rPr>
+      </w:pPr>
+    </w:p>
+    <w:p>
+      <w:pPr>
+        <w:rPr>
+          <w:rFonts w:ascii="Times New Roman" w:hAnsi="Times New Roman" w:cs="Times New Roman"/>
+          <w:b/>
+          <w:bCs/>
+          <w:sz w:val="28"/>
+          <w:szCs w:val="28"/>
+        </w:rPr>
+      </w:pPr>
+    </w:p>
+    <w:p>
+      <w:pPr>
+        <w:rPr>
+          <w:rFonts w:ascii="Times New Roman" w:hAnsi="Times New Roman" w:cs="Times New Roman"/>
+          <w:b/>
+          <w:bCs/>
+          <w:sz w:val="28"/>
+          <w:szCs w:val="28"/>
+        </w:rPr>
+      </w:pPr>
+    </w:p>
+    <w:p>
+      <w:pPr>
+        <w:rPr>
+          <w:rFonts w:ascii="Times New Roman" w:hAnsi="Times New Roman" w:cs="Times New Roman"/>
+          <w:b/>
+          <w:bCs/>
+          <w:sz w:val="28"/>
+          <w:szCs w:val="28"/>
+        </w:rPr>
+      </w:pPr>
+    </w:p>
+    <w:p>
+      <w:pPr>
+        <w:rPr>
+          <w:rFonts w:ascii="Times New Roman" w:hAnsi="Times New Roman" w:cs="Times New Roman"/>
+          <w:b/>
+          <w:bCs/>
+          <w:sz w:val="28"/>
+          <w:szCs w:val="28"/>
+        </w:rPr>
+      </w:pPr>
+    </w:p>
+    <w:p>
+      <w:pPr>
+        <w:rPr>
+          <w:rFonts w:ascii="Times New Roman" w:hAnsi="Times New Roman" w:cs="Times New Roman"/>
+          <w:b/>
+          <w:bCs/>
+          <w:sz w:val="28"/>
+          <w:szCs w:val="28"/>
+        </w:rPr>
+      </w:pPr>
+    </w:p>
+    <w:p>
+      <w:pPr>
+        <w:rPr>
+          <w:rFonts w:ascii="Times New Roman" w:hAnsi="Times New Roman" w:cs="Times New Roman"/>
+          <w:b/>
+          <w:bCs/>
+          <w:sz w:val="28"/>
+          <w:szCs w:val="28"/>
+        </w:rPr>
+      </w:pPr>
+    </w:p>
+    <w:p>
+      <w:pPr>
+        <w:rPr>
+          <w:rFonts w:ascii="Times New Roman" w:hAnsi="Times New Roman" w:cs="Times New Roman"/>
+          <w:b/>
+          <w:bCs/>
+          <w:sz w:val="28"/>
+          <w:szCs w:val="28"/>
+        </w:rPr>
+      </w:pPr>
+    </w:p>
+    <w:p>
+      <w:pPr>
+        <w:rPr>
+          <w:rFonts w:ascii="Times New Roman" w:hAnsi="Times New Roman" w:cs="Times New Roman"/>
+          <w:b/>
+          <w:bCs/>
+          <w:sz w:val="28"/>
+          <w:szCs w:val="28"/>
+        </w:rPr>
+      </w:pPr>
+    </w:p>
+    <w:p>
+      <w:pPr>
+        <w:rPr>
+          <w:rFonts w:ascii="Times New Roman" w:hAnsi="Times New Roman" w:cs="Times New Roman"/>
+          <w:b/>
+          <w:bCs/>
+          <w:sz w:val="28"/>
+          <w:szCs w:val="28"/>
+        </w:rPr>
+      </w:pPr>
+      <w:r>
+        <w:rPr>
+          <w:rFonts w:ascii="Times New Roman" w:hAnsi="Times New Roman" w:cs="Times New Roman"/>
+          <w:b/>
+          <w:bCs/>
+          <w:noProof/>
+          <w:sz w:val="28"/>
+          <w:szCs w:val="28"/>
+          <w:lang w:bidi="ta-IN"/>
+        </w:rPr>
+        <w:drawing>
+          <wp:anchor distT="0" distB="0" distL="114300" distR="114300" simplePos="0" relativeHeight="251684864" behindDoc="0" locked="0" layoutInCell="1" allowOverlap="1">
+            <wp:simplePos x="0" y="0"/>
+            <wp:positionH relativeFrom="column">
+              <wp:posOffset>3094355</wp:posOffset>
+            </wp:positionH>
+            <wp:positionV relativeFrom="paragraph">
+              <wp:posOffset>490855</wp:posOffset>
+            </wp:positionV>
+            <wp:extent cx="3187065" cy="2754630"/>
+            <wp:effectExtent l="19050" t="0" r="0" b="0"/>
+            <wp:wrapNone/>
+            <wp:docPr id="23" name="Picture 22"/>
+            <wp:cNvGraphicFramePr>
+              <a:graphicFrameLocks xmlns:a="http://schemas.openxmlformats.org/drawingml/2006/main" noChangeAspect="1"/>
+            </wp:cNvGraphicFramePr>
+            <a:graphic xmlns:a="http://schemas.openxmlformats.org/drawingml/2006/main">
+              <a:graphicData uri="http://schemas.openxmlformats.org/drawingml/2006/picture">
+                <pic:pic xmlns:pic="http://schemas.openxmlformats.org/drawingml/2006/picture">
+                  <pic:nvPicPr>
+                    <pic:cNvPr id="0" name="Picture 22"/>
+                    <pic:cNvPicPr>
+                      <a:picLocks noChangeAspect="1" noChangeArrowheads="1"/>
+                    </pic:cNvPicPr>
+                  </pic:nvPicPr>
+                  <pic:blipFill>
+                    <a:blip r:embed="rId26" cstate="print"/>
+                    <a:srcRect l="975" b="607"/>
+                    <a:stretch>
+                      <a:fillRect/>
+                    </a:stretch>
+                  </pic:blipFill>
+                  <pic:spPr bwMode="auto">
+                    <a:xfrm>
+                      <a:off x="0" y="0"/>
+                      <a:ext cx="3187065" cy="2754630"/>
+                    </a:xfrm>
+                    <a:prstGeom prst="rect">
+                      <a:avLst/>
+                    </a:prstGeom>
+                    <a:noFill/>
+                    <a:ln w="9525">
+                      <a:noFill/>
+                      <a:miter lim="800000"/>
+                      <a:headEnd/>
+                      <a:tailEnd/>
+                    </a:ln>
+                  </pic:spPr>
+                </pic:pic>
+              </a:graphicData>
+            </a:graphic>
+          </wp:anchor>
+        </w:drawing>
+      </w:r>
+      <w:r>
+        <w:rPr>
+          <w:rFonts w:ascii="Times New Roman" w:hAnsi="Times New Roman" w:cs="Times New Roman"/>
+          <w:b/>
+          <w:bCs/>
+          <w:noProof/>
+          <w:sz w:val="28"/>
+          <w:szCs w:val="28"/>
+          <w:lang w:bidi="ta-IN"/>
+        </w:rPr>
+        <w:drawing>
+          <wp:anchor distT="0" distB="0" distL="114300" distR="114300" simplePos="0" relativeHeight="251683840" behindDoc="0" locked="0" layoutInCell="1" allowOverlap="1">
+            <wp:simplePos x="0" y="0"/>
+            <wp:positionH relativeFrom="column">
+              <wp:posOffset>-301625</wp:posOffset>
+            </wp:positionH>
+            <wp:positionV relativeFrom="paragraph">
+              <wp:posOffset>478600</wp:posOffset>
+            </wp:positionV>
+            <wp:extent cx="3222625" cy="2790190"/>
+            <wp:effectExtent l="19050" t="0" r="0" b="0"/>
+            <wp:wrapNone/>
+            <wp:docPr id="24" name="Picture 22"/>
+            <wp:cNvGraphicFramePr>
+              <a:graphicFrameLocks xmlns:a="http://schemas.openxmlformats.org/drawingml/2006/main" noChangeAspect="1"/>
+            </wp:cNvGraphicFramePr>
+            <a:graphic xmlns:a="http://schemas.openxmlformats.org/drawingml/2006/main">
+              <a:graphicData uri="http://schemas.openxmlformats.org/drawingml/2006/picture">
+                <pic:pic xmlns:pic="http://schemas.openxmlformats.org/drawingml/2006/picture">
+                  <pic:nvPicPr>
+                    <pic:cNvPr id="0" name="Picture 22"/>
+                    <pic:cNvPicPr>
+                      <a:picLocks noChangeAspect="1" noChangeArrowheads="1"/>
+                    </pic:cNvPicPr>
+                  </pic:nvPicPr>
+                  <pic:blipFill>
+                    <a:blip r:embed="rId27" cstate="print"/>
+                    <a:srcRect/>
+                    <a:stretch>
+                      <a:fillRect/>
+                    </a:stretch>
+                  </pic:blipFill>
+                  <pic:spPr bwMode="auto">
+                    <a:xfrm>
+                      <a:off x="0" y="0"/>
+                      <a:ext cx="3222625" cy="2790190"/>
+                    </a:xfrm>
+                    <a:prstGeom prst="rect">
+                      <a:avLst/>
+                    </a:prstGeom>
+                    <a:noFill/>
+                    <a:ln w="9525">
+                      <a:noFill/>
+                      <a:miter lim="800000"/>
+                      <a:headEnd/>
+                      <a:tailEnd/>
+                    </a:ln>
+                  </pic:spPr>
+                </pic:pic>
+              </a:graphicData>
+            </a:graphic>
+          </wp:anchor>
+        </w:drawing>
+      </w:r>
+    </w:p>
+    <w:p>
+      <w:pPr>
+        <w:rPr>
+          <w:rFonts w:ascii="Times New Roman" w:hAnsi="Times New Roman" w:cs="Times New Roman"/>
+          <w:b/>
+          <w:bCs/>
+          <w:sz w:val="28"/>
+          <w:szCs w:val="28"/>
+        </w:rPr>
+      </w:pPr>
+    </w:p>
+    <w:p>
+      <w:pPr>
+        <w:rPr>
+          <w:rFonts w:ascii="Times New Roman" w:hAnsi="Times New Roman" w:cs="Times New Roman"/>
+          <w:b/>
+          <w:bCs/>
+          <w:sz w:val="28"/>
+          <w:szCs w:val="28"/>
+        </w:rPr>
+      </w:pPr>
+    </w:p>
+    <w:p>
+      <w:pPr>
+        <w:rPr>
+          <w:rFonts w:ascii="Times New Roman" w:hAnsi="Times New Roman" w:cs="Times New Roman"/>
+          <w:b/>
+          <w:bCs/>
+          <w:sz w:val="28"/>
+          <w:szCs w:val="28"/>
+        </w:rPr>
+      </w:pPr>
+    </w:p>
+    <w:p>
+      <w:pPr>
+        <w:rPr>
+          <w:rFonts w:ascii="Times New Roman" w:hAnsi="Times New Roman" w:cs="Times New Roman"/>
+          <w:b/>
+          <w:bCs/>
+          <w:sz w:val="28"/>
+          <w:szCs w:val="28"/>
+        </w:rPr>
+      </w:pPr>
+    </w:p>
+    <w:p>
+      <w:pPr>
+        <w:rPr>
+          <w:rFonts w:ascii="Times New Roman" w:hAnsi="Times New Roman" w:cs="Times New Roman"/>
+          <w:b/>
+          <w:bCs/>
+          <w:sz w:val="28"/>
+          <w:szCs w:val="28"/>
+        </w:rPr>
+      </w:pPr>
+    </w:p>
+    <w:p>
+      <w:pPr>
+        <w:rPr>
+          <w:rFonts w:ascii="Times New Roman" w:hAnsi="Times New Roman" w:cs="Times New Roman"/>
+          <w:b/>
+          <w:bCs/>
+          <w:sz w:val="28"/>
+          <w:szCs w:val="28"/>
+        </w:rPr>
+      </w:pPr>
+    </w:p>
+    <w:p>
+      <w:pPr>
+        <w:rPr>
+          <w:rFonts w:ascii="Times New Roman" w:hAnsi="Times New Roman" w:cs="Times New Roman"/>
+          <w:b/>
+          <w:bCs/>
+          <w:sz w:val="28"/>
+          <w:szCs w:val="28"/>
+        </w:rPr>
+      </w:pPr>
+    </w:p>
+    <w:p>
+      <w:pPr>
+        <w:rPr>
+          <w:rFonts w:ascii="Times New Roman" w:hAnsi="Times New Roman" w:cs="Times New Roman"/>
+          <w:b/>
+          <w:bCs/>
+          <w:sz w:val="28"/>
+          <w:szCs w:val="28"/>
+        </w:rPr>
+      </w:pPr>
+    </w:p>
+    <w:p>
+      <w:pPr>
+        <w:rPr>
+          <w:rFonts w:ascii="Times New Roman" w:hAnsi="Times New Roman" w:cs="Times New Roman"/>
+          <w:b/>
+          <w:bCs/>
+          <w:sz w:val="28"/>
+          <w:szCs w:val="28"/>
+        </w:rPr>
+      </w:pPr>
+    </w:p>
+    <w:p>
+      <w:pPr>
+        <w:rPr>
+          <w:rFonts w:ascii="Times New Roman" w:hAnsi="Times New Roman" w:cs="Times New Roman"/>
+          <w:b/>
+          <w:bCs/>
+          <w:sz w:val="28"/>
+          <w:szCs w:val="28"/>
+        </w:rPr>
+      </w:pPr>
+    </w:p>
+    <w:p>
+      <w:pPr>
+        <w:rPr>
+          <w:rFonts w:ascii="Times New Roman" w:hAnsi="Times New Roman" w:cs="Times New Roman"/>
+          <w:b/>
+          <w:bCs/>
+          <w:sz w:val="28"/>
+          <w:szCs w:val="28"/>
+        </w:rPr>
+      </w:pPr>
+    </w:p>
+    <w:p>
+      <w:pPr>
+        <w:rPr>
+          <w:rFonts w:ascii="Times New Roman" w:hAnsi="Times New Roman" w:cs="Times New Roman"/>
+          <w:b/>
+          <w:bCs/>
+          <w:sz w:val="28"/>
+          <w:szCs w:val="28"/>
+        </w:rPr>
+      </w:pPr>
+    </w:p>
+    <w:p>
+      <w:pPr>
+        <w:rPr>
+          <w:rFonts w:ascii="Times New Roman" w:hAnsi="Times New Roman" w:cs="Times New Roman"/>
+          <w:b/>
+          <w:bCs/>
+          <w:sz w:val="28"/>
+          <w:szCs w:val="28"/>
+        </w:rPr>
+      </w:pPr>
+      <w:r>
+        <w:rPr>
+          <w:rFonts w:ascii="Times New Roman" w:hAnsi="Times New Roman" w:cs="Times New Roman"/>
+          <w:b/>
+          <w:bCs/>
+          <w:sz w:val="28"/>
+          <w:szCs w:val="28"/>
+        </w:rPr>
+        <w:t xml:space="preserve">SOURCE </w:t>
+      </w:r>
+      <w:proofErr w:type="gramStart"/>
+      <w:r>
+        <w:rPr>
+          <w:rFonts w:ascii="Times New Roman" w:hAnsi="Times New Roman" w:cs="Times New Roman"/>
+          <w:b/>
+          <w:bCs/>
+          <w:sz w:val="28"/>
+          <w:szCs w:val="28"/>
+        </w:rPr>
+        <w:t>CODE :</w:t>
+      </w:r>
+      <w:proofErr w:type="gramEnd"/>
+    </w:p>
+    <w:p>
+      <w:pPr>
+        <w:rPr>
+          <w:rFonts w:ascii="Times New Roman" w:hAnsi="Times New Roman" w:cs="Times New Roman"/>
+          <w:b/>
+          <w:bCs/>
+          <w:sz w:val="28"/>
+          <w:szCs w:val="28"/>
+        </w:rPr>
+      </w:pPr>
+    </w:p>
+    <w:p>
+      <w:pPr>
+        <w:rPr>
+          <w:rFonts w:ascii="Times New Roman" w:hAnsi="Times New Roman" w:cs="Times New Roman"/>
+          <w:sz w:val="28"/>
+          <w:szCs w:val="28"/>
+        </w:rPr>
+      </w:pPr>
+      <w:proofErr w:type="gramStart"/>
+      <w:r>
+        <w:rPr>
+          <w:rFonts w:ascii="Times New Roman" w:hAnsi="Times New Roman" w:cs="Times New Roman"/>
+          <w:sz w:val="28"/>
+          <w:szCs w:val="28"/>
+        </w:rPr>
+        <w:t>import</w:t>
+      </w:r>
+      <w:proofErr w:type="gramEnd"/>
+      <w:r>
+        <w:rPr>
+          <w:rFonts w:ascii="Times New Roman" w:hAnsi="Times New Roman" w:cs="Times New Roman"/>
+          <w:sz w:val="28"/>
+          <w:szCs w:val="28"/>
+        </w:rPr>
+        <w:t xml:space="preserve"> </w:t>
+      </w:r>
+      <w:proofErr w:type="spellStart"/>
+      <w:r>
+        <w:rPr>
+          <w:rFonts w:ascii="Times New Roman" w:hAnsi="Times New Roman" w:cs="Times New Roman"/>
+          <w:sz w:val="28"/>
+          <w:szCs w:val="28"/>
+        </w:rPr>
+        <w:t>numpy</w:t>
+      </w:r>
+      <w:proofErr w:type="spellEnd"/>
+      <w:r>
+        <w:rPr>
+          <w:rFonts w:ascii="Times New Roman" w:hAnsi="Times New Roman" w:cs="Times New Roman"/>
+          <w:sz w:val="28"/>
+          <w:szCs w:val="28"/>
+        </w:rPr>
+        <w:t xml:space="preserve"> as </w:t>
+      </w:r>
+      <w:proofErr w:type="spellStart"/>
+      <w:r>
+        <w:rPr>
+          <w:rFonts w:ascii="Times New Roman" w:hAnsi="Times New Roman" w:cs="Times New Roman"/>
+          <w:sz w:val="28"/>
+          <w:szCs w:val="28"/>
+        </w:rPr>
+        <w:t>np</w:t>
+      </w:r>
+      <w:proofErr w:type="spellEnd"/>
+    </w:p>
+    <w:p>
+      <w:pPr>
+        <w:rPr>
+          <w:rFonts w:ascii="Times New Roman" w:hAnsi="Times New Roman" w:cs="Times New Roman"/>
+          <w:sz w:val="28"/>
+          <w:szCs w:val="28"/>
+        </w:rPr>
+      </w:pPr>
+      <w:proofErr w:type="gramStart"/>
+      <w:r>
+        <w:rPr>
+          <w:rFonts w:ascii="Times New Roman" w:hAnsi="Times New Roman" w:cs="Times New Roman"/>
+          <w:sz w:val="28"/>
+          <w:szCs w:val="28"/>
+        </w:rPr>
+        <w:t>import</w:t>
+      </w:r>
+      <w:proofErr w:type="gramEnd"/>
+      <w:r>
+        <w:rPr>
+          <w:rFonts w:ascii="Times New Roman" w:hAnsi="Times New Roman" w:cs="Times New Roman"/>
+          <w:sz w:val="28"/>
+          <w:szCs w:val="28"/>
+        </w:rPr>
+        <w:t xml:space="preserve"> cv2</w:t>
+      </w:r>
+    </w:p>
+    <w:p>
+      <w:pPr>
+        <w:rPr>
+          <w:rFonts w:ascii="Times New Roman" w:hAnsi="Times New Roman" w:cs="Times New Roman"/>
+          <w:sz w:val="28"/>
+          <w:szCs w:val="28"/>
+        </w:rPr>
+      </w:pPr>
+      <w:proofErr w:type="spellStart"/>
+      <w:proofErr w:type="gramStart"/>
+      <w:r>
+        <w:rPr>
+          <w:rFonts w:ascii="Times New Roman" w:hAnsi="Times New Roman" w:cs="Times New Roman"/>
+          <w:sz w:val="28"/>
+          <w:szCs w:val="28"/>
+        </w:rPr>
+        <w:t>img</w:t>
+      </w:r>
+      <w:proofErr w:type="spellEnd"/>
+      <w:r>
+        <w:rPr>
+          <w:rFonts w:ascii="Times New Roman" w:hAnsi="Times New Roman" w:cs="Times New Roman"/>
+          <w:sz w:val="28"/>
+          <w:szCs w:val="28"/>
+        </w:rPr>
+        <w:t>=</w:t>
+      </w:r>
+      <w:proofErr w:type="gramEnd"/>
+      <w:r>
+        <w:rPr>
+          <w:rFonts w:ascii="Times New Roman" w:hAnsi="Times New Roman" w:cs="Times New Roman"/>
+          <w:sz w:val="28"/>
+          <w:szCs w:val="28"/>
+        </w:rPr>
+        <w:t>cv2.imread('</w:t>
+      </w:r>
+      <w:proofErr w:type="spellStart"/>
+      <w:r>
+        <w:rPr>
+          <w:rFonts w:ascii="Times New Roman" w:hAnsi="Times New Roman" w:cs="Times New Roman"/>
+          <w:sz w:val="28"/>
+          <w:szCs w:val="28"/>
+        </w:rPr>
+        <w:t>try.jfif</w:t>
+      </w:r>
+      <w:proofErr w:type="spellEnd"/>
+      <w:r>
+        <w:rPr>
+          <w:rFonts w:ascii="Times New Roman" w:hAnsi="Times New Roman" w:cs="Times New Roman"/>
+          <w:sz w:val="28"/>
+          <w:szCs w:val="28"/>
+        </w:rPr>
+        <w:t>')</w:t>
+      </w:r>
+    </w:p>
+    <w:p>
+      <w:pPr>
+        <w:rPr>
+          <w:rFonts w:ascii="Times New Roman" w:hAnsi="Times New Roman" w:cs="Times New Roman"/>
+          <w:sz w:val="28"/>
+          <w:szCs w:val="28"/>
+        </w:rPr>
+      </w:pPr>
+      <w:r>
+        <w:rPr>
+          <w:rFonts w:ascii="Times New Roman" w:hAnsi="Times New Roman" w:cs="Times New Roman"/>
+          <w:sz w:val="28"/>
+          <w:szCs w:val="28"/>
+        </w:rPr>
+        <w:t>z=</w:t>
+      </w:r>
+      <w:proofErr w:type="spellStart"/>
+      <w:proofErr w:type="gramStart"/>
+      <w:r>
+        <w:rPr>
+          <w:rFonts w:ascii="Times New Roman" w:hAnsi="Times New Roman" w:cs="Times New Roman"/>
+          <w:sz w:val="28"/>
+          <w:szCs w:val="28"/>
+        </w:rPr>
+        <w:t>img.reshape</w:t>
+      </w:r>
+      <w:proofErr w:type="spellEnd"/>
+      <w:r>
+        <w:rPr>
+          <w:rFonts w:ascii="Times New Roman" w:hAnsi="Times New Roman" w:cs="Times New Roman"/>
+          <w:sz w:val="28"/>
+          <w:szCs w:val="28"/>
+        </w:rPr>
+        <w:t>(</w:t>
+      </w:r>
+      <w:proofErr w:type="gramEnd"/>
+      <w:r>
+        <w:rPr>
+          <w:rFonts w:ascii="Times New Roman" w:hAnsi="Times New Roman" w:cs="Times New Roman"/>
+          <w:sz w:val="28"/>
+          <w:szCs w:val="28"/>
+        </w:rPr>
+        <w:t>(-1,3))</w:t>
+      </w:r>
+    </w:p>
+    <w:p>
+      <w:pPr>
+        <w:rPr>
+          <w:rFonts w:ascii="Times New Roman" w:hAnsi="Times New Roman" w:cs="Times New Roman"/>
+          <w:sz w:val="28"/>
+          <w:szCs w:val="28"/>
+        </w:rPr>
+      </w:pPr>
+      <w:r>
+        <w:rPr>
+          <w:rFonts w:ascii="Times New Roman" w:hAnsi="Times New Roman" w:cs="Times New Roman"/>
+          <w:sz w:val="28"/>
+          <w:szCs w:val="28"/>
+        </w:rPr>
+        <w:t>z=</w:t>
+      </w:r>
+      <w:proofErr w:type="gramStart"/>
+      <w:r>
+        <w:rPr>
+          <w:rFonts w:ascii="Times New Roman" w:hAnsi="Times New Roman" w:cs="Times New Roman"/>
+          <w:sz w:val="28"/>
+          <w:szCs w:val="28"/>
+        </w:rPr>
+        <w:t>np.float32(</w:t>
+      </w:r>
+      <w:proofErr w:type="gramEnd"/>
+      <w:r>
+        <w:rPr>
+          <w:rFonts w:ascii="Times New Roman" w:hAnsi="Times New Roman" w:cs="Times New Roman"/>
+          <w:sz w:val="28"/>
+          <w:szCs w:val="28"/>
+        </w:rPr>
+        <w:t>z)</w:t>
+      </w:r>
+    </w:p>
+    <w:p>
+      <w:pPr>
+        <w:rPr>
+          <w:rFonts w:ascii="Times New Roman" w:hAnsi="Times New Roman" w:cs="Times New Roman"/>
+          <w:sz w:val="28"/>
+          <w:szCs w:val="28"/>
+        </w:rPr>
+      </w:pPr>
+      <w:proofErr w:type="gramStart"/>
+      <w:r>
+        <w:rPr>
+          <w:rFonts w:ascii="Times New Roman" w:hAnsi="Times New Roman" w:cs="Times New Roman"/>
+          <w:sz w:val="28"/>
+          <w:szCs w:val="28"/>
+        </w:rPr>
+        <w:t>criteria</w:t>
+      </w:r>
+      <w:proofErr w:type="gramEnd"/>
+      <w:r>
+        <w:rPr>
+          <w:rFonts w:ascii="Times New Roman" w:hAnsi="Times New Roman" w:cs="Times New Roman"/>
+          <w:sz w:val="28"/>
+          <w:szCs w:val="28"/>
+        </w:rPr>
+        <w:t>=(cv2.TERM_CRITERIA_EPS+cv2.TERM_CRITERIA_MAX_ITER,10,1.0)</w:t>
+      </w:r>
+    </w:p>
+    <w:p>
+      <w:pPr>
+        <w:rPr>
+          <w:rFonts w:ascii="Times New Roman" w:hAnsi="Times New Roman" w:cs="Times New Roman"/>
+          <w:sz w:val="28"/>
+          <w:szCs w:val="28"/>
+        </w:rPr>
+      </w:pPr>
+      <w:r>
+        <w:rPr>
+          <w:rFonts w:ascii="Times New Roman" w:hAnsi="Times New Roman" w:cs="Times New Roman"/>
+          <w:sz w:val="28"/>
+          <w:szCs w:val="28"/>
+        </w:rPr>
+        <w:t>K=5</w:t>
+      </w:r>
+    </w:p>
+    <w:p>
+      <w:pPr>
+        <w:rPr>
+          <w:rFonts w:ascii="Times New Roman" w:hAnsi="Times New Roman" w:cs="Times New Roman"/>
+          <w:sz w:val="28"/>
+          <w:szCs w:val="28"/>
+        </w:rPr>
+      </w:pPr>
+      <w:proofErr w:type="gramStart"/>
+      <w:r>
+        <w:rPr>
+          <w:rFonts w:ascii="Times New Roman" w:hAnsi="Times New Roman" w:cs="Times New Roman"/>
+          <w:sz w:val="28"/>
+          <w:szCs w:val="28"/>
+        </w:rPr>
+        <w:t>ret,</w:t>
+      </w:r>
+      <w:proofErr w:type="gramEnd"/>
+      <w:r>
+        <w:rPr>
+          <w:rFonts w:ascii="Times New Roman" w:hAnsi="Times New Roman" w:cs="Times New Roman"/>
+          <w:sz w:val="28"/>
+          <w:szCs w:val="28"/>
+        </w:rPr>
+        <w:t>label,center=cv2.kmeans(z,K,None,criteria,10,cv2.KMEANS_RANDOM_CENTERS)</w:t>
+      </w:r>
+    </w:p>
+    <w:p>
+      <w:pPr>
+        <w:rPr>
+          <w:rFonts w:ascii="Times New Roman" w:hAnsi="Times New Roman" w:cs="Times New Roman"/>
+          <w:sz w:val="28"/>
+          <w:szCs w:val="28"/>
+        </w:rPr>
+      </w:pPr>
+      <w:proofErr w:type="gramStart"/>
+      <w:r>
+        <w:rPr>
+          <w:rFonts w:ascii="Times New Roman" w:hAnsi="Times New Roman" w:cs="Times New Roman"/>
+          <w:sz w:val="28"/>
+          <w:szCs w:val="28"/>
+        </w:rPr>
+        <w:t>center=</w:t>
+      </w:r>
+      <w:proofErr w:type="gramEnd"/>
+      <w:r>
+        <w:rPr>
+          <w:rFonts w:ascii="Times New Roman" w:hAnsi="Times New Roman" w:cs="Times New Roman"/>
+          <w:sz w:val="28"/>
+          <w:szCs w:val="28"/>
+        </w:rPr>
+        <w:t>np.uint8(center)</w:t>
+      </w:r>
+    </w:p>
+    <w:p>
+      <w:pPr>
+        <w:rPr>
+          <w:rFonts w:ascii="Times New Roman" w:hAnsi="Times New Roman" w:cs="Times New Roman"/>
+          <w:sz w:val="28"/>
+          <w:szCs w:val="28"/>
+        </w:rPr>
+      </w:pPr>
+      <w:proofErr w:type="gramStart"/>
+      <w:r>
+        <w:rPr>
+          <w:rFonts w:ascii="Times New Roman" w:hAnsi="Times New Roman" w:cs="Times New Roman"/>
+          <w:sz w:val="28"/>
+          <w:szCs w:val="28"/>
+        </w:rPr>
+        <w:t>res=</w:t>
+      </w:r>
+      <w:proofErr w:type="gramEnd"/>
+      <w:r>
+        <w:rPr>
+          <w:rFonts w:ascii="Times New Roman" w:hAnsi="Times New Roman" w:cs="Times New Roman"/>
+          <w:sz w:val="28"/>
+          <w:szCs w:val="28"/>
+        </w:rPr>
+        <w:t>center[</w:t>
+      </w:r>
+      <w:proofErr w:type="spellStart"/>
+      <w:r>
+        <w:rPr>
+          <w:rFonts w:ascii="Times New Roman" w:hAnsi="Times New Roman" w:cs="Times New Roman"/>
+          <w:sz w:val="28"/>
+          <w:szCs w:val="28"/>
+        </w:rPr>
+        <w:t>label.flatten</w:t>
+      </w:r>
+      <w:proofErr w:type="spellEnd"/>
+      <w:r>
+        <w:rPr>
+          <w:rFonts w:ascii="Times New Roman" w:hAnsi="Times New Roman" w:cs="Times New Roman"/>
+          <w:sz w:val="28"/>
+          <w:szCs w:val="28"/>
+        </w:rPr>
+        <w:t>()]</w:t>
+      </w:r>
+    </w:p>
+    <w:p>
+      <w:pPr>
+        <w:rPr>
+          <w:rFonts w:ascii="Times New Roman" w:hAnsi="Times New Roman" w:cs="Times New Roman"/>
+          <w:sz w:val="28"/>
+          <w:szCs w:val="28"/>
+        </w:rPr>
+      </w:pPr>
+      <w:r>
+        <w:rPr>
+          <w:rFonts w:ascii="Times New Roman" w:hAnsi="Times New Roman" w:cs="Times New Roman"/>
+          <w:sz w:val="28"/>
+          <w:szCs w:val="28"/>
+        </w:rPr>
+        <w:t>res2=</w:t>
+      </w:r>
+      <w:proofErr w:type="spellStart"/>
+      <w:proofErr w:type="gramStart"/>
+      <w:r>
+        <w:rPr>
+          <w:rFonts w:ascii="Times New Roman" w:hAnsi="Times New Roman" w:cs="Times New Roman"/>
+          <w:sz w:val="28"/>
+          <w:szCs w:val="28"/>
+        </w:rPr>
+        <w:t>res.reshape</w:t>
+      </w:r>
+      <w:proofErr w:type="spellEnd"/>
+      <w:r>
+        <w:rPr>
+          <w:rFonts w:ascii="Times New Roman" w:hAnsi="Times New Roman" w:cs="Times New Roman"/>
+          <w:sz w:val="28"/>
+          <w:szCs w:val="28"/>
+        </w:rPr>
+        <w:t>(</w:t>
+      </w:r>
+      <w:proofErr w:type="gramEnd"/>
+      <w:r>
+        <w:rPr>
+          <w:rFonts w:ascii="Times New Roman" w:hAnsi="Times New Roman" w:cs="Times New Roman"/>
+          <w:sz w:val="28"/>
+          <w:szCs w:val="28"/>
+        </w:rPr>
+        <w:t>(</w:t>
+      </w:r>
+      <w:proofErr w:type="spellStart"/>
+      <w:r>
+        <w:rPr>
+          <w:rFonts w:ascii="Times New Roman" w:hAnsi="Times New Roman" w:cs="Times New Roman"/>
+          <w:sz w:val="28"/>
+          <w:szCs w:val="28"/>
+        </w:rPr>
+        <w:t>img.shape</w:t>
+      </w:r>
+      <w:proofErr w:type="spellEnd"/>
+      <w:r>
+        <w:rPr>
+          <w:rFonts w:ascii="Times New Roman" w:hAnsi="Times New Roman" w:cs="Times New Roman"/>
+          <w:sz w:val="28"/>
+          <w:szCs w:val="28"/>
+        </w:rPr>
+        <w:t>))</w:t>
+      </w:r>
+    </w:p>
+    <w:p>
+      <w:pPr>
+        <w:rPr>
+          <w:rFonts w:ascii="Times New Roman" w:hAnsi="Times New Roman" w:cs="Times New Roman"/>
+          <w:sz w:val="28"/>
+          <w:szCs w:val="28"/>
+        </w:rPr>
+      </w:pPr>
+      <w:proofErr w:type="gramStart"/>
+      <w:r>
+        <w:rPr>
+          <w:rFonts w:ascii="Times New Roman" w:hAnsi="Times New Roman" w:cs="Times New Roman"/>
+          <w:sz w:val="28"/>
+          <w:szCs w:val="28"/>
+        </w:rPr>
+        <w:t>cv2.imshow(</w:t>
+      </w:r>
+      <w:proofErr w:type="gramEnd"/>
+      <w:r>
+        <w:rPr>
+          <w:rFonts w:ascii="Times New Roman" w:hAnsi="Times New Roman" w:cs="Times New Roman"/>
+          <w:sz w:val="28"/>
+          <w:szCs w:val="28"/>
+        </w:rPr>
+        <w:t>'Image using K- Means Cluster',res2)</w:t>
+      </w:r>
+    </w:p>
+    <w:p>
+      <w:pPr>
+        <w:rPr>
+          <w:rFonts w:ascii="Times New Roman" w:hAnsi="Times New Roman" w:cs="Times New Roman"/>
+          <w:sz w:val="28"/>
+          <w:szCs w:val="28"/>
+        </w:rPr>
+      </w:pPr>
+      <w:proofErr w:type="gramStart"/>
+      <w:r>
+        <w:rPr>
+          <w:rFonts w:ascii="Times New Roman" w:hAnsi="Times New Roman" w:cs="Times New Roman"/>
+          <w:sz w:val="28"/>
+          <w:szCs w:val="28"/>
+        </w:rPr>
+        <w:t>cv2.waitKey(</w:t>
+      </w:r>
+      <w:proofErr w:type="gramEnd"/>
+      <w:r>
+        <w:rPr>
+          <w:rFonts w:ascii="Times New Roman" w:hAnsi="Times New Roman" w:cs="Times New Roman"/>
+          <w:sz w:val="28"/>
+          <w:szCs w:val="28"/>
+        </w:rPr>
+        <w:t>0)</w:t>
+      </w:r>
+    </w:p>
+    <w:p>
+      <w:pPr>
+        <w:rPr>
+          <w:rFonts w:ascii="Times New Roman" w:hAnsi="Times New Roman" w:cs="Times New Roman"/>
+          <w:sz w:val="28"/>
+          <w:szCs w:val="28"/>
+        </w:rPr>
+      </w:pPr>
+      <w:proofErr w:type="gramStart"/>
+      <w:r>
+        <w:rPr>
+          <w:rFonts w:ascii="Times New Roman" w:hAnsi="Times New Roman" w:cs="Times New Roman"/>
+          <w:sz w:val="28"/>
+          <w:szCs w:val="28"/>
+        </w:rPr>
+        <w:t>cv2.destroyAllWindows()</w:t>
+      </w:r>
+      <w:proofErr w:type="gramEnd"/>
+    </w:p>
+    <w:p>
+      <w:pPr>
+        <w:rPr>
+          <w:rFonts w:ascii="Times New Roman" w:hAnsi="Times New Roman" w:cs="Times New Roman"/>
+          <w:b/>
+          <w:bCs/>
+          <w:sz w:val="28"/>
+          <w:szCs w:val="28"/>
+        </w:rPr>
+      </w:pPr>
+    </w:p>
+    <w:p>
+      <w:pPr>
+        <w:rPr>
+          <w:rFonts w:ascii="Times New Roman" w:hAnsi="Times New Roman" w:cs="Times New Roman"/>
+          <w:b/>
+          <w:bCs/>
+          <w:sz w:val="28"/>
+          <w:szCs w:val="28"/>
+        </w:rPr>
+      </w:pPr>
+    </w:p>
+    <w:p>
+      <w:pPr>
+        <w:rPr>
+          <w:rFonts w:ascii="Times New Roman" w:hAnsi="Times New Roman" w:cs="Times New Roman"/>
+          <w:b/>
+          <w:bCs/>
+          <w:sz w:val="28"/>
+          <w:szCs w:val="28"/>
+        </w:rPr>
+      </w:pPr>
+    </w:p>
+    <w:p>
+      <w:pPr>
+        <w:rPr>
+          <w:rFonts w:ascii="Times New Roman" w:hAnsi="Times New Roman" w:cs="Times New Roman"/>
+          <w:b/>
+          <w:bCs/>
+          <w:sz w:val="28"/>
+          <w:szCs w:val="28"/>
+        </w:rPr>
+      </w:pPr>
+    </w:p>
+    <w:p>
+      <w:pPr>
+        <w:rPr>
+          <w:rFonts w:ascii="Times New Roman" w:hAnsi="Times New Roman" w:cs="Times New Roman"/>
+          <w:b/>
+          <w:bCs/>
+          <w:sz w:val="28"/>
+          <w:szCs w:val="28"/>
+        </w:rPr>
+      </w:pPr>
+    </w:p>
+    <w:p>
+      <w:pPr>
+        <w:rPr>
+          <w:rFonts w:ascii="Times New Roman" w:hAnsi="Times New Roman" w:cs="Times New Roman"/>
+          <w:b/>
+          <w:bCs/>
+          <w:sz w:val="28"/>
+          <w:szCs w:val="28"/>
+        </w:rPr>
+      </w:pPr>
+    </w:p>
+    <w:p>
+      <w:pPr>
+        <w:rPr>
+          <w:rFonts w:ascii="Times New Roman" w:hAnsi="Times New Roman" w:cs="Times New Roman"/>
+          <w:b/>
+          <w:bCs/>
+          <w:sz w:val="28"/>
+          <w:szCs w:val="28"/>
+        </w:rPr>
+      </w:pPr>
+    </w:p>
+    <w:p>
+      <w:pPr>
+        <w:rPr>
+          <w:rFonts w:ascii="Times New Roman" w:hAnsi="Times New Roman" w:cs="Times New Roman"/>
+          <w:b/>
+          <w:bCs/>
+          <w:sz w:val="28"/>
+          <w:szCs w:val="28"/>
+        </w:rPr>
+      </w:pPr>
+      <w:proofErr w:type="gramStart"/>
+      <w:r>
+        <w:rPr>
+          <w:rFonts w:ascii="Times New Roman" w:hAnsi="Times New Roman" w:cs="Times New Roman"/>
+          <w:b/>
+          <w:bCs/>
+          <w:sz w:val="28"/>
+          <w:szCs w:val="28"/>
+        </w:rPr>
+        <w:t>OUTPUT :</w:t>
+      </w:r>
+      <w:proofErr w:type="gramEnd"/>
+      <w:r>
+        <w:rPr>
+          <w:rFonts w:ascii="Times New Roman" w:hAnsi="Times New Roman" w:cs="Times New Roman"/>
+          <w:b/>
+          <w:bCs/>
+          <w:sz w:val="28"/>
+          <w:szCs w:val="28"/>
+        </w:rPr>
+        <w:t xml:space="preserve"> </w:t>
+      </w:r>
+    </w:p>
+    <w:p>
+      <w:pPr>
+        <w:rPr>
+          <w:rFonts w:ascii="Times New Roman" w:hAnsi="Times New Roman" w:cs="Times New Roman"/>
+          <w:b/>
+          <w:bCs/>
+          <w:sz w:val="28"/>
+          <w:szCs w:val="28"/>
+        </w:rPr>
+      </w:pPr>
+      <w:r>
+        <w:rPr>
+          <w:rFonts w:ascii="Times New Roman" w:hAnsi="Times New Roman" w:cs="Times New Roman"/>
+          <w:b/>
+          <w:bCs/>
+          <w:noProof/>
+          <w:sz w:val="28"/>
+          <w:szCs w:val="28"/>
+          <w:lang w:bidi="ta-IN"/>
+        </w:rPr>
+        <w:drawing>
+          <wp:anchor distT="0" distB="0" distL="114300" distR="114300" simplePos="0" relativeHeight="251689984" behindDoc="1" locked="0" layoutInCell="1" allowOverlap="1">
+            <wp:simplePos x="0" y="0"/>
+            <wp:positionH relativeFrom="margin">
+              <wp:align>center</wp:align>
+            </wp:positionH>
+            <wp:positionV relativeFrom="paragraph">
+              <wp:posOffset>221397</wp:posOffset>
+            </wp:positionV>
+            <wp:extent cx="3070991" cy="3641834"/>
+            <wp:effectExtent l="19050" t="0" r="0" b="0"/>
+            <wp:wrapNone/>
+            <wp:docPr id="38" name="Picture 38"/>
+            <wp:cNvGraphicFramePr>
+              <a:graphicFrameLocks xmlns:a="http://schemas.openxmlformats.org/drawingml/2006/main" noChangeAspect="1"/>
+            </wp:cNvGraphicFramePr>
+            <a:graphic xmlns:a="http://schemas.openxmlformats.org/drawingml/2006/main">
+              <a:graphicData uri="http://schemas.openxmlformats.org/drawingml/2006/picture">
+                <pic:pic xmlns:pic="http://schemas.openxmlformats.org/drawingml/2006/picture">
+                  <pic:nvPicPr>
+                    <pic:cNvPr id="0" name="Picture 38"/>
+                    <pic:cNvPicPr>
+                      <a:picLocks noChangeAspect="1" noChangeArrowheads="1"/>
+                    </pic:cNvPicPr>
+                  </pic:nvPicPr>
+                  <pic:blipFill>
+                    <a:blip r:embed="rId28" cstate="print"/>
+                    <a:srcRect/>
+                    <a:stretch>
+                      <a:fillRect/>
+                    </a:stretch>
+                  </pic:blipFill>
+                  <pic:spPr bwMode="auto">
+                    <a:xfrm>
+                      <a:off x="0" y="0"/>
+                      <a:ext cx="3070991" cy="3641834"/>
+                    </a:xfrm>
+                    <a:prstGeom prst="rect">
+                      <a:avLst/>
+                    </a:prstGeom>
+                    <a:noFill/>
+                    <a:ln w="9525">
+                      <a:noFill/>
+                      <a:miter lim="800000"/>
+                      <a:headEnd/>
+                      <a:tailEnd/>
+                    </a:ln>
+                  </pic:spPr>
+                </pic:pic>
+              </a:graphicData>
+            </a:graphic>
+          </wp:anchor>
+        </w:drawing>
+      </w:r>
+    </w:p>
+    <w:p>
+      <w:pPr>
+        <w:rPr>
+          <w:rFonts w:ascii="Times New Roman" w:hAnsi="Times New Roman" w:cs="Times New Roman"/>
+          <w:b/>
+          <w:bCs/>
+          <w:sz w:val="28"/>
+          <w:szCs w:val="28"/>
+        </w:rPr>
+      </w:pPr>
+    </w:p>
+    <w:p>
+      <w:pPr>
+        <w:rPr>
+          <w:rFonts w:ascii="Times New Roman" w:hAnsi="Times New Roman" w:cs="Times New Roman"/>
+          <w:b/>
+          <w:bCs/>
+          <w:sz w:val="28"/>
+          <w:szCs w:val="28"/>
+        </w:rPr>
+      </w:pPr>
+    </w:p>
+    <w:p>
+      <w:pPr>
+        <w:rPr>
+          <w:rFonts w:ascii="Times New Roman" w:hAnsi="Times New Roman" w:cs="Times New Roman"/>
+          <w:b/>
+          <w:bCs/>
+          <w:sz w:val="28"/>
+          <w:szCs w:val="28"/>
+        </w:rPr>
+      </w:pPr>
+    </w:p>
+    <w:p>
+      <w:pPr>
+        <w:rPr>
+          <w:rFonts w:ascii="Times New Roman" w:hAnsi="Times New Roman" w:cs="Times New Roman"/>
+          <w:b/>
+          <w:bCs/>
+          <w:sz w:val="28"/>
+          <w:szCs w:val="28"/>
+        </w:rPr>
+      </w:pPr>
+    </w:p>
+    <w:p>
+      <w:pPr>
+        <w:rPr>
+          <w:rFonts w:ascii="Times New Roman" w:hAnsi="Times New Roman" w:cs="Times New Roman"/>
+          <w:b/>
+          <w:bCs/>
+          <w:sz w:val="28"/>
+          <w:szCs w:val="28"/>
+        </w:rPr>
+      </w:pPr>
+    </w:p>
+    <w:p>
+      <w:pPr>
+        <w:rPr>
+          <w:rFonts w:ascii="Times New Roman" w:hAnsi="Times New Roman" w:cs="Times New Roman"/>
+          <w:b/>
+          <w:bCs/>
+          <w:sz w:val="28"/>
+          <w:szCs w:val="28"/>
+        </w:rPr>
+      </w:pPr>
+    </w:p>
+    <w:p>
+      <w:pPr>
+        <w:rPr>
+          <w:rFonts w:ascii="Times New Roman" w:hAnsi="Times New Roman" w:cs="Times New Roman"/>
+          <w:b/>
+          <w:bCs/>
+          <w:sz w:val="28"/>
+          <w:szCs w:val="28"/>
+        </w:rPr>
+      </w:pPr>
+    </w:p>
+    <w:p>
+      <w:pPr>
+        <w:rPr>
+          <w:rFonts w:ascii="Times New Roman" w:hAnsi="Times New Roman" w:cs="Times New Roman"/>
+          <w:b/>
+          <w:bCs/>
+          <w:sz w:val="28"/>
+          <w:szCs w:val="28"/>
+        </w:rPr>
+      </w:pPr>
+    </w:p>
+    <w:p>
+      <w:pPr>
+        <w:rPr>
+          <w:rFonts w:ascii="Times New Roman" w:hAnsi="Times New Roman" w:cs="Times New Roman"/>
+          <w:b/>
+          <w:bCs/>
+          <w:sz w:val="28"/>
+          <w:szCs w:val="28"/>
+        </w:rPr>
+      </w:pPr>
+    </w:p>
+    <w:p>
+      <w:pPr>
+        <w:rPr>
+          <w:rFonts w:ascii="Times New Roman" w:hAnsi="Times New Roman" w:cs="Times New Roman"/>
+          <w:b/>
+          <w:bCs/>
+          <w:sz w:val="28"/>
+          <w:szCs w:val="28"/>
+        </w:rPr>
+      </w:pPr>
+    </w:p>
+    <w:p>
+      <w:pPr>
+        <w:rPr>
+          <w:rFonts w:ascii="Times New Roman" w:hAnsi="Times New Roman" w:cs="Times New Roman"/>
+          <w:b/>
+          <w:bCs/>
+          <w:sz w:val="28"/>
+          <w:szCs w:val="28"/>
+        </w:rPr>
+      </w:pPr>
+      <w:r>
+        <w:rPr>
+          <w:rFonts w:ascii="Times New Roman" w:hAnsi="Times New Roman" w:cs="Times New Roman"/>
+          <w:b/>
+          <w:bCs/>
+          <w:noProof/>
+          <w:sz w:val="28"/>
+          <w:szCs w:val="28"/>
+          <w:lang w:bidi="ta-IN"/>
+        </w:rPr>
+        <w:drawing>
+          <wp:anchor distT="0" distB="0" distL="114300" distR="114300" simplePos="0" relativeHeight="251691008" behindDoc="1" locked="0" layoutInCell="1" allowOverlap="1">
+            <wp:simplePos x="0" y="0"/>
+            <wp:positionH relativeFrom="margin">
+              <wp:posOffset>1343353</wp:posOffset>
+            </wp:positionH>
+            <wp:positionV relativeFrom="paragraph">
+              <wp:posOffset>227352</wp:posOffset>
+            </wp:positionV>
+            <wp:extent cx="3055226" cy="3626069"/>
+            <wp:effectExtent l="19050" t="0" r="0" b="0"/>
+            <wp:wrapNone/>
+            <wp:docPr id="22" name="Picture 41"/>
+            <wp:cNvGraphicFramePr>
+              <a:graphicFrameLocks xmlns:a="http://schemas.openxmlformats.org/drawingml/2006/main" noChangeAspect="1"/>
+            </wp:cNvGraphicFramePr>
+            <a:graphic xmlns:a="http://schemas.openxmlformats.org/drawingml/2006/main">
+              <a:graphicData uri="http://schemas.openxmlformats.org/drawingml/2006/picture">
+                <pic:pic xmlns:pic="http://schemas.openxmlformats.org/drawingml/2006/picture">
+                  <pic:nvPicPr>
+                    <pic:cNvPr id="0" name="Picture 41"/>
+                    <pic:cNvPicPr>
+                      <a:picLocks noChangeAspect="1" noChangeArrowheads="1"/>
+                    </pic:cNvPicPr>
+                  </pic:nvPicPr>
+                  <pic:blipFill>
+                    <a:blip r:embed="rId29" cstate="print"/>
+                    <a:srcRect/>
+                    <a:stretch>
+                      <a:fillRect/>
+                    </a:stretch>
+                  </pic:blipFill>
+                  <pic:spPr bwMode="auto">
+                    <a:xfrm>
+                      <a:off x="0" y="0"/>
+                      <a:ext cx="3055226" cy="3626069"/>
+                    </a:xfrm>
+                    <a:prstGeom prst="rect">
+                      <a:avLst/>
+                    </a:prstGeom>
+                    <a:noFill/>
+                    <a:ln w="9525">
+                      <a:noFill/>
+                      <a:miter lim="800000"/>
+                      <a:headEnd/>
+                      <a:tailEnd/>
+                    </a:ln>
+                  </pic:spPr>
+                </pic:pic>
+              </a:graphicData>
+            </a:graphic>
+          </wp:anchor>
+        </w:drawing>
+      </w:r>
+    </w:p>
+    <w:p>
+      <w:pPr>
+        <w:rPr>
+          <w:rFonts w:ascii="Times New Roman" w:hAnsi="Times New Roman" w:cs="Times New Roman"/>
+          <w:b/>
+          <w:bCs/>
+          <w:sz w:val="28"/>
+          <w:szCs w:val="28"/>
+        </w:rPr>
+      </w:pPr>
+    </w:p>
+    <w:p>
+      <w:pPr>
+        <w:rPr>
+          <w:rFonts w:ascii="Times New Roman" w:hAnsi="Times New Roman" w:cs="Times New Roman"/>
+          <w:b/>
+          <w:bCs/>
+          <w:sz w:val="28"/>
+          <w:szCs w:val="28"/>
+        </w:rPr>
+      </w:pPr>
+    </w:p>
+    <w:p>
+      <w:pPr>
+        <w:rPr>
+          <w:rFonts w:ascii="Times New Roman" w:hAnsi="Times New Roman" w:cs="Times New Roman"/>
+          <w:b/>
+          <w:bCs/>
+          <w:sz w:val="28"/>
+          <w:szCs w:val="28"/>
+        </w:rPr>
+      </w:pPr>
+    </w:p>
+    <w:p>
+      <w:pPr>
+        <w:rPr>
+          <w:rFonts w:ascii="Times New Roman" w:hAnsi="Times New Roman" w:cs="Times New Roman"/>
+          <w:b/>
+          <w:bCs/>
+          <w:sz w:val="28"/>
+          <w:szCs w:val="28"/>
+        </w:rPr>
+      </w:pPr>
+    </w:p>
+    <w:p>
+      <w:pPr>
+        <w:rPr>
+          <w:rFonts w:ascii="Times New Roman" w:hAnsi="Times New Roman" w:cs="Times New Roman"/>
+          <w:b/>
+          <w:bCs/>
+          <w:sz w:val="28"/>
+          <w:szCs w:val="28"/>
+        </w:rPr>
+      </w:pPr>
+    </w:p>
+    <w:p>
+      <w:pPr>
+        <w:rPr>
+          <w:rFonts w:ascii="Times New Roman" w:hAnsi="Times New Roman" w:cs="Times New Roman"/>
+          <w:b/>
+          <w:bCs/>
+          <w:sz w:val="28"/>
+          <w:szCs w:val="28"/>
+        </w:rPr>
+      </w:pPr>
+    </w:p>
+    <w:p>
+      <w:pPr>
+        <w:rPr>
+          <w:rFonts w:ascii="Times New Roman" w:hAnsi="Times New Roman" w:cs="Times New Roman"/>
+          <w:b/>
+          <w:bCs/>
+          <w:sz w:val="28"/>
+          <w:szCs w:val="28"/>
+        </w:rPr>
+      </w:pPr>
+    </w:p>
+    <w:p>
+      <w:pPr>
+        <w:rPr>
+          <w:rFonts w:ascii="Times New Roman" w:hAnsi="Times New Roman" w:cs="Times New Roman"/>
+          <w:b/>
+          <w:bCs/>
+          <w:sz w:val="28"/>
+          <w:szCs w:val="28"/>
+        </w:rPr>
+      </w:pPr>
+    </w:p>
+    <w:p>
+      <w:pPr>
+        <w:rPr>
+          <w:rFonts w:ascii="Times New Roman" w:hAnsi="Times New Roman" w:cs="Times New Roman"/>
+          <w:b/>
+          <w:bCs/>
+          <w:sz w:val="28"/>
+          <w:szCs w:val="28"/>
+        </w:rPr>
+      </w:pPr>
+    </w:p>
+    <w:p>
+      <w:pPr>
+        <w:rPr>
+          <w:rFonts w:ascii="Times New Roman" w:hAnsi="Times New Roman" w:cs="Times New Roman"/>
+          <w:b/>
+          <w:bCs/>
+          <w:sz w:val="28"/>
+          <w:szCs w:val="28"/>
+        </w:rPr>
+      </w:pPr>
+    </w:p>
+    <w:p>
+      <w:pPr>
+        <w:rPr>
+          <w:rFonts w:ascii="Times New Roman" w:hAnsi="Times New Roman" w:cs="Times New Roman"/>
+          <w:b/>
+          <w:bCs/>
+          <w:sz w:val="28"/>
+          <w:szCs w:val="28"/>
+        </w:rPr>
+      </w:pPr>
+    </w:p>
+    <w:p>
+      <w:pPr>
+        <w:rPr>
+          <w:rFonts w:ascii="Times New Roman" w:hAnsi="Times New Roman" w:cs="Times New Roman"/>
+          <w:b/>
+          <w:bCs/>
+          <w:sz w:val="28"/>
+          <w:szCs w:val="28"/>
+        </w:rPr>
+      </w:pPr>
+      <w:r>
+        <w:rPr>
+          <w:rFonts w:ascii="Times New Roman" w:hAnsi="Times New Roman" w:cs="Times New Roman"/>
+          <w:b/>
+          <w:bCs/>
+          <w:sz w:val="28"/>
+          <w:szCs w:val="28"/>
+        </w:rPr>
+        <w:t xml:space="preserve">SOURCE </w:t>
+      </w:r>
+      <w:proofErr w:type="gramStart"/>
+      <w:r>
+        <w:rPr>
+          <w:rFonts w:ascii="Times New Roman" w:hAnsi="Times New Roman" w:cs="Times New Roman"/>
+          <w:b/>
+          <w:bCs/>
+          <w:sz w:val="28"/>
+          <w:szCs w:val="28"/>
+        </w:rPr>
+        <w:t>CODE :</w:t>
+      </w:r>
+      <w:proofErr w:type="gramEnd"/>
+    </w:p>
+    <w:p>
+      <w:pPr>
+        <w:rPr>
+          <w:rFonts w:ascii="Times New Roman" w:hAnsi="Times New Roman" w:cs="Times New Roman"/>
+          <w:sz w:val="28"/>
+          <w:szCs w:val="28"/>
+        </w:rPr>
+      </w:pPr>
+    </w:p>
+    <w:p>
+      <w:pPr>
+        <w:rPr>
+          <w:rFonts w:ascii="Times New Roman" w:hAnsi="Times New Roman" w:cs="Times New Roman"/>
+          <w:sz w:val="28"/>
+          <w:szCs w:val="28"/>
+        </w:rPr>
+      </w:pPr>
+      <w:proofErr w:type="gramStart"/>
+      <w:r>
+        <w:rPr>
+          <w:rFonts w:ascii="Times New Roman" w:hAnsi="Times New Roman" w:cs="Times New Roman"/>
+          <w:sz w:val="28"/>
+          <w:szCs w:val="28"/>
+        </w:rPr>
+        <w:t>import</w:t>
+      </w:r>
+      <w:proofErr w:type="gramEnd"/>
+      <w:r>
+        <w:rPr>
+          <w:rFonts w:ascii="Times New Roman" w:hAnsi="Times New Roman" w:cs="Times New Roman"/>
+          <w:sz w:val="28"/>
+          <w:szCs w:val="28"/>
+        </w:rPr>
+        <w:t xml:space="preserve"> cv2</w:t>
+      </w:r>
+    </w:p>
+    <w:p>
+      <w:pPr>
+        <w:rPr>
+          <w:rFonts w:ascii="Times New Roman" w:hAnsi="Times New Roman" w:cs="Times New Roman"/>
+          <w:sz w:val="28"/>
+          <w:szCs w:val="28"/>
+        </w:rPr>
+      </w:pPr>
+      <w:proofErr w:type="gramStart"/>
+      <w:r>
+        <w:rPr>
+          <w:rFonts w:ascii="Times New Roman" w:hAnsi="Times New Roman" w:cs="Times New Roman"/>
+          <w:sz w:val="28"/>
+          <w:szCs w:val="28"/>
+        </w:rPr>
+        <w:t>import</w:t>
+      </w:r>
+      <w:proofErr w:type="gramEnd"/>
+      <w:r>
+        <w:rPr>
+          <w:rFonts w:ascii="Times New Roman" w:hAnsi="Times New Roman" w:cs="Times New Roman"/>
+          <w:sz w:val="28"/>
+          <w:szCs w:val="28"/>
+        </w:rPr>
+        <w:t xml:space="preserve"> </w:t>
+      </w:r>
+      <w:proofErr w:type="spellStart"/>
+      <w:r>
+        <w:rPr>
+          <w:rFonts w:ascii="Times New Roman" w:hAnsi="Times New Roman" w:cs="Times New Roman"/>
+          <w:sz w:val="28"/>
+          <w:szCs w:val="28"/>
+        </w:rPr>
+        <w:t>os</w:t>
+      </w:r>
+      <w:proofErr w:type="spellEnd"/>
+    </w:p>
+    <w:p>
+      <w:pPr>
+        <w:rPr>
+          <w:rFonts w:ascii="Times New Roman" w:hAnsi="Times New Roman" w:cs="Times New Roman"/>
+          <w:sz w:val="28"/>
+          <w:szCs w:val="28"/>
+        </w:rPr>
+      </w:pPr>
+      <w:proofErr w:type="gramStart"/>
+      <w:r>
+        <w:rPr>
+          <w:rFonts w:ascii="Times New Roman" w:hAnsi="Times New Roman" w:cs="Times New Roman"/>
+          <w:sz w:val="28"/>
+          <w:szCs w:val="28"/>
+        </w:rPr>
+        <w:t>import</w:t>
+      </w:r>
+      <w:proofErr w:type="gramEnd"/>
+      <w:r>
+        <w:rPr>
+          <w:rFonts w:ascii="Times New Roman" w:hAnsi="Times New Roman" w:cs="Times New Roman"/>
+          <w:sz w:val="28"/>
+          <w:szCs w:val="28"/>
+        </w:rPr>
+        <w:t xml:space="preserve"> </w:t>
+      </w:r>
+      <w:proofErr w:type="spellStart"/>
+      <w:r>
+        <w:rPr>
+          <w:rFonts w:ascii="Times New Roman" w:hAnsi="Times New Roman" w:cs="Times New Roman"/>
+          <w:sz w:val="28"/>
+          <w:szCs w:val="28"/>
+        </w:rPr>
+        <w:t>numpy</w:t>
+      </w:r>
+      <w:proofErr w:type="spellEnd"/>
+      <w:r>
+        <w:rPr>
+          <w:rFonts w:ascii="Times New Roman" w:hAnsi="Times New Roman" w:cs="Times New Roman"/>
+          <w:sz w:val="28"/>
+          <w:szCs w:val="28"/>
+        </w:rPr>
+        <w:t xml:space="preserve"> as </w:t>
+      </w:r>
+      <w:proofErr w:type="spellStart"/>
+      <w:r>
+        <w:rPr>
+          <w:rFonts w:ascii="Times New Roman" w:hAnsi="Times New Roman" w:cs="Times New Roman"/>
+          <w:sz w:val="28"/>
+          <w:szCs w:val="28"/>
+        </w:rPr>
+        <w:t>np</w:t>
+      </w:r>
+      <w:proofErr w:type="spellEnd"/>
+    </w:p>
+    <w:p>
+      <w:pPr>
+        <w:rPr>
+          <w:rFonts w:ascii="Times New Roman" w:hAnsi="Times New Roman" w:cs="Times New Roman"/>
+          <w:sz w:val="28"/>
+          <w:szCs w:val="28"/>
+        </w:rPr>
+      </w:pPr>
+      <w:proofErr w:type="gramStart"/>
+      <w:r>
+        <w:rPr>
+          <w:rFonts w:ascii="Times New Roman" w:hAnsi="Times New Roman" w:cs="Times New Roman"/>
+          <w:sz w:val="28"/>
+          <w:szCs w:val="28"/>
+        </w:rPr>
+        <w:t>from</w:t>
+      </w:r>
+      <w:proofErr w:type="gramEnd"/>
+      <w:r>
+        <w:rPr>
+          <w:rFonts w:ascii="Times New Roman" w:hAnsi="Times New Roman" w:cs="Times New Roman"/>
+          <w:sz w:val="28"/>
+          <w:szCs w:val="28"/>
+        </w:rPr>
+        <w:t xml:space="preserve"> </w:t>
+      </w:r>
+      <w:proofErr w:type="spellStart"/>
+      <w:r>
+        <w:rPr>
+          <w:rFonts w:ascii="Times New Roman" w:hAnsi="Times New Roman" w:cs="Times New Roman"/>
+          <w:sz w:val="28"/>
+          <w:szCs w:val="28"/>
+        </w:rPr>
+        <w:t>sklearn.neighbors</w:t>
+      </w:r>
+      <w:proofErr w:type="spellEnd"/>
+      <w:r>
+        <w:rPr>
+          <w:rFonts w:ascii="Times New Roman" w:hAnsi="Times New Roman" w:cs="Times New Roman"/>
+          <w:sz w:val="28"/>
+          <w:szCs w:val="28"/>
+        </w:rPr>
+        <w:t xml:space="preserve"> import </w:t>
+      </w:r>
+      <w:proofErr w:type="spellStart"/>
+      <w:r>
+        <w:rPr>
+          <w:rFonts w:ascii="Times New Roman" w:hAnsi="Times New Roman" w:cs="Times New Roman"/>
+          <w:sz w:val="28"/>
+          <w:szCs w:val="28"/>
+        </w:rPr>
+        <w:t>KNeighborsClassifier</w:t>
+      </w:r>
+      <w:proofErr w:type="spellEnd"/>
+    </w:p>
+    <w:p>
+      <w:pPr>
+        <w:rPr>
+          <w:rFonts w:ascii="Times New Roman" w:hAnsi="Times New Roman" w:cs="Times New Roman"/>
+          <w:sz w:val="28"/>
+          <w:szCs w:val="28"/>
+        </w:rPr>
+      </w:pPr>
+      <w:proofErr w:type="gramStart"/>
+      <w:r>
+        <w:rPr>
+          <w:rFonts w:ascii="Times New Roman" w:hAnsi="Times New Roman" w:cs="Times New Roman"/>
+          <w:sz w:val="28"/>
+          <w:szCs w:val="28"/>
+        </w:rPr>
+        <w:t>data</w:t>
+      </w:r>
+      <w:proofErr w:type="gramEnd"/>
+      <w:r>
+        <w:rPr>
+          <w:rFonts w:ascii="Times New Roman" w:hAnsi="Times New Roman" w:cs="Times New Roman"/>
+          <w:sz w:val="28"/>
+          <w:szCs w:val="28"/>
+        </w:rPr>
+        <w:t xml:space="preserve"> = []</w:t>
+      </w:r>
+    </w:p>
+    <w:p>
+      <w:pPr>
+        <w:rPr>
+          <w:rFonts w:ascii="Times New Roman" w:hAnsi="Times New Roman" w:cs="Times New Roman"/>
+          <w:sz w:val="28"/>
+          <w:szCs w:val="28"/>
+        </w:rPr>
+      </w:pPr>
+      <w:proofErr w:type="gramStart"/>
+      <w:r>
+        <w:rPr>
+          <w:rFonts w:ascii="Times New Roman" w:hAnsi="Times New Roman" w:cs="Times New Roman"/>
+          <w:sz w:val="28"/>
+          <w:szCs w:val="28"/>
+        </w:rPr>
+        <w:t>labels</w:t>
+      </w:r>
+      <w:proofErr w:type="gramEnd"/>
+      <w:r>
+        <w:rPr>
+          <w:rFonts w:ascii="Times New Roman" w:hAnsi="Times New Roman" w:cs="Times New Roman"/>
+          <w:sz w:val="28"/>
+          <w:szCs w:val="28"/>
+        </w:rPr>
+        <w:t xml:space="preserve"> = []</w:t>
+      </w:r>
+    </w:p>
+    <w:p>
+      <w:pPr>
+        <w:rPr>
+          <w:rFonts w:ascii="Times New Roman" w:hAnsi="Times New Roman" w:cs="Times New Roman"/>
+          <w:sz w:val="28"/>
+          <w:szCs w:val="28"/>
+        </w:rPr>
+      </w:pPr>
+      <w:proofErr w:type="spellStart"/>
+      <w:r>
+        <w:rPr>
+          <w:rFonts w:ascii="Times New Roman" w:hAnsi="Times New Roman" w:cs="Times New Roman"/>
+          <w:sz w:val="28"/>
+          <w:szCs w:val="28"/>
+        </w:rPr>
+        <w:t>dataset_path</w:t>
+      </w:r>
+      <w:proofErr w:type="spellEnd"/>
+      <w:r>
+        <w:rPr>
+          <w:rFonts w:ascii="Times New Roman" w:hAnsi="Times New Roman" w:cs="Times New Roman"/>
+          <w:sz w:val="28"/>
+          <w:szCs w:val="28"/>
+        </w:rPr>
+        <w:t xml:space="preserve"> = "dataset"</w:t>
+      </w:r>
+    </w:p>
+    <w:p>
+      <w:pPr>
+        <w:rPr>
+          <w:rFonts w:ascii="Times New Roman" w:hAnsi="Times New Roman" w:cs="Times New Roman"/>
+          <w:sz w:val="28"/>
+          <w:szCs w:val="28"/>
+        </w:rPr>
+      </w:pPr>
+      <w:r>
+        <w:rPr>
+          <w:rFonts w:ascii="Times New Roman" w:hAnsi="Times New Roman" w:cs="Times New Roman"/>
+          <w:sz w:val="28"/>
+          <w:szCs w:val="28"/>
+        </w:rPr>
+        <w:t># Load images</w:t>
+      </w:r>
+    </w:p>
+    <w:p>
+      <w:pPr>
+        <w:rPr>
+          <w:rFonts w:ascii="Times New Roman" w:hAnsi="Times New Roman" w:cs="Times New Roman"/>
+          <w:sz w:val="28"/>
+          <w:szCs w:val="28"/>
+        </w:rPr>
+      </w:pPr>
+      <w:proofErr w:type="gramStart"/>
+      <w:r>
+        <w:rPr>
+          <w:rFonts w:ascii="Times New Roman" w:hAnsi="Times New Roman" w:cs="Times New Roman"/>
+          <w:sz w:val="28"/>
+          <w:szCs w:val="28"/>
+        </w:rPr>
+        <w:t>for</w:t>
+      </w:r>
+      <w:proofErr w:type="gramEnd"/>
+      <w:r>
+        <w:rPr>
+          <w:rFonts w:ascii="Times New Roman" w:hAnsi="Times New Roman" w:cs="Times New Roman"/>
+          <w:sz w:val="28"/>
+          <w:szCs w:val="28"/>
+        </w:rPr>
+        <w:t xml:space="preserve"> label in </w:t>
+      </w:r>
+      <w:proofErr w:type="spellStart"/>
+      <w:r>
+        <w:rPr>
+          <w:rFonts w:ascii="Times New Roman" w:hAnsi="Times New Roman" w:cs="Times New Roman"/>
+          <w:sz w:val="28"/>
+          <w:szCs w:val="28"/>
+        </w:rPr>
+        <w:t>os.listdir</w:t>
+      </w:r>
+      <w:proofErr w:type="spellEnd"/>
+      <w:r>
+        <w:rPr>
+          <w:rFonts w:ascii="Times New Roman" w:hAnsi="Times New Roman" w:cs="Times New Roman"/>
+          <w:sz w:val="28"/>
+          <w:szCs w:val="28"/>
+        </w:rPr>
+        <w:t>(</w:t>
+      </w:r>
+      <w:proofErr w:type="spellStart"/>
+      <w:r>
+        <w:rPr>
+          <w:rFonts w:ascii="Times New Roman" w:hAnsi="Times New Roman" w:cs="Times New Roman"/>
+          <w:sz w:val="28"/>
+          <w:szCs w:val="28"/>
+        </w:rPr>
+        <w:t>dataset_path</w:t>
+      </w:r>
+      <w:proofErr w:type="spellEnd"/>
+      <w:r>
+        <w:rPr>
+          <w:rFonts w:ascii="Times New Roman" w:hAnsi="Times New Roman" w:cs="Times New Roman"/>
+          <w:sz w:val="28"/>
+          <w:szCs w:val="28"/>
+        </w:rPr>
+        <w:t>):</w:t>
+      </w:r>
+    </w:p>
+    <w:p>
+      <w:pPr>
+        <w:rPr>
+          <w:rFonts w:ascii="Times New Roman" w:hAnsi="Times New Roman" w:cs="Times New Roman"/>
+          <w:sz w:val="28"/>
+          <w:szCs w:val="28"/>
+        </w:rPr>
+      </w:pPr>
+      <w:r>
+        <w:rPr>
+          <w:rFonts w:ascii="Times New Roman" w:hAnsi="Times New Roman" w:cs="Times New Roman"/>
+          <w:sz w:val="28"/>
+          <w:szCs w:val="28"/>
+        </w:rPr>
+        <w:t xml:space="preserve">    </w:t>
+      </w:r>
+      <w:proofErr w:type="gramStart"/>
+      <w:r>
+        <w:rPr>
+          <w:rFonts w:ascii="Times New Roman" w:hAnsi="Times New Roman" w:cs="Times New Roman"/>
+          <w:sz w:val="28"/>
+          <w:szCs w:val="28"/>
+        </w:rPr>
+        <w:t>folder</w:t>
+      </w:r>
+      <w:proofErr w:type="gramEnd"/>
+      <w:r>
+        <w:rPr>
+          <w:rFonts w:ascii="Times New Roman" w:hAnsi="Times New Roman" w:cs="Times New Roman"/>
+          <w:sz w:val="28"/>
+          <w:szCs w:val="28"/>
+        </w:rPr>
+        <w:t xml:space="preserve"> = </w:t>
+      </w:r>
+      <w:proofErr w:type="spellStart"/>
+      <w:r>
+        <w:rPr>
+          <w:rFonts w:ascii="Times New Roman" w:hAnsi="Times New Roman" w:cs="Times New Roman"/>
+          <w:sz w:val="28"/>
+          <w:szCs w:val="28"/>
+        </w:rPr>
+        <w:t>os.path.join</w:t>
+      </w:r>
+      <w:proofErr w:type="spellEnd"/>
+      <w:r>
+        <w:rPr>
+          <w:rFonts w:ascii="Times New Roman" w:hAnsi="Times New Roman" w:cs="Times New Roman"/>
+          <w:sz w:val="28"/>
+          <w:szCs w:val="28"/>
+        </w:rPr>
+        <w:t>(</w:t>
+      </w:r>
+      <w:proofErr w:type="spellStart"/>
+      <w:r>
+        <w:rPr>
+          <w:rFonts w:ascii="Times New Roman" w:hAnsi="Times New Roman" w:cs="Times New Roman"/>
+          <w:sz w:val="28"/>
+          <w:szCs w:val="28"/>
+        </w:rPr>
+        <w:t>dataset_path</w:t>
+      </w:r>
+      <w:proofErr w:type="spellEnd"/>
+      <w:r>
+        <w:rPr>
+          <w:rFonts w:ascii="Times New Roman" w:hAnsi="Times New Roman" w:cs="Times New Roman"/>
+          <w:sz w:val="28"/>
+          <w:szCs w:val="28"/>
+        </w:rPr>
+        <w:t>, label)</w:t>
+      </w:r>
+    </w:p>
+    <w:p>
+      <w:pPr>
+        <w:rPr>
+          <w:rFonts w:ascii="Times New Roman" w:hAnsi="Times New Roman" w:cs="Times New Roman"/>
+          <w:sz w:val="28"/>
+          <w:szCs w:val="28"/>
+        </w:rPr>
+      </w:pPr>
+      <w:r>
+        <w:rPr>
+          <w:rFonts w:ascii="Times New Roman" w:hAnsi="Times New Roman" w:cs="Times New Roman"/>
+          <w:sz w:val="28"/>
+          <w:szCs w:val="28"/>
+        </w:rPr>
+        <w:t xml:space="preserve">    </w:t>
+      </w:r>
+      <w:proofErr w:type="gramStart"/>
+      <w:r>
+        <w:rPr>
+          <w:rFonts w:ascii="Times New Roman" w:hAnsi="Times New Roman" w:cs="Times New Roman"/>
+          <w:sz w:val="28"/>
+          <w:szCs w:val="28"/>
+        </w:rPr>
+        <w:t>for</w:t>
+      </w:r>
+      <w:proofErr w:type="gramEnd"/>
+      <w:r>
+        <w:rPr>
+          <w:rFonts w:ascii="Times New Roman" w:hAnsi="Times New Roman" w:cs="Times New Roman"/>
+          <w:sz w:val="28"/>
+          <w:szCs w:val="28"/>
+        </w:rPr>
+        <w:t xml:space="preserve"> </w:t>
+      </w:r>
+      <w:proofErr w:type="spellStart"/>
+      <w:r>
+        <w:rPr>
+          <w:rFonts w:ascii="Times New Roman" w:hAnsi="Times New Roman" w:cs="Times New Roman"/>
+          <w:sz w:val="28"/>
+          <w:szCs w:val="28"/>
+        </w:rPr>
+        <w:t>img_name</w:t>
+      </w:r>
+      <w:proofErr w:type="spellEnd"/>
+      <w:r>
+        <w:rPr>
+          <w:rFonts w:ascii="Times New Roman" w:hAnsi="Times New Roman" w:cs="Times New Roman"/>
+          <w:sz w:val="28"/>
+          <w:szCs w:val="28"/>
+        </w:rPr>
+        <w:t xml:space="preserve"> in </w:t>
+      </w:r>
+      <w:proofErr w:type="spellStart"/>
+      <w:r>
+        <w:rPr>
+          <w:rFonts w:ascii="Times New Roman" w:hAnsi="Times New Roman" w:cs="Times New Roman"/>
+          <w:sz w:val="28"/>
+          <w:szCs w:val="28"/>
+        </w:rPr>
+        <w:t>os.listdir</w:t>
+      </w:r>
+      <w:proofErr w:type="spellEnd"/>
+      <w:r>
+        <w:rPr>
+          <w:rFonts w:ascii="Times New Roman" w:hAnsi="Times New Roman" w:cs="Times New Roman"/>
+          <w:sz w:val="28"/>
+          <w:szCs w:val="28"/>
+        </w:rPr>
+        <w:t>(folder):</w:t>
+      </w:r>
+    </w:p>
+    <w:p>
+      <w:pPr>
+        <w:rPr>
+          <w:rFonts w:ascii="Times New Roman" w:hAnsi="Times New Roman" w:cs="Times New Roman"/>
+          <w:sz w:val="28"/>
+          <w:szCs w:val="28"/>
+        </w:rPr>
+      </w:pPr>
+      <w:r>
+        <w:rPr>
+          <w:rFonts w:ascii="Times New Roman" w:hAnsi="Times New Roman" w:cs="Times New Roman"/>
+          <w:sz w:val="28"/>
+          <w:szCs w:val="28"/>
+        </w:rPr>
+        <w:t xml:space="preserve">        </w:t>
+      </w:r>
+      <w:proofErr w:type="spellStart"/>
+      <w:r>
+        <w:rPr>
+          <w:rFonts w:ascii="Times New Roman" w:hAnsi="Times New Roman" w:cs="Times New Roman"/>
+          <w:sz w:val="28"/>
+          <w:szCs w:val="28"/>
+        </w:rPr>
+        <w:t>img_path</w:t>
+      </w:r>
+      <w:proofErr w:type="spellEnd"/>
+      <w:r>
+        <w:rPr>
+          <w:rFonts w:ascii="Times New Roman" w:hAnsi="Times New Roman" w:cs="Times New Roman"/>
+          <w:sz w:val="28"/>
+          <w:szCs w:val="28"/>
+        </w:rPr>
+        <w:t xml:space="preserve"> = </w:t>
+      </w:r>
+      <w:proofErr w:type="spellStart"/>
+      <w:proofErr w:type="gramStart"/>
+      <w:r>
+        <w:rPr>
+          <w:rFonts w:ascii="Times New Roman" w:hAnsi="Times New Roman" w:cs="Times New Roman"/>
+          <w:sz w:val="28"/>
+          <w:szCs w:val="28"/>
+        </w:rPr>
+        <w:t>os.path.join</w:t>
+      </w:r>
+      <w:proofErr w:type="spellEnd"/>
+      <w:r>
+        <w:rPr>
+          <w:rFonts w:ascii="Times New Roman" w:hAnsi="Times New Roman" w:cs="Times New Roman"/>
+          <w:sz w:val="28"/>
+          <w:szCs w:val="28"/>
+        </w:rPr>
+        <w:t>(</w:t>
+      </w:r>
+      <w:proofErr w:type="gramEnd"/>
+      <w:r>
+        <w:rPr>
+          <w:rFonts w:ascii="Times New Roman" w:hAnsi="Times New Roman" w:cs="Times New Roman"/>
+          <w:sz w:val="28"/>
+          <w:szCs w:val="28"/>
+        </w:rPr>
+        <w:t xml:space="preserve">folder, </w:t>
+      </w:r>
+      <w:proofErr w:type="spellStart"/>
+      <w:r>
+        <w:rPr>
+          <w:rFonts w:ascii="Times New Roman" w:hAnsi="Times New Roman" w:cs="Times New Roman"/>
+          <w:sz w:val="28"/>
+          <w:szCs w:val="28"/>
+        </w:rPr>
+        <w:t>img_name</w:t>
+      </w:r>
+      <w:proofErr w:type="spellEnd"/>
+      <w:r>
+        <w:rPr>
+          <w:rFonts w:ascii="Times New Roman" w:hAnsi="Times New Roman" w:cs="Times New Roman"/>
+          <w:sz w:val="28"/>
+          <w:szCs w:val="28"/>
+        </w:rPr>
+        <w:t>)</w:t>
+      </w:r>
+    </w:p>
+    <w:p>
+      <w:pPr>
+        <w:rPr>
+          <w:rFonts w:ascii="Times New Roman" w:hAnsi="Times New Roman" w:cs="Times New Roman"/>
+          <w:sz w:val="28"/>
+          <w:szCs w:val="28"/>
+        </w:rPr>
+      </w:pPr>
+      <w:r>
+        <w:rPr>
+          <w:rFonts w:ascii="Times New Roman" w:hAnsi="Times New Roman" w:cs="Times New Roman"/>
+          <w:sz w:val="28"/>
+          <w:szCs w:val="28"/>
+        </w:rPr>
+        <w:t xml:space="preserve">        </w:t>
+      </w:r>
+      <w:proofErr w:type="spellStart"/>
+      <w:proofErr w:type="gramStart"/>
+      <w:r>
+        <w:rPr>
+          <w:rFonts w:ascii="Times New Roman" w:hAnsi="Times New Roman" w:cs="Times New Roman"/>
+          <w:sz w:val="28"/>
+          <w:szCs w:val="28"/>
+        </w:rPr>
+        <w:t>img</w:t>
+      </w:r>
+      <w:proofErr w:type="spellEnd"/>
+      <w:proofErr w:type="gramEnd"/>
+      <w:r>
+        <w:rPr>
+          <w:rFonts w:ascii="Times New Roman" w:hAnsi="Times New Roman" w:cs="Times New Roman"/>
+          <w:sz w:val="28"/>
+          <w:szCs w:val="28"/>
+        </w:rPr>
+        <w:t xml:space="preserve"> = cv2.imread(</w:t>
+      </w:r>
+      <w:proofErr w:type="spellStart"/>
+      <w:r>
+        <w:rPr>
+          <w:rFonts w:ascii="Times New Roman" w:hAnsi="Times New Roman" w:cs="Times New Roman"/>
+          <w:sz w:val="28"/>
+          <w:szCs w:val="28"/>
+        </w:rPr>
+        <w:t>img_path</w:t>
+      </w:r>
+      <w:proofErr w:type="spellEnd"/>
+      <w:r>
+        <w:rPr>
+          <w:rFonts w:ascii="Times New Roman" w:hAnsi="Times New Roman" w:cs="Times New Roman"/>
+          <w:sz w:val="28"/>
+          <w:szCs w:val="28"/>
+        </w:rPr>
+        <w:t>)</w:t>
+      </w:r>
+    </w:p>
+    <w:p>
+      <w:pPr>
+        <w:rPr>
+          <w:rFonts w:ascii="Times New Roman" w:hAnsi="Times New Roman" w:cs="Times New Roman"/>
+          <w:sz w:val="28"/>
+          <w:szCs w:val="28"/>
+        </w:rPr>
+      </w:pPr>
+      <w:r>
+        <w:rPr>
+          <w:rFonts w:ascii="Times New Roman" w:hAnsi="Times New Roman" w:cs="Times New Roman"/>
+          <w:sz w:val="28"/>
+          <w:szCs w:val="28"/>
+        </w:rPr>
+        <w:t xml:space="preserve">        </w:t>
+      </w:r>
+      <w:proofErr w:type="spellStart"/>
+      <w:proofErr w:type="gramStart"/>
+      <w:r>
+        <w:rPr>
+          <w:rFonts w:ascii="Times New Roman" w:hAnsi="Times New Roman" w:cs="Times New Roman"/>
+          <w:sz w:val="28"/>
+          <w:szCs w:val="28"/>
+        </w:rPr>
+        <w:t>img</w:t>
+      </w:r>
+      <w:proofErr w:type="spellEnd"/>
+      <w:proofErr w:type="gramEnd"/>
+      <w:r>
+        <w:rPr>
+          <w:rFonts w:ascii="Times New Roman" w:hAnsi="Times New Roman" w:cs="Times New Roman"/>
+          <w:sz w:val="28"/>
+          <w:szCs w:val="28"/>
+        </w:rPr>
+        <w:t xml:space="preserve"> = cv2.resize(</w:t>
+      </w:r>
+      <w:proofErr w:type="spellStart"/>
+      <w:r>
+        <w:rPr>
+          <w:rFonts w:ascii="Times New Roman" w:hAnsi="Times New Roman" w:cs="Times New Roman"/>
+          <w:sz w:val="28"/>
+          <w:szCs w:val="28"/>
+        </w:rPr>
+        <w:t>img</w:t>
+      </w:r>
+      <w:proofErr w:type="spellEnd"/>
+      <w:r>
+        <w:rPr>
+          <w:rFonts w:ascii="Times New Roman" w:hAnsi="Times New Roman" w:cs="Times New Roman"/>
+          <w:sz w:val="28"/>
+          <w:szCs w:val="28"/>
+        </w:rPr>
+        <w:t>, (50,50))</w:t>
+      </w:r>
+    </w:p>
+    <w:p>
+      <w:pPr>
+        <w:rPr>
+          <w:rFonts w:ascii="Times New Roman" w:hAnsi="Times New Roman" w:cs="Times New Roman"/>
+          <w:sz w:val="28"/>
+          <w:szCs w:val="28"/>
+        </w:rPr>
+      </w:pPr>
+      <w:r>
+        <w:rPr>
+          <w:rFonts w:ascii="Times New Roman" w:hAnsi="Times New Roman" w:cs="Times New Roman"/>
+          <w:sz w:val="28"/>
+          <w:szCs w:val="28"/>
+        </w:rPr>
+        <w:t xml:space="preserve">        </w:t>
+      </w:r>
+      <w:proofErr w:type="spellStart"/>
+      <w:proofErr w:type="gramStart"/>
+      <w:r>
+        <w:rPr>
+          <w:rFonts w:ascii="Times New Roman" w:hAnsi="Times New Roman" w:cs="Times New Roman"/>
+          <w:sz w:val="28"/>
+          <w:szCs w:val="28"/>
+        </w:rPr>
+        <w:t>img</w:t>
+      </w:r>
+      <w:proofErr w:type="spellEnd"/>
+      <w:proofErr w:type="gramEnd"/>
+      <w:r>
+        <w:rPr>
+          <w:rFonts w:ascii="Times New Roman" w:hAnsi="Times New Roman" w:cs="Times New Roman"/>
+          <w:sz w:val="28"/>
+          <w:szCs w:val="28"/>
+        </w:rPr>
+        <w:t xml:space="preserve"> = </w:t>
+      </w:r>
+      <w:proofErr w:type="spellStart"/>
+      <w:r>
+        <w:rPr>
+          <w:rFonts w:ascii="Times New Roman" w:hAnsi="Times New Roman" w:cs="Times New Roman"/>
+          <w:sz w:val="28"/>
+          <w:szCs w:val="28"/>
+        </w:rPr>
+        <w:t>img.flatten</w:t>
+      </w:r>
+      <w:proofErr w:type="spellEnd"/>
+      <w:r>
+        <w:rPr>
+          <w:rFonts w:ascii="Times New Roman" w:hAnsi="Times New Roman" w:cs="Times New Roman"/>
+          <w:sz w:val="28"/>
+          <w:szCs w:val="28"/>
+        </w:rPr>
+        <w:t>()</w:t>
+      </w:r>
+    </w:p>
+    <w:p>
+      <w:pPr>
+        <w:rPr>
+          <w:rFonts w:ascii="Times New Roman" w:hAnsi="Times New Roman" w:cs="Times New Roman"/>
+          <w:sz w:val="28"/>
+          <w:szCs w:val="28"/>
+        </w:rPr>
+      </w:pPr>
+      <w:r>
+        <w:rPr>
+          <w:rFonts w:ascii="Times New Roman" w:hAnsi="Times New Roman" w:cs="Times New Roman"/>
+          <w:sz w:val="28"/>
+          <w:szCs w:val="28"/>
+        </w:rPr>
+        <w:t xml:space="preserve">        </w:t>
+      </w:r>
+      <w:proofErr w:type="spellStart"/>
+      <w:proofErr w:type="gramStart"/>
+      <w:r>
+        <w:rPr>
+          <w:rFonts w:ascii="Times New Roman" w:hAnsi="Times New Roman" w:cs="Times New Roman"/>
+          <w:sz w:val="28"/>
+          <w:szCs w:val="28"/>
+        </w:rPr>
+        <w:t>data.append</w:t>
+      </w:r>
+      <w:proofErr w:type="spellEnd"/>
+      <w:r>
+        <w:rPr>
+          <w:rFonts w:ascii="Times New Roman" w:hAnsi="Times New Roman" w:cs="Times New Roman"/>
+          <w:sz w:val="28"/>
+          <w:szCs w:val="28"/>
+        </w:rPr>
+        <w:t>(</w:t>
+      </w:r>
+      <w:proofErr w:type="spellStart"/>
+      <w:proofErr w:type="gramEnd"/>
+      <w:r>
+        <w:rPr>
+          <w:rFonts w:ascii="Times New Roman" w:hAnsi="Times New Roman" w:cs="Times New Roman"/>
+          <w:sz w:val="28"/>
+          <w:szCs w:val="28"/>
+        </w:rPr>
+        <w:t>img</w:t>
+      </w:r>
+      <w:proofErr w:type="spellEnd"/>
+      <w:r>
+        <w:rPr>
+          <w:rFonts w:ascii="Times New Roman" w:hAnsi="Times New Roman" w:cs="Times New Roman"/>
+          <w:sz w:val="28"/>
+          <w:szCs w:val="28"/>
+        </w:rPr>
+        <w:t>)</w:t>
+      </w:r>
+    </w:p>
+    <w:p>
+      <w:pPr>
+        <w:rPr>
+          <w:rFonts w:ascii="Times New Roman" w:hAnsi="Times New Roman" w:cs="Times New Roman"/>
+          <w:sz w:val="28"/>
+          <w:szCs w:val="28"/>
+        </w:rPr>
+      </w:pPr>
+      <w:r>
+        <w:rPr>
+          <w:rFonts w:ascii="Times New Roman" w:hAnsi="Times New Roman" w:cs="Times New Roman"/>
+          <w:sz w:val="28"/>
+          <w:szCs w:val="28"/>
+        </w:rPr>
+        <w:t xml:space="preserve">        </w:t>
+      </w:r>
+      <w:proofErr w:type="spellStart"/>
+      <w:proofErr w:type="gramStart"/>
+      <w:r>
+        <w:rPr>
+          <w:rFonts w:ascii="Times New Roman" w:hAnsi="Times New Roman" w:cs="Times New Roman"/>
+          <w:sz w:val="28"/>
+          <w:szCs w:val="28"/>
+        </w:rPr>
+        <w:t>labels.append</w:t>
+      </w:r>
+      <w:proofErr w:type="spellEnd"/>
+      <w:r>
+        <w:rPr>
+          <w:rFonts w:ascii="Times New Roman" w:hAnsi="Times New Roman" w:cs="Times New Roman"/>
+          <w:sz w:val="28"/>
+          <w:szCs w:val="28"/>
+        </w:rPr>
+        <w:t>(</w:t>
+      </w:r>
+      <w:proofErr w:type="gramEnd"/>
+      <w:r>
+        <w:rPr>
+          <w:rFonts w:ascii="Times New Roman" w:hAnsi="Times New Roman" w:cs="Times New Roman"/>
+          <w:sz w:val="28"/>
+          <w:szCs w:val="28"/>
+        </w:rPr>
+        <w:t>label)</w:t>
+      </w:r>
+    </w:p>
+    <w:p>
+      <w:pPr>
+        <w:rPr>
+          <w:rFonts w:ascii="Times New Roman" w:hAnsi="Times New Roman" w:cs="Times New Roman"/>
+          <w:sz w:val="28"/>
+          <w:szCs w:val="28"/>
+        </w:rPr>
+      </w:pPr>
+      <w:proofErr w:type="gramStart"/>
+      <w:r>
+        <w:rPr>
+          <w:rFonts w:ascii="Times New Roman" w:hAnsi="Times New Roman" w:cs="Times New Roman"/>
+          <w:sz w:val="28"/>
+          <w:szCs w:val="28"/>
+        </w:rPr>
+        <w:t>data</w:t>
+      </w:r>
+      <w:proofErr w:type="gramEnd"/>
+      <w:r>
+        <w:rPr>
+          <w:rFonts w:ascii="Times New Roman" w:hAnsi="Times New Roman" w:cs="Times New Roman"/>
+          <w:sz w:val="28"/>
+          <w:szCs w:val="28"/>
+        </w:rPr>
+        <w:t xml:space="preserve"> = </w:t>
+      </w:r>
+      <w:proofErr w:type="spellStart"/>
+      <w:r>
+        <w:rPr>
+          <w:rFonts w:ascii="Times New Roman" w:hAnsi="Times New Roman" w:cs="Times New Roman"/>
+          <w:sz w:val="28"/>
+          <w:szCs w:val="28"/>
+        </w:rPr>
+        <w:t>np.array</w:t>
+      </w:r>
+      <w:proofErr w:type="spellEnd"/>
+      <w:r>
+        <w:rPr>
+          <w:rFonts w:ascii="Times New Roman" w:hAnsi="Times New Roman" w:cs="Times New Roman"/>
+          <w:sz w:val="28"/>
+          <w:szCs w:val="28"/>
+        </w:rPr>
+        <w:t>(data)</w:t>
+      </w:r>
+    </w:p>
+    <w:p>
+      <w:pPr>
+        <w:rPr>
+          <w:rFonts w:ascii="Times New Roman" w:hAnsi="Times New Roman" w:cs="Times New Roman"/>
+          <w:sz w:val="28"/>
+          <w:szCs w:val="28"/>
+        </w:rPr>
+      </w:pPr>
+      <w:proofErr w:type="spellStart"/>
+      <w:proofErr w:type="gramStart"/>
+      <w:r>
+        <w:rPr>
+          <w:rFonts w:ascii="Times New Roman" w:hAnsi="Times New Roman" w:cs="Times New Roman"/>
+          <w:sz w:val="28"/>
+          <w:szCs w:val="28"/>
+        </w:rPr>
+        <w:t>knn</w:t>
+      </w:r>
+      <w:proofErr w:type="spellEnd"/>
+      <w:proofErr w:type="gramEnd"/>
+      <w:r>
+        <w:rPr>
+          <w:rFonts w:ascii="Times New Roman" w:hAnsi="Times New Roman" w:cs="Times New Roman"/>
+          <w:sz w:val="28"/>
+          <w:szCs w:val="28"/>
+        </w:rPr>
+        <w:t xml:space="preserve"> = </w:t>
+      </w:r>
+      <w:proofErr w:type="spellStart"/>
+      <w:r>
+        <w:rPr>
+          <w:rFonts w:ascii="Times New Roman" w:hAnsi="Times New Roman" w:cs="Times New Roman"/>
+          <w:sz w:val="28"/>
+          <w:szCs w:val="28"/>
+        </w:rPr>
+        <w:t>KNeighborsClassifier</w:t>
+      </w:r>
+      <w:proofErr w:type="spellEnd"/>
+      <w:r>
+        <w:rPr>
+          <w:rFonts w:ascii="Times New Roman" w:hAnsi="Times New Roman" w:cs="Times New Roman"/>
+          <w:sz w:val="28"/>
+          <w:szCs w:val="28"/>
+        </w:rPr>
+        <w:t>(</w:t>
+      </w:r>
+      <w:proofErr w:type="spellStart"/>
+      <w:r>
+        <w:rPr>
+          <w:rFonts w:ascii="Times New Roman" w:hAnsi="Times New Roman" w:cs="Times New Roman"/>
+          <w:sz w:val="28"/>
+          <w:szCs w:val="28"/>
+        </w:rPr>
+        <w:t>n_neighbors</w:t>
+      </w:r>
+      <w:proofErr w:type="spellEnd"/>
+      <w:r>
+        <w:rPr>
+          <w:rFonts w:ascii="Times New Roman" w:hAnsi="Times New Roman" w:cs="Times New Roman"/>
+          <w:sz w:val="28"/>
+          <w:szCs w:val="28"/>
+        </w:rPr>
+        <w:t>=3) #Train KNN</w:t>
+      </w:r>
+    </w:p>
+    <w:p>
+      <w:pPr>
+        <w:rPr>
+          <w:rFonts w:ascii="Times New Roman" w:hAnsi="Times New Roman" w:cs="Times New Roman"/>
+          <w:sz w:val="28"/>
+          <w:szCs w:val="28"/>
+        </w:rPr>
+      </w:pPr>
+      <w:proofErr w:type="gramStart"/>
+      <w:r>
+        <w:rPr>
+          <w:rFonts w:ascii="Times New Roman" w:hAnsi="Times New Roman" w:cs="Times New Roman"/>
+          <w:sz w:val="28"/>
+          <w:szCs w:val="28"/>
+        </w:rPr>
+        <w:t>knn.fit(</w:t>
+      </w:r>
+      <w:proofErr w:type="gramEnd"/>
+      <w:r>
+        <w:rPr>
+          <w:rFonts w:ascii="Times New Roman" w:hAnsi="Times New Roman" w:cs="Times New Roman"/>
+          <w:sz w:val="28"/>
+          <w:szCs w:val="28"/>
+        </w:rPr>
+        <w:t>data, labels)</w:t>
+      </w:r>
+    </w:p>
+    <w:p>
+      <w:pPr>
+        <w:rPr>
+          <w:rFonts w:ascii="Times New Roman" w:hAnsi="Times New Roman" w:cs="Times New Roman"/>
+          <w:sz w:val="28"/>
+          <w:szCs w:val="28"/>
+        </w:rPr>
+      </w:pPr>
+      <w:proofErr w:type="spellStart"/>
+      <w:r>
+        <w:rPr>
+          <w:rFonts w:ascii="Times New Roman" w:hAnsi="Times New Roman" w:cs="Times New Roman"/>
+          <w:sz w:val="28"/>
+          <w:szCs w:val="28"/>
+        </w:rPr>
+        <w:t>test_img</w:t>
+      </w:r>
+      <w:proofErr w:type="spellEnd"/>
+      <w:r>
+        <w:rPr>
+          <w:rFonts w:ascii="Times New Roman" w:hAnsi="Times New Roman" w:cs="Times New Roman"/>
+          <w:sz w:val="28"/>
+          <w:szCs w:val="28"/>
+        </w:rPr>
+        <w:t xml:space="preserve"> = </w:t>
+      </w:r>
+      <w:proofErr w:type="gramStart"/>
+      <w:r>
+        <w:rPr>
+          <w:rFonts w:ascii="Times New Roman" w:hAnsi="Times New Roman" w:cs="Times New Roman"/>
+          <w:sz w:val="28"/>
+          <w:szCs w:val="28"/>
+        </w:rPr>
+        <w:t>cv2.imread(</w:t>
+      </w:r>
+      <w:proofErr w:type="gramEnd"/>
+      <w:r>
+        <w:rPr>
+          <w:rFonts w:ascii="Times New Roman" w:hAnsi="Times New Roman" w:cs="Times New Roman"/>
+          <w:sz w:val="28"/>
+          <w:szCs w:val="28"/>
+        </w:rPr>
+        <w:t>"test-img.jpg") #Test KNN</w:t>
+      </w:r>
+    </w:p>
+    <w:p>
+      <w:pPr>
+        <w:rPr>
+          <w:rFonts w:ascii="Times New Roman" w:hAnsi="Times New Roman" w:cs="Times New Roman"/>
+          <w:sz w:val="28"/>
+          <w:szCs w:val="28"/>
+        </w:rPr>
+      </w:pPr>
+    </w:p>
+    <w:p>
+      <w:pPr>
+        <w:rPr>
+          <w:rFonts w:ascii="Times New Roman" w:hAnsi="Times New Roman" w:cs="Times New Roman"/>
+          <w:sz w:val="28"/>
+          <w:szCs w:val="28"/>
+        </w:rPr>
+      </w:pPr>
+    </w:p>
+    <w:p>
+      <w:pPr>
+        <w:rPr>
+          <w:rFonts w:ascii="Times New Roman" w:hAnsi="Times New Roman" w:cs="Times New Roman"/>
+          <w:sz w:val="28"/>
+          <w:szCs w:val="28"/>
+        </w:rPr>
+      </w:pPr>
+      <w:proofErr w:type="gramStart"/>
+      <w:r>
+        <w:rPr>
+          <w:rFonts w:ascii="Times New Roman" w:hAnsi="Times New Roman" w:cs="Times New Roman"/>
+          <w:sz w:val="28"/>
+          <w:szCs w:val="28"/>
+        </w:rPr>
+        <w:t>cv2.imshow(</w:t>
+      </w:r>
+      <w:proofErr w:type="gramEnd"/>
+      <w:r>
+        <w:rPr>
+          <w:rFonts w:ascii="Times New Roman" w:hAnsi="Times New Roman" w:cs="Times New Roman"/>
+          <w:sz w:val="28"/>
+          <w:szCs w:val="28"/>
+        </w:rPr>
+        <w:t>"Test-</w:t>
+      </w:r>
+      <w:proofErr w:type="spellStart"/>
+      <w:r>
+        <w:rPr>
+          <w:rFonts w:ascii="Times New Roman" w:hAnsi="Times New Roman" w:cs="Times New Roman"/>
+          <w:sz w:val="28"/>
+          <w:szCs w:val="28"/>
+        </w:rPr>
+        <w:t>Image",test_img</w:t>
+      </w:r>
+      <w:proofErr w:type="spellEnd"/>
+      <w:r>
+        <w:rPr>
+          <w:rFonts w:ascii="Times New Roman" w:hAnsi="Times New Roman" w:cs="Times New Roman"/>
+          <w:sz w:val="28"/>
+          <w:szCs w:val="28"/>
+        </w:rPr>
+        <w:t>)</w:t>
+      </w:r>
+    </w:p>
+    <w:p>
+      <w:pPr>
+        <w:rPr>
+          <w:rFonts w:ascii="Times New Roman" w:hAnsi="Times New Roman" w:cs="Times New Roman"/>
+          <w:sz w:val="28"/>
+          <w:szCs w:val="28"/>
+        </w:rPr>
+      </w:pPr>
+      <w:proofErr w:type="spellStart"/>
+      <w:r>
+        <w:rPr>
+          <w:rFonts w:ascii="Times New Roman" w:hAnsi="Times New Roman" w:cs="Times New Roman"/>
+          <w:sz w:val="28"/>
+          <w:szCs w:val="28"/>
+        </w:rPr>
+        <w:t>test_img</w:t>
+      </w:r>
+      <w:proofErr w:type="spellEnd"/>
+      <w:r>
+        <w:rPr>
+          <w:rFonts w:ascii="Times New Roman" w:hAnsi="Times New Roman" w:cs="Times New Roman"/>
+          <w:sz w:val="28"/>
+          <w:szCs w:val="28"/>
+        </w:rPr>
+        <w:t xml:space="preserve"> = </w:t>
+      </w:r>
+      <w:proofErr w:type="gramStart"/>
+      <w:r>
+        <w:rPr>
+          <w:rFonts w:ascii="Times New Roman" w:hAnsi="Times New Roman" w:cs="Times New Roman"/>
+          <w:sz w:val="28"/>
+          <w:szCs w:val="28"/>
+        </w:rPr>
+        <w:t>cv2.resize(</w:t>
+      </w:r>
+      <w:proofErr w:type="spellStart"/>
+      <w:proofErr w:type="gramEnd"/>
+      <w:r>
+        <w:rPr>
+          <w:rFonts w:ascii="Times New Roman" w:hAnsi="Times New Roman" w:cs="Times New Roman"/>
+          <w:sz w:val="28"/>
+          <w:szCs w:val="28"/>
+        </w:rPr>
+        <w:t>test_img</w:t>
+      </w:r>
+      <w:proofErr w:type="spellEnd"/>
+      <w:r>
+        <w:rPr>
+          <w:rFonts w:ascii="Times New Roman" w:hAnsi="Times New Roman" w:cs="Times New Roman"/>
+          <w:sz w:val="28"/>
+          <w:szCs w:val="28"/>
+        </w:rPr>
+        <w:t>, (50,50))</w:t>
+      </w:r>
+    </w:p>
+    <w:p>
+      <w:pPr>
+        <w:rPr>
+          <w:rFonts w:ascii="Times New Roman" w:hAnsi="Times New Roman" w:cs="Times New Roman"/>
+          <w:sz w:val="28"/>
+          <w:szCs w:val="28"/>
+        </w:rPr>
+      </w:pPr>
+      <w:proofErr w:type="spellStart"/>
+      <w:r>
+        <w:rPr>
+          <w:rFonts w:ascii="Times New Roman" w:hAnsi="Times New Roman" w:cs="Times New Roman"/>
+          <w:sz w:val="28"/>
+          <w:szCs w:val="28"/>
+        </w:rPr>
+        <w:t>test_img</w:t>
+      </w:r>
+      <w:proofErr w:type="spellEnd"/>
+      <w:r>
+        <w:rPr>
+          <w:rFonts w:ascii="Times New Roman" w:hAnsi="Times New Roman" w:cs="Times New Roman"/>
+          <w:sz w:val="28"/>
+          <w:szCs w:val="28"/>
+        </w:rPr>
+        <w:t xml:space="preserve"> = </w:t>
+      </w:r>
+      <w:proofErr w:type="spellStart"/>
+      <w:r>
+        <w:rPr>
+          <w:rFonts w:ascii="Times New Roman" w:hAnsi="Times New Roman" w:cs="Times New Roman"/>
+          <w:sz w:val="28"/>
+          <w:szCs w:val="28"/>
+        </w:rPr>
+        <w:t>test_</w:t>
+      </w:r>
+      <w:proofErr w:type="gramStart"/>
+      <w:r>
+        <w:rPr>
+          <w:rFonts w:ascii="Times New Roman" w:hAnsi="Times New Roman" w:cs="Times New Roman"/>
+          <w:sz w:val="28"/>
+          <w:szCs w:val="28"/>
+        </w:rPr>
+        <w:t>img.flatten</w:t>
+      </w:r>
+      <w:proofErr w:type="spellEnd"/>
+      <w:r>
+        <w:rPr>
+          <w:rFonts w:ascii="Times New Roman" w:hAnsi="Times New Roman" w:cs="Times New Roman"/>
+          <w:sz w:val="28"/>
+          <w:szCs w:val="28"/>
+        </w:rPr>
+        <w:t>(</w:t>
+      </w:r>
+      <w:proofErr w:type="gramEnd"/>
+      <w:r>
+        <w:rPr>
+          <w:rFonts w:ascii="Times New Roman" w:hAnsi="Times New Roman" w:cs="Times New Roman"/>
+          <w:sz w:val="28"/>
+          <w:szCs w:val="28"/>
+        </w:rPr>
+        <w:t>).reshape(1,-1)</w:t>
+      </w:r>
+    </w:p>
+    <w:p>
+      <w:pPr>
+        <w:rPr>
+          <w:rFonts w:ascii="Times New Roman" w:hAnsi="Times New Roman" w:cs="Times New Roman"/>
+          <w:sz w:val="28"/>
+          <w:szCs w:val="28"/>
+        </w:rPr>
+      </w:pPr>
+      <w:proofErr w:type="gramStart"/>
+      <w:r>
+        <w:rPr>
+          <w:rFonts w:ascii="Times New Roman" w:hAnsi="Times New Roman" w:cs="Times New Roman"/>
+          <w:sz w:val="28"/>
+          <w:szCs w:val="28"/>
+        </w:rPr>
+        <w:t>prediction</w:t>
+      </w:r>
+      <w:proofErr w:type="gramEnd"/>
+      <w:r>
+        <w:rPr>
+          <w:rFonts w:ascii="Times New Roman" w:hAnsi="Times New Roman" w:cs="Times New Roman"/>
+          <w:sz w:val="28"/>
+          <w:szCs w:val="28"/>
+        </w:rPr>
+        <w:t xml:space="preserve"> = </w:t>
+      </w:r>
+      <w:proofErr w:type="spellStart"/>
+      <w:r>
+        <w:rPr>
+          <w:rFonts w:ascii="Times New Roman" w:hAnsi="Times New Roman" w:cs="Times New Roman"/>
+          <w:sz w:val="28"/>
+          <w:szCs w:val="28"/>
+        </w:rPr>
+        <w:t>knn.predict</w:t>
+      </w:r>
+      <w:proofErr w:type="spellEnd"/>
+      <w:r>
+        <w:rPr>
+          <w:rFonts w:ascii="Times New Roman" w:hAnsi="Times New Roman" w:cs="Times New Roman"/>
+          <w:sz w:val="28"/>
+          <w:szCs w:val="28"/>
+        </w:rPr>
+        <w:t>(</w:t>
+      </w:r>
+      <w:proofErr w:type="spellStart"/>
+      <w:r>
+        <w:rPr>
+          <w:rFonts w:ascii="Times New Roman" w:hAnsi="Times New Roman" w:cs="Times New Roman"/>
+          <w:sz w:val="28"/>
+          <w:szCs w:val="28"/>
+        </w:rPr>
+        <w:t>test_img</w:t>
+      </w:r>
+      <w:proofErr w:type="spellEnd"/>
+      <w:r>
+        <w:rPr>
+          <w:rFonts w:ascii="Times New Roman" w:hAnsi="Times New Roman" w:cs="Times New Roman"/>
+          <w:sz w:val="28"/>
+          <w:szCs w:val="28"/>
+        </w:rPr>
+        <w:t>)</w:t>
+      </w:r>
+    </w:p>
+    <w:p>
+      <w:pPr>
+        <w:rPr>
+          <w:rFonts w:ascii="Times New Roman" w:hAnsi="Times New Roman" w:cs="Times New Roman"/>
+          <w:sz w:val="28"/>
+          <w:szCs w:val="28"/>
+        </w:rPr>
+      </w:pPr>
+      <w:proofErr w:type="gramStart"/>
+      <w:r>
+        <w:rPr>
+          <w:rFonts w:ascii="Times New Roman" w:hAnsi="Times New Roman" w:cs="Times New Roman"/>
+          <w:sz w:val="28"/>
+          <w:szCs w:val="28"/>
+        </w:rPr>
+        <w:t>print(</w:t>
+      </w:r>
+      <w:proofErr w:type="gramEnd"/>
+      <w:r>
+        <w:rPr>
+          <w:rFonts w:ascii="Times New Roman" w:hAnsi="Times New Roman" w:cs="Times New Roman"/>
+          <w:sz w:val="28"/>
+          <w:szCs w:val="28"/>
+        </w:rPr>
+        <w:t>"Predicted Class:", prediction[0])</w:t>
+      </w:r>
+    </w:p>
+    <w:p>
+      <w:pPr>
+        <w:rPr>
+          <w:rFonts w:ascii="Times New Roman" w:hAnsi="Times New Roman" w:cs="Times New Roman"/>
+          <w:b/>
+          <w:bCs/>
+          <w:sz w:val="28"/>
+          <w:szCs w:val="28"/>
+        </w:rPr>
+      </w:pPr>
+    </w:p>
+    <w:p>
+      <w:pPr>
+        <w:rPr>
+          <w:rFonts w:ascii="Times New Roman" w:hAnsi="Times New Roman" w:cs="Times New Roman"/>
+          <w:b/>
+          <w:bCs/>
+          <w:sz w:val="28"/>
+          <w:szCs w:val="28"/>
+        </w:rPr>
+      </w:pPr>
+    </w:p>
+    <w:p>
+      <w:pPr>
+        <w:rPr>
+          <w:rFonts w:ascii="Times New Roman" w:hAnsi="Times New Roman" w:cs="Times New Roman"/>
+          <w:b/>
+          <w:bCs/>
+          <w:sz w:val="28"/>
+          <w:szCs w:val="28"/>
+        </w:rPr>
+      </w:pPr>
+    </w:p>
+    <w:p>
+      <w:pPr>
+        <w:rPr>
+          <w:rFonts w:ascii="Times New Roman" w:hAnsi="Times New Roman" w:cs="Times New Roman"/>
+          <w:b/>
+          <w:bCs/>
+          <w:sz w:val="28"/>
+          <w:szCs w:val="28"/>
+        </w:rPr>
+      </w:pPr>
+    </w:p>
+    <w:p>
+      <w:pPr>
+        <w:rPr>
+          <w:rFonts w:ascii="Times New Roman" w:hAnsi="Times New Roman" w:cs="Times New Roman"/>
+          <w:b/>
+          <w:bCs/>
+          <w:sz w:val="28"/>
+          <w:szCs w:val="28"/>
+        </w:rPr>
+      </w:pPr>
+    </w:p>
+    <w:p>
+      <w:pPr>
+        <w:rPr>
+          <w:rFonts w:ascii="Times New Roman" w:hAnsi="Times New Roman" w:cs="Times New Roman"/>
+          <w:b/>
+          <w:bCs/>
+          <w:sz w:val="28"/>
+          <w:szCs w:val="28"/>
+        </w:rPr>
+      </w:pPr>
+    </w:p>
+    <w:p>
+      <w:pPr>
+        <w:rPr>
+          <w:rFonts w:ascii="Times New Roman" w:hAnsi="Times New Roman" w:cs="Times New Roman"/>
+          <w:b/>
+          <w:bCs/>
+          <w:sz w:val="28"/>
+          <w:szCs w:val="28"/>
+        </w:rPr>
+      </w:pPr>
+    </w:p>
+    <w:p>
+      <w:pPr>
+        <w:rPr>
+          <w:rFonts w:ascii="Times New Roman" w:hAnsi="Times New Roman" w:cs="Times New Roman"/>
+          <w:b/>
+          <w:bCs/>
+          <w:sz w:val="28"/>
+          <w:szCs w:val="28"/>
+        </w:rPr>
+      </w:pPr>
+    </w:p>
+    <w:p>
+      <w:pPr>
+        <w:rPr>
+          <w:rFonts w:ascii="Times New Roman" w:hAnsi="Times New Roman" w:cs="Times New Roman"/>
+          <w:b/>
+          <w:bCs/>
+          <w:sz w:val="28"/>
+          <w:szCs w:val="28"/>
+        </w:rPr>
+      </w:pPr>
+    </w:p>
+    <w:p>
+      <w:pPr>
+        <w:rPr>
+          <w:rFonts w:ascii="Times New Roman" w:hAnsi="Times New Roman" w:cs="Times New Roman"/>
+          <w:b/>
+          <w:bCs/>
+          <w:sz w:val="28"/>
+          <w:szCs w:val="28"/>
+        </w:rPr>
+      </w:pPr>
+    </w:p>
+    <w:p>
+      <w:pPr>
+        <w:rPr>
+          <w:rFonts w:ascii="Times New Roman" w:hAnsi="Times New Roman" w:cs="Times New Roman"/>
+          <w:b/>
+          <w:bCs/>
+          <w:sz w:val="28"/>
+          <w:szCs w:val="28"/>
+        </w:rPr>
+      </w:pPr>
+    </w:p>
+    <w:p>
+      <w:pPr>
+        <w:rPr>
+          <w:rFonts w:ascii="Times New Roman" w:hAnsi="Times New Roman" w:cs="Times New Roman"/>
+          <w:b/>
+          <w:bCs/>
+          <w:sz w:val="28"/>
+          <w:szCs w:val="28"/>
+        </w:rPr>
+      </w:pPr>
+    </w:p>
+    <w:p>
+      <w:pPr>
+        <w:rPr>
+          <w:rFonts w:ascii="Times New Roman" w:hAnsi="Times New Roman" w:cs="Times New Roman"/>
+          <w:b/>
+          <w:bCs/>
+          <w:sz w:val="28"/>
+          <w:szCs w:val="28"/>
+        </w:rPr>
+      </w:pPr>
+    </w:p>
+    <w:p>
+      <w:pPr>
+        <w:rPr>
+          <w:rFonts w:ascii="Times New Roman" w:hAnsi="Times New Roman" w:cs="Times New Roman"/>
+          <w:b/>
+          <w:bCs/>
+          <w:sz w:val="28"/>
+          <w:szCs w:val="28"/>
+        </w:rPr>
+      </w:pPr>
+    </w:p>
+    <w:p>
+      <w:pPr>
+        <w:rPr>
+          <w:rFonts w:ascii="Times New Roman" w:hAnsi="Times New Roman" w:cs="Times New Roman"/>
+          <w:b/>
+          <w:bCs/>
+          <w:sz w:val="28"/>
+          <w:szCs w:val="28"/>
+        </w:rPr>
+      </w:pPr>
+    </w:p>
+    <w:p>
+      <w:pPr>
+        <w:rPr>
+          <w:rFonts w:ascii="Times New Roman" w:hAnsi="Times New Roman" w:cs="Times New Roman"/>
+          <w:b/>
+          <w:bCs/>
+          <w:sz w:val="28"/>
+          <w:szCs w:val="28"/>
+        </w:rPr>
+      </w:pPr>
+    </w:p>
+    <w:p>
+      <w:pPr>
+        <w:rPr>
+          <w:rFonts w:ascii="Times New Roman" w:hAnsi="Times New Roman" w:cs="Times New Roman"/>
+          <w:b/>
+          <w:bCs/>
+          <w:sz w:val="28"/>
+          <w:szCs w:val="28"/>
+        </w:rPr>
+      </w:pPr>
+    </w:p>
+    <w:p>
+      <w:pPr>
+        <w:rPr>
+          <w:rFonts w:ascii="Times New Roman" w:hAnsi="Times New Roman" w:cs="Times New Roman"/>
+          <w:b/>
+          <w:bCs/>
+          <w:sz w:val="28"/>
+          <w:szCs w:val="28"/>
+        </w:rPr>
+      </w:pPr>
+    </w:p>
+    <w:p>
+      <w:pPr>
+        <w:rPr>
+          <w:rFonts w:ascii="Times New Roman" w:hAnsi="Times New Roman" w:cs="Times New Roman"/>
+          <w:b/>
+          <w:bCs/>
+          <w:sz w:val="28"/>
+          <w:szCs w:val="28"/>
+        </w:rPr>
+      </w:pPr>
+      <w:proofErr w:type="gramStart"/>
+      <w:r>
+        <w:rPr>
+          <w:rFonts w:ascii="Times New Roman" w:hAnsi="Times New Roman" w:cs="Times New Roman"/>
+          <w:b/>
+          <w:bCs/>
+          <w:sz w:val="28"/>
+          <w:szCs w:val="28"/>
+        </w:rPr>
+        <w:t>OUTPUT :</w:t>
+      </w:r>
+      <w:proofErr w:type="gramEnd"/>
+    </w:p>
+    <w:p>
+      <w:pPr>
+        <w:rPr>
+          <w:rFonts w:ascii="Times New Roman" w:hAnsi="Times New Roman" w:cs="Times New Roman"/>
+          <w:b/>
+          <w:bCs/>
+          <w:sz w:val="28"/>
+          <w:szCs w:val="28"/>
+        </w:rPr>
+      </w:pPr>
+      <w:r>
+        <w:rPr>
+          <w:rFonts w:ascii="Times New Roman" w:hAnsi="Times New Roman" w:cs="Times New Roman"/>
+          <w:b/>
+          <w:bCs/>
+          <w:noProof/>
+          <w:sz w:val="28"/>
+          <w:szCs w:val="28"/>
+          <w:lang w:bidi="ta-IN"/>
+        </w:rPr>
+        <w:drawing>
+          <wp:anchor distT="0" distB="0" distL="114300" distR="114300" simplePos="0" relativeHeight="251682816" behindDoc="0" locked="0" layoutInCell="1" allowOverlap="1">
+            <wp:simplePos x="0" y="0"/>
+            <wp:positionH relativeFrom="column">
+              <wp:posOffset>88460</wp:posOffset>
+            </wp:positionH>
+            <wp:positionV relativeFrom="paragraph">
+              <wp:posOffset>80820</wp:posOffset>
+            </wp:positionV>
+            <wp:extent cx="5404288" cy="3216166"/>
+            <wp:effectExtent l="19050" t="0" r="5912" b="0"/>
+            <wp:wrapNone/>
+            <wp:docPr id="25" name="Picture 7"/>
+            <wp:cNvGraphicFramePr>
+              <a:graphicFrameLocks xmlns:a="http://schemas.openxmlformats.org/drawingml/2006/main" noChangeAspect="1"/>
+            </wp:cNvGraphicFramePr>
+            <a:graphic xmlns:a="http://schemas.openxmlformats.org/drawingml/2006/main">
+              <a:graphicData uri="http://schemas.openxmlformats.org/drawingml/2006/picture">
+                <pic:pic xmlns:pic="http://schemas.openxmlformats.org/drawingml/2006/picture">
+                  <pic:nvPicPr>
+                    <pic:cNvPr id="0" name="Picture 7"/>
+                    <pic:cNvPicPr>
+                      <a:picLocks noChangeAspect="1" noChangeArrowheads="1"/>
+                    </pic:cNvPicPr>
+                  </pic:nvPicPr>
+                  <pic:blipFill>
+                    <a:blip r:embed="rId30" cstate="print"/>
+                    <a:srcRect/>
+                    <a:stretch>
+                      <a:fillRect/>
+                    </a:stretch>
+                  </pic:blipFill>
+                  <pic:spPr bwMode="auto">
+                    <a:xfrm>
+                      <a:off x="0" y="0"/>
+                      <a:ext cx="5404288" cy="3216166"/>
+                    </a:xfrm>
+                    <a:prstGeom prst="rect">
+                      <a:avLst/>
+                    </a:prstGeom>
+                    <a:noFill/>
+                    <a:ln w="9525">
+                      <a:noFill/>
+                      <a:miter lim="800000"/>
+                      <a:headEnd/>
+                      <a:tailEnd/>
+                    </a:ln>
+                  </pic:spPr>
+                </pic:pic>
+              </a:graphicData>
+            </a:graphic>
+          </wp:anchor>
+        </w:drawing>
+      </w:r>
+    </w:p>
+    <w:p>
+      <w:pPr>
+        <w:rPr>
+          <w:rFonts w:ascii="Times New Roman" w:hAnsi="Times New Roman" w:cs="Times New Roman"/>
+          <w:b/>
+          <w:bCs/>
+          <w:sz w:val="28"/>
+          <w:szCs w:val="28"/>
+        </w:rPr>
+      </w:pPr>
+    </w:p>
+    <w:p>
+      <w:pPr>
+        <w:rPr>
+          <w:rFonts w:ascii="Times New Roman" w:hAnsi="Times New Roman" w:cs="Times New Roman"/>
+          <w:b/>
+          <w:bCs/>
+          <w:sz w:val="28"/>
+          <w:szCs w:val="28"/>
+          <w:lang w:val="en-IN"/>
+        </w:rPr>
+      </w:pPr>
+      <w:r>
+        <w:rPr>
+          <w:rFonts w:ascii="Times New Roman" w:hAnsi="Times New Roman" w:cs="Times New Roman"/>
+          <w:b/>
+          <w:bCs/>
+          <w:noProof/>
+          <w:sz w:val="28"/>
+          <w:szCs w:val="28"/>
+          <w:lang w:bidi="ta-IN"/>
+        </w:rPr>
+        <w:drawing>
+          <wp:anchor distT="0" distB="0" distL="114300" distR="114300" simplePos="0" relativeHeight="251681792" behindDoc="0" locked="0" layoutInCell="1" allowOverlap="1">
+            <wp:simplePos x="0" y="0"/>
+            <wp:positionH relativeFrom="column">
+              <wp:posOffset>160940</wp:posOffset>
+            </wp:positionH>
+            <wp:positionV relativeFrom="paragraph">
+              <wp:posOffset>3218159</wp:posOffset>
+            </wp:positionV>
+            <wp:extent cx="5372757" cy="3436882"/>
+            <wp:effectExtent l="19050" t="0" r="0" b="0"/>
+            <wp:wrapNone/>
+            <wp:docPr id="26" name="Picture 16"/>
+            <wp:cNvGraphicFramePr>
+              <a:graphicFrameLocks xmlns:a="http://schemas.openxmlformats.org/drawingml/2006/main" noChangeAspect="1"/>
+            </wp:cNvGraphicFramePr>
+            <a:graphic xmlns:a="http://schemas.openxmlformats.org/drawingml/2006/main">
+              <a:graphicData uri="http://schemas.openxmlformats.org/drawingml/2006/picture">
+                <pic:pic xmlns:pic="http://schemas.openxmlformats.org/drawingml/2006/picture">
+                  <pic:nvPicPr>
+                    <pic:cNvPr id="0" name="Picture 16"/>
+                    <pic:cNvPicPr>
+                      <a:picLocks noChangeAspect="1" noChangeArrowheads="1"/>
+                    </pic:cNvPicPr>
+                  </pic:nvPicPr>
+                  <pic:blipFill>
+                    <a:blip r:embed="rId31" cstate="print"/>
+                    <a:srcRect l="480"/>
+                    <a:stretch>
+                      <a:fillRect/>
+                    </a:stretch>
+                  </pic:blipFill>
+                  <pic:spPr bwMode="auto">
+                    <a:xfrm>
+                      <a:off x="0" y="0"/>
+                      <a:ext cx="5372757" cy="3436882"/>
+                    </a:xfrm>
+                    <a:prstGeom prst="rect">
+                      <a:avLst/>
+                    </a:prstGeom>
+                    <a:noFill/>
+                    <a:ln w="9525">
+                      <a:noFill/>
+                      <a:miter lim="800000"/>
+                      <a:headEnd/>
+                      <a:tailEnd/>
+                    </a:ln>
+                  </pic:spPr>
+                </pic:pic>
+              </a:graphicData>
+            </a:graphic>
+          </wp:anchor>
+        </w:drawing>
+      </w:r>
     </w:p>
     <w:sectPr>
+      <w:footerReference w:type="default" r:id="rId32"/>
       <w:pgSz w:w="11907" w:h="16839" w:code="9"/>
       <w:pgMar w:top="1440" w:right="1440" w:bottom="1440" w:left="1440" w:header="708" w:footer="708" w:gutter="0"/>
       <w:pgBorders w:offsetFrom="page">
@@ -6835,6 +11928,41 @@
     </w:p>
   </w:endnote>
 </w:endnotes>
+</file>
+
+<file path=word/footer1.xml><?xml version="1.0" encoding="utf-8"?>
+<w:ftr xmlns:ve="http://schemas.openxmlformats.org/markup-compatibility/2006" xmlns:o="urn:schemas-microsoft-com:office:office" xmlns:r="http://schemas.openxmlformats.org/officeDocument/2006/relationships" xmlns:m="http://schemas.openxmlformats.org/officeDocument/2006/math" xmlns:v="urn:schemas-microsoft-com:vml" xmlns:wp="http://schemas.openxmlformats.org/drawingml/2006/wordprocessingDrawing" xmlns:w10="urn:schemas-microsoft-com:office:word" xmlns:w="http://schemas.openxmlformats.org/wordprocessingml/2006/main" xmlns:wne="http://schemas.microsoft.com/office/word/2006/wordml">
+  <w:sdt>
+    <w:sdtPr>
+      <w:id w:val="5170969"/>
+      <w:docPartObj>
+        <w:docPartGallery w:val="Page Numbers (Bottom of Page)"/>
+        <w:docPartUnique/>
+      </w:docPartObj>
+    </w:sdtPr>
+    <w:sdtContent>
+      <w:p>
+        <w:pPr>
+          <w:pStyle w:val="Footer"/>
+          <w:jc w:val="center"/>
+        </w:pPr>
+        <w:fldSimple w:instr=" PAGE   \* MERGEFORMAT ">
+          <w:r>
+            <w:rPr>
+              <w:noProof/>
+            </w:rPr>
+            <w:t>2</w:t>
+          </w:r>
+        </w:fldSimple>
+      </w:p>
+    </w:sdtContent>
+  </w:sdt>
+  <w:p>
+    <w:pPr>
+      <w:pStyle w:val="Footer"/>
+    </w:pPr>
+  </w:p>
+</w:ftr>
 </file>
 
 <file path=word/footnotes.xml><?xml version="1.0" encoding="utf-8"?>
@@ -7110,7 +12238,6 @@
     <w:basedOn w:val="Normal"/>
     <w:link w:val="FooterChar"/>
     <w:uiPriority w:val="99"/>
-    <w:semiHidden/>
     <w:unhideWhenUsed/>
     <w:rsid w:val="0010401F"/>
     <w:pPr>
@@ -7126,7 +12253,6 @@
     <w:basedOn w:val="DefaultParagraphFont"/>
     <w:link w:val="Footer"/>
     <w:uiPriority w:val="99"/>
-    <w:semiHidden/>
     <w:rsid w:val="0010401F"/>
   </w:style>
 </w:styles>

--- a/doc.docx
+++ b/doc.docx
@@ -3493,19 +3493,21 @@
           <w:szCs w:val="28"/>
           <w:lang w:val="en-IN"/>
         </w:rPr>
-        <w:t>Z`</w:t>
-      </w:r>
-      <w:r>
-        <w:rPr>
-          <w:rFonts w:ascii="Times New Roman" w:hAnsi="Times New Roman" w:cs="Times New Roman"/>
-          <w:b/>
-          <w:bCs/>
-          <w:sz w:val="28"/>
-          <w:szCs w:val="28"/>
-          <w:lang w:val="en-IN"/>
-        </w:rPr>
-        <w:t>SOURCE CODE :</w:t>
-      </w:r>
+        <w:t xml:space="preserve">SOURCE </w:t>
+      </w:r>
+      <w:proofErr w:type="gramStart"/>
+      <w:r>
+        <w:rPr>
+          <w:rFonts w:ascii="Times New Roman" w:hAnsi="Times New Roman" w:cs="Times New Roman"/>
+          <w:b/>
+          <w:bCs/>
+          <w:sz w:val="28"/>
+          <w:szCs w:val="28"/>
+          <w:lang w:val="en-IN"/>
+        </w:rPr>
+        <w:t>CODE :</w:t>
+      </w:r>
+      <w:proofErr w:type="gramEnd"/>
     </w:p>
     <w:p>
       <w:pPr>
@@ -6999,34 +7001,7 @@
           <w:szCs w:val="28"/>
           <w:lang w:val="en-IN"/>
         </w:rPr>
-        <w:t>Sch</w:t>
-      </w:r>
-      <w:r>
-        <w:rPr>
-          <w:rFonts w:ascii="Times New Roman" w:hAnsi="Times New Roman" w:cs="Times New Roman"/>
-          <w:sz w:val="28"/>
-          <w:szCs w:val="28"/>
-          <w:lang w:val="en-IN"/>
-        </w:rPr>
-        <w:t>a</w:t>
-      </w:r>
-      <w:r>
-        <w:rPr>
-          <w:rFonts w:ascii="Times New Roman" w:hAnsi="Times New Roman" w:cs="Times New Roman"/>
-          <w:sz w:val="28"/>
-          <w:szCs w:val="28"/>
-          <w:lang w:val="en-IN"/>
-        </w:rPr>
-        <w:t>r</w:t>
-      </w:r>
-      <w:r>
-        <w:rPr>
-          <w:rFonts w:ascii="Times New Roman" w:hAnsi="Times New Roman" w:cs="Times New Roman"/>
-          <w:sz w:val="28"/>
-          <w:szCs w:val="28"/>
-          <w:lang w:val="en-IN"/>
-        </w:rPr>
-        <w:t>r</w:t>
+        <w:t>Scharr</w:t>
       </w:r>
       <w:proofErr w:type="spellEnd"/>
       <w:r>
@@ -7096,16 +7071,7 @@
           <w:szCs w:val="28"/>
           <w:lang w:val="en-IN"/>
         </w:rPr>
-        <w:t>Schar</w:t>
-      </w:r>
-      <w:r>
-        <w:rPr>
-          <w:rFonts w:ascii="Times New Roman" w:hAnsi="Times New Roman" w:cs="Times New Roman"/>
-          <w:sz w:val="28"/>
-          <w:szCs w:val="28"/>
-          <w:lang w:val="en-IN"/>
-        </w:rPr>
-        <w:t>r</w:t>
+        <w:t>Scharr</w:t>
       </w:r>
       <w:proofErr w:type="spellEnd"/>
       <w:r>
@@ -11932,31 +11898,6 @@
 
 <file path=word/footer1.xml><?xml version="1.0" encoding="utf-8"?>
 <w:ftr xmlns:ve="http://schemas.openxmlformats.org/markup-compatibility/2006" xmlns:o="urn:schemas-microsoft-com:office:office" xmlns:r="http://schemas.openxmlformats.org/officeDocument/2006/relationships" xmlns:m="http://schemas.openxmlformats.org/officeDocument/2006/math" xmlns:v="urn:schemas-microsoft-com:vml" xmlns:wp="http://schemas.openxmlformats.org/drawingml/2006/wordprocessingDrawing" xmlns:w10="urn:schemas-microsoft-com:office:word" xmlns:w="http://schemas.openxmlformats.org/wordprocessingml/2006/main" xmlns:wne="http://schemas.microsoft.com/office/word/2006/wordml">
-  <w:sdt>
-    <w:sdtPr>
-      <w:id w:val="5170969"/>
-      <w:docPartObj>
-        <w:docPartGallery w:val="Page Numbers (Bottom of Page)"/>
-        <w:docPartUnique/>
-      </w:docPartObj>
-    </w:sdtPr>
-    <w:sdtContent>
-      <w:p>
-        <w:pPr>
-          <w:pStyle w:val="Footer"/>
-          <w:jc w:val="center"/>
-        </w:pPr>
-        <w:fldSimple w:instr=" PAGE   \* MERGEFORMAT ">
-          <w:r>
-            <w:rPr>
-              <w:noProof/>
-            </w:rPr>
-            <w:t>2</w:t>
-          </w:r>
-        </w:fldSimple>
-      </w:p>
-    </w:sdtContent>
-  </w:sdt>
   <w:p>
     <w:pPr>
       <w:pStyle w:val="Footer"/>
